--- a/Appendix.docx
+++ b/Appendix.docx
@@ -936,6 +936,7 @@
         <w:rPr>
           <w:b/>
           <w:bCs/>
+          <w:noProof/>
           <w:sz w:val="24"/>
           <w:szCs w:val="24"/>
         </w:rPr>
@@ -987,6 +988,7 @@
         <w:rPr>
           <w:b/>
           <w:bCs/>
+          <w:noProof/>
         </w:rPr>
         <w:lastRenderedPageBreak/>
         <w:drawing>
@@ -1037,6 +1039,7 @@
         <w:rPr>
           <w:b/>
           <w:bCs/>
+          <w:noProof/>
         </w:rPr>
         <w:drawing>
           <wp:inline distT="0" distB="0" distL="0" distR="0" wp14:anchorId="2F33146C" wp14:editId="6A6020CE">
@@ -1086,6 +1089,7 @@
         <w:rPr>
           <w:b/>
           <w:bCs/>
+          <w:noProof/>
         </w:rPr>
         <w:drawing>
           <wp:inline distT="0" distB="0" distL="0" distR="0" wp14:anchorId="6591257B" wp14:editId="0C57DBD8">
@@ -1135,6 +1139,7 @@
         <w:rPr>
           <w:b/>
           <w:bCs/>
+          <w:noProof/>
         </w:rPr>
         <w:lastRenderedPageBreak/>
         <w:drawing>
@@ -1185,6 +1190,7 @@
         <w:rPr>
           <w:b/>
           <w:bCs/>
+          <w:noProof/>
         </w:rPr>
         <w:drawing>
           <wp:inline distT="0" distB="0" distL="0" distR="0" wp14:anchorId="0581174D" wp14:editId="56323A70">
@@ -1234,6 +1240,7 @@
         <w:rPr>
           <w:b/>
           <w:bCs/>
+          <w:noProof/>
         </w:rPr>
         <w:drawing>
           <wp:inline distT="0" distB="0" distL="0" distR="0" wp14:anchorId="58BCAAA8" wp14:editId="69519C50">
@@ -1283,6 +1290,7 @@
         <w:rPr>
           <w:b/>
           <w:bCs/>
+          <w:noProof/>
         </w:rPr>
         <w:lastRenderedPageBreak/>
         <w:drawing>
@@ -1310,6 +1318,228 @@
                     <a:xfrm>
                       <a:off x="0" y="0"/>
                       <a:ext cx="5731510" cy="4116705"/>
+                    </a:xfrm>
+                    <a:prstGeom prst="rect">
+                      <a:avLst/>
+                    </a:prstGeom>
+                  </pic:spPr>
+                </pic:pic>
+              </a:graphicData>
+            </a:graphic>
+          </wp:inline>
+        </w:drawing>
+      </w:r>
+    </w:p>
+    <w:p>
+      <w:pPr>
+        <w:rPr>
+          <w:b/>
+          <w:bCs/>
+          <w:sz w:val="24"/>
+          <w:szCs w:val="24"/>
+        </w:rPr>
+      </w:pPr>
+      <w:r>
+        <w:rPr>
+          <w:b/>
+          <w:bCs/>
+          <w:sz w:val="24"/>
+          <w:szCs w:val="24"/>
+        </w:rPr>
+        <w:t>Appendix D – Design</w:t>
+      </w:r>
+    </w:p>
+    <w:p>
+      <w:pPr>
+        <w:rPr>
+          <w:b/>
+          <w:bCs/>
+        </w:rPr>
+      </w:pPr>
+      <w:r>
+        <w:rPr>
+          <w:b/>
+          <w:bCs/>
+        </w:rPr>
+        <w:t>D.1 – Interface before uploading replays</w:t>
+      </w:r>
+    </w:p>
+    <w:p>
+      <w:pPr>
+        <w:rPr>
+          <w:b/>
+          <w:bCs/>
+        </w:rPr>
+      </w:pPr>
+      <w:r>
+        <w:rPr>
+          <w:b/>
+          <w:bCs/>
+          <w:noProof/>
+          <w:sz w:val="24"/>
+          <w:szCs w:val="24"/>
+          <w:lang w:val="en-US"/>
+        </w:rPr>
+        <w:drawing>
+          <wp:inline distT="0" distB="0" distL="0" distR="0" wp14:anchorId="428DC9BE" wp14:editId="548163B3">
+            <wp:extent cx="4550410" cy="2195046"/>
+            <wp:effectExtent l="0" t="0" r="2540" b="0"/>
+            <wp:docPr id="1425974649" name="Picture 1" descr="A screenshot of a computer program&#10;&#10;AI-generated content may be incorrect."/>
+            <wp:cNvGraphicFramePr>
+              <a:graphicFrameLocks xmlns:a="http://schemas.openxmlformats.org/drawingml/2006/main" noChangeAspect="1"/>
+            </wp:cNvGraphicFramePr>
+            <a:graphic xmlns:a="http://schemas.openxmlformats.org/drawingml/2006/main">
+              <a:graphicData uri="http://schemas.openxmlformats.org/drawingml/2006/picture">
+                <pic:pic xmlns:pic="http://schemas.openxmlformats.org/drawingml/2006/picture">
+                  <pic:nvPicPr>
+                    <pic:cNvPr id="1425974649" name="Picture 1" descr="A screenshot of a computer program&#10;&#10;AI-generated content may be incorrect."/>
+                    <pic:cNvPicPr/>
+                  </pic:nvPicPr>
+                  <pic:blipFill>
+                    <a:blip r:embed="rId27"/>
+                    <a:stretch>
+                      <a:fillRect/>
+                    </a:stretch>
+                  </pic:blipFill>
+                  <pic:spPr>
+                    <a:xfrm>
+                      <a:off x="0" y="0"/>
+                      <a:ext cx="4559703" cy="2199529"/>
+                    </a:xfrm>
+                    <a:prstGeom prst="rect">
+                      <a:avLst/>
+                    </a:prstGeom>
+                  </pic:spPr>
+                </pic:pic>
+              </a:graphicData>
+            </a:graphic>
+          </wp:inline>
+        </w:drawing>
+      </w:r>
+    </w:p>
+    <w:p>
+      <w:pPr>
+        <w:rPr>
+          <w:b/>
+          <w:bCs/>
+        </w:rPr>
+      </w:pPr>
+      <w:r>
+        <w:rPr>
+          <w:b/>
+          <w:bCs/>
+        </w:rPr>
+        <w:t>D.2 – Interface after uploading replays</w:t>
+      </w:r>
+    </w:p>
+    <w:p>
+      <w:pPr>
+        <w:rPr>
+          <w:b/>
+          <w:bCs/>
+        </w:rPr>
+      </w:pPr>
+      <w:r>
+        <w:rPr>
+          <w:b/>
+          <w:bCs/>
+          <w:noProof/>
+          <w:sz w:val="24"/>
+          <w:szCs w:val="24"/>
+          <w:lang w:val="en-US"/>
+        </w:rPr>
+        <w:lastRenderedPageBreak/>
+        <w:drawing>
+          <wp:inline distT="0" distB="0" distL="0" distR="0" wp14:anchorId="6E5051E6" wp14:editId="1A62D314">
+            <wp:extent cx="4286250" cy="3623795"/>
+            <wp:effectExtent l="0" t="0" r="0" b="0"/>
+            <wp:docPr id="1115199048" name="Picture 1" descr="A screenshot of a computer program&#10;&#10;AI-generated content may be incorrect."/>
+            <wp:cNvGraphicFramePr>
+              <a:graphicFrameLocks xmlns:a="http://schemas.openxmlformats.org/drawingml/2006/main" noChangeAspect="1"/>
+            </wp:cNvGraphicFramePr>
+            <a:graphic xmlns:a="http://schemas.openxmlformats.org/drawingml/2006/main">
+              <a:graphicData uri="http://schemas.openxmlformats.org/drawingml/2006/picture">
+                <pic:pic xmlns:pic="http://schemas.openxmlformats.org/drawingml/2006/picture">
+                  <pic:nvPicPr>
+                    <pic:cNvPr id="1115199048" name="Picture 1" descr="A screenshot of a computer program&#10;&#10;AI-generated content may be incorrect."/>
+                    <pic:cNvPicPr/>
+                  </pic:nvPicPr>
+                  <pic:blipFill>
+                    <a:blip r:embed="rId28"/>
+                    <a:stretch>
+                      <a:fillRect/>
+                    </a:stretch>
+                  </pic:blipFill>
+                  <pic:spPr>
+                    <a:xfrm>
+                      <a:off x="0" y="0"/>
+                      <a:ext cx="4289327" cy="3626396"/>
+                    </a:xfrm>
+                    <a:prstGeom prst="rect">
+                      <a:avLst/>
+                    </a:prstGeom>
+                  </pic:spPr>
+                </pic:pic>
+              </a:graphicData>
+            </a:graphic>
+          </wp:inline>
+        </w:drawing>
+      </w:r>
+    </w:p>
+    <w:p>
+      <w:pPr>
+        <w:rPr>
+          <w:b/>
+          <w:bCs/>
+        </w:rPr>
+      </w:pPr>
+      <w:r>
+        <w:rPr>
+          <w:b/>
+          <w:bCs/>
+        </w:rPr>
+        <w:t>D.3 – Data Overview section basic interface</w:t>
+      </w:r>
+    </w:p>
+    <w:p>
+      <w:pPr>
+        <w:rPr>
+          <w:b/>
+          <w:bCs/>
+        </w:rPr>
+      </w:pPr>
+      <w:r>
+        <w:rPr>
+          <w:b/>
+          <w:bCs/>
+          <w:noProof/>
+          <w:lang w:val="en-US"/>
+        </w:rPr>
+        <w:drawing>
+          <wp:inline distT="0" distB="0" distL="0" distR="0" wp14:anchorId="2B8B4EDF" wp14:editId="1A5D9097">
+            <wp:extent cx="3670332" cy="3057525"/>
+            <wp:effectExtent l="0" t="0" r="6350" b="0"/>
+            <wp:docPr id="1415901833" name="Picture 1" descr="A screenshot of a computer&#10;&#10;AI-generated content may be incorrect."/>
+            <wp:cNvGraphicFramePr>
+              <a:graphicFrameLocks xmlns:a="http://schemas.openxmlformats.org/drawingml/2006/main" noChangeAspect="1"/>
+            </wp:cNvGraphicFramePr>
+            <a:graphic xmlns:a="http://schemas.openxmlformats.org/drawingml/2006/main">
+              <a:graphicData uri="http://schemas.openxmlformats.org/drawingml/2006/picture">
+                <pic:pic xmlns:pic="http://schemas.openxmlformats.org/drawingml/2006/picture">
+                  <pic:nvPicPr>
+                    <pic:cNvPr id="1415901833" name="Picture 1" descr="A screenshot of a computer&#10;&#10;AI-generated content may be incorrect."/>
+                    <pic:cNvPicPr/>
+                  </pic:nvPicPr>
+                  <pic:blipFill>
+                    <a:blip r:embed="rId29"/>
+                    <a:stretch>
+                      <a:fillRect/>
+                    </a:stretch>
+                  </pic:blipFill>
+                  <pic:spPr>
+                    <a:xfrm>
+                      <a:off x="0" y="0"/>
+                      <a:ext cx="3682721" cy="3067846"/>
                     </a:xfrm>
                     <a:prstGeom prst="rect">
                       <a:avLst/>

--- a/Appendix.docx
+++ b/Appendix.docx
@@ -1429,31 +1429,27 @@
           <w:b/>
           <w:bCs/>
         </w:rPr>
-        <w:t>D.2 – Interface after uploading replays</w:t>
-      </w:r>
-    </w:p>
-    <w:p>
-      <w:pPr>
-        <w:rPr>
-          <w:b/>
-          <w:bCs/>
-        </w:rPr>
-      </w:pPr>
-      <w:r>
-        <w:rPr>
-          <w:b/>
-          <w:bCs/>
-          <w:noProof/>
-          <w:sz w:val="24"/>
-          <w:szCs w:val="24"/>
-          <w:lang w:val="en-US"/>
+        <w:t>D.2 – Data Overview Category Data</w:t>
+      </w:r>
+    </w:p>
+    <w:p>
+      <w:pPr>
+        <w:rPr>
+          <w:b/>
+          <w:bCs/>
+        </w:rPr>
+      </w:pPr>
+      <w:r>
+        <w:rPr>
+          <w:b/>
+          <w:bCs/>
         </w:rPr>
         <w:lastRenderedPageBreak/>
         <w:drawing>
-          <wp:inline distT="0" distB="0" distL="0" distR="0" wp14:anchorId="6E5051E6" wp14:editId="1A62D314">
-            <wp:extent cx="4286250" cy="3623795"/>
-            <wp:effectExtent l="0" t="0" r="0" b="0"/>
-            <wp:docPr id="1115199048" name="Picture 1" descr="A screenshot of a computer program&#10;&#10;AI-generated content may be incorrect."/>
+          <wp:inline distT="0" distB="0" distL="0" distR="0" wp14:anchorId="285EC12E" wp14:editId="09DE26EA">
+            <wp:extent cx="5731510" cy="2002790"/>
+            <wp:effectExtent l="0" t="0" r="2540" b="0"/>
+            <wp:docPr id="1729723059" name="Picture 1"/>
             <wp:cNvGraphicFramePr>
               <a:graphicFrameLocks xmlns:a="http://schemas.openxmlformats.org/drawingml/2006/main" noChangeAspect="1"/>
             </wp:cNvGraphicFramePr>
@@ -1461,7 +1457,7 @@
               <a:graphicData uri="http://schemas.openxmlformats.org/drawingml/2006/picture">
                 <pic:pic xmlns:pic="http://schemas.openxmlformats.org/drawingml/2006/picture">
                   <pic:nvPicPr>
-                    <pic:cNvPr id="1115199048" name="Picture 1" descr="A screenshot of a computer program&#10;&#10;AI-generated content may be incorrect."/>
+                    <pic:cNvPr id="1729723059" name=""/>
                     <pic:cNvPicPr/>
                   </pic:nvPicPr>
                   <pic:blipFill>
@@ -1473,7 +1469,7 @@
                   <pic:spPr>
                     <a:xfrm>
                       <a:off x="0" y="0"/>
-                      <a:ext cx="4289327" cy="3626396"/>
+                      <a:ext cx="5731510" cy="2002790"/>
                     </a:xfrm>
                     <a:prstGeom prst="rect">
                       <a:avLst/>
@@ -1493,64 +1489,6 @@
           <w:bCs/>
         </w:rPr>
       </w:pPr>
-      <w:r>
-        <w:rPr>
-          <w:b/>
-          <w:bCs/>
-        </w:rPr>
-        <w:t>D.3 – Data Overview section basic interface</w:t>
-      </w:r>
-    </w:p>
-    <w:p>
-      <w:pPr>
-        <w:rPr>
-          <w:b/>
-          <w:bCs/>
-        </w:rPr>
-      </w:pPr>
-      <w:r>
-        <w:rPr>
-          <w:b/>
-          <w:bCs/>
-          <w:noProof/>
-          <w:lang w:val="en-US"/>
-        </w:rPr>
-        <w:drawing>
-          <wp:inline distT="0" distB="0" distL="0" distR="0" wp14:anchorId="2B8B4EDF" wp14:editId="1A5D9097">
-            <wp:extent cx="3670332" cy="3057525"/>
-            <wp:effectExtent l="0" t="0" r="6350" b="0"/>
-            <wp:docPr id="1415901833" name="Picture 1" descr="A screenshot of a computer&#10;&#10;AI-generated content may be incorrect."/>
-            <wp:cNvGraphicFramePr>
-              <a:graphicFrameLocks xmlns:a="http://schemas.openxmlformats.org/drawingml/2006/main" noChangeAspect="1"/>
-            </wp:cNvGraphicFramePr>
-            <a:graphic xmlns:a="http://schemas.openxmlformats.org/drawingml/2006/main">
-              <a:graphicData uri="http://schemas.openxmlformats.org/drawingml/2006/picture">
-                <pic:pic xmlns:pic="http://schemas.openxmlformats.org/drawingml/2006/picture">
-                  <pic:nvPicPr>
-                    <pic:cNvPr id="1415901833" name="Picture 1" descr="A screenshot of a computer&#10;&#10;AI-generated content may be incorrect."/>
-                    <pic:cNvPicPr/>
-                  </pic:nvPicPr>
-                  <pic:blipFill>
-                    <a:blip r:embed="rId29"/>
-                    <a:stretch>
-                      <a:fillRect/>
-                    </a:stretch>
-                  </pic:blipFill>
-                  <pic:spPr>
-                    <a:xfrm>
-                      <a:off x="0" y="0"/>
-                      <a:ext cx="3682721" cy="3067846"/>
-                    </a:xfrm>
-                    <a:prstGeom prst="rect">
-                      <a:avLst/>
-                    </a:prstGeom>
-                  </pic:spPr>
-                </pic:pic>
-              </a:graphicData>
-            </a:graphic>
-          </wp:inline>
-        </w:drawing>
-      </w:r>
     </w:p>
     <w:sectPr>
       <w:pgSz w:w="11906" w:h="16838"/>

--- a/Appendix.docx
+++ b/Appendix.docx
@@ -1443,6 +1443,7 @@
         <w:rPr>
           <w:b/>
           <w:bCs/>
+          <w:noProof/>
         </w:rPr>
         <w:lastRenderedPageBreak/>
         <w:drawing>
@@ -1487,8 +1488,83 @@
         <w:rPr>
           <w:b/>
           <w:bCs/>
-        </w:rPr>
-      </w:pPr>
+          <w:sz w:val="24"/>
+          <w:szCs w:val="24"/>
+        </w:rPr>
+      </w:pPr>
+      <w:r>
+        <w:rPr>
+          <w:b/>
+          <w:bCs/>
+          <w:sz w:val="24"/>
+          <w:szCs w:val="24"/>
+        </w:rPr>
+        <w:t>Appendix E – Implementation</w:t>
+      </w:r>
+    </w:p>
+    <w:p>
+      <w:pPr>
+        <w:rPr>
+          <w:b/>
+          <w:bCs/>
+        </w:rPr>
+      </w:pPr>
+      <w:r>
+        <w:rPr>
+          <w:b/>
+          <w:bCs/>
+        </w:rPr>
+        <w:t>Appendix E.1 - Labeller</w:t>
+      </w:r>
+    </w:p>
+    <w:p>
+      <w:pPr>
+        <w:rPr>
+          <w:b/>
+          <w:bCs/>
+        </w:rPr>
+      </w:pPr>
+      <w:r>
+        <w:rPr>
+          <w:b/>
+          <w:bCs/>
+        </w:rPr>
+        <w:drawing>
+          <wp:inline distT="0" distB="0" distL="0" distR="0" wp14:anchorId="3A273A6D" wp14:editId="7F4CDE95">
+            <wp:extent cx="5731510" cy="3648075"/>
+            <wp:effectExtent l="0" t="0" r="2540" b="9525"/>
+            <wp:docPr id="1943476810" name="Picture 1"/>
+            <wp:cNvGraphicFramePr>
+              <a:graphicFrameLocks xmlns:a="http://schemas.openxmlformats.org/drawingml/2006/main" noChangeAspect="1"/>
+            </wp:cNvGraphicFramePr>
+            <a:graphic xmlns:a="http://schemas.openxmlformats.org/drawingml/2006/main">
+              <a:graphicData uri="http://schemas.openxmlformats.org/drawingml/2006/picture">
+                <pic:pic xmlns:pic="http://schemas.openxmlformats.org/drawingml/2006/picture">
+                  <pic:nvPicPr>
+                    <pic:cNvPr id="1943476810" name=""/>
+                    <pic:cNvPicPr/>
+                  </pic:nvPicPr>
+                  <pic:blipFill>
+                    <a:blip r:embed="rId29"/>
+                    <a:stretch>
+                      <a:fillRect/>
+                    </a:stretch>
+                  </pic:blipFill>
+                  <pic:spPr>
+                    <a:xfrm>
+                      <a:off x="0" y="0"/>
+                      <a:ext cx="5731510" cy="3648075"/>
+                    </a:xfrm>
+                    <a:prstGeom prst="rect">
+                      <a:avLst/>
+                    </a:prstGeom>
+                  </pic:spPr>
+                </pic:pic>
+              </a:graphicData>
+            </a:graphic>
+          </wp:inline>
+        </w:drawing>
+      </w:r>
     </w:p>
     <w:sectPr>
       <w:pgSz w:w="11906" w:h="16838"/>

--- a/Appendix.docx
+++ b/Appendix.docx
@@ -1528,6 +1528,7 @@
         <w:rPr>
           <w:b/>
           <w:bCs/>
+          <w:noProof/>
         </w:rPr>
         <w:drawing>
           <wp:inline distT="0" distB="0" distL="0" distR="0" wp14:anchorId="3A273A6D" wp14:editId="7F4CDE95">
@@ -1565,6 +1566,2458 @@
           </wp:inline>
         </w:drawing>
       </w:r>
+    </w:p>
+    <w:p>
+      <w:pPr>
+        <w:rPr>
+          <w:b/>
+          <w:bCs/>
+          <w:sz w:val="24"/>
+          <w:szCs w:val="24"/>
+        </w:rPr>
+      </w:pPr>
+      <w:r>
+        <w:rPr>
+          <w:b/>
+          <w:bCs/>
+          <w:sz w:val="24"/>
+          <w:szCs w:val="24"/>
+        </w:rPr>
+        <w:t>Appendix F – Testing</w:t>
+      </w:r>
+    </w:p>
+    <w:p>
+      <w:pPr>
+        <w:rPr>
+          <w:b/>
+          <w:bCs/>
+        </w:rPr>
+      </w:pPr>
+      <w:r>
+        <w:rPr>
+          <w:b/>
+          <w:bCs/>
+        </w:rPr>
+        <w:t>Appendix F.1 – Valid replay file</w:t>
+      </w:r>
+    </w:p>
+    <w:p>
+      <w:r>
+        <w:t>Replay name, gamemode and date:</w:t>
+      </w:r>
+    </w:p>
+    <w:p>
+      <w:pPr>
+        <w:rPr>
+          <w:b/>
+          <w:bCs/>
+        </w:rPr>
+      </w:pPr>
+      <w:r>
+        <w:rPr>
+          <w:b/>
+          <w:bCs/>
+        </w:rPr>
+        <w:drawing>
+          <wp:inline distT="0" distB="0" distL="0" distR="0" wp14:anchorId="10C3F434" wp14:editId="48689127">
+            <wp:extent cx="5731510" cy="1027430"/>
+            <wp:effectExtent l="0" t="0" r="2540" b="1270"/>
+            <wp:docPr id="1358050641" name="Picture 1"/>
+            <wp:cNvGraphicFramePr>
+              <a:graphicFrameLocks xmlns:a="http://schemas.openxmlformats.org/drawingml/2006/main" noChangeAspect="1"/>
+            </wp:cNvGraphicFramePr>
+            <a:graphic xmlns:a="http://schemas.openxmlformats.org/drawingml/2006/main">
+              <a:graphicData uri="http://schemas.openxmlformats.org/drawingml/2006/picture">
+                <pic:pic xmlns:pic="http://schemas.openxmlformats.org/drawingml/2006/picture">
+                  <pic:nvPicPr>
+                    <pic:cNvPr id="1358050641" name=""/>
+                    <pic:cNvPicPr/>
+                  </pic:nvPicPr>
+                  <pic:blipFill>
+                    <a:blip r:embed="rId30"/>
+                    <a:stretch>
+                      <a:fillRect/>
+                    </a:stretch>
+                  </pic:blipFill>
+                  <pic:spPr>
+                    <a:xfrm>
+                      <a:off x="0" y="0"/>
+                      <a:ext cx="5731510" cy="1027430"/>
+                    </a:xfrm>
+                    <a:prstGeom prst="rect">
+                      <a:avLst/>
+                    </a:prstGeom>
+                  </pic:spPr>
+                </pic:pic>
+              </a:graphicData>
+            </a:graphic>
+          </wp:inline>
+        </w:drawing>
+      </w:r>
+    </w:p>
+    <w:p>
+      <w:r>
+        <w:t>Downloaded replay file:</w:t>
+      </w:r>
+    </w:p>
+    <w:p>
+      <w:pPr>
+        <w:rPr>
+          <w:b/>
+          <w:bCs/>
+        </w:rPr>
+      </w:pPr>
+      <w:r>
+        <w:rPr>
+          <w:b/>
+          <w:bCs/>
+        </w:rPr>
+        <w:lastRenderedPageBreak/>
+        <w:drawing>
+          <wp:inline distT="0" distB="0" distL="0" distR="0" wp14:anchorId="18F8633F" wp14:editId="6D85D905">
+            <wp:extent cx="5731510" cy="284480"/>
+            <wp:effectExtent l="0" t="0" r="2540" b="1270"/>
+            <wp:docPr id="1311038679" name="Picture 1"/>
+            <wp:cNvGraphicFramePr>
+              <a:graphicFrameLocks xmlns:a="http://schemas.openxmlformats.org/drawingml/2006/main" noChangeAspect="1"/>
+            </wp:cNvGraphicFramePr>
+            <a:graphic xmlns:a="http://schemas.openxmlformats.org/drawingml/2006/main">
+              <a:graphicData uri="http://schemas.openxmlformats.org/drawingml/2006/picture">
+                <pic:pic xmlns:pic="http://schemas.openxmlformats.org/drawingml/2006/picture">
+                  <pic:nvPicPr>
+                    <pic:cNvPr id="1311038679" name=""/>
+                    <pic:cNvPicPr/>
+                  </pic:nvPicPr>
+                  <pic:blipFill>
+                    <a:blip r:embed="rId31"/>
+                    <a:stretch>
+                      <a:fillRect/>
+                    </a:stretch>
+                  </pic:blipFill>
+                  <pic:spPr>
+                    <a:xfrm>
+                      <a:off x="0" y="0"/>
+                      <a:ext cx="5731510" cy="284480"/>
+                    </a:xfrm>
+                    <a:prstGeom prst="rect">
+                      <a:avLst/>
+                    </a:prstGeom>
+                  </pic:spPr>
+                </pic:pic>
+              </a:graphicData>
+            </a:graphic>
+          </wp:inline>
+        </w:drawing>
+      </w:r>
+    </w:p>
+    <w:p>
+      <w:r>
+        <w:t>Requests made:</w:t>
+      </w:r>
+    </w:p>
+    <w:p>
+      <w:r>
+        <w:drawing>
+          <wp:inline distT="0" distB="0" distL="0" distR="0" wp14:anchorId="5CF29E5F" wp14:editId="243D7E91">
+            <wp:extent cx="5731510" cy="363220"/>
+            <wp:effectExtent l="0" t="0" r="2540" b="0"/>
+            <wp:docPr id="967271287" name="Picture 1"/>
+            <wp:cNvGraphicFramePr>
+              <a:graphicFrameLocks xmlns:a="http://schemas.openxmlformats.org/drawingml/2006/main" noChangeAspect="1"/>
+            </wp:cNvGraphicFramePr>
+            <a:graphic xmlns:a="http://schemas.openxmlformats.org/drawingml/2006/main">
+              <a:graphicData uri="http://schemas.openxmlformats.org/drawingml/2006/picture">
+                <pic:pic xmlns:pic="http://schemas.openxmlformats.org/drawingml/2006/picture">
+                  <pic:nvPicPr>
+                    <pic:cNvPr id="967271287" name=""/>
+                    <pic:cNvPicPr/>
+                  </pic:nvPicPr>
+                  <pic:blipFill>
+                    <a:blip r:embed="rId32"/>
+                    <a:stretch>
+                      <a:fillRect/>
+                    </a:stretch>
+                  </pic:blipFill>
+                  <pic:spPr>
+                    <a:xfrm>
+                      <a:off x="0" y="0"/>
+                      <a:ext cx="5731510" cy="363220"/>
+                    </a:xfrm>
+                    <a:prstGeom prst="rect">
+                      <a:avLst/>
+                    </a:prstGeom>
+                  </pic:spPr>
+                </pic:pic>
+              </a:graphicData>
+            </a:graphic>
+          </wp:inline>
+        </w:drawing>
+      </w:r>
+    </w:p>
+    <w:p>
+      <w:r>
+        <w:t>Correct details displayed on page:</w:t>
+      </w:r>
+    </w:p>
+    <w:p>
+      <w:pPr>
+        <w:rPr>
+          <w:b/>
+          <w:bCs/>
+        </w:rPr>
+      </w:pPr>
+      <w:r>
+        <w:rPr>
+          <w:b/>
+          <w:bCs/>
+        </w:rPr>
+        <w:drawing>
+          <wp:inline distT="0" distB="0" distL="0" distR="0" wp14:anchorId="64381C4A" wp14:editId="57A238F8">
+            <wp:extent cx="5611008" cy="990738"/>
+            <wp:effectExtent l="0" t="0" r="8890" b="0"/>
+            <wp:docPr id="245880930" name="Picture 1"/>
+            <wp:cNvGraphicFramePr>
+              <a:graphicFrameLocks xmlns:a="http://schemas.openxmlformats.org/drawingml/2006/main" noChangeAspect="1"/>
+            </wp:cNvGraphicFramePr>
+            <a:graphic xmlns:a="http://schemas.openxmlformats.org/drawingml/2006/main">
+              <a:graphicData uri="http://schemas.openxmlformats.org/drawingml/2006/picture">
+                <pic:pic xmlns:pic="http://schemas.openxmlformats.org/drawingml/2006/picture">
+                  <pic:nvPicPr>
+                    <pic:cNvPr id="245880930" name=""/>
+                    <pic:cNvPicPr/>
+                  </pic:nvPicPr>
+                  <pic:blipFill>
+                    <a:blip r:embed="rId33"/>
+                    <a:stretch>
+                      <a:fillRect/>
+                    </a:stretch>
+                  </pic:blipFill>
+                  <pic:spPr>
+                    <a:xfrm>
+                      <a:off x="0" y="0"/>
+                      <a:ext cx="5611008" cy="990738"/>
+                    </a:xfrm>
+                    <a:prstGeom prst="rect">
+                      <a:avLst/>
+                    </a:prstGeom>
+                  </pic:spPr>
+                </pic:pic>
+              </a:graphicData>
+            </a:graphic>
+          </wp:inline>
+        </w:drawing>
+      </w:r>
+    </w:p>
+    <w:p>
+      <w:r>
+        <w:t>Data parsed</w:t>
+      </w:r>
+      <w:r>
+        <w:t>:</w:t>
+      </w:r>
+    </w:p>
+    <w:p>
+      <w:pPr>
+        <w:rPr>
+          <w:b/>
+          <w:bCs/>
+        </w:rPr>
+      </w:pPr>
+      <w:r>
+        <w:rPr>
+          <w:b/>
+          <w:bCs/>
+        </w:rPr>
+        <w:drawing>
+          <wp:inline distT="0" distB="0" distL="0" distR="0" wp14:anchorId="2F7E6B58" wp14:editId="1FE8C9DD">
+            <wp:extent cx="3972479" cy="2876951"/>
+            <wp:effectExtent l="0" t="0" r="9525" b="0"/>
+            <wp:docPr id="1361292155" name="Picture 1"/>
+            <wp:cNvGraphicFramePr>
+              <a:graphicFrameLocks xmlns:a="http://schemas.openxmlformats.org/drawingml/2006/main" noChangeAspect="1"/>
+            </wp:cNvGraphicFramePr>
+            <a:graphic xmlns:a="http://schemas.openxmlformats.org/drawingml/2006/main">
+              <a:graphicData uri="http://schemas.openxmlformats.org/drawingml/2006/picture">
+                <pic:pic xmlns:pic="http://schemas.openxmlformats.org/drawingml/2006/picture">
+                  <pic:nvPicPr>
+                    <pic:cNvPr id="1361292155" name=""/>
+                    <pic:cNvPicPr/>
+                  </pic:nvPicPr>
+                  <pic:blipFill>
+                    <a:blip r:embed="rId34"/>
+                    <a:stretch>
+                      <a:fillRect/>
+                    </a:stretch>
+                  </pic:blipFill>
+                  <pic:spPr>
+                    <a:xfrm>
+                      <a:off x="0" y="0"/>
+                      <a:ext cx="3972479" cy="2876951"/>
+                    </a:xfrm>
+                    <a:prstGeom prst="rect">
+                      <a:avLst/>
+                    </a:prstGeom>
+                  </pic:spPr>
+                </pic:pic>
+              </a:graphicData>
+            </a:graphic>
+          </wp:inline>
+        </w:drawing>
+      </w:r>
+    </w:p>
+    <w:p>
+      <w:pPr>
+        <w:rPr>
+          <w:b/>
+          <w:bCs/>
+        </w:rPr>
+      </w:pPr>
+      <w:r>
+        <w:rPr>
+          <w:b/>
+          <w:bCs/>
+        </w:rPr>
+        <w:t>Appendix F.2 – Invalid file type</w:t>
+      </w:r>
+    </w:p>
+    <w:p>
+      <w:r>
+        <w:t>Invalid file:</w:t>
+      </w:r>
+    </w:p>
+    <w:p>
+      <w:r>
+        <w:drawing>
+          <wp:inline distT="0" distB="0" distL="0" distR="0" wp14:anchorId="3F6714C4" wp14:editId="0FAFD991">
+            <wp:extent cx="5731510" cy="264160"/>
+            <wp:effectExtent l="0" t="0" r="2540" b="2540"/>
+            <wp:docPr id="1115205380" name="Picture 1"/>
+            <wp:cNvGraphicFramePr>
+              <a:graphicFrameLocks xmlns:a="http://schemas.openxmlformats.org/drawingml/2006/main" noChangeAspect="1"/>
+            </wp:cNvGraphicFramePr>
+            <a:graphic xmlns:a="http://schemas.openxmlformats.org/drawingml/2006/main">
+              <a:graphicData uri="http://schemas.openxmlformats.org/drawingml/2006/picture">
+                <pic:pic xmlns:pic="http://schemas.openxmlformats.org/drawingml/2006/picture">
+                  <pic:nvPicPr>
+                    <pic:cNvPr id="1115205380" name=""/>
+                    <pic:cNvPicPr/>
+                  </pic:nvPicPr>
+                  <pic:blipFill>
+                    <a:blip r:embed="rId35"/>
+                    <a:stretch>
+                      <a:fillRect/>
+                    </a:stretch>
+                  </pic:blipFill>
+                  <pic:spPr>
+                    <a:xfrm>
+                      <a:off x="0" y="0"/>
+                      <a:ext cx="5731510" cy="264160"/>
+                    </a:xfrm>
+                    <a:prstGeom prst="rect">
+                      <a:avLst/>
+                    </a:prstGeom>
+                  </pic:spPr>
+                </pic:pic>
+              </a:graphicData>
+            </a:graphic>
+          </wp:inline>
+        </w:drawing>
+      </w:r>
+    </w:p>
+    <w:p>
+      <w:r>
+        <w:t>Appropriate error message:</w:t>
+      </w:r>
+    </w:p>
+    <w:p>
+      <w:r>
+        <w:drawing>
+          <wp:inline distT="0" distB="0" distL="0" distR="0" wp14:anchorId="5E8F93E5" wp14:editId="45298F68">
+            <wp:extent cx="5439534" cy="981212"/>
+            <wp:effectExtent l="0" t="0" r="8890" b="9525"/>
+            <wp:docPr id="1603184177" name="Picture 1"/>
+            <wp:cNvGraphicFramePr>
+              <a:graphicFrameLocks xmlns:a="http://schemas.openxmlformats.org/drawingml/2006/main" noChangeAspect="1"/>
+            </wp:cNvGraphicFramePr>
+            <a:graphic xmlns:a="http://schemas.openxmlformats.org/drawingml/2006/main">
+              <a:graphicData uri="http://schemas.openxmlformats.org/drawingml/2006/picture">
+                <pic:pic xmlns:pic="http://schemas.openxmlformats.org/drawingml/2006/picture">
+                  <pic:nvPicPr>
+                    <pic:cNvPr id="1603184177" name=""/>
+                    <pic:cNvPicPr/>
+                  </pic:nvPicPr>
+                  <pic:blipFill>
+                    <a:blip r:embed="rId36"/>
+                    <a:stretch>
+                      <a:fillRect/>
+                    </a:stretch>
+                  </pic:blipFill>
+                  <pic:spPr>
+                    <a:xfrm>
+                      <a:off x="0" y="0"/>
+                      <a:ext cx="5439534" cy="981212"/>
+                    </a:xfrm>
+                    <a:prstGeom prst="rect">
+                      <a:avLst/>
+                    </a:prstGeom>
+                  </pic:spPr>
+                </pic:pic>
+              </a:graphicData>
+            </a:graphic>
+          </wp:inline>
+        </w:drawing>
+      </w:r>
+    </w:p>
+    <w:p>
+      <w:pPr>
+        <w:rPr>
+          <w:b/>
+          <w:bCs/>
+        </w:rPr>
+      </w:pPr>
+      <w:r>
+        <w:rPr>
+          <w:b/>
+          <w:bCs/>
+        </w:rPr>
+        <w:t>Appendix F.3 – Duplicate replay</w:t>
+      </w:r>
+    </w:p>
+    <w:p>
+      <w:r>
+        <w:lastRenderedPageBreak/>
+        <w:drawing>
+          <wp:inline distT="0" distB="0" distL="0" distR="0" wp14:anchorId="58076509" wp14:editId="2EBBF3C5">
+            <wp:extent cx="5210902" cy="609685"/>
+            <wp:effectExtent l="0" t="0" r="8890" b="0"/>
+            <wp:docPr id="1457178691" name="Picture 1"/>
+            <wp:cNvGraphicFramePr>
+              <a:graphicFrameLocks xmlns:a="http://schemas.openxmlformats.org/drawingml/2006/main" noChangeAspect="1"/>
+            </wp:cNvGraphicFramePr>
+            <a:graphic xmlns:a="http://schemas.openxmlformats.org/drawingml/2006/main">
+              <a:graphicData uri="http://schemas.openxmlformats.org/drawingml/2006/picture">
+                <pic:pic xmlns:pic="http://schemas.openxmlformats.org/drawingml/2006/picture">
+                  <pic:nvPicPr>
+                    <pic:cNvPr id="1457178691" name=""/>
+                    <pic:cNvPicPr/>
+                  </pic:nvPicPr>
+                  <pic:blipFill>
+                    <a:blip r:embed="rId37"/>
+                    <a:stretch>
+                      <a:fillRect/>
+                    </a:stretch>
+                  </pic:blipFill>
+                  <pic:spPr>
+                    <a:xfrm>
+                      <a:off x="0" y="0"/>
+                      <a:ext cx="5210902" cy="609685"/>
+                    </a:xfrm>
+                    <a:prstGeom prst="rect">
+                      <a:avLst/>
+                    </a:prstGeom>
+                  </pic:spPr>
+                </pic:pic>
+              </a:graphicData>
+            </a:graphic>
+          </wp:inline>
+        </w:drawing>
+      </w:r>
+    </w:p>
+    <w:p>
+      <w:r>
+        <w:drawing>
+          <wp:inline distT="0" distB="0" distL="0" distR="0" wp14:anchorId="6580681D" wp14:editId="524E1700">
+            <wp:extent cx="5731510" cy="261620"/>
+            <wp:effectExtent l="0" t="0" r="2540" b="5080"/>
+            <wp:docPr id="1928753484" name="Picture 1"/>
+            <wp:cNvGraphicFramePr>
+              <a:graphicFrameLocks xmlns:a="http://schemas.openxmlformats.org/drawingml/2006/main" noChangeAspect="1"/>
+            </wp:cNvGraphicFramePr>
+            <a:graphic xmlns:a="http://schemas.openxmlformats.org/drawingml/2006/main">
+              <a:graphicData uri="http://schemas.openxmlformats.org/drawingml/2006/picture">
+                <pic:pic xmlns:pic="http://schemas.openxmlformats.org/drawingml/2006/picture">
+                  <pic:nvPicPr>
+                    <pic:cNvPr id="1928753484" name=""/>
+                    <pic:cNvPicPr/>
+                  </pic:nvPicPr>
+                  <pic:blipFill>
+                    <a:blip r:embed="rId38"/>
+                    <a:stretch>
+                      <a:fillRect/>
+                    </a:stretch>
+                  </pic:blipFill>
+                  <pic:spPr>
+                    <a:xfrm>
+                      <a:off x="0" y="0"/>
+                      <a:ext cx="5731510" cy="261620"/>
+                    </a:xfrm>
+                    <a:prstGeom prst="rect">
+                      <a:avLst/>
+                    </a:prstGeom>
+                  </pic:spPr>
+                </pic:pic>
+              </a:graphicData>
+            </a:graphic>
+          </wp:inline>
+        </w:drawing>
+      </w:r>
+    </w:p>
+    <w:p>
+      <w:r>
+        <w:t>Only 1</w:t>
+      </w:r>
+      <w:r>
+        <w:t xml:space="preserve"> replay</w:t>
+      </w:r>
+      <w:r>
+        <w:t xml:space="preserve"> stays:</w:t>
+      </w:r>
+    </w:p>
+    <w:p>
+      <w:r>
+        <w:drawing>
+          <wp:inline distT="0" distB="0" distL="0" distR="0" wp14:anchorId="5B367F5F" wp14:editId="54C144F7">
+            <wp:extent cx="5515745" cy="2800741"/>
+            <wp:effectExtent l="0" t="0" r="8890" b="0"/>
+            <wp:docPr id="931043476" name="Picture 1"/>
+            <wp:cNvGraphicFramePr>
+              <a:graphicFrameLocks xmlns:a="http://schemas.openxmlformats.org/drawingml/2006/main" noChangeAspect="1"/>
+            </wp:cNvGraphicFramePr>
+            <a:graphic xmlns:a="http://schemas.openxmlformats.org/drawingml/2006/main">
+              <a:graphicData uri="http://schemas.openxmlformats.org/drawingml/2006/picture">
+                <pic:pic xmlns:pic="http://schemas.openxmlformats.org/drawingml/2006/picture">
+                  <pic:nvPicPr>
+                    <pic:cNvPr id="931043476" name=""/>
+                    <pic:cNvPicPr/>
+                  </pic:nvPicPr>
+                  <pic:blipFill>
+                    <a:blip r:embed="rId39"/>
+                    <a:stretch>
+                      <a:fillRect/>
+                    </a:stretch>
+                  </pic:blipFill>
+                  <pic:spPr>
+                    <a:xfrm>
+                      <a:off x="0" y="0"/>
+                      <a:ext cx="5515745" cy="2800741"/>
+                    </a:xfrm>
+                    <a:prstGeom prst="rect">
+                      <a:avLst/>
+                    </a:prstGeom>
+                  </pic:spPr>
+                </pic:pic>
+              </a:graphicData>
+            </a:graphic>
+          </wp:inline>
+        </w:drawing>
+      </w:r>
+    </w:p>
+    <w:p>
+      <w:pPr>
+        <w:rPr>
+          <w:b/>
+          <w:bCs/>
+        </w:rPr>
+      </w:pPr>
+      <w:r>
+        <w:rPr>
+          <w:b/>
+          <w:bCs/>
+        </w:rPr>
+        <w:t>Appendix F.4 – Valid Ballchasing URL/ID</w:t>
+      </w:r>
+    </w:p>
+    <w:p>
+      <w:r>
+        <w:drawing>
+          <wp:inline distT="0" distB="0" distL="0" distR="0" wp14:anchorId="1AD5F484" wp14:editId="36EA2DC8">
+            <wp:extent cx="5731510" cy="684530"/>
+            <wp:effectExtent l="0" t="0" r="2540" b="1270"/>
+            <wp:docPr id="1528156460" name="Picture 1"/>
+            <wp:cNvGraphicFramePr>
+              <a:graphicFrameLocks xmlns:a="http://schemas.openxmlformats.org/drawingml/2006/main" noChangeAspect="1"/>
+            </wp:cNvGraphicFramePr>
+            <a:graphic xmlns:a="http://schemas.openxmlformats.org/drawingml/2006/main">
+              <a:graphicData uri="http://schemas.openxmlformats.org/drawingml/2006/picture">
+                <pic:pic xmlns:pic="http://schemas.openxmlformats.org/drawingml/2006/picture">
+                  <pic:nvPicPr>
+                    <pic:cNvPr id="1528156460" name=""/>
+                    <pic:cNvPicPr/>
+                  </pic:nvPicPr>
+                  <pic:blipFill>
+                    <a:blip r:embed="rId40"/>
+                    <a:stretch>
+                      <a:fillRect/>
+                    </a:stretch>
+                  </pic:blipFill>
+                  <pic:spPr>
+                    <a:xfrm>
+                      <a:off x="0" y="0"/>
+                      <a:ext cx="5731510" cy="684530"/>
+                    </a:xfrm>
+                    <a:prstGeom prst="rect">
+                      <a:avLst/>
+                    </a:prstGeom>
+                  </pic:spPr>
+                </pic:pic>
+              </a:graphicData>
+            </a:graphic>
+          </wp:inline>
+        </w:drawing>
+      </w:r>
+    </w:p>
+    <w:p>
+      <w:r>
+        <w:drawing>
+          <wp:inline distT="0" distB="0" distL="0" distR="0" wp14:anchorId="4DEB2CAD" wp14:editId="521DCEAD">
+            <wp:extent cx="3943900" cy="514422"/>
+            <wp:effectExtent l="0" t="0" r="0" b="0"/>
+            <wp:docPr id="1362044152" name="Picture 1"/>
+            <wp:cNvGraphicFramePr>
+              <a:graphicFrameLocks xmlns:a="http://schemas.openxmlformats.org/drawingml/2006/main" noChangeAspect="1"/>
+            </wp:cNvGraphicFramePr>
+            <a:graphic xmlns:a="http://schemas.openxmlformats.org/drawingml/2006/main">
+              <a:graphicData uri="http://schemas.openxmlformats.org/drawingml/2006/picture">
+                <pic:pic xmlns:pic="http://schemas.openxmlformats.org/drawingml/2006/picture">
+                  <pic:nvPicPr>
+                    <pic:cNvPr id="1362044152" name=""/>
+                    <pic:cNvPicPr/>
+                  </pic:nvPicPr>
+                  <pic:blipFill>
+                    <a:blip r:embed="rId41"/>
+                    <a:stretch>
+                      <a:fillRect/>
+                    </a:stretch>
+                  </pic:blipFill>
+                  <pic:spPr>
+                    <a:xfrm>
+                      <a:off x="0" y="0"/>
+                      <a:ext cx="3943900" cy="514422"/>
+                    </a:xfrm>
+                    <a:prstGeom prst="rect">
+                      <a:avLst/>
+                    </a:prstGeom>
+                  </pic:spPr>
+                </pic:pic>
+              </a:graphicData>
+            </a:graphic>
+          </wp:inline>
+        </w:drawing>
+      </w:r>
+    </w:p>
+    <w:p>
+      <w:r>
+        <w:drawing>
+          <wp:inline distT="0" distB="0" distL="0" distR="0" wp14:anchorId="680FBF43" wp14:editId="3F296E38">
+            <wp:extent cx="3943900" cy="476316"/>
+            <wp:effectExtent l="0" t="0" r="0" b="0"/>
+            <wp:docPr id="1093965019" name="Picture 1"/>
+            <wp:cNvGraphicFramePr>
+              <a:graphicFrameLocks xmlns:a="http://schemas.openxmlformats.org/drawingml/2006/main" noChangeAspect="1"/>
+            </wp:cNvGraphicFramePr>
+            <a:graphic xmlns:a="http://schemas.openxmlformats.org/drawingml/2006/main">
+              <a:graphicData uri="http://schemas.openxmlformats.org/drawingml/2006/picture">
+                <pic:pic xmlns:pic="http://schemas.openxmlformats.org/drawingml/2006/picture">
+                  <pic:nvPicPr>
+                    <pic:cNvPr id="1093965019" name=""/>
+                    <pic:cNvPicPr/>
+                  </pic:nvPicPr>
+                  <pic:blipFill>
+                    <a:blip r:embed="rId42"/>
+                    <a:stretch>
+                      <a:fillRect/>
+                    </a:stretch>
+                  </pic:blipFill>
+                  <pic:spPr>
+                    <a:xfrm>
+                      <a:off x="0" y="0"/>
+                      <a:ext cx="3943900" cy="476316"/>
+                    </a:xfrm>
+                    <a:prstGeom prst="rect">
+                      <a:avLst/>
+                    </a:prstGeom>
+                  </pic:spPr>
+                </pic:pic>
+              </a:graphicData>
+            </a:graphic>
+          </wp:inline>
+        </w:drawing>
+      </w:r>
+    </w:p>
+    <w:p>
+      <w:r>
+        <w:drawing>
+          <wp:inline distT="0" distB="0" distL="0" distR="0" wp14:anchorId="3DA683CD" wp14:editId="381B2EA2">
+            <wp:extent cx="5210902" cy="647790"/>
+            <wp:effectExtent l="0" t="0" r="8890" b="0"/>
+            <wp:docPr id="33139555" name="Picture 1"/>
+            <wp:cNvGraphicFramePr>
+              <a:graphicFrameLocks xmlns:a="http://schemas.openxmlformats.org/drawingml/2006/main" noChangeAspect="1"/>
+            </wp:cNvGraphicFramePr>
+            <a:graphic xmlns:a="http://schemas.openxmlformats.org/drawingml/2006/main">
+              <a:graphicData uri="http://schemas.openxmlformats.org/drawingml/2006/picture">
+                <pic:pic xmlns:pic="http://schemas.openxmlformats.org/drawingml/2006/picture">
+                  <pic:nvPicPr>
+                    <pic:cNvPr id="33139555" name=""/>
+                    <pic:cNvPicPr/>
+                  </pic:nvPicPr>
+                  <pic:blipFill>
+                    <a:blip r:embed="rId43"/>
+                    <a:stretch>
+                      <a:fillRect/>
+                    </a:stretch>
+                  </pic:blipFill>
+                  <pic:spPr>
+                    <a:xfrm>
+                      <a:off x="0" y="0"/>
+                      <a:ext cx="5210902" cy="647790"/>
+                    </a:xfrm>
+                    <a:prstGeom prst="rect">
+                      <a:avLst/>
+                    </a:prstGeom>
+                  </pic:spPr>
+                </pic:pic>
+              </a:graphicData>
+            </a:graphic>
+          </wp:inline>
+        </w:drawing>
+      </w:r>
+    </w:p>
+    <w:p>
+      <w:r>
+        <w:lastRenderedPageBreak/>
+        <w:drawing>
+          <wp:inline distT="0" distB="0" distL="0" distR="0" wp14:anchorId="3EBBDC29" wp14:editId="47F9E94F">
+            <wp:extent cx="3924848" cy="1943371"/>
+            <wp:effectExtent l="0" t="0" r="0" b="0"/>
+            <wp:docPr id="157551629" name="Picture 1"/>
+            <wp:cNvGraphicFramePr>
+              <a:graphicFrameLocks xmlns:a="http://schemas.openxmlformats.org/drawingml/2006/main" noChangeAspect="1"/>
+            </wp:cNvGraphicFramePr>
+            <a:graphic xmlns:a="http://schemas.openxmlformats.org/drawingml/2006/main">
+              <a:graphicData uri="http://schemas.openxmlformats.org/drawingml/2006/picture">
+                <pic:pic xmlns:pic="http://schemas.openxmlformats.org/drawingml/2006/picture">
+                  <pic:nvPicPr>
+                    <pic:cNvPr id="157551629" name=""/>
+                    <pic:cNvPicPr/>
+                  </pic:nvPicPr>
+                  <pic:blipFill>
+                    <a:blip r:embed="rId44"/>
+                    <a:stretch>
+                      <a:fillRect/>
+                    </a:stretch>
+                  </pic:blipFill>
+                  <pic:spPr>
+                    <a:xfrm>
+                      <a:off x="0" y="0"/>
+                      <a:ext cx="3924848" cy="1943371"/>
+                    </a:xfrm>
+                    <a:prstGeom prst="rect">
+                      <a:avLst/>
+                    </a:prstGeom>
+                  </pic:spPr>
+                </pic:pic>
+              </a:graphicData>
+            </a:graphic>
+          </wp:inline>
+        </w:drawing>
+      </w:r>
+    </w:p>
+    <w:p>
+      <w:r>
+        <w:t>(note that Game ID != Ballchasing ID)</w:t>
+      </w:r>
+    </w:p>
+    <w:p>
+      <w:pPr>
+        <w:rPr>
+          <w:b/>
+          <w:bCs/>
+        </w:rPr>
+      </w:pPr>
+      <w:r>
+        <w:rPr>
+          <w:b/>
+          <w:bCs/>
+        </w:rPr>
+        <w:t>Appendix F.</w:t>
+      </w:r>
+      <w:r>
+        <w:rPr>
+          <w:b/>
+          <w:bCs/>
+        </w:rPr>
+        <w:t xml:space="preserve">5 </w:t>
+      </w:r>
+      <w:r>
+        <w:rPr>
+          <w:b/>
+          <w:bCs/>
+        </w:rPr>
+        <w:t>– Invalid Ballchasing URL/ID</w:t>
+      </w:r>
+    </w:p>
+    <w:p>
+      <w:pPr>
+        <w:rPr>
+          <w:b/>
+          <w:bCs/>
+        </w:rPr>
+      </w:pPr>
+      <w:r>
+        <w:rPr>
+          <w:b/>
+          <w:bCs/>
+        </w:rPr>
+        <w:drawing>
+          <wp:inline distT="0" distB="0" distL="0" distR="0" wp14:anchorId="530A5F04" wp14:editId="4FEBF671">
+            <wp:extent cx="3953427" cy="476316"/>
+            <wp:effectExtent l="0" t="0" r="9525" b="0"/>
+            <wp:docPr id="464052442" name="Picture 1"/>
+            <wp:cNvGraphicFramePr>
+              <a:graphicFrameLocks xmlns:a="http://schemas.openxmlformats.org/drawingml/2006/main" noChangeAspect="1"/>
+            </wp:cNvGraphicFramePr>
+            <a:graphic xmlns:a="http://schemas.openxmlformats.org/drawingml/2006/main">
+              <a:graphicData uri="http://schemas.openxmlformats.org/drawingml/2006/picture">
+                <pic:pic xmlns:pic="http://schemas.openxmlformats.org/drawingml/2006/picture">
+                  <pic:nvPicPr>
+                    <pic:cNvPr id="464052442" name=""/>
+                    <pic:cNvPicPr/>
+                  </pic:nvPicPr>
+                  <pic:blipFill>
+                    <a:blip r:embed="rId45"/>
+                    <a:stretch>
+                      <a:fillRect/>
+                    </a:stretch>
+                  </pic:blipFill>
+                  <pic:spPr>
+                    <a:xfrm>
+                      <a:off x="0" y="0"/>
+                      <a:ext cx="3953427" cy="476316"/>
+                    </a:xfrm>
+                    <a:prstGeom prst="rect">
+                      <a:avLst/>
+                    </a:prstGeom>
+                  </pic:spPr>
+                </pic:pic>
+              </a:graphicData>
+            </a:graphic>
+          </wp:inline>
+        </w:drawing>
+      </w:r>
+    </w:p>
+    <w:p>
+      <w:pPr>
+        <w:rPr>
+          <w:b/>
+          <w:bCs/>
+        </w:rPr>
+      </w:pPr>
+      <w:r>
+        <w:rPr>
+          <w:b/>
+          <w:bCs/>
+        </w:rPr>
+        <w:drawing>
+          <wp:inline distT="0" distB="0" distL="0" distR="0" wp14:anchorId="1A9FD9B8" wp14:editId="017023F1">
+            <wp:extent cx="2410161" cy="428685"/>
+            <wp:effectExtent l="0" t="0" r="0" b="9525"/>
+            <wp:docPr id="59792066" name="Picture 1"/>
+            <wp:cNvGraphicFramePr>
+              <a:graphicFrameLocks xmlns:a="http://schemas.openxmlformats.org/drawingml/2006/main" noChangeAspect="1"/>
+            </wp:cNvGraphicFramePr>
+            <a:graphic xmlns:a="http://schemas.openxmlformats.org/drawingml/2006/main">
+              <a:graphicData uri="http://schemas.openxmlformats.org/drawingml/2006/picture">
+                <pic:pic xmlns:pic="http://schemas.openxmlformats.org/drawingml/2006/picture">
+                  <pic:nvPicPr>
+                    <pic:cNvPr id="59792066" name=""/>
+                    <pic:cNvPicPr/>
+                  </pic:nvPicPr>
+                  <pic:blipFill>
+                    <a:blip r:embed="rId46"/>
+                    <a:stretch>
+                      <a:fillRect/>
+                    </a:stretch>
+                  </pic:blipFill>
+                  <pic:spPr>
+                    <a:xfrm>
+                      <a:off x="0" y="0"/>
+                      <a:ext cx="2410161" cy="428685"/>
+                    </a:xfrm>
+                    <a:prstGeom prst="rect">
+                      <a:avLst/>
+                    </a:prstGeom>
+                  </pic:spPr>
+                </pic:pic>
+              </a:graphicData>
+            </a:graphic>
+          </wp:inline>
+        </w:drawing>
+      </w:r>
+    </w:p>
+    <w:p>
+      <w:pPr>
+        <w:rPr>
+          <w:b/>
+          <w:bCs/>
+        </w:rPr>
+      </w:pPr>
+      <w:r>
+        <w:rPr>
+          <w:b/>
+          <w:bCs/>
+        </w:rPr>
+        <w:t>Appendix F.</w:t>
+      </w:r>
+      <w:r>
+        <w:rPr>
+          <w:b/>
+          <w:bCs/>
+        </w:rPr>
+        <w:t>6</w:t>
+      </w:r>
+      <w:r>
+        <w:rPr>
+          <w:b/>
+          <w:bCs/>
+        </w:rPr>
+        <w:t xml:space="preserve"> – No replays or missing player/rank selection on submit</w:t>
+      </w:r>
+    </w:p>
+    <w:p>
+      <w:pPr>
+        <w:rPr>
+          <w:b/>
+          <w:bCs/>
+        </w:rPr>
+      </w:pPr>
+      <w:r>
+        <w:rPr>
+          <w:b/>
+          <w:bCs/>
+        </w:rPr>
+        <w:drawing>
+          <wp:inline distT="0" distB="0" distL="0" distR="0" wp14:anchorId="67E31C12" wp14:editId="0EB8CF89">
+            <wp:extent cx="1905266" cy="1933845"/>
+            <wp:effectExtent l="0" t="0" r="0" b="9525"/>
+            <wp:docPr id="1348234352" name="Picture 1"/>
+            <wp:cNvGraphicFramePr>
+              <a:graphicFrameLocks xmlns:a="http://schemas.openxmlformats.org/drawingml/2006/main" noChangeAspect="1"/>
+            </wp:cNvGraphicFramePr>
+            <a:graphic xmlns:a="http://schemas.openxmlformats.org/drawingml/2006/main">
+              <a:graphicData uri="http://schemas.openxmlformats.org/drawingml/2006/picture">
+                <pic:pic xmlns:pic="http://schemas.openxmlformats.org/drawingml/2006/picture">
+                  <pic:nvPicPr>
+                    <pic:cNvPr id="1348234352" name=""/>
+                    <pic:cNvPicPr/>
+                  </pic:nvPicPr>
+                  <pic:blipFill>
+                    <a:blip r:embed="rId47"/>
+                    <a:stretch>
+                      <a:fillRect/>
+                    </a:stretch>
+                  </pic:blipFill>
+                  <pic:spPr>
+                    <a:xfrm>
+                      <a:off x="0" y="0"/>
+                      <a:ext cx="1905266" cy="1933845"/>
+                    </a:xfrm>
+                    <a:prstGeom prst="rect">
+                      <a:avLst/>
+                    </a:prstGeom>
+                  </pic:spPr>
+                </pic:pic>
+              </a:graphicData>
+            </a:graphic>
+          </wp:inline>
+        </w:drawing>
+      </w:r>
+      <w:r>
+        <w:rPr>
+          <w:b/>
+          <w:bCs/>
+        </w:rPr>
+        <w:drawing>
+          <wp:inline distT="0" distB="0" distL="0" distR="0" wp14:anchorId="5AD24E22" wp14:editId="72A38D8A">
+            <wp:extent cx="1771897" cy="1933845"/>
+            <wp:effectExtent l="0" t="0" r="0" b="9525"/>
+            <wp:docPr id="1409257696" name="Picture 1"/>
+            <wp:cNvGraphicFramePr>
+              <a:graphicFrameLocks xmlns:a="http://schemas.openxmlformats.org/drawingml/2006/main" noChangeAspect="1"/>
+            </wp:cNvGraphicFramePr>
+            <a:graphic xmlns:a="http://schemas.openxmlformats.org/drawingml/2006/main">
+              <a:graphicData uri="http://schemas.openxmlformats.org/drawingml/2006/picture">
+                <pic:pic xmlns:pic="http://schemas.openxmlformats.org/drawingml/2006/picture">
+                  <pic:nvPicPr>
+                    <pic:cNvPr id="1409257696" name=""/>
+                    <pic:cNvPicPr/>
+                  </pic:nvPicPr>
+                  <pic:blipFill>
+                    <a:blip r:embed="rId48"/>
+                    <a:stretch>
+                      <a:fillRect/>
+                    </a:stretch>
+                  </pic:blipFill>
+                  <pic:spPr>
+                    <a:xfrm>
+                      <a:off x="0" y="0"/>
+                      <a:ext cx="1771897" cy="1933845"/>
+                    </a:xfrm>
+                    <a:prstGeom prst="rect">
+                      <a:avLst/>
+                    </a:prstGeom>
+                  </pic:spPr>
+                </pic:pic>
+              </a:graphicData>
+            </a:graphic>
+          </wp:inline>
+        </w:drawing>
+      </w:r>
+      <w:r>
+        <w:rPr>
+          <w:noProof/>
+        </w:rPr>
+        <w:t xml:space="preserve"> </w:t>
+      </w:r>
+    </w:p>
+    <w:p>
+      <w:pPr>
+        <w:rPr>
+          <w:b/>
+          <w:bCs/>
+        </w:rPr>
+      </w:pPr>
+      <w:r>
+        <w:rPr>
+          <w:b/>
+          <w:bCs/>
+        </w:rPr>
+        <w:t>Appendix</w:t>
+      </w:r>
+      <w:r>
+        <w:rPr>
+          <w:b/>
+          <w:bCs/>
+        </w:rPr>
+        <w:t xml:space="preserve"> F.</w:t>
+      </w:r>
+      <w:r>
+        <w:rPr>
+          <w:b/>
+          <w:bCs/>
+        </w:rPr>
+        <w:t>7</w:t>
+      </w:r>
+      <w:r>
+        <w:rPr>
+          <w:b/>
+          <w:bCs/>
+        </w:rPr>
+        <w:t xml:space="preserve"> – Caching works</w:t>
+      </w:r>
+    </w:p>
+    <w:p>
+      <w:pPr>
+        <w:rPr>
+          <w:b/>
+          <w:bCs/>
+        </w:rPr>
+      </w:pPr>
+      <w:r>
+        <w:rPr>
+          <w:b/>
+          <w:bCs/>
+        </w:rPr>
+        <w:drawing>
+          <wp:inline distT="0" distB="0" distL="0" distR="0" wp14:anchorId="26110B50" wp14:editId="76EBB5AE">
+            <wp:extent cx="5306165" cy="495369"/>
+            <wp:effectExtent l="0" t="0" r="8890" b="0"/>
+            <wp:docPr id="542518941" name="Picture 1"/>
+            <wp:cNvGraphicFramePr>
+              <a:graphicFrameLocks xmlns:a="http://schemas.openxmlformats.org/drawingml/2006/main" noChangeAspect="1"/>
+            </wp:cNvGraphicFramePr>
+            <a:graphic xmlns:a="http://schemas.openxmlformats.org/drawingml/2006/main">
+              <a:graphicData uri="http://schemas.openxmlformats.org/drawingml/2006/picture">
+                <pic:pic xmlns:pic="http://schemas.openxmlformats.org/drawingml/2006/picture">
+                  <pic:nvPicPr>
+                    <pic:cNvPr id="542518941" name=""/>
+                    <pic:cNvPicPr/>
+                  </pic:nvPicPr>
+                  <pic:blipFill>
+                    <a:blip r:embed="rId49"/>
+                    <a:stretch>
+                      <a:fillRect/>
+                    </a:stretch>
+                  </pic:blipFill>
+                  <pic:spPr>
+                    <a:xfrm>
+                      <a:off x="0" y="0"/>
+                      <a:ext cx="5306165" cy="495369"/>
+                    </a:xfrm>
+                    <a:prstGeom prst="rect">
+                      <a:avLst/>
+                    </a:prstGeom>
+                  </pic:spPr>
+                </pic:pic>
+              </a:graphicData>
+            </a:graphic>
+          </wp:inline>
+        </w:drawing>
+      </w:r>
+    </w:p>
+    <w:p>
+      <w:pPr>
+        <w:rPr>
+          <w:b/>
+          <w:bCs/>
+        </w:rPr>
+      </w:pPr>
+      <w:r>
+        <w:rPr>
+          <w:b/>
+          <w:bCs/>
+        </w:rPr>
+        <w:drawing>
+          <wp:inline distT="0" distB="0" distL="0" distR="0" wp14:anchorId="42516135" wp14:editId="171F1CA4">
+            <wp:extent cx="5731510" cy="162560"/>
+            <wp:effectExtent l="0" t="0" r="2540" b="8890"/>
+            <wp:docPr id="966102562" name="Picture 1"/>
+            <wp:cNvGraphicFramePr>
+              <a:graphicFrameLocks xmlns:a="http://schemas.openxmlformats.org/drawingml/2006/main" noChangeAspect="1"/>
+            </wp:cNvGraphicFramePr>
+            <a:graphic xmlns:a="http://schemas.openxmlformats.org/drawingml/2006/main">
+              <a:graphicData uri="http://schemas.openxmlformats.org/drawingml/2006/picture">
+                <pic:pic xmlns:pic="http://schemas.openxmlformats.org/drawingml/2006/picture">
+                  <pic:nvPicPr>
+                    <pic:cNvPr id="966102562" name=""/>
+                    <pic:cNvPicPr/>
+                  </pic:nvPicPr>
+                  <pic:blipFill>
+                    <a:blip r:embed="rId50"/>
+                    <a:stretch>
+                      <a:fillRect/>
+                    </a:stretch>
+                  </pic:blipFill>
+                  <pic:spPr>
+                    <a:xfrm>
+                      <a:off x="0" y="0"/>
+                      <a:ext cx="5731510" cy="162560"/>
+                    </a:xfrm>
+                    <a:prstGeom prst="rect">
+                      <a:avLst/>
+                    </a:prstGeom>
+                  </pic:spPr>
+                </pic:pic>
+              </a:graphicData>
+            </a:graphic>
+          </wp:inline>
+        </w:drawing>
+      </w:r>
+    </w:p>
+    <w:p>
+      <w:r>
+        <w:t>Only header request made (no parsing):</w:t>
+      </w:r>
+    </w:p>
+    <w:p>
+      <w:pPr>
+        <w:rPr>
+          <w:b/>
+          <w:bCs/>
+        </w:rPr>
+      </w:pPr>
+      <w:r>
+        <w:rPr>
+          <w:b/>
+          <w:bCs/>
+        </w:rPr>
+        <w:drawing>
+          <wp:inline distT="0" distB="0" distL="0" distR="0" wp14:anchorId="4937E06E" wp14:editId="01C2903F">
+            <wp:extent cx="5731510" cy="537845"/>
+            <wp:effectExtent l="0" t="0" r="2540" b="0"/>
+            <wp:docPr id="512860353" name="Picture 1"/>
+            <wp:cNvGraphicFramePr>
+              <a:graphicFrameLocks xmlns:a="http://schemas.openxmlformats.org/drawingml/2006/main" noChangeAspect="1"/>
+            </wp:cNvGraphicFramePr>
+            <a:graphic xmlns:a="http://schemas.openxmlformats.org/drawingml/2006/main">
+              <a:graphicData uri="http://schemas.openxmlformats.org/drawingml/2006/picture">
+                <pic:pic xmlns:pic="http://schemas.openxmlformats.org/drawingml/2006/picture">
+                  <pic:nvPicPr>
+                    <pic:cNvPr id="512860353" name=""/>
+                    <pic:cNvPicPr/>
+                  </pic:nvPicPr>
+                  <pic:blipFill>
+                    <a:blip r:embed="rId51"/>
+                    <a:stretch>
+                      <a:fillRect/>
+                    </a:stretch>
+                  </pic:blipFill>
+                  <pic:spPr>
+                    <a:xfrm>
+                      <a:off x="0" y="0"/>
+                      <a:ext cx="5731510" cy="537845"/>
+                    </a:xfrm>
+                    <a:prstGeom prst="rect">
+                      <a:avLst/>
+                    </a:prstGeom>
+                  </pic:spPr>
+                </pic:pic>
+              </a:graphicData>
+            </a:graphic>
+          </wp:inline>
+        </w:drawing>
+      </w:r>
+    </w:p>
+    <w:p>
+      <w:pPr>
+        <w:rPr>
+          <w:b/>
+          <w:bCs/>
+        </w:rPr>
+      </w:pPr>
+      <w:r>
+        <w:rPr>
+          <w:b/>
+          <w:bCs/>
+        </w:rPr>
+        <w:drawing>
+          <wp:inline distT="0" distB="0" distL="0" distR="0" wp14:anchorId="04424FB5" wp14:editId="7EF892AA">
+            <wp:extent cx="3639058" cy="381053"/>
+            <wp:effectExtent l="0" t="0" r="0" b="0"/>
+            <wp:docPr id="1217590807" name="Picture 1"/>
+            <wp:cNvGraphicFramePr>
+              <a:graphicFrameLocks xmlns:a="http://schemas.openxmlformats.org/drawingml/2006/main" noChangeAspect="1"/>
+            </wp:cNvGraphicFramePr>
+            <a:graphic xmlns:a="http://schemas.openxmlformats.org/drawingml/2006/main">
+              <a:graphicData uri="http://schemas.openxmlformats.org/drawingml/2006/picture">
+                <pic:pic xmlns:pic="http://schemas.openxmlformats.org/drawingml/2006/picture">
+                  <pic:nvPicPr>
+                    <pic:cNvPr id="1217590807" name=""/>
+                    <pic:cNvPicPr/>
+                  </pic:nvPicPr>
+                  <pic:blipFill>
+                    <a:blip r:embed="rId52"/>
+                    <a:stretch>
+                      <a:fillRect/>
+                    </a:stretch>
+                  </pic:blipFill>
+                  <pic:spPr>
+                    <a:xfrm>
+                      <a:off x="0" y="0"/>
+                      <a:ext cx="3639058" cy="381053"/>
+                    </a:xfrm>
+                    <a:prstGeom prst="rect">
+                      <a:avLst/>
+                    </a:prstGeom>
+                  </pic:spPr>
+                </pic:pic>
+              </a:graphicData>
+            </a:graphic>
+          </wp:inline>
+        </w:drawing>
+      </w:r>
+    </w:p>
+    <w:p>
+      <w:pPr>
+        <w:rPr>
+          <w:b/>
+          <w:bCs/>
+        </w:rPr>
+      </w:pPr>
+      <w:r>
+        <w:rPr>
+          <w:b/>
+          <w:bCs/>
+        </w:rPr>
+        <w:lastRenderedPageBreak/>
+        <w:t>Appendix</w:t>
+      </w:r>
+      <w:r>
+        <w:rPr>
+          <w:b/>
+          <w:bCs/>
+        </w:rPr>
+        <w:t xml:space="preserve"> F.</w:t>
+      </w:r>
+      <w:r>
+        <w:rPr>
+          <w:b/>
+          <w:bCs/>
+        </w:rPr>
+        <w:t>8</w:t>
+      </w:r>
+      <w:r>
+        <w:rPr>
+          <w:b/>
+          <w:bCs/>
+        </w:rPr>
+        <w:t xml:space="preserve"> – Deleting replays</w:t>
+      </w:r>
+    </w:p>
+    <w:p>
+      <w:r>
+        <w:rPr>
+          <w:b/>
+          <w:bCs/>
+        </w:rPr>
+        <w:drawing>
+          <wp:inline distT="0" distB="0" distL="0" distR="0" wp14:anchorId="60B9FAE9" wp14:editId="59DBAEAF">
+            <wp:extent cx="5277587" cy="914528"/>
+            <wp:effectExtent l="0" t="0" r="0" b="0"/>
+            <wp:docPr id="230631007" name="Picture 1"/>
+            <wp:cNvGraphicFramePr>
+              <a:graphicFrameLocks xmlns:a="http://schemas.openxmlformats.org/drawingml/2006/main" noChangeAspect="1"/>
+            </wp:cNvGraphicFramePr>
+            <a:graphic xmlns:a="http://schemas.openxmlformats.org/drawingml/2006/main">
+              <a:graphicData uri="http://schemas.openxmlformats.org/drawingml/2006/picture">
+                <pic:pic xmlns:pic="http://schemas.openxmlformats.org/drawingml/2006/picture">
+                  <pic:nvPicPr>
+                    <pic:cNvPr id="230631007" name=""/>
+                    <pic:cNvPicPr/>
+                  </pic:nvPicPr>
+                  <pic:blipFill>
+                    <a:blip r:embed="rId53"/>
+                    <a:stretch>
+                      <a:fillRect/>
+                    </a:stretch>
+                  </pic:blipFill>
+                  <pic:spPr>
+                    <a:xfrm>
+                      <a:off x="0" y="0"/>
+                      <a:ext cx="5277587" cy="914528"/>
+                    </a:xfrm>
+                    <a:prstGeom prst="rect">
+                      <a:avLst/>
+                    </a:prstGeom>
+                  </pic:spPr>
+                </pic:pic>
+              </a:graphicData>
+            </a:graphic>
+          </wp:inline>
+        </w:drawing>
+      </w:r>
+    </w:p>
+    <w:p>
+      <w:pPr>
+        <w:rPr>
+          <w:b/>
+          <w:bCs/>
+        </w:rPr>
+      </w:pPr>
+      <w:r>
+        <w:drawing>
+          <wp:inline distT="0" distB="0" distL="0" distR="0" wp14:anchorId="53AE3D0F" wp14:editId="5E694EA6">
+            <wp:extent cx="3677163" cy="562053"/>
+            <wp:effectExtent l="0" t="0" r="0" b="9525"/>
+            <wp:docPr id="672657137" name="Picture 1"/>
+            <wp:cNvGraphicFramePr>
+              <a:graphicFrameLocks xmlns:a="http://schemas.openxmlformats.org/drawingml/2006/main" noChangeAspect="1"/>
+            </wp:cNvGraphicFramePr>
+            <a:graphic xmlns:a="http://schemas.openxmlformats.org/drawingml/2006/main">
+              <a:graphicData uri="http://schemas.openxmlformats.org/drawingml/2006/picture">
+                <pic:pic xmlns:pic="http://schemas.openxmlformats.org/drawingml/2006/picture">
+                  <pic:nvPicPr>
+                    <pic:cNvPr id="672657137" name=""/>
+                    <pic:cNvPicPr/>
+                  </pic:nvPicPr>
+                  <pic:blipFill>
+                    <a:blip r:embed="rId54"/>
+                    <a:stretch>
+                      <a:fillRect/>
+                    </a:stretch>
+                  </pic:blipFill>
+                  <pic:spPr>
+                    <a:xfrm>
+                      <a:off x="0" y="0"/>
+                      <a:ext cx="3677163" cy="562053"/>
+                    </a:xfrm>
+                    <a:prstGeom prst="rect">
+                      <a:avLst/>
+                    </a:prstGeom>
+                  </pic:spPr>
+                </pic:pic>
+              </a:graphicData>
+            </a:graphic>
+          </wp:inline>
+        </w:drawing>
+      </w:r>
+    </w:p>
+    <w:p>
+      <w:pPr>
+        <w:rPr>
+          <w:b/>
+          <w:bCs/>
+        </w:rPr>
+      </w:pPr>
+      <w:r>
+        <w:rPr>
+          <w:b/>
+          <w:bCs/>
+        </w:rPr>
+        <w:drawing>
+          <wp:inline distT="0" distB="0" distL="0" distR="0" wp14:anchorId="37FEC846" wp14:editId="4455EEEF">
+            <wp:extent cx="5277587" cy="714475"/>
+            <wp:effectExtent l="0" t="0" r="0" b="9525"/>
+            <wp:docPr id="903641382" name="Picture 1"/>
+            <wp:cNvGraphicFramePr>
+              <a:graphicFrameLocks xmlns:a="http://schemas.openxmlformats.org/drawingml/2006/main" noChangeAspect="1"/>
+            </wp:cNvGraphicFramePr>
+            <a:graphic xmlns:a="http://schemas.openxmlformats.org/drawingml/2006/main">
+              <a:graphicData uri="http://schemas.openxmlformats.org/drawingml/2006/picture">
+                <pic:pic xmlns:pic="http://schemas.openxmlformats.org/drawingml/2006/picture">
+                  <pic:nvPicPr>
+                    <pic:cNvPr id="903641382" name=""/>
+                    <pic:cNvPicPr/>
+                  </pic:nvPicPr>
+                  <pic:blipFill>
+                    <a:blip r:embed="rId55"/>
+                    <a:stretch>
+                      <a:fillRect/>
+                    </a:stretch>
+                  </pic:blipFill>
+                  <pic:spPr>
+                    <a:xfrm>
+                      <a:off x="0" y="0"/>
+                      <a:ext cx="5277587" cy="714475"/>
+                    </a:xfrm>
+                    <a:prstGeom prst="rect">
+                      <a:avLst/>
+                    </a:prstGeom>
+                  </pic:spPr>
+                </pic:pic>
+              </a:graphicData>
+            </a:graphic>
+          </wp:inline>
+        </w:drawing>
+      </w:r>
+    </w:p>
+    <w:p>
+      <w:pPr>
+        <w:rPr>
+          <w:b/>
+          <w:bCs/>
+        </w:rPr>
+      </w:pPr>
+      <w:r>
+        <w:rPr>
+          <w:b/>
+          <w:bCs/>
+        </w:rPr>
+        <w:drawing>
+          <wp:inline distT="0" distB="0" distL="0" distR="0" wp14:anchorId="2431546A" wp14:editId="23BA243E">
+            <wp:extent cx="5731510" cy="498475"/>
+            <wp:effectExtent l="0" t="0" r="2540" b="0"/>
+            <wp:docPr id="1404753046" name="Picture 1"/>
+            <wp:cNvGraphicFramePr>
+              <a:graphicFrameLocks xmlns:a="http://schemas.openxmlformats.org/drawingml/2006/main" noChangeAspect="1"/>
+            </wp:cNvGraphicFramePr>
+            <a:graphic xmlns:a="http://schemas.openxmlformats.org/drawingml/2006/main">
+              <a:graphicData uri="http://schemas.openxmlformats.org/drawingml/2006/picture">
+                <pic:pic xmlns:pic="http://schemas.openxmlformats.org/drawingml/2006/picture">
+                  <pic:nvPicPr>
+                    <pic:cNvPr id="1404753046" name=""/>
+                    <pic:cNvPicPr/>
+                  </pic:nvPicPr>
+                  <pic:blipFill>
+                    <a:blip r:embed="rId56"/>
+                    <a:stretch>
+                      <a:fillRect/>
+                    </a:stretch>
+                  </pic:blipFill>
+                  <pic:spPr>
+                    <a:xfrm>
+                      <a:off x="0" y="0"/>
+                      <a:ext cx="5731510" cy="498475"/>
+                    </a:xfrm>
+                    <a:prstGeom prst="rect">
+                      <a:avLst/>
+                    </a:prstGeom>
+                  </pic:spPr>
+                </pic:pic>
+              </a:graphicData>
+            </a:graphic>
+          </wp:inline>
+        </w:drawing>
+      </w:r>
+    </w:p>
+    <w:p>
+      <w:pPr>
+        <w:rPr>
+          <w:b/>
+          <w:bCs/>
+        </w:rPr>
+      </w:pPr>
+      <w:r>
+        <w:rPr>
+          <w:b/>
+          <w:bCs/>
+        </w:rPr>
+        <w:t>Appendix F.</w:t>
+      </w:r>
+      <w:r>
+        <w:rPr>
+          <w:b/>
+          <w:bCs/>
+        </w:rPr>
+        <w:t>9</w:t>
+      </w:r>
+      <w:r>
+        <w:rPr>
+          <w:b/>
+          <w:bCs/>
+        </w:rPr>
+        <w:t xml:space="preserve"> – Parsing performance</w:t>
+      </w:r>
+    </w:p>
+    <w:p>
+      <w:r>
+        <w:drawing>
+          <wp:inline distT="0" distB="0" distL="0" distR="0" wp14:anchorId="0AE82A19" wp14:editId="0674496A">
+            <wp:extent cx="5731510" cy="1401445"/>
+            <wp:effectExtent l="0" t="0" r="2540" b="8255"/>
+            <wp:docPr id="993065539" name="Picture 1"/>
+            <wp:cNvGraphicFramePr>
+              <a:graphicFrameLocks xmlns:a="http://schemas.openxmlformats.org/drawingml/2006/main" noChangeAspect="1"/>
+            </wp:cNvGraphicFramePr>
+            <a:graphic xmlns:a="http://schemas.openxmlformats.org/drawingml/2006/main">
+              <a:graphicData uri="http://schemas.openxmlformats.org/drawingml/2006/picture">
+                <pic:pic xmlns:pic="http://schemas.openxmlformats.org/drawingml/2006/picture">
+                  <pic:nvPicPr>
+                    <pic:cNvPr id="993065539" name=""/>
+                    <pic:cNvPicPr/>
+                  </pic:nvPicPr>
+                  <pic:blipFill>
+                    <a:blip r:embed="rId57"/>
+                    <a:stretch>
+                      <a:fillRect/>
+                    </a:stretch>
+                  </pic:blipFill>
+                  <pic:spPr>
+                    <a:xfrm>
+                      <a:off x="0" y="0"/>
+                      <a:ext cx="5731510" cy="1401445"/>
+                    </a:xfrm>
+                    <a:prstGeom prst="rect">
+                      <a:avLst/>
+                    </a:prstGeom>
+                  </pic:spPr>
+                </pic:pic>
+              </a:graphicData>
+            </a:graphic>
+          </wp:inline>
+        </w:drawing>
+      </w:r>
+    </w:p>
+    <w:p>
+      <w:r>
+        <w:t xml:space="preserve">After the first request (34908 ms), each request afterward happened sequentially, with around 7000ms between them on average (7 seconds). </w:t>
+      </w:r>
+    </w:p>
+    <w:p>
+      <w:pPr>
+        <w:rPr>
+          <w:b/>
+          <w:bCs/>
+        </w:rPr>
+      </w:pPr>
+      <w:r>
+        <w:rPr>
+          <w:b/>
+          <w:bCs/>
+        </w:rPr>
+        <w:t>Appendix F.10 – Data parsed and aggregated correctly</w:t>
+      </w:r>
+    </w:p>
+    <w:p>
+      <w:r>
+        <w:t>Individual statistics sourced from Ballchasing:</w:t>
+      </w:r>
+    </w:p>
+    <w:p>
+      <w:pPr>
+        <w:rPr>
+          <w:b/>
+          <w:bCs/>
+        </w:rPr>
+      </w:pPr>
+      <w:r>
+        <w:rPr>
+          <w:b/>
+          <w:bCs/>
+        </w:rPr>
+        <w:drawing>
+          <wp:inline distT="0" distB="0" distL="0" distR="0" wp14:anchorId="21B8B6AF" wp14:editId="6B462E17">
+            <wp:extent cx="5731510" cy="1397635"/>
+            <wp:effectExtent l="0" t="0" r="2540" b="0"/>
+            <wp:docPr id="2130017640" name="Picture 1"/>
+            <wp:cNvGraphicFramePr>
+              <a:graphicFrameLocks xmlns:a="http://schemas.openxmlformats.org/drawingml/2006/main" noChangeAspect="1"/>
+            </wp:cNvGraphicFramePr>
+            <a:graphic xmlns:a="http://schemas.openxmlformats.org/drawingml/2006/main">
+              <a:graphicData uri="http://schemas.openxmlformats.org/drawingml/2006/picture">
+                <pic:pic xmlns:pic="http://schemas.openxmlformats.org/drawingml/2006/picture">
+                  <pic:nvPicPr>
+                    <pic:cNvPr id="2130017640" name=""/>
+                    <pic:cNvPicPr/>
+                  </pic:nvPicPr>
+                  <pic:blipFill>
+                    <a:blip r:embed="rId58"/>
+                    <a:stretch>
+                      <a:fillRect/>
+                    </a:stretch>
+                  </pic:blipFill>
+                  <pic:spPr>
+                    <a:xfrm>
+                      <a:off x="0" y="0"/>
+                      <a:ext cx="5731510" cy="1397635"/>
+                    </a:xfrm>
+                    <a:prstGeom prst="rect">
+                      <a:avLst/>
+                    </a:prstGeom>
+                  </pic:spPr>
+                </pic:pic>
+              </a:graphicData>
+            </a:graphic>
+          </wp:inline>
+        </w:drawing>
+      </w:r>
+    </w:p>
+    <w:p>
+      <w:pPr>
+        <w:rPr>
+          <w:b/>
+          <w:bCs/>
+        </w:rPr>
+      </w:pPr>
+      <w:r>
+        <w:rPr>
+          <w:b/>
+          <w:bCs/>
+        </w:rPr>
+        <w:lastRenderedPageBreak/>
+        <w:drawing>
+          <wp:inline distT="0" distB="0" distL="0" distR="0" wp14:anchorId="50B81293" wp14:editId="57674BF3">
+            <wp:extent cx="5731510" cy="1381125"/>
+            <wp:effectExtent l="0" t="0" r="2540" b="9525"/>
+            <wp:docPr id="1091255735" name="Picture 1"/>
+            <wp:cNvGraphicFramePr>
+              <a:graphicFrameLocks xmlns:a="http://schemas.openxmlformats.org/drawingml/2006/main" noChangeAspect="1"/>
+            </wp:cNvGraphicFramePr>
+            <a:graphic xmlns:a="http://schemas.openxmlformats.org/drawingml/2006/main">
+              <a:graphicData uri="http://schemas.openxmlformats.org/drawingml/2006/picture">
+                <pic:pic xmlns:pic="http://schemas.openxmlformats.org/drawingml/2006/picture">
+                  <pic:nvPicPr>
+                    <pic:cNvPr id="1091255735" name=""/>
+                    <pic:cNvPicPr/>
+                  </pic:nvPicPr>
+                  <pic:blipFill>
+                    <a:blip r:embed="rId59"/>
+                    <a:stretch>
+                      <a:fillRect/>
+                    </a:stretch>
+                  </pic:blipFill>
+                  <pic:spPr>
+                    <a:xfrm>
+                      <a:off x="0" y="0"/>
+                      <a:ext cx="5731510" cy="1381125"/>
+                    </a:xfrm>
+                    <a:prstGeom prst="rect">
+                      <a:avLst/>
+                    </a:prstGeom>
+                  </pic:spPr>
+                </pic:pic>
+              </a:graphicData>
+            </a:graphic>
+          </wp:inline>
+        </w:drawing>
+      </w:r>
+    </w:p>
+    <w:p>
+      <w:r>
+        <w:t>Data Overview (with KrysJP as target player)</w:t>
+      </w:r>
+    </w:p>
+    <w:p>
+      <w:pPr>
+        <w:rPr>
+          <w:b/>
+          <w:bCs/>
+        </w:rPr>
+      </w:pPr>
+      <w:r>
+        <w:rPr>
+          <w:b/>
+          <w:bCs/>
+        </w:rPr>
+        <w:drawing>
+          <wp:inline distT="0" distB="0" distL="0" distR="0" wp14:anchorId="17950074" wp14:editId="0230D9B7">
+            <wp:extent cx="5731510" cy="3787775"/>
+            <wp:effectExtent l="0" t="0" r="2540" b="3175"/>
+            <wp:docPr id="2030535570" name="Picture 1"/>
+            <wp:cNvGraphicFramePr>
+              <a:graphicFrameLocks xmlns:a="http://schemas.openxmlformats.org/drawingml/2006/main" noChangeAspect="1"/>
+            </wp:cNvGraphicFramePr>
+            <a:graphic xmlns:a="http://schemas.openxmlformats.org/drawingml/2006/main">
+              <a:graphicData uri="http://schemas.openxmlformats.org/drawingml/2006/picture">
+                <pic:pic xmlns:pic="http://schemas.openxmlformats.org/drawingml/2006/picture">
+                  <pic:nvPicPr>
+                    <pic:cNvPr id="2030535570" name=""/>
+                    <pic:cNvPicPr/>
+                  </pic:nvPicPr>
+                  <pic:blipFill>
+                    <a:blip r:embed="rId60"/>
+                    <a:stretch>
+                      <a:fillRect/>
+                    </a:stretch>
+                  </pic:blipFill>
+                  <pic:spPr>
+                    <a:xfrm>
+                      <a:off x="0" y="0"/>
+                      <a:ext cx="5731510" cy="3787775"/>
+                    </a:xfrm>
+                    <a:prstGeom prst="rect">
+                      <a:avLst/>
+                    </a:prstGeom>
+                  </pic:spPr>
+                </pic:pic>
+              </a:graphicData>
+            </a:graphic>
+          </wp:inline>
+        </w:drawing>
+      </w:r>
+    </w:p>
+    <w:p>
+      <w:r>
+        <w:t>Total shots from User: 5+6=11 | Replays: 2 | Result: 11/2 = 5.5 | Correct</w:t>
+      </w:r>
+    </w:p>
+    <w:p>
+      <w:r>
+        <w:t>Total shots from Teammates: 3+2+2+4=11 | Replays: 2 | Teammates: 2 | 11/2/2 = 2.75 | Correct</w:t>
+      </w:r>
+    </w:p>
+    <w:p>
+      <w:r>
+        <w:t>Total shots from Opponents: 7+4+2+2+2=17 | Replays: 2 | Opponents: 3 | 17/2/3 = 2.83 | Correct</w:t>
+      </w:r>
+    </w:p>
+    <w:p>
+      <w:pPr>
+        <w:tabs>
+          <w:tab w:val="left" w:pos="6375"/>
+        </w:tabs>
+        <w:rPr>
+          <w:b/>
+          <w:bCs/>
+        </w:rPr>
+      </w:pPr>
+      <w:r>
+        <w:rPr>
+          <w:b/>
+          <w:bCs/>
+        </w:rPr>
+        <w:t>Appendix F.11 – Playstyle Classification return appropriate result</w:t>
+      </w:r>
+    </w:p>
+    <w:p>
+      <w:pPr>
+        <w:tabs>
+          <w:tab w:val="left" w:pos="6375"/>
+        </w:tabs>
+        <w:rPr>
+          <w:b/>
+          <w:bCs/>
+        </w:rPr>
+      </w:pPr>
+      <w:r>
+        <w:rPr>
+          <w:b/>
+          <w:bCs/>
+        </w:rPr>
+        <w:lastRenderedPageBreak/>
+        <w:drawing>
+          <wp:inline distT="0" distB="0" distL="0" distR="0" wp14:anchorId="70E904F9" wp14:editId="2CF4CFB4">
+            <wp:extent cx="5731510" cy="3184525"/>
+            <wp:effectExtent l="0" t="0" r="2540" b="0"/>
+            <wp:docPr id="1706761559" name="Picture 1"/>
+            <wp:cNvGraphicFramePr>
+              <a:graphicFrameLocks xmlns:a="http://schemas.openxmlformats.org/drawingml/2006/main" noChangeAspect="1"/>
+            </wp:cNvGraphicFramePr>
+            <a:graphic xmlns:a="http://schemas.openxmlformats.org/drawingml/2006/main">
+              <a:graphicData uri="http://schemas.openxmlformats.org/drawingml/2006/picture">
+                <pic:pic xmlns:pic="http://schemas.openxmlformats.org/drawingml/2006/picture">
+                  <pic:nvPicPr>
+                    <pic:cNvPr id="1706761559" name=""/>
+                    <pic:cNvPicPr/>
+                  </pic:nvPicPr>
+                  <pic:blipFill>
+                    <a:blip r:embed="rId61"/>
+                    <a:stretch>
+                      <a:fillRect/>
+                    </a:stretch>
+                  </pic:blipFill>
+                  <pic:spPr>
+                    <a:xfrm>
+                      <a:off x="0" y="0"/>
+                      <a:ext cx="5731510" cy="3184525"/>
+                    </a:xfrm>
+                    <a:prstGeom prst="rect">
+                      <a:avLst/>
+                    </a:prstGeom>
+                  </pic:spPr>
+                </pic:pic>
+              </a:graphicData>
+            </a:graphic>
+          </wp:inline>
+        </w:drawing>
+      </w:r>
+    </w:p>
+    <w:p>
+      <w:pPr>
+        <w:tabs>
+          <w:tab w:val="left" w:pos="6375"/>
+        </w:tabs>
+      </w:pPr>
+      <w:r>
+        <w:t>Defender for Saves /min + Farthest From Ball | Correct</w:t>
+      </w:r>
+    </w:p>
+    <w:p>
+      <w:pPr>
+        <w:tabs>
+          <w:tab w:val="left" w:pos="6375"/>
+        </w:tabs>
+      </w:pPr>
+      <w:r>
+        <w:t>Rank Comparison confirms data correct and in top 20%.</w:t>
+      </w:r>
+    </w:p>
+    <w:p>
+      <w:pPr>
+        <w:tabs>
+          <w:tab w:val="left" w:pos="6375"/>
+        </w:tabs>
+      </w:pPr>
+      <w:r>
+        <w:drawing>
+          <wp:inline distT="0" distB="0" distL="0" distR="0" wp14:anchorId="2CF5CE5D" wp14:editId="6CFA8506">
+            <wp:extent cx="1514686" cy="1286054"/>
+            <wp:effectExtent l="0" t="0" r="9525" b="9525"/>
+            <wp:docPr id="849182302" name="Picture 1"/>
+            <wp:cNvGraphicFramePr>
+              <a:graphicFrameLocks xmlns:a="http://schemas.openxmlformats.org/drawingml/2006/main" noChangeAspect="1"/>
+            </wp:cNvGraphicFramePr>
+            <a:graphic xmlns:a="http://schemas.openxmlformats.org/drawingml/2006/main">
+              <a:graphicData uri="http://schemas.openxmlformats.org/drawingml/2006/picture">
+                <pic:pic xmlns:pic="http://schemas.openxmlformats.org/drawingml/2006/picture">
+                  <pic:nvPicPr>
+                    <pic:cNvPr id="849182302" name=""/>
+                    <pic:cNvPicPr/>
+                  </pic:nvPicPr>
+                  <pic:blipFill>
+                    <a:blip r:embed="rId62"/>
+                    <a:stretch>
+                      <a:fillRect/>
+                    </a:stretch>
+                  </pic:blipFill>
+                  <pic:spPr>
+                    <a:xfrm>
+                      <a:off x="0" y="0"/>
+                      <a:ext cx="1514686" cy="1286054"/>
+                    </a:xfrm>
+                    <a:prstGeom prst="rect">
+                      <a:avLst/>
+                    </a:prstGeom>
+                  </pic:spPr>
+                </pic:pic>
+              </a:graphicData>
+            </a:graphic>
+          </wp:inline>
+        </w:drawing>
+      </w:r>
+      <w:r>
+        <w:rPr>
+          <w:noProof/>
+        </w:rPr>
+        <w:t xml:space="preserve"> </w:t>
+      </w:r>
+      <w:r>
+        <w:drawing>
+          <wp:inline distT="0" distB="0" distL="0" distR="0" wp14:anchorId="7F3A3DF9" wp14:editId="786865F3">
+            <wp:extent cx="2191056" cy="1228896"/>
+            <wp:effectExtent l="0" t="0" r="0" b="0"/>
+            <wp:docPr id="506596296" name="Picture 1"/>
+            <wp:cNvGraphicFramePr>
+              <a:graphicFrameLocks xmlns:a="http://schemas.openxmlformats.org/drawingml/2006/main" noChangeAspect="1"/>
+            </wp:cNvGraphicFramePr>
+            <a:graphic xmlns:a="http://schemas.openxmlformats.org/drawingml/2006/main">
+              <a:graphicData uri="http://schemas.openxmlformats.org/drawingml/2006/picture">
+                <pic:pic xmlns:pic="http://schemas.openxmlformats.org/drawingml/2006/picture">
+                  <pic:nvPicPr>
+                    <pic:cNvPr id="506596296" name=""/>
+                    <pic:cNvPicPr/>
+                  </pic:nvPicPr>
+                  <pic:blipFill>
+                    <a:blip r:embed="rId63"/>
+                    <a:stretch>
+                      <a:fillRect/>
+                    </a:stretch>
+                  </pic:blipFill>
+                  <pic:spPr>
+                    <a:xfrm>
+                      <a:off x="0" y="0"/>
+                      <a:ext cx="2191056" cy="1228896"/>
+                    </a:xfrm>
+                    <a:prstGeom prst="rect">
+                      <a:avLst/>
+                    </a:prstGeom>
+                  </pic:spPr>
+                </pic:pic>
+              </a:graphicData>
+            </a:graphic>
+          </wp:inline>
+        </w:drawing>
+      </w:r>
+    </w:p>
+    <w:p>
+      <w:pPr>
+        <w:rPr>
+          <w:b/>
+          <w:bCs/>
+        </w:rPr>
+      </w:pPr>
+      <w:r>
+        <w:rPr>
+          <w:b/>
+          <w:bCs/>
+        </w:rPr>
+        <w:t>Appendix F.12 – Choosing different ranks in Rank Comparison section</w:t>
+      </w:r>
+    </w:p>
+    <w:p>
+      <w:pPr>
+        <w:rPr>
+          <w:b/>
+          <w:bCs/>
+        </w:rPr>
+      </w:pPr>
+      <w:r>
+        <w:rPr>
+          <w:b/>
+          <w:bCs/>
+        </w:rPr>
+        <w:drawing>
+          <wp:inline distT="0" distB="0" distL="0" distR="0" wp14:anchorId="733DE636" wp14:editId="287DEA5D">
+            <wp:extent cx="5731510" cy="2153920"/>
+            <wp:effectExtent l="0" t="0" r="2540" b="0"/>
+            <wp:docPr id="1574484852" name="Picture 1"/>
+            <wp:cNvGraphicFramePr>
+              <a:graphicFrameLocks xmlns:a="http://schemas.openxmlformats.org/drawingml/2006/main" noChangeAspect="1"/>
+            </wp:cNvGraphicFramePr>
+            <a:graphic xmlns:a="http://schemas.openxmlformats.org/drawingml/2006/main">
+              <a:graphicData uri="http://schemas.openxmlformats.org/drawingml/2006/picture">
+                <pic:pic xmlns:pic="http://schemas.openxmlformats.org/drawingml/2006/picture">
+                  <pic:nvPicPr>
+                    <pic:cNvPr id="1574484852" name=""/>
+                    <pic:cNvPicPr/>
+                  </pic:nvPicPr>
+                  <pic:blipFill>
+                    <a:blip r:embed="rId64"/>
+                    <a:stretch>
+                      <a:fillRect/>
+                    </a:stretch>
+                  </pic:blipFill>
+                  <pic:spPr>
+                    <a:xfrm>
+                      <a:off x="0" y="0"/>
+                      <a:ext cx="5731510" cy="2153920"/>
+                    </a:xfrm>
+                    <a:prstGeom prst="rect">
+                      <a:avLst/>
+                    </a:prstGeom>
+                  </pic:spPr>
+                </pic:pic>
+              </a:graphicData>
+            </a:graphic>
+          </wp:inline>
+        </w:drawing>
+      </w:r>
+    </w:p>
+    <w:p>
+      <w:pPr>
+        <w:rPr>
+          <w:b/>
+          <w:bCs/>
+        </w:rPr>
+      </w:pPr>
+      <w:r>
+        <w:rPr>
+          <w:b/>
+          <w:bCs/>
+        </w:rPr>
+        <w:lastRenderedPageBreak/>
+        <w:drawing>
+          <wp:inline distT="0" distB="0" distL="0" distR="0" wp14:anchorId="24A36AAA" wp14:editId="4200A0FA">
+            <wp:extent cx="5731510" cy="2146300"/>
+            <wp:effectExtent l="0" t="0" r="2540" b="6350"/>
+            <wp:docPr id="677041985" name="Picture 1"/>
+            <wp:cNvGraphicFramePr>
+              <a:graphicFrameLocks xmlns:a="http://schemas.openxmlformats.org/drawingml/2006/main" noChangeAspect="1"/>
+            </wp:cNvGraphicFramePr>
+            <a:graphic xmlns:a="http://schemas.openxmlformats.org/drawingml/2006/main">
+              <a:graphicData uri="http://schemas.openxmlformats.org/drawingml/2006/picture">
+                <pic:pic xmlns:pic="http://schemas.openxmlformats.org/drawingml/2006/picture">
+                  <pic:nvPicPr>
+                    <pic:cNvPr id="677041985" name=""/>
+                    <pic:cNvPicPr/>
+                  </pic:nvPicPr>
+                  <pic:blipFill>
+                    <a:blip r:embed="rId65"/>
+                    <a:stretch>
+                      <a:fillRect/>
+                    </a:stretch>
+                  </pic:blipFill>
+                  <pic:spPr>
+                    <a:xfrm>
+                      <a:off x="0" y="0"/>
+                      <a:ext cx="5731510" cy="2146300"/>
+                    </a:xfrm>
+                    <a:prstGeom prst="rect">
+                      <a:avLst/>
+                    </a:prstGeom>
+                  </pic:spPr>
+                </pic:pic>
+              </a:graphicData>
+            </a:graphic>
+          </wp:inline>
+        </w:drawing>
+      </w:r>
+    </w:p>
+    <w:p>
+      <w:pPr>
+        <w:rPr>
+          <w:b/>
+          <w:bCs/>
+        </w:rPr>
+      </w:pPr>
+      <w:r>
+        <w:rPr>
+          <w:b/>
+          <w:bCs/>
+        </w:rPr>
+        <w:t>Appendix F.13 – Outlier colours appear correctly</w:t>
+      </w:r>
+    </w:p>
+    <w:p>
+      <w:pPr>
+        <w:rPr>
+          <w:b/>
+          <w:bCs/>
+        </w:rPr>
+      </w:pPr>
+      <w:r>
+        <w:rPr>
+          <w:b/>
+          <w:bCs/>
+        </w:rPr>
+        <w:drawing>
+          <wp:inline distT="0" distB="0" distL="0" distR="0" wp14:anchorId="2A375A00" wp14:editId="46545F76">
+            <wp:extent cx="5731510" cy="3592195"/>
+            <wp:effectExtent l="0" t="0" r="2540" b="8255"/>
+            <wp:docPr id="1116051987" name="Picture 1"/>
+            <wp:cNvGraphicFramePr>
+              <a:graphicFrameLocks xmlns:a="http://schemas.openxmlformats.org/drawingml/2006/main" noChangeAspect="1"/>
+            </wp:cNvGraphicFramePr>
+            <a:graphic xmlns:a="http://schemas.openxmlformats.org/drawingml/2006/main">
+              <a:graphicData uri="http://schemas.openxmlformats.org/drawingml/2006/picture">
+                <pic:pic xmlns:pic="http://schemas.openxmlformats.org/drawingml/2006/picture">
+                  <pic:nvPicPr>
+                    <pic:cNvPr id="1116051987" name=""/>
+                    <pic:cNvPicPr/>
+                  </pic:nvPicPr>
+                  <pic:blipFill>
+                    <a:blip r:embed="rId66"/>
+                    <a:stretch>
+                      <a:fillRect/>
+                    </a:stretch>
+                  </pic:blipFill>
+                  <pic:spPr>
+                    <a:xfrm>
+                      <a:off x="0" y="0"/>
+                      <a:ext cx="5731510" cy="3592195"/>
+                    </a:xfrm>
+                    <a:prstGeom prst="rect">
+                      <a:avLst/>
+                    </a:prstGeom>
+                  </pic:spPr>
+                </pic:pic>
+              </a:graphicData>
+            </a:graphic>
+          </wp:inline>
+        </w:drawing>
+      </w:r>
+    </w:p>
+    <w:p>
+      <w:r>
+        <w:drawing>
+          <wp:anchor distT="0" distB="0" distL="114300" distR="114300" simplePos="0" relativeHeight="251658240" behindDoc="0" locked="0" layoutInCell="1" allowOverlap="1" wp14:anchorId="37A9415D" wp14:editId="3ADA4C8A">
+            <wp:simplePos x="0" y="0"/>
+            <wp:positionH relativeFrom="margin">
+              <wp:align>right</wp:align>
+            </wp:positionH>
+            <wp:positionV relativeFrom="paragraph">
+              <wp:posOffset>8255</wp:posOffset>
+            </wp:positionV>
+            <wp:extent cx="1695687" cy="581106"/>
+            <wp:effectExtent l="0" t="0" r="0" b="9525"/>
+            <wp:wrapSquare wrapText="bothSides"/>
+            <wp:docPr id="1240204017" name="Picture 1"/>
+            <wp:cNvGraphicFramePr>
+              <a:graphicFrameLocks xmlns:a="http://schemas.openxmlformats.org/drawingml/2006/main" noChangeAspect="1"/>
+            </wp:cNvGraphicFramePr>
+            <a:graphic xmlns:a="http://schemas.openxmlformats.org/drawingml/2006/main">
+              <a:graphicData uri="http://schemas.openxmlformats.org/drawingml/2006/picture">
+                <pic:pic xmlns:pic="http://schemas.openxmlformats.org/drawingml/2006/picture">
+                  <pic:nvPicPr>
+                    <pic:cNvPr id="1240204017" name=""/>
+                    <pic:cNvPicPr/>
+                  </pic:nvPicPr>
+                  <pic:blipFill>
+                    <a:blip r:embed="rId67">
+                      <a:extLst>
+                        <a:ext uri="{28A0092B-C50C-407E-A947-70E740481C1C}">
+                          <a14:useLocalDpi xmlns:a14="http://schemas.microsoft.com/office/drawing/2010/main" val="0"/>
+                        </a:ext>
+                      </a:extLst>
+                    </a:blip>
+                    <a:stretch>
+                      <a:fillRect/>
+                    </a:stretch>
+                  </pic:blipFill>
+                  <pic:spPr>
+                    <a:xfrm>
+                      <a:off x="0" y="0"/>
+                      <a:ext cx="1695687" cy="581106"/>
+                    </a:xfrm>
+                    <a:prstGeom prst="rect">
+                      <a:avLst/>
+                    </a:prstGeom>
+                  </pic:spPr>
+                </pic:pic>
+              </a:graphicData>
+            </a:graphic>
+          </wp:anchor>
+        </w:drawing>
+      </w:r>
+      <w:r>
+        <w:t>Clearly high/low values are highlighted as intended.</w:t>
+      </w:r>
+    </w:p>
+    <w:p>
+      <w:pPr>
+        <w:rPr>
+          <w:b/>
+          <w:bCs/>
+        </w:rPr>
+      </w:pPr>
+    </w:p>
+    <w:p>
+      <w:pPr>
+        <w:rPr>
+          <w:b/>
+          <w:bCs/>
+        </w:rPr>
+      </w:pPr>
+      <w:r>
+        <w:rPr>
+          <w:b/>
+          <w:bCs/>
+        </w:rPr>
+        <w:t>Appendix F.14 – Parser difference</w:t>
+      </w:r>
+    </w:p>
+    <w:p>
+      <w:r>
+        <w:t>Same values for core:</w:t>
+      </w:r>
+    </w:p>
+    <w:p>
+      <w:pPr>
+        <w:rPr>
+          <w:noProof/>
+        </w:rPr>
+      </w:pPr>
+      <w:r>
+        <w:lastRenderedPageBreak/>
+        <w:drawing>
+          <wp:inline distT="0" distB="0" distL="0" distR="0" wp14:anchorId="4D641C59" wp14:editId="679B81EC">
+            <wp:extent cx="2835105" cy="2114550"/>
+            <wp:effectExtent l="0" t="0" r="3810" b="0"/>
+            <wp:docPr id="395189645" name="Picture 1"/>
+            <wp:cNvGraphicFramePr>
+              <a:graphicFrameLocks xmlns:a="http://schemas.openxmlformats.org/drawingml/2006/main" noChangeAspect="1"/>
+            </wp:cNvGraphicFramePr>
+            <a:graphic xmlns:a="http://schemas.openxmlformats.org/drawingml/2006/main">
+              <a:graphicData uri="http://schemas.openxmlformats.org/drawingml/2006/picture">
+                <pic:pic xmlns:pic="http://schemas.openxmlformats.org/drawingml/2006/picture">
+                  <pic:nvPicPr>
+                    <pic:cNvPr id="395189645" name=""/>
+                    <pic:cNvPicPr/>
+                  </pic:nvPicPr>
+                  <pic:blipFill>
+                    <a:blip r:embed="rId68"/>
+                    <a:stretch>
+                      <a:fillRect/>
+                    </a:stretch>
+                  </pic:blipFill>
+                  <pic:spPr>
+                    <a:xfrm>
+                      <a:off x="0" y="0"/>
+                      <a:ext cx="2853473" cy="2128250"/>
+                    </a:xfrm>
+                    <a:prstGeom prst="rect">
+                      <a:avLst/>
+                    </a:prstGeom>
+                  </pic:spPr>
+                </pic:pic>
+              </a:graphicData>
+            </a:graphic>
+          </wp:inline>
+        </w:drawing>
+      </w:r>
+      <w:r>
+        <w:rPr>
+          <w:noProof/>
+        </w:rPr>
+        <w:t xml:space="preserve"> </w:t>
+      </w:r>
+      <w:r>
+        <w:drawing>
+          <wp:inline distT="0" distB="0" distL="0" distR="0" wp14:anchorId="6F7FD46C" wp14:editId="54750DF7">
+            <wp:extent cx="2834640" cy="2103526"/>
+            <wp:effectExtent l="0" t="0" r="3810" b="0"/>
+            <wp:docPr id="1398499512" name="Picture 1"/>
+            <wp:cNvGraphicFramePr>
+              <a:graphicFrameLocks xmlns:a="http://schemas.openxmlformats.org/drawingml/2006/main" noChangeAspect="1"/>
+            </wp:cNvGraphicFramePr>
+            <a:graphic xmlns:a="http://schemas.openxmlformats.org/drawingml/2006/main">
+              <a:graphicData uri="http://schemas.openxmlformats.org/drawingml/2006/picture">
+                <pic:pic xmlns:pic="http://schemas.openxmlformats.org/drawingml/2006/picture">
+                  <pic:nvPicPr>
+                    <pic:cNvPr id="1398499512" name=""/>
+                    <pic:cNvPicPr/>
+                  </pic:nvPicPr>
+                  <pic:blipFill>
+                    <a:blip r:embed="rId69"/>
+                    <a:stretch>
+                      <a:fillRect/>
+                    </a:stretch>
+                  </pic:blipFill>
+                  <pic:spPr>
+                    <a:xfrm>
+                      <a:off x="0" y="0"/>
+                      <a:ext cx="2841097" cy="2108318"/>
+                    </a:xfrm>
+                    <a:prstGeom prst="rect">
+                      <a:avLst/>
+                    </a:prstGeom>
+                  </pic:spPr>
+                </pic:pic>
+              </a:graphicData>
+            </a:graphic>
+          </wp:inline>
+        </w:drawing>
+      </w:r>
+    </w:p>
+    <w:p>
+      <w:pPr>
+        <w:rPr>
+          <w:noProof/>
+        </w:rPr>
+      </w:pPr>
+      <w:r>
+        <w:rPr>
+          <w:noProof/>
+        </w:rPr>
+        <w:t>Largest difference is boost category:</w:t>
+      </w:r>
+    </w:p>
+    <w:p>
+      <w:r>
+        <w:drawing>
+          <wp:inline distT="0" distB="0" distL="0" distR="0" wp14:anchorId="479FE242" wp14:editId="5AFE1085">
+            <wp:extent cx="2675937" cy="1780894"/>
+            <wp:effectExtent l="0" t="0" r="0" b="0"/>
+            <wp:docPr id="1434641918" name="Picture 1"/>
+            <wp:cNvGraphicFramePr>
+              <a:graphicFrameLocks xmlns:a="http://schemas.openxmlformats.org/drawingml/2006/main" noChangeAspect="1"/>
+            </wp:cNvGraphicFramePr>
+            <a:graphic xmlns:a="http://schemas.openxmlformats.org/drawingml/2006/main">
+              <a:graphicData uri="http://schemas.openxmlformats.org/drawingml/2006/picture">
+                <pic:pic xmlns:pic="http://schemas.openxmlformats.org/drawingml/2006/picture">
+                  <pic:nvPicPr>
+                    <pic:cNvPr id="1434641918" name=""/>
+                    <pic:cNvPicPr/>
+                  </pic:nvPicPr>
+                  <pic:blipFill>
+                    <a:blip r:embed="rId70"/>
+                    <a:stretch>
+                      <a:fillRect/>
+                    </a:stretch>
+                  </pic:blipFill>
+                  <pic:spPr>
+                    <a:xfrm>
+                      <a:off x="0" y="0"/>
+                      <a:ext cx="2691088" cy="1790977"/>
+                    </a:xfrm>
+                    <a:prstGeom prst="rect">
+                      <a:avLst/>
+                    </a:prstGeom>
+                  </pic:spPr>
+                </pic:pic>
+              </a:graphicData>
+            </a:graphic>
+          </wp:inline>
+        </w:drawing>
+      </w:r>
+      <w:r>
+        <w:rPr>
+          <w:noProof/>
+        </w:rPr>
+        <w:t xml:space="preserve"> </w:t>
+      </w:r>
+      <w:r>
+        <w:drawing>
+          <wp:inline distT="0" distB="0" distL="0" distR="0" wp14:anchorId="30D82FB1" wp14:editId="36FE912C">
+            <wp:extent cx="2847975" cy="1752139"/>
+            <wp:effectExtent l="0" t="0" r="0" b="635"/>
+            <wp:docPr id="1907660900" name="Picture 1"/>
+            <wp:cNvGraphicFramePr>
+              <a:graphicFrameLocks xmlns:a="http://schemas.openxmlformats.org/drawingml/2006/main" noChangeAspect="1"/>
+            </wp:cNvGraphicFramePr>
+            <a:graphic xmlns:a="http://schemas.openxmlformats.org/drawingml/2006/main">
+              <a:graphicData uri="http://schemas.openxmlformats.org/drawingml/2006/picture">
+                <pic:pic xmlns:pic="http://schemas.openxmlformats.org/drawingml/2006/picture">
+                  <pic:nvPicPr>
+                    <pic:cNvPr id="1907660900" name=""/>
+                    <pic:cNvPicPr/>
+                  </pic:nvPicPr>
+                  <pic:blipFill>
+                    <a:blip r:embed="rId71"/>
+                    <a:stretch>
+                      <a:fillRect/>
+                    </a:stretch>
+                  </pic:blipFill>
+                  <pic:spPr>
+                    <a:xfrm>
+                      <a:off x="0" y="0"/>
+                      <a:ext cx="2872188" cy="1767035"/>
+                    </a:xfrm>
+                    <a:prstGeom prst="rect">
+                      <a:avLst/>
+                    </a:prstGeom>
+                  </pic:spPr>
+                </pic:pic>
+              </a:graphicData>
+            </a:graphic>
+          </wp:inline>
+        </w:drawing>
+      </w:r>
+    </w:p>
+    <w:p>
+      <w:r>
+        <w:t>Same playstyle result, but different confidence:</w:t>
+      </w:r>
+    </w:p>
+    <w:p>
+      <w:r>
+        <w:drawing>
+          <wp:inline distT="0" distB="0" distL="0" distR="0" wp14:anchorId="198D202E" wp14:editId="151512E7">
+            <wp:extent cx="2400300" cy="1329397"/>
+            <wp:effectExtent l="0" t="0" r="0" b="4445"/>
+            <wp:docPr id="215415043" name="Picture 1"/>
+            <wp:cNvGraphicFramePr>
+              <a:graphicFrameLocks xmlns:a="http://schemas.openxmlformats.org/drawingml/2006/main" noChangeAspect="1"/>
+            </wp:cNvGraphicFramePr>
+            <a:graphic xmlns:a="http://schemas.openxmlformats.org/drawingml/2006/main">
+              <a:graphicData uri="http://schemas.openxmlformats.org/drawingml/2006/picture">
+                <pic:pic xmlns:pic="http://schemas.openxmlformats.org/drawingml/2006/picture">
+                  <pic:nvPicPr>
+                    <pic:cNvPr id="215415043" name=""/>
+                    <pic:cNvPicPr/>
+                  </pic:nvPicPr>
+                  <pic:blipFill>
+                    <a:blip r:embed="rId72"/>
+                    <a:stretch>
+                      <a:fillRect/>
+                    </a:stretch>
+                  </pic:blipFill>
+                  <pic:spPr>
+                    <a:xfrm>
+                      <a:off x="0" y="0"/>
+                      <a:ext cx="2406316" cy="1332729"/>
+                    </a:xfrm>
+                    <a:prstGeom prst="rect">
+                      <a:avLst/>
+                    </a:prstGeom>
+                  </pic:spPr>
+                </pic:pic>
+              </a:graphicData>
+            </a:graphic>
+          </wp:inline>
+        </w:drawing>
+      </w:r>
+      <w:r>
+        <w:rPr>
+          <w:noProof/>
+        </w:rPr>
+        <w:t xml:space="preserve"> </w:t>
+      </w:r>
+      <w:r>
+        <w:drawing>
+          <wp:inline distT="0" distB="0" distL="0" distR="0" wp14:anchorId="6D828192" wp14:editId="6473AE91">
+            <wp:extent cx="2439149" cy="1352550"/>
+            <wp:effectExtent l="0" t="0" r="0" b="0"/>
+            <wp:docPr id="1229236012" name="Picture 1"/>
+            <wp:cNvGraphicFramePr>
+              <a:graphicFrameLocks xmlns:a="http://schemas.openxmlformats.org/drawingml/2006/main" noChangeAspect="1"/>
+            </wp:cNvGraphicFramePr>
+            <a:graphic xmlns:a="http://schemas.openxmlformats.org/drawingml/2006/main">
+              <a:graphicData uri="http://schemas.openxmlformats.org/drawingml/2006/picture">
+                <pic:pic xmlns:pic="http://schemas.openxmlformats.org/drawingml/2006/picture">
+                  <pic:nvPicPr>
+                    <pic:cNvPr id="1229236012" name=""/>
+                    <pic:cNvPicPr/>
+                  </pic:nvPicPr>
+                  <pic:blipFill>
+                    <a:blip r:embed="rId73"/>
+                    <a:stretch>
+                      <a:fillRect/>
+                    </a:stretch>
+                  </pic:blipFill>
+                  <pic:spPr>
+                    <a:xfrm>
+                      <a:off x="0" y="0"/>
+                      <a:ext cx="2445317" cy="1355970"/>
+                    </a:xfrm>
+                    <a:prstGeom prst="rect">
+                      <a:avLst/>
+                    </a:prstGeom>
+                  </pic:spPr>
+                </pic:pic>
+              </a:graphicData>
+            </a:graphic>
+          </wp:inline>
+        </w:drawing>
+      </w:r>
+    </w:p>
+    <w:p>
+      <w:pPr>
+        <w:rPr>
+          <w:b/>
+          <w:bCs/>
+        </w:rPr>
+      </w:pPr>
     </w:p>
     <w:sectPr>
       <w:pgSz w:w="11906" w:h="16838"/>

--- a/Appendix.docx
+++ b/Appendix.docx
@@ -37,53 +37,167 @@
       </w:r>
     </w:p>
     <w:p>
-      <w:pPr>
-        <w:rPr>
-          <w:b/>
-          <w:bCs/>
-        </w:rPr>
-      </w:pPr>
-      <w:r>
-        <w:rPr>
-          <w:b/>
-          <w:bCs/>
-          <w:noProof/>
-        </w:rPr>
-        <w:drawing>
-          <wp:inline distT="0" distB="0" distL="0" distR="0" wp14:anchorId="202D7361" wp14:editId="0AB01BB2">
-            <wp:extent cx="5268060" cy="1781424"/>
-            <wp:effectExtent l="0" t="0" r="0" b="9525"/>
-            <wp:docPr id="1204115952" name="Picture 1"/>
-            <wp:cNvGraphicFramePr>
-              <a:graphicFrameLocks xmlns:a="http://schemas.openxmlformats.org/drawingml/2006/main" noChangeAspect="1"/>
-            </wp:cNvGraphicFramePr>
-            <a:graphic xmlns:a="http://schemas.openxmlformats.org/drawingml/2006/main">
-              <a:graphicData uri="http://schemas.openxmlformats.org/drawingml/2006/picture">
-                <pic:pic xmlns:pic="http://schemas.openxmlformats.org/drawingml/2006/picture">
-                  <pic:nvPicPr>
-                    <pic:cNvPr id="1204115952" name=""/>
-                    <pic:cNvPicPr/>
-                  </pic:nvPicPr>
-                  <pic:blipFill>
-                    <a:blip r:embed="rId4"/>
-                    <a:stretch>
-                      <a:fillRect/>
-                    </a:stretch>
-                  </pic:blipFill>
-                  <pic:spPr>
-                    <a:xfrm>
-                      <a:off x="0" y="0"/>
-                      <a:ext cx="5268060" cy="1781424"/>
-                    </a:xfrm>
-                    <a:prstGeom prst="rect">
-                      <a:avLst/>
-                    </a:prstGeom>
-                  </pic:spPr>
-                </pic:pic>
-              </a:graphicData>
-            </a:graphic>
-          </wp:inline>
-        </w:drawing>
+      <w:r>
+        <w:t>Question index:</w:t>
+      </w:r>
+    </w:p>
+    <w:p>
+      <w:pPr>
+        <w:pStyle w:val="ListParagraph"/>
+        <w:numPr>
+          <w:ilvl w:val="0"/>
+          <w:numId w:val="1"/>
+        </w:numPr>
+      </w:pPr>
+      <w:r>
+        <w:t>D</w:t>
+      </w:r>
+      <w:r>
+        <w:t xml:space="preserve">o </w:t>
+      </w:r>
+      <w:r>
+        <w:t>yo</w:t>
+      </w:r>
+      <w:r>
+        <w:t xml:space="preserve">u use ballchasing? </w:t>
+      </w:r>
+      <w:r>
+        <w:t>H</w:t>
+      </w:r>
+      <w:r>
+        <w:t xml:space="preserve">ave you used it to improve? </w:t>
+      </w:r>
+      <w:r>
+        <w:t>I</w:t>
+      </w:r>
+      <w:r>
+        <w:t xml:space="preserve">f so, how? </w:t>
+      </w:r>
+      <w:r>
+        <w:t>I</w:t>
+      </w:r>
+      <w:r>
+        <w:t>f not, why?</w:t>
+      </w:r>
+    </w:p>
+    <w:p>
+      <w:pPr>
+        <w:pStyle w:val="ListParagraph"/>
+        <w:numPr>
+          <w:ilvl w:val="0"/>
+          <w:numId w:val="1"/>
+        </w:numPr>
+      </w:pPr>
+      <w:r>
+        <w:t>F</w:t>
+      </w:r>
+      <w:r>
+        <w:t>eatures that could be added/improved so you can use it to improve?</w:t>
+      </w:r>
+    </w:p>
+    <w:p>
+      <w:pPr>
+        <w:pStyle w:val="ListParagraph"/>
+        <w:numPr>
+          <w:ilvl w:val="0"/>
+          <w:numId w:val="1"/>
+        </w:numPr>
+      </w:pPr>
+      <w:r>
+        <w:t>L</w:t>
+      </w:r>
+      <w:r>
+        <w:t>ist of playstyles you can label most players with?</w:t>
+      </w:r>
+    </w:p>
+    <w:p>
+      <w:pPr>
+        <w:pStyle w:val="ListParagraph"/>
+        <w:numPr>
+          <w:ilvl w:val="0"/>
+          <w:numId w:val="1"/>
+        </w:numPr>
+      </w:pPr>
+      <w:r>
+        <w:t>W</w:t>
+      </w:r>
+      <w:r>
+        <w:t xml:space="preserve">hich aspects of their gameplay would give a player a specific playstyle? </w:t>
+      </w:r>
+    </w:p>
+    <w:p>
+      <w:pPr>
+        <w:pStyle w:val="ListParagraph"/>
+        <w:numPr>
+          <w:ilvl w:val="0"/>
+          <w:numId w:val="1"/>
+        </w:numPr>
+      </w:pPr>
+      <w:r>
+        <w:t>W</w:t>
+      </w:r>
+      <w:r>
+        <w:t>hat is a typical flaw from each playstyle / something they may struggle with?</w:t>
+      </w:r>
+    </w:p>
+    <w:p>
+      <w:pPr>
+        <w:pStyle w:val="ListParagraph"/>
+        <w:numPr>
+          <w:ilvl w:val="0"/>
+          <w:numId w:val="1"/>
+        </w:numPr>
+      </w:pPr>
+      <w:r>
+        <w:t>S</w:t>
+      </w:r>
+      <w:r>
+        <w:t xml:space="preserve">tats that differ most between ranks? </w:t>
+      </w:r>
+    </w:p>
+    <w:p>
+      <w:pPr>
+        <w:pStyle w:val="ListParagraph"/>
+        <w:numPr>
+          <w:ilvl w:val="0"/>
+          <w:numId w:val="1"/>
+        </w:numPr>
+      </w:pPr>
+      <w:r>
+        <w:t>G</w:t>
+      </w:r>
+      <w:r>
+        <w:t>eneral advice for any specific ranks?</w:t>
+      </w:r>
+    </w:p>
+    <w:p>
+      <w:pPr>
+        <w:pStyle w:val="ListParagraph"/>
+        <w:numPr>
+          <w:ilvl w:val="0"/>
+          <w:numId w:val="1"/>
+        </w:numPr>
+      </w:pPr>
+      <w:r>
+        <w:t>M</w:t>
+      </w:r>
+      <w:r>
+        <w:t>ost useful statistics to compare to others to highlight flaws?</w:t>
+      </w:r>
+    </w:p>
+    <w:p>
+      <w:pPr>
+        <w:pStyle w:val="ListParagraph"/>
+        <w:numPr>
+          <w:ilvl w:val="0"/>
+          <w:numId w:val="1"/>
+        </w:numPr>
+      </w:pPr>
+      <w:r>
+        <w:t>W</w:t>
+      </w:r>
+      <w:r>
+        <w:t>hat would x statistic being different tell us about the player's possible habits/flaws?</w:t>
       </w:r>
     </w:p>
     <w:p>
@@ -104,152 +218,765 @@
     <w:p>
       <w:pPr>
         <w:rPr>
-          <w:b/>
-          <w:bCs/>
-        </w:rPr>
-      </w:pPr>
-      <w:r>
-        <w:rPr>
-          <w:b/>
-          <w:bCs/>
-          <w:noProof/>
-        </w:rPr>
-        <w:drawing>
-          <wp:inline distT="0" distB="0" distL="0" distR="0" wp14:anchorId="2B57438B" wp14:editId="199600A2">
-            <wp:extent cx="3656431" cy="2247900"/>
-            <wp:effectExtent l="0" t="0" r="1270" b="0"/>
-            <wp:docPr id="196559892" name="Picture 1"/>
-            <wp:cNvGraphicFramePr>
-              <a:graphicFrameLocks xmlns:a="http://schemas.openxmlformats.org/drawingml/2006/main" noChangeAspect="1"/>
-            </wp:cNvGraphicFramePr>
-            <a:graphic xmlns:a="http://schemas.openxmlformats.org/drawingml/2006/main">
-              <a:graphicData uri="http://schemas.openxmlformats.org/drawingml/2006/picture">
-                <pic:pic xmlns:pic="http://schemas.openxmlformats.org/drawingml/2006/picture">
-                  <pic:nvPicPr>
-                    <pic:cNvPr id="196559892" name=""/>
-                    <pic:cNvPicPr/>
-                  </pic:nvPicPr>
-                  <pic:blipFill>
-                    <a:blip r:embed="rId5"/>
-                    <a:stretch>
-                      <a:fillRect/>
-                    </a:stretch>
-                  </pic:blipFill>
-                  <pic:spPr>
-                    <a:xfrm>
-                      <a:off x="0" y="0"/>
-                      <a:ext cx="3663188" cy="2252054"/>
-                    </a:xfrm>
-                    <a:prstGeom prst="rect">
-                      <a:avLst/>
-                    </a:prstGeom>
-                  </pic:spPr>
-                </pic:pic>
-              </a:graphicData>
-            </a:graphic>
-          </wp:inline>
-        </w:drawing>
-      </w:r>
-    </w:p>
-    <w:p>
-      <w:pPr>
-        <w:rPr>
-          <w:b/>
-          <w:bCs/>
-        </w:rPr>
-      </w:pPr>
-      <w:r>
-        <w:rPr>
-          <w:b/>
-          <w:bCs/>
-          <w:noProof/>
-        </w:rPr>
-        <w:drawing>
-          <wp:inline distT="0" distB="0" distL="0" distR="0" wp14:anchorId="18B7AB41" wp14:editId="186CEA83">
-            <wp:extent cx="3642287" cy="2838450"/>
-            <wp:effectExtent l="0" t="0" r="0" b="0"/>
-            <wp:docPr id="533082818" name="Picture 1"/>
-            <wp:cNvGraphicFramePr>
-              <a:graphicFrameLocks xmlns:a="http://schemas.openxmlformats.org/drawingml/2006/main" noChangeAspect="1"/>
-            </wp:cNvGraphicFramePr>
-            <a:graphic xmlns:a="http://schemas.openxmlformats.org/drawingml/2006/main">
-              <a:graphicData uri="http://schemas.openxmlformats.org/drawingml/2006/picture">
-                <pic:pic xmlns:pic="http://schemas.openxmlformats.org/drawingml/2006/picture">
-                  <pic:nvPicPr>
-                    <pic:cNvPr id="533082818" name=""/>
-                    <pic:cNvPicPr/>
-                  </pic:nvPicPr>
-                  <pic:blipFill>
-                    <a:blip r:embed="rId6"/>
-                    <a:stretch>
-                      <a:fillRect/>
-                    </a:stretch>
-                  </pic:blipFill>
-                  <pic:spPr>
-                    <a:xfrm>
-                      <a:off x="0" y="0"/>
-                      <a:ext cx="3646407" cy="2841660"/>
-                    </a:xfrm>
-                    <a:prstGeom prst="rect">
-                      <a:avLst/>
-                    </a:prstGeom>
-                  </pic:spPr>
-                </pic:pic>
-              </a:graphicData>
-            </a:graphic>
-          </wp:inline>
-        </w:drawing>
-      </w:r>
-    </w:p>
-    <w:p>
-      <w:pPr>
-        <w:rPr>
-          <w:b/>
-          <w:bCs/>
-        </w:rPr>
-      </w:pPr>
-      <w:r>
-        <w:rPr>
-          <w:b/>
-          <w:bCs/>
-          <w:noProof/>
+          <w:sz w:val="20"/>
+          <w:szCs w:val="20"/>
+        </w:rPr>
+      </w:pPr>
+      <w:r>
+        <w:rPr>
+          <w:b/>
+          <w:bCs/>
+          <w:sz w:val="20"/>
+          <w:szCs w:val="20"/>
+        </w:rPr>
+        <w:t>Finn (Interview 1)</w:t>
+      </w:r>
+      <w:r>
+        <w:rPr>
+          <w:sz w:val="20"/>
+          <w:szCs w:val="20"/>
+        </w:rPr>
+        <w:t>:</w:t>
+      </w:r>
+    </w:p>
+    <w:p>
+      <w:pPr>
+        <w:pStyle w:val="ListParagraph"/>
+        <w:numPr>
+          <w:ilvl w:val="0"/>
+          <w:numId w:val="2"/>
+        </w:numPr>
+        <w:rPr>
+          <w:sz w:val="20"/>
+          <w:szCs w:val="20"/>
+        </w:rPr>
+      </w:pPr>
+      <w:r>
+        <w:rPr>
+          <w:sz w:val="20"/>
+          <w:szCs w:val="20"/>
+        </w:rPr>
+        <w:t>Yes, yes, to see and improve boost management,</w:t>
+      </w:r>
+    </w:p>
+    <w:p>
+      <w:pPr>
+        <w:pStyle w:val="ListParagraph"/>
+        <w:numPr>
+          <w:ilvl w:val="0"/>
+          <w:numId w:val="2"/>
+        </w:numPr>
+        <w:rPr>
+          <w:sz w:val="20"/>
+          <w:szCs w:val="20"/>
+        </w:rPr>
+      </w:pPr>
+      <w:r>
+        <w:rPr>
+          <w:sz w:val="20"/>
+          <w:szCs w:val="20"/>
+        </w:rPr>
+        <w:t>possession metric, to see which team is clearly dominant on the ball,</w:t>
+      </w:r>
+    </w:p>
+    <w:p>
+      <w:pPr>
+        <w:pStyle w:val="ListParagraph"/>
+        <w:numPr>
+          <w:ilvl w:val="0"/>
+          <w:numId w:val="2"/>
+        </w:numPr>
+        <w:rPr>
+          <w:sz w:val="20"/>
+          <w:szCs w:val="20"/>
+        </w:rPr>
+      </w:pPr>
+      <w:r>
+        <w:rPr>
+          <w:sz w:val="20"/>
+          <w:szCs w:val="20"/>
+        </w:rPr>
+        <w:t>passive, aggressive, mechanical</w:t>
+      </w:r>
+    </w:p>
+    <w:p>
+      <w:pPr>
+        <w:pStyle w:val="ListParagraph"/>
+        <w:numPr>
+          <w:ilvl w:val="0"/>
+          <w:numId w:val="2"/>
+        </w:numPr>
+        <w:rPr>
+          <w:sz w:val="20"/>
+          <w:szCs w:val="20"/>
+        </w:rPr>
+      </w:pPr>
+      <w:r>
+        <w:rPr>
+          <w:sz w:val="20"/>
+          <w:szCs w:val="20"/>
+        </w:rPr>
+        <w:t>PASSIVE: composed to challenge, waits for their teammate to make plays and plays around them,</w:t>
+      </w:r>
+    </w:p>
+    <w:p>
+      <w:pPr>
+        <w:pStyle w:val="ListParagraph"/>
+        <w:rPr>
+          <w:sz w:val="20"/>
+          <w:szCs w:val="20"/>
+        </w:rPr>
+      </w:pPr>
+      <w:r>
+        <w:rPr>
+          <w:sz w:val="20"/>
+          <w:szCs w:val="20"/>
+        </w:rPr>
+        <w:t xml:space="preserve">AGGRESIVE: In the opponents halve the majority of the game, will usually play ball-side and demo from behind </w:t>
+      </w:r>
+    </w:p>
+    <w:p>
+      <w:pPr>
+        <w:pStyle w:val="ListParagraph"/>
+        <w:rPr>
+          <w:sz w:val="20"/>
+          <w:szCs w:val="20"/>
+        </w:rPr>
+      </w:pPr>
+      <w:r>
+        <w:rPr>
+          <w:sz w:val="20"/>
+          <w:szCs w:val="20"/>
+        </w:rPr>
+        <w:t xml:space="preserve">MECHANICAL: Will usually make a play in the air to get over the opponent </w:t>
+      </w:r>
+    </w:p>
+    <w:p>
+      <w:pPr>
+        <w:pStyle w:val="ListParagraph"/>
+        <w:numPr>
+          <w:ilvl w:val="0"/>
+          <w:numId w:val="2"/>
+        </w:numPr>
+        <w:rPr>
+          <w:sz w:val="20"/>
+          <w:szCs w:val="20"/>
+        </w:rPr>
+      </w:pPr>
+      <w:r>
+        <w:rPr>
+          <w:sz w:val="20"/>
+          <w:szCs w:val="20"/>
+        </w:rPr>
+        <w:t xml:space="preserve">PASSIVE: Will usually get beat to the ball because </w:t>
+      </w:r>
+      <w:proofErr w:type="spellStart"/>
+      <w:r>
+        <w:rPr>
+          <w:sz w:val="20"/>
+          <w:szCs w:val="20"/>
+        </w:rPr>
+        <w:t>theyre</w:t>
+      </w:r>
+      <w:proofErr w:type="spellEnd"/>
+      <w:r>
+        <w:rPr>
+          <w:sz w:val="20"/>
+          <w:szCs w:val="20"/>
+        </w:rPr>
+        <w:t xml:space="preserve"> not quick enough, also may struggle offensively to get goals,</w:t>
+      </w:r>
+    </w:p>
+    <w:p>
+      <w:pPr>
+        <w:pStyle w:val="ListParagraph"/>
+        <w:rPr>
+          <w:sz w:val="20"/>
+          <w:szCs w:val="20"/>
+        </w:rPr>
+      </w:pPr>
+      <w:r>
+        <w:rPr>
+          <w:sz w:val="20"/>
+          <w:szCs w:val="20"/>
+        </w:rPr>
+        <w:t xml:space="preserve">AGGRESIVE: Might leave the goal open or leave their teammate in an awkward position MECHANICAL: If they fail their play then it could lead to make their teammate awkward </w:t>
+      </w:r>
+    </w:p>
+    <w:p>
+      <w:pPr>
+        <w:pStyle w:val="ListParagraph"/>
+        <w:numPr>
+          <w:ilvl w:val="0"/>
+          <w:numId w:val="2"/>
+        </w:numPr>
+        <w:rPr>
+          <w:sz w:val="20"/>
+          <w:szCs w:val="20"/>
+        </w:rPr>
+      </w:pPr>
+      <w:r>
+        <w:rPr>
+          <w:sz w:val="20"/>
+          <w:szCs w:val="20"/>
+        </w:rPr>
+        <w:t>Lower ranks tend to use more boost while supersonic, collect less mid pads, and have less shots on target than higher ranks,</w:t>
+      </w:r>
+    </w:p>
+    <w:p>
+      <w:pPr>
+        <w:pStyle w:val="ListParagraph"/>
+        <w:numPr>
+          <w:ilvl w:val="0"/>
+          <w:numId w:val="2"/>
+        </w:numPr>
+        <w:rPr>
+          <w:sz w:val="20"/>
+          <w:szCs w:val="20"/>
+        </w:rPr>
+      </w:pPr>
+      <w:r>
+        <w:rPr>
+          <w:sz w:val="20"/>
+          <w:szCs w:val="20"/>
+        </w:rPr>
+        <w:t>I would say lower ranks needs to play around their teammates, be patients, learn to hit the ball hard and 50/50 slowly to win the ball, not to get it up the field,</w:t>
+      </w:r>
+    </w:p>
+    <w:p>
+      <w:pPr>
+        <w:pStyle w:val="ListParagraph"/>
+        <w:numPr>
+          <w:ilvl w:val="0"/>
+          <w:numId w:val="2"/>
+        </w:numPr>
+        <w:rPr>
+          <w:sz w:val="20"/>
+          <w:szCs w:val="20"/>
+        </w:rPr>
+      </w:pPr>
+      <w:r>
+        <w:rPr>
+          <w:sz w:val="20"/>
+          <w:szCs w:val="20"/>
+        </w:rPr>
+        <w:t>small pads collected</w:t>
+      </w:r>
+    </w:p>
+    <w:p>
+      <w:pPr>
+        <w:pStyle w:val="ListParagraph"/>
+        <w:numPr>
+          <w:ilvl w:val="0"/>
+          <w:numId w:val="2"/>
+        </w:numPr>
+        <w:rPr>
+          <w:sz w:val="20"/>
+          <w:szCs w:val="20"/>
+        </w:rPr>
+      </w:pPr>
+      <w:r>
+        <w:rPr>
+          <w:sz w:val="20"/>
+          <w:szCs w:val="20"/>
+        </w:rPr>
+        <w:t>wasting boost, not know their way around the map (not rotating usefully)</w:t>
+      </w:r>
+    </w:p>
+    <w:p>
+      <w:pPr>
+        <w:rPr>
+          <w:sz w:val="20"/>
+          <w:szCs w:val="20"/>
+        </w:rPr>
+      </w:pPr>
+      <w:r>
+        <w:rPr>
+          <w:b/>
+          <w:bCs/>
+          <w:sz w:val="20"/>
+          <w:szCs w:val="20"/>
+        </w:rPr>
+        <w:t>Jake (Interview 2)</w:t>
+      </w:r>
+      <w:r>
+        <w:rPr>
+          <w:sz w:val="20"/>
+          <w:szCs w:val="20"/>
+        </w:rPr>
+        <w:t>:</w:t>
+      </w:r>
+    </w:p>
+    <w:p>
+      <w:pPr>
+        <w:pStyle w:val="ListParagraph"/>
+        <w:numPr>
+          <w:ilvl w:val="0"/>
+          <w:numId w:val="3"/>
+        </w:numPr>
+        <w:rPr>
+          <w:sz w:val="20"/>
+          <w:szCs w:val="20"/>
+        </w:rPr>
+      </w:pPr>
+      <w:r>
+        <w:rPr>
+          <w:sz w:val="20"/>
+          <w:szCs w:val="20"/>
+        </w:rPr>
+        <w:t xml:space="preserve">It certainly has! The website made me realise I wasn’t actually using </w:t>
+      </w:r>
+      <w:proofErr w:type="spellStart"/>
+      <w:r>
+        <w:rPr>
+          <w:sz w:val="20"/>
+          <w:szCs w:val="20"/>
+        </w:rPr>
+        <w:t>powerslide</w:t>
+      </w:r>
+      <w:proofErr w:type="spellEnd"/>
+      <w:r>
+        <w:rPr>
+          <w:sz w:val="20"/>
+          <w:szCs w:val="20"/>
+        </w:rPr>
+        <w:t>, and that discovery really improved my movement by quite a bit.</w:t>
+      </w:r>
+    </w:p>
+    <w:p>
+      <w:pPr>
+        <w:pStyle w:val="ListParagraph"/>
+        <w:numPr>
+          <w:ilvl w:val="0"/>
+          <w:numId w:val="3"/>
+        </w:numPr>
+        <w:rPr>
+          <w:sz w:val="20"/>
+          <w:szCs w:val="20"/>
+        </w:rPr>
+      </w:pPr>
+      <w:r>
+        <w:rPr>
+          <w:sz w:val="20"/>
+          <w:szCs w:val="20"/>
+        </w:rPr>
+        <w:t>An AI personalised summary on how each player could improve</w:t>
+      </w:r>
+    </w:p>
+    <w:p>
+      <w:pPr>
+        <w:pStyle w:val="ListParagraph"/>
+        <w:numPr>
+          <w:ilvl w:val="0"/>
+          <w:numId w:val="3"/>
+        </w:numPr>
+        <w:rPr>
+          <w:sz w:val="20"/>
+          <w:szCs w:val="20"/>
+        </w:rPr>
+      </w:pPr>
+      <w:r>
+        <w:rPr>
+          <w:sz w:val="20"/>
+          <w:szCs w:val="20"/>
+        </w:rPr>
+        <w:t>Enforcer, Wasp, false 9, Sweeper keeper, Decoy</w:t>
+      </w:r>
+    </w:p>
+    <w:p>
+      <w:pPr>
+        <w:pStyle w:val="ListParagraph"/>
+        <w:numPr>
+          <w:ilvl w:val="0"/>
+          <w:numId w:val="3"/>
+        </w:numPr>
+        <w:rPr>
+          <w:sz w:val="20"/>
+          <w:szCs w:val="20"/>
+        </w:rPr>
+      </w:pPr>
+      <w:r>
+        <w:rPr>
+          <w:sz w:val="20"/>
+          <w:szCs w:val="20"/>
+        </w:rPr>
+        <w:t>Enforcer: Loves a good demo. A physical presence who thrives on chaos and disruption.</w:t>
+      </w:r>
+    </w:p>
+    <w:p>
+      <w:pPr>
+        <w:pStyle w:val="ListParagraph"/>
+        <w:rPr>
+          <w:sz w:val="20"/>
+          <w:szCs w:val="20"/>
+        </w:rPr>
+      </w:pPr>
+      <w:r>
+        <w:rPr>
+          <w:sz w:val="20"/>
+          <w:szCs w:val="20"/>
+        </w:rPr>
+        <w:t xml:space="preserve">Wasp: Aggressive and relentless. (Ball chaser) </w:t>
+      </w:r>
+    </w:p>
+    <w:p>
+      <w:pPr>
+        <w:pStyle w:val="ListParagraph"/>
+        <w:rPr>
+          <w:sz w:val="20"/>
+          <w:szCs w:val="20"/>
+        </w:rPr>
+      </w:pPr>
+      <w:r>
+        <w:rPr>
+          <w:sz w:val="20"/>
+          <w:szCs w:val="20"/>
+        </w:rPr>
+        <w:t xml:space="preserve">False 9: Drops deep to link play, creates chances, and somehow still ends up scoring most of the goals. </w:t>
+      </w:r>
+    </w:p>
+    <w:p>
+      <w:pPr>
+        <w:pStyle w:val="ListParagraph"/>
+        <w:rPr>
+          <w:sz w:val="20"/>
+          <w:szCs w:val="20"/>
+        </w:rPr>
+      </w:pPr>
+      <w:r>
+        <w:rPr>
+          <w:sz w:val="20"/>
+          <w:szCs w:val="20"/>
+        </w:rPr>
+        <w:t xml:space="preserve">Sweeper keeper: A keeper that gets bored just sitting in net. </w:t>
+      </w:r>
+    </w:p>
+    <w:p>
+      <w:pPr>
+        <w:pStyle w:val="ListParagraph"/>
+        <w:rPr>
+          <w:sz w:val="20"/>
+          <w:szCs w:val="20"/>
+        </w:rPr>
+      </w:pPr>
+      <w:r>
+        <w:rPr>
+          <w:sz w:val="20"/>
+          <w:szCs w:val="20"/>
+        </w:rPr>
+        <w:t xml:space="preserve">Decoy: A skilled player who misses the ball </w:t>
+      </w:r>
+      <w:proofErr w:type="gramStart"/>
+      <w:r>
+        <w:rPr>
+          <w:sz w:val="20"/>
+          <w:szCs w:val="20"/>
+        </w:rPr>
+        <w:t>completely, yet</w:t>
+      </w:r>
+      <w:proofErr w:type="gramEnd"/>
+      <w:r>
+        <w:rPr>
+          <w:sz w:val="20"/>
+          <w:szCs w:val="20"/>
+        </w:rPr>
+        <w:t xml:space="preserve"> manages to confuse everyone in the process.</w:t>
+      </w:r>
+    </w:p>
+    <w:p>
+      <w:pPr>
+        <w:pStyle w:val="ListParagraph"/>
+        <w:numPr>
+          <w:ilvl w:val="0"/>
+          <w:numId w:val="3"/>
+        </w:numPr>
+        <w:rPr>
+          <w:sz w:val="20"/>
+          <w:szCs w:val="20"/>
+        </w:rPr>
+      </w:pPr>
+      <w:r>
+        <w:rPr>
+          <w:sz w:val="20"/>
+          <w:szCs w:val="20"/>
+        </w:rPr>
+        <w:t>Enforcer: Ignoring the ball and chasing the man.</w:t>
+      </w:r>
+    </w:p>
+    <w:p>
+      <w:pPr>
+        <w:pStyle w:val="ListParagraph"/>
+        <w:rPr>
+          <w:sz w:val="20"/>
+          <w:szCs w:val="20"/>
+        </w:rPr>
+      </w:pPr>
+      <w:r>
+        <w:rPr>
+          <w:sz w:val="20"/>
+          <w:szCs w:val="20"/>
+        </w:rPr>
+        <w:t xml:space="preserve">Wasp: Can lead to double commits and frustrated teammates. </w:t>
+      </w:r>
+    </w:p>
+    <w:p>
+      <w:pPr>
+        <w:pStyle w:val="ListParagraph"/>
+        <w:rPr>
+          <w:sz w:val="20"/>
+          <w:szCs w:val="20"/>
+        </w:rPr>
+      </w:pPr>
+      <w:r>
+        <w:rPr>
+          <w:sz w:val="20"/>
+          <w:szCs w:val="20"/>
+        </w:rPr>
+        <w:t xml:space="preserve">False 9: Teammates often get sidetracked chasing MVP instead of focusing on the game. Sweeper Keeper: Messes up the rotation. </w:t>
+      </w:r>
+    </w:p>
+    <w:p>
+      <w:pPr>
+        <w:pStyle w:val="ListParagraph"/>
+        <w:rPr>
+          <w:sz w:val="20"/>
+          <w:szCs w:val="20"/>
+        </w:rPr>
+      </w:pPr>
+      <w:r>
+        <w:rPr>
+          <w:sz w:val="20"/>
+          <w:szCs w:val="20"/>
         </w:rPr>
         <w:lastRenderedPageBreak/>
-        <w:drawing>
-          <wp:inline distT="0" distB="0" distL="0" distR="0" wp14:anchorId="479236C9" wp14:editId="2BF24240">
-            <wp:extent cx="4838700" cy="3833541"/>
-            <wp:effectExtent l="0" t="0" r="0" b="0"/>
-            <wp:docPr id="979731307" name="Picture 1"/>
-            <wp:cNvGraphicFramePr>
-              <a:graphicFrameLocks xmlns:a="http://schemas.openxmlformats.org/drawingml/2006/main" noChangeAspect="1"/>
-            </wp:cNvGraphicFramePr>
-            <a:graphic xmlns:a="http://schemas.openxmlformats.org/drawingml/2006/main">
-              <a:graphicData uri="http://schemas.openxmlformats.org/drawingml/2006/picture">
-                <pic:pic xmlns:pic="http://schemas.openxmlformats.org/drawingml/2006/picture">
-                  <pic:nvPicPr>
-                    <pic:cNvPr id="979731307" name=""/>
-                    <pic:cNvPicPr/>
-                  </pic:nvPicPr>
-                  <pic:blipFill>
-                    <a:blip r:embed="rId7"/>
-                    <a:stretch>
-                      <a:fillRect/>
-                    </a:stretch>
-                  </pic:blipFill>
-                  <pic:spPr>
-                    <a:xfrm>
-                      <a:off x="0" y="0"/>
-                      <a:ext cx="4843243" cy="3837140"/>
-                    </a:xfrm>
-                    <a:prstGeom prst="rect">
-                      <a:avLst/>
-                    </a:prstGeom>
-                  </pic:spPr>
-                </pic:pic>
-              </a:graphicData>
-            </a:graphic>
-          </wp:inline>
-        </w:drawing>
+        <w:t>Decoy: Likely given to the worst player on the team</w:t>
+      </w:r>
+    </w:p>
+    <w:p>
+      <w:pPr>
+        <w:pStyle w:val="ListParagraph"/>
+        <w:numPr>
+          <w:ilvl w:val="0"/>
+          <w:numId w:val="3"/>
+        </w:numPr>
+        <w:rPr>
+          <w:sz w:val="20"/>
+          <w:szCs w:val="20"/>
+        </w:rPr>
+      </w:pPr>
+      <w:r>
+        <w:rPr>
+          <w:sz w:val="20"/>
+          <w:szCs w:val="20"/>
+        </w:rPr>
+        <w:t>Time in the Air, Time supersonic (speed of play)</w:t>
+      </w:r>
+    </w:p>
+    <w:p>
+      <w:pPr>
+        <w:pStyle w:val="ListParagraph"/>
+        <w:numPr>
+          <w:ilvl w:val="0"/>
+          <w:numId w:val="3"/>
+        </w:numPr>
+        <w:rPr>
+          <w:sz w:val="20"/>
+          <w:szCs w:val="20"/>
+        </w:rPr>
+      </w:pPr>
+      <w:r>
+        <w:rPr>
+          <w:sz w:val="20"/>
+          <w:szCs w:val="20"/>
+        </w:rPr>
+        <w:t xml:space="preserve">I’d advise bronzes to turn on ball cam (click triangle / Y on Xbox) and practice </w:t>
+      </w:r>
+      <w:proofErr w:type="spellStart"/>
+      <w:r>
+        <w:rPr>
+          <w:sz w:val="20"/>
+          <w:szCs w:val="20"/>
+        </w:rPr>
+        <w:t>powerslides</w:t>
+      </w:r>
+      <w:proofErr w:type="spellEnd"/>
+      <w:r>
+        <w:rPr>
+          <w:sz w:val="20"/>
+          <w:szCs w:val="20"/>
+        </w:rPr>
+        <w:t xml:space="preserve"> (click square / X on Xbox)</w:t>
+      </w:r>
+    </w:p>
+    <w:p>
+      <w:pPr>
+        <w:pStyle w:val="ListParagraph"/>
+        <w:numPr>
+          <w:ilvl w:val="0"/>
+          <w:numId w:val="3"/>
+        </w:numPr>
+        <w:rPr>
+          <w:sz w:val="20"/>
+          <w:szCs w:val="20"/>
+        </w:rPr>
+      </w:pPr>
+      <w:r>
+        <w:rPr>
+          <w:sz w:val="20"/>
+          <w:szCs w:val="20"/>
+        </w:rPr>
+        <w:t>Boost pads picked up during games (large and small), Boost amount used while supersonic Time on floor &amp; air</w:t>
+      </w:r>
+    </w:p>
+    <w:p>
+      <w:pPr>
+        <w:pStyle w:val="ListParagraph"/>
+        <w:numPr>
+          <w:ilvl w:val="0"/>
+          <w:numId w:val="3"/>
+        </w:numPr>
+        <w:rPr>
+          <w:sz w:val="20"/>
+          <w:szCs w:val="20"/>
+        </w:rPr>
+      </w:pPr>
+      <w:r>
+        <w:rPr>
+          <w:sz w:val="20"/>
+          <w:szCs w:val="20"/>
+        </w:rPr>
+        <w:t>Time spent on the floor versus in the air can reveal how confident a player is with aerial manoeuvres.</w:t>
+      </w:r>
+    </w:p>
+    <w:p>
+      <w:pPr>
+        <w:rPr>
+          <w:sz w:val="20"/>
+          <w:szCs w:val="20"/>
+        </w:rPr>
+      </w:pPr>
+      <w:r>
+        <w:rPr>
+          <w:b/>
+          <w:bCs/>
+          <w:sz w:val="20"/>
+          <w:szCs w:val="20"/>
+        </w:rPr>
+        <w:t>Finn and Jake evaluation</w:t>
+      </w:r>
+      <w:r>
+        <w:rPr>
+          <w:sz w:val="20"/>
+          <w:szCs w:val="20"/>
+        </w:rPr>
+        <w:t>:</w:t>
+      </w:r>
+    </w:p>
+    <w:p>
+      <w:pPr>
+        <w:rPr>
+          <w:sz w:val="20"/>
+          <w:szCs w:val="20"/>
+        </w:rPr>
+      </w:pPr>
+      <w:r>
+        <w:rPr>
+          <w:sz w:val="20"/>
+          <w:szCs w:val="20"/>
+        </w:rPr>
+        <w:t xml:space="preserve">An overall data overview may be useful for all levels of players, considering Finn is the highest rank, while Jake is a middle rank. The sort of data included in the overview can be similar as ballchasing.com, such as boost metrics to help with boost management and other general statistics, things like the lack of </w:t>
+      </w:r>
+      <w:proofErr w:type="spellStart"/>
+      <w:r>
+        <w:rPr>
+          <w:sz w:val="20"/>
+          <w:szCs w:val="20"/>
+        </w:rPr>
+        <w:t>powerslide</w:t>
+      </w:r>
+      <w:proofErr w:type="spellEnd"/>
+      <w:r>
+        <w:rPr>
+          <w:sz w:val="20"/>
+          <w:szCs w:val="20"/>
+        </w:rPr>
+        <w:t xml:space="preserve"> use should be covered in the data comparison section of my project, where Jake’s lack of </w:t>
+      </w:r>
+      <w:proofErr w:type="spellStart"/>
+      <w:r>
+        <w:rPr>
+          <w:sz w:val="20"/>
+          <w:szCs w:val="20"/>
+        </w:rPr>
+        <w:t>powerslide</w:t>
+      </w:r>
+      <w:proofErr w:type="spellEnd"/>
+      <w:r>
+        <w:rPr>
+          <w:sz w:val="20"/>
+          <w:szCs w:val="20"/>
+        </w:rPr>
+        <w:t xml:space="preserve"> would be highlighted.</w:t>
+      </w:r>
+    </w:p>
+    <w:p>
+      <w:pPr>
+        <w:rPr>
+          <w:sz w:val="20"/>
+          <w:szCs w:val="20"/>
+        </w:rPr>
+      </w:pPr>
+      <w:r>
+        <w:rPr>
+          <w:sz w:val="20"/>
+          <w:szCs w:val="20"/>
+        </w:rPr>
+        <w:t>The personal AI summary could be a fun feature to include at the end, by implementing an existing LLM to make one based on information from the replays written in a way it can make an accurate summary, though accuracy must be investigated, and the feature would be overall of low priority to include.</w:t>
+      </w:r>
+    </w:p>
+    <w:p>
+      <w:pPr>
+        <w:rPr>
+          <w:sz w:val="20"/>
+          <w:szCs w:val="20"/>
+        </w:rPr>
+      </w:pPr>
+      <w:r>
+        <w:rPr>
+          <w:sz w:val="20"/>
+          <w:szCs w:val="20"/>
+        </w:rPr>
+        <w:t>The “aggressive” type of playstyle was mentioned in both, and the suggestion that this playstyle would include a player that stays on the opposing half of the pitch is a good one and can be differentiated from an “enforcer” through their number of demolitions, as well as the distance from the player to the ball on average.</w:t>
+      </w:r>
+    </w:p>
+    <w:p>
+      <w:pPr>
+        <w:rPr>
+          <w:sz w:val="20"/>
+          <w:szCs w:val="20"/>
+        </w:rPr>
+      </w:pPr>
+      <w:r>
+        <w:rPr>
+          <w:sz w:val="20"/>
+          <w:szCs w:val="20"/>
+        </w:rPr>
+        <w:t>Since I will be using a model to predict the rank of the replay/set of replays, a good set of features would include the average speed of a player; use of boost while supersonic is good for differentiating between lower and higher ranks; mid/small pads collected are a good indicator of the level of boost management of a player, which can help differentiate the rank. Time spent in the air is also useful since the higher the level of player, the more typical it is for them to be comfortable in the air, although there are exceptions in every rank so should be used carefully.</w:t>
+      </w:r>
+    </w:p>
+    <w:p>
+      <w:pPr>
+        <w:rPr>
+          <w:sz w:val="20"/>
+          <w:szCs w:val="20"/>
+        </w:rPr>
+      </w:pPr>
+      <w:r>
+        <w:rPr>
+          <w:sz w:val="20"/>
+          <w:szCs w:val="20"/>
+        </w:rPr>
+        <w:t xml:space="preserve">Small pads are very useful to highlight in the data comparison for same reason they can be used to differentiate rank well. </w:t>
       </w:r>
     </w:p>
     <w:p>
@@ -270,203 +997,1239 @@
     <w:p>
       <w:pPr>
         <w:rPr>
-          <w:b/>
-          <w:bCs/>
-        </w:rPr>
-      </w:pPr>
-      <w:r>
-        <w:rPr>
-          <w:b/>
-          <w:bCs/>
-          <w:noProof/>
-        </w:rPr>
-        <w:drawing>
-          <wp:inline distT="0" distB="0" distL="0" distR="0" wp14:anchorId="3F1A31AD" wp14:editId="2DC31073">
-            <wp:extent cx="4599229" cy="4124325"/>
-            <wp:effectExtent l="0" t="0" r="0" b="0"/>
-            <wp:docPr id="426723694" name="Picture 1"/>
-            <wp:cNvGraphicFramePr>
-              <a:graphicFrameLocks xmlns:a="http://schemas.openxmlformats.org/drawingml/2006/main" noChangeAspect="1"/>
-            </wp:cNvGraphicFramePr>
-            <a:graphic xmlns:a="http://schemas.openxmlformats.org/drawingml/2006/main">
-              <a:graphicData uri="http://schemas.openxmlformats.org/drawingml/2006/picture">
-                <pic:pic xmlns:pic="http://schemas.openxmlformats.org/drawingml/2006/picture">
-                  <pic:nvPicPr>
-                    <pic:cNvPr id="426723694" name=""/>
-                    <pic:cNvPicPr/>
-                  </pic:nvPicPr>
-                  <pic:blipFill>
-                    <a:blip r:embed="rId8"/>
-                    <a:stretch>
-                      <a:fillRect/>
-                    </a:stretch>
-                  </pic:blipFill>
-                  <pic:spPr>
-                    <a:xfrm>
-                      <a:off x="0" y="0"/>
-                      <a:ext cx="4603707" cy="4128340"/>
-                    </a:xfrm>
-                    <a:prstGeom prst="rect">
-                      <a:avLst/>
-                    </a:prstGeom>
-                  </pic:spPr>
-                </pic:pic>
-              </a:graphicData>
-            </a:graphic>
-          </wp:inline>
-        </w:drawing>
-      </w:r>
-    </w:p>
-    <w:p>
-      <w:pPr>
-        <w:rPr>
-          <w:b/>
-          <w:bCs/>
-        </w:rPr>
-      </w:pPr>
-      <w:r>
-        <w:rPr>
-          <w:b/>
-          <w:bCs/>
-          <w:noProof/>
+          <w:sz w:val="20"/>
+          <w:szCs w:val="20"/>
+        </w:rPr>
+      </w:pPr>
+      <w:r>
+        <w:rPr>
+          <w:b/>
+          <w:bCs/>
+          <w:sz w:val="20"/>
+          <w:szCs w:val="20"/>
+        </w:rPr>
+        <w:t>Adam (Interview 3)</w:t>
+      </w:r>
+      <w:r>
+        <w:rPr>
+          <w:sz w:val="20"/>
+          <w:szCs w:val="20"/>
+        </w:rPr>
+        <w:t>:</w:t>
+      </w:r>
+    </w:p>
+    <w:p>
+      <w:pPr>
+        <w:pStyle w:val="ListParagraph"/>
+        <w:numPr>
+          <w:ilvl w:val="0"/>
+          <w:numId w:val="4"/>
+        </w:numPr>
+        <w:rPr>
+          <w:sz w:val="20"/>
+          <w:szCs w:val="20"/>
+        </w:rPr>
+      </w:pPr>
+      <w:r>
+        <w:rPr>
+          <w:sz w:val="20"/>
+          <w:szCs w:val="20"/>
+        </w:rPr>
+        <w:t xml:space="preserve">yes, although not as much with the 10 </w:t>
+      </w:r>
+      <w:proofErr w:type="gramStart"/>
+      <w:r>
+        <w:rPr>
+          <w:sz w:val="20"/>
+          <w:szCs w:val="20"/>
+        </w:rPr>
+        <w:t>replay</w:t>
+      </w:r>
+      <w:proofErr w:type="gramEnd"/>
+      <w:r>
+        <w:rPr>
+          <w:sz w:val="20"/>
+          <w:szCs w:val="20"/>
+        </w:rPr>
+        <w:t xml:space="preserve"> </w:t>
+      </w:r>
+      <w:proofErr w:type="gramStart"/>
+      <w:r>
+        <w:rPr>
+          <w:sz w:val="20"/>
+          <w:szCs w:val="20"/>
+        </w:rPr>
+        <w:t>limit</w:t>
+      </w:r>
+      <w:proofErr w:type="gramEnd"/>
+      <w:r>
+        <w:rPr>
+          <w:sz w:val="20"/>
+          <w:szCs w:val="20"/>
+        </w:rPr>
+        <w:t xml:space="preserve"> they added. I have tried to although only once or twice. Not sure if it counts but getting replays from when you were at your peak and watching them back in </w:t>
+      </w:r>
+      <w:proofErr w:type="spellStart"/>
+      <w:r>
+        <w:rPr>
+          <w:sz w:val="20"/>
+          <w:szCs w:val="20"/>
+        </w:rPr>
+        <w:t>rl</w:t>
+      </w:r>
+      <w:proofErr w:type="spellEnd"/>
+      <w:r>
+        <w:rPr>
+          <w:sz w:val="20"/>
+          <w:szCs w:val="20"/>
+        </w:rPr>
+        <w:t xml:space="preserve"> is helpful. In terms of on the </w:t>
+      </w:r>
+      <w:proofErr w:type="gramStart"/>
+      <w:r>
+        <w:rPr>
+          <w:sz w:val="20"/>
+          <w:szCs w:val="20"/>
+        </w:rPr>
+        <w:t>website</w:t>
+      </w:r>
+      <w:proofErr w:type="gramEnd"/>
+      <w:r>
+        <w:rPr>
+          <w:sz w:val="20"/>
+          <w:szCs w:val="20"/>
+        </w:rPr>
+        <w:t xml:space="preserve"> it was mostly looking at boost usage, positioning, time in air, average speed, basically all the stats that it summarises and comparing them to everyone else on the pitch. To see if there are trends in my gameplay, </w:t>
+      </w:r>
+      <w:proofErr w:type="spellStart"/>
+      <w:r>
+        <w:rPr>
+          <w:sz w:val="20"/>
+          <w:szCs w:val="20"/>
+        </w:rPr>
+        <w:t>e.g</w:t>
+      </w:r>
+      <w:proofErr w:type="spellEnd"/>
+      <w:r>
+        <w:rPr>
+          <w:sz w:val="20"/>
+          <w:szCs w:val="20"/>
+        </w:rPr>
+        <w:t xml:space="preserve"> super grounded (which </w:t>
+      </w:r>
+      <w:proofErr w:type="spellStart"/>
+      <w:r>
+        <w:rPr>
+          <w:sz w:val="20"/>
+          <w:szCs w:val="20"/>
+        </w:rPr>
+        <w:t>i</w:t>
+      </w:r>
+      <w:proofErr w:type="spellEnd"/>
+      <w:r>
+        <w:rPr>
+          <w:sz w:val="20"/>
+          <w:szCs w:val="20"/>
+        </w:rPr>
+        <w:t xml:space="preserve"> used to be when </w:t>
+      </w:r>
+      <w:proofErr w:type="spellStart"/>
+      <w:r>
+        <w:rPr>
+          <w:sz w:val="20"/>
+          <w:szCs w:val="20"/>
+        </w:rPr>
+        <w:t>i</w:t>
+      </w:r>
+      <w:proofErr w:type="spellEnd"/>
+      <w:r>
+        <w:rPr>
+          <w:sz w:val="20"/>
+          <w:szCs w:val="20"/>
+        </w:rPr>
+        <w:t xml:space="preserve"> used it a 1/2 years back) to get an idea of what </w:t>
+      </w:r>
+      <w:proofErr w:type="spellStart"/>
+      <w:r>
+        <w:rPr>
+          <w:sz w:val="20"/>
+          <w:szCs w:val="20"/>
+        </w:rPr>
+        <w:t>i'm</w:t>
+      </w:r>
+      <w:proofErr w:type="spellEnd"/>
+      <w:r>
+        <w:rPr>
+          <w:sz w:val="20"/>
+          <w:szCs w:val="20"/>
+        </w:rPr>
+        <w:t xml:space="preserve"> doing differently. Other than </w:t>
+      </w:r>
+      <w:proofErr w:type="gramStart"/>
+      <w:r>
+        <w:rPr>
+          <w:sz w:val="20"/>
+          <w:szCs w:val="20"/>
+        </w:rPr>
+        <w:t>that</w:t>
+      </w:r>
+      <w:proofErr w:type="gramEnd"/>
+      <w:r>
+        <w:rPr>
+          <w:sz w:val="20"/>
+          <w:szCs w:val="20"/>
+        </w:rPr>
+        <w:t xml:space="preserve"> </w:t>
+      </w:r>
+      <w:proofErr w:type="spellStart"/>
+      <w:r>
+        <w:rPr>
+          <w:sz w:val="20"/>
+          <w:szCs w:val="20"/>
+        </w:rPr>
+        <w:t>i</w:t>
+      </w:r>
+      <w:proofErr w:type="spellEnd"/>
+      <w:r>
+        <w:rPr>
+          <w:sz w:val="20"/>
+          <w:szCs w:val="20"/>
+        </w:rPr>
+        <w:t xml:space="preserve"> don't think theres anything else you can really use ballchasing for</w:t>
+      </w:r>
+    </w:p>
+    <w:p>
+      <w:pPr>
+        <w:pStyle w:val="ListParagraph"/>
+        <w:numPr>
+          <w:ilvl w:val="0"/>
+          <w:numId w:val="4"/>
+        </w:numPr>
+        <w:rPr>
+          <w:sz w:val="20"/>
+          <w:szCs w:val="20"/>
+        </w:rPr>
+      </w:pPr>
+      <w:r>
+        <w:rPr>
+          <w:sz w:val="20"/>
+          <w:szCs w:val="20"/>
+        </w:rPr>
+        <w:t xml:space="preserve">one thing that mostly </w:t>
+      </w:r>
+      <w:proofErr w:type="spellStart"/>
+      <w:r>
+        <w:rPr>
+          <w:sz w:val="20"/>
+          <w:szCs w:val="20"/>
+        </w:rPr>
+        <w:t>i'm</w:t>
+      </w:r>
+      <w:proofErr w:type="spellEnd"/>
+      <w:r>
+        <w:rPr>
+          <w:sz w:val="20"/>
+          <w:szCs w:val="20"/>
+        </w:rPr>
+        <w:t xml:space="preserve"> interested to see is there's a </w:t>
+      </w:r>
+      <w:proofErr w:type="spellStart"/>
+      <w:r>
+        <w:rPr>
+          <w:sz w:val="20"/>
+          <w:szCs w:val="20"/>
+        </w:rPr>
+        <w:t>johhnyboi</w:t>
+      </w:r>
+      <w:proofErr w:type="spellEnd"/>
+      <w:r>
+        <w:rPr>
+          <w:sz w:val="20"/>
+          <w:szCs w:val="20"/>
+        </w:rPr>
+        <w:t xml:space="preserve"> video a while back about % behind ball and </w:t>
+      </w:r>
+      <w:proofErr w:type="gramStart"/>
+      <w:r>
+        <w:rPr>
+          <w:sz w:val="20"/>
+          <w:szCs w:val="20"/>
+        </w:rPr>
+        <w:t>basically</w:t>
+      </w:r>
+      <w:proofErr w:type="gramEnd"/>
+      <w:r>
+        <w:rPr>
+          <w:sz w:val="20"/>
+          <w:szCs w:val="20"/>
+        </w:rPr>
+        <w:t xml:space="preserve"> he believed in 3s that had a significant correlation to winning. Would love to see that summarised to see if there is an actual correlation between the 2. More broadly, analysis of multiple games at once or even your whole library of games would be amazing to improve as you can 100% see your playstyle over many games and days which means you can be confident in the things you need to improve. This would be difficult </w:t>
+      </w:r>
+      <w:proofErr w:type="spellStart"/>
+      <w:r>
+        <w:rPr>
+          <w:sz w:val="20"/>
+          <w:szCs w:val="20"/>
+        </w:rPr>
+        <w:t>i</w:t>
+      </w:r>
+      <w:proofErr w:type="spellEnd"/>
+      <w:r>
+        <w:rPr>
+          <w:sz w:val="20"/>
+          <w:szCs w:val="20"/>
+        </w:rPr>
+        <w:t xml:space="preserve"> imagine but comparison to an average player at that rank/</w:t>
+      </w:r>
+      <w:proofErr w:type="spellStart"/>
+      <w:r>
+        <w:rPr>
+          <w:sz w:val="20"/>
+          <w:szCs w:val="20"/>
+        </w:rPr>
+        <w:t>mmr</w:t>
+      </w:r>
+      <w:proofErr w:type="spellEnd"/>
+      <w:r>
+        <w:rPr>
+          <w:sz w:val="20"/>
+          <w:szCs w:val="20"/>
+        </w:rPr>
+        <w:t xml:space="preserve"> in all the stats would be super helpful, like in a spider diagram so you can see </w:t>
+      </w:r>
+      <w:proofErr w:type="spellStart"/>
+      <w:r>
+        <w:rPr>
+          <w:sz w:val="20"/>
+          <w:szCs w:val="20"/>
+        </w:rPr>
+        <w:t>ur</w:t>
+      </w:r>
+      <w:proofErr w:type="spellEnd"/>
+      <w:r>
+        <w:rPr>
+          <w:sz w:val="20"/>
+          <w:szCs w:val="20"/>
+        </w:rPr>
+        <w:t xml:space="preserve"> speed is bad but your time behind ball is good, etc.,</w:t>
+      </w:r>
+    </w:p>
+    <w:p>
+      <w:pPr>
+        <w:pStyle w:val="ListParagraph"/>
+        <w:numPr>
+          <w:ilvl w:val="0"/>
+          <w:numId w:val="4"/>
+        </w:numPr>
+        <w:rPr>
+          <w:sz w:val="20"/>
+          <w:szCs w:val="20"/>
+        </w:rPr>
+      </w:pPr>
+      <w:r>
+        <w:rPr>
+          <w:sz w:val="20"/>
+          <w:szCs w:val="20"/>
+        </w:rPr>
+        <w:t xml:space="preserve">a) </w:t>
+      </w:r>
+      <w:proofErr w:type="spellStart"/>
+      <w:r>
+        <w:rPr>
+          <w:sz w:val="20"/>
+          <w:szCs w:val="20"/>
+        </w:rPr>
+        <w:t>redicter</w:t>
+      </w:r>
+      <w:proofErr w:type="spellEnd"/>
+      <w:r>
+        <w:rPr>
+          <w:sz w:val="20"/>
+          <w:szCs w:val="20"/>
+        </w:rPr>
+        <w:t xml:space="preserve">/striker= someone always ahead of ball. hard to differentiate with bump heavy playstyles though. </w:t>
+      </w:r>
+    </w:p>
+    <w:p>
+      <w:pPr>
+        <w:pStyle w:val="ListParagraph"/>
+        <w:rPr>
+          <w:sz w:val="20"/>
+          <w:szCs w:val="20"/>
+        </w:rPr>
+      </w:pPr>
+      <w:r>
+        <w:rPr>
+          <w:sz w:val="20"/>
+          <w:szCs w:val="20"/>
+        </w:rPr>
+        <w:t>b) Bumper/</w:t>
+      </w:r>
+      <w:proofErr w:type="spellStart"/>
+      <w:r>
+        <w:rPr>
+          <w:sz w:val="20"/>
+          <w:szCs w:val="20"/>
+        </w:rPr>
+        <w:t>demoer</w:t>
+      </w:r>
+      <w:proofErr w:type="spellEnd"/>
+      <w:r>
+        <w:rPr>
+          <w:sz w:val="20"/>
+          <w:szCs w:val="20"/>
+        </w:rPr>
+        <w:t xml:space="preserve">= ahead of ball + demos/bumps. </w:t>
+      </w:r>
+    </w:p>
+    <w:p>
+      <w:pPr>
+        <w:pStyle w:val="ListParagraph"/>
+        <w:rPr>
+          <w:sz w:val="20"/>
+          <w:szCs w:val="20"/>
+        </w:rPr>
+      </w:pPr>
+      <w:r>
+        <w:rPr>
+          <w:sz w:val="20"/>
+          <w:szCs w:val="20"/>
         </w:rPr>
         <w:lastRenderedPageBreak/>
-        <w:drawing>
-          <wp:inline distT="0" distB="0" distL="0" distR="0" wp14:anchorId="6A5A5584" wp14:editId="2C48EA9F">
-            <wp:extent cx="4352925" cy="2673678"/>
-            <wp:effectExtent l="0" t="0" r="0" b="0"/>
-            <wp:docPr id="812440159" name="Picture 1"/>
-            <wp:cNvGraphicFramePr>
-              <a:graphicFrameLocks xmlns:a="http://schemas.openxmlformats.org/drawingml/2006/main" noChangeAspect="1"/>
-            </wp:cNvGraphicFramePr>
-            <a:graphic xmlns:a="http://schemas.openxmlformats.org/drawingml/2006/main">
-              <a:graphicData uri="http://schemas.openxmlformats.org/drawingml/2006/picture">
-                <pic:pic xmlns:pic="http://schemas.openxmlformats.org/drawingml/2006/picture">
-                  <pic:nvPicPr>
-                    <pic:cNvPr id="812440159" name=""/>
-                    <pic:cNvPicPr/>
-                  </pic:nvPicPr>
-                  <pic:blipFill>
-                    <a:blip r:embed="rId9"/>
-                    <a:stretch>
-                      <a:fillRect/>
-                    </a:stretch>
-                  </pic:blipFill>
-                  <pic:spPr>
-                    <a:xfrm>
-                      <a:off x="0" y="0"/>
-                      <a:ext cx="4357162" cy="2676280"/>
-                    </a:xfrm>
-                    <a:prstGeom prst="rect">
-                      <a:avLst/>
-                    </a:prstGeom>
-                  </pic:spPr>
-                </pic:pic>
-              </a:graphicData>
-            </a:graphic>
-          </wp:inline>
-        </w:drawing>
-      </w:r>
-    </w:p>
-    <w:p>
-      <w:pPr>
-        <w:rPr>
-          <w:b/>
-          <w:bCs/>
-        </w:rPr>
-      </w:pPr>
-      <w:r>
-        <w:rPr>
-          <w:b/>
-          <w:bCs/>
-          <w:noProof/>
-        </w:rPr>
-        <w:drawing>
-          <wp:inline distT="0" distB="0" distL="0" distR="0" wp14:anchorId="4F295C9F" wp14:editId="00C5626A">
-            <wp:extent cx="4240007" cy="3409950"/>
-            <wp:effectExtent l="0" t="0" r="8255" b="0"/>
-            <wp:docPr id="64280541" name="Picture 1"/>
-            <wp:cNvGraphicFramePr>
-              <a:graphicFrameLocks xmlns:a="http://schemas.openxmlformats.org/drawingml/2006/main" noChangeAspect="1"/>
-            </wp:cNvGraphicFramePr>
-            <a:graphic xmlns:a="http://schemas.openxmlformats.org/drawingml/2006/main">
-              <a:graphicData uri="http://schemas.openxmlformats.org/drawingml/2006/picture">
-                <pic:pic xmlns:pic="http://schemas.openxmlformats.org/drawingml/2006/picture">
-                  <pic:nvPicPr>
-                    <pic:cNvPr id="64280541" name=""/>
-                    <pic:cNvPicPr/>
-                  </pic:nvPicPr>
-                  <pic:blipFill>
-                    <a:blip r:embed="rId10"/>
-                    <a:stretch>
-                      <a:fillRect/>
-                    </a:stretch>
-                  </pic:blipFill>
-                  <pic:spPr>
-                    <a:xfrm>
-                      <a:off x="0" y="0"/>
-                      <a:ext cx="4242513" cy="3411965"/>
-                    </a:xfrm>
-                    <a:prstGeom prst="rect">
-                      <a:avLst/>
-                    </a:prstGeom>
-                  </pic:spPr>
-                </pic:pic>
-              </a:graphicData>
-            </a:graphic>
-          </wp:inline>
-        </w:drawing>
-      </w:r>
-    </w:p>
-    <w:p>
-      <w:pPr>
-        <w:rPr>
-          <w:b/>
-          <w:bCs/>
-        </w:rPr>
-      </w:pPr>
-      <w:r>
-        <w:rPr>
-          <w:b/>
-          <w:bCs/>
-          <w:noProof/>
+        <w:t xml:space="preserve">c) aerial player= time in top 1/3 of the air. </w:t>
+      </w:r>
+    </w:p>
+    <w:p>
+      <w:pPr>
+        <w:pStyle w:val="ListParagraph"/>
+        <w:rPr>
+          <w:sz w:val="20"/>
+          <w:szCs w:val="20"/>
+        </w:rPr>
+      </w:pPr>
+      <w:r>
+        <w:rPr>
+          <w:sz w:val="20"/>
+          <w:szCs w:val="20"/>
+        </w:rPr>
+        <w:t xml:space="preserve">d) grounded/dribbler=time on ground. </w:t>
+      </w:r>
+    </w:p>
+    <w:p>
+      <w:pPr>
+        <w:pStyle w:val="ListParagraph"/>
+        <w:rPr>
+          <w:sz w:val="20"/>
+          <w:szCs w:val="20"/>
+        </w:rPr>
+      </w:pPr>
+      <w:r>
+        <w:rPr>
+          <w:sz w:val="20"/>
+          <w:szCs w:val="20"/>
+        </w:rPr>
+        <w:t xml:space="preserve">e) passer=low no. ball touches, touches with high speed. </w:t>
+      </w:r>
+    </w:p>
+    <w:p>
+      <w:pPr>
+        <w:pStyle w:val="ListParagraph"/>
+        <w:rPr>
+          <w:sz w:val="20"/>
+          <w:szCs w:val="20"/>
+        </w:rPr>
+      </w:pPr>
+      <w:r>
+        <w:rPr>
+          <w:sz w:val="20"/>
+          <w:szCs w:val="20"/>
+        </w:rPr>
+        <w:t xml:space="preserve">f) </w:t>
+      </w:r>
+      <w:proofErr w:type="spellStart"/>
+      <w:r>
+        <w:rPr>
+          <w:sz w:val="20"/>
+          <w:szCs w:val="20"/>
+        </w:rPr>
+        <w:t>ballchaser</w:t>
+      </w:r>
+      <w:proofErr w:type="spellEnd"/>
+      <w:r>
+        <w:rPr>
+          <w:sz w:val="20"/>
+          <w:szCs w:val="20"/>
+        </w:rPr>
+        <w:t xml:space="preserve">= closeness to ball. </w:t>
+      </w:r>
+    </w:p>
+    <w:p>
+      <w:pPr>
+        <w:pStyle w:val="ListParagraph"/>
+        <w:rPr>
+          <w:sz w:val="20"/>
+          <w:szCs w:val="20"/>
+        </w:rPr>
+      </w:pPr>
+      <w:r>
+        <w:rPr>
+          <w:sz w:val="20"/>
+          <w:szCs w:val="20"/>
+        </w:rPr>
+        <w:t xml:space="preserve">g) big rotations= distance from ball. </w:t>
+      </w:r>
+    </w:p>
+    <w:p>
+      <w:pPr>
+        <w:pStyle w:val="ListParagraph"/>
+        <w:rPr>
+          <w:sz w:val="20"/>
+          <w:szCs w:val="20"/>
+        </w:rPr>
+      </w:pPr>
+      <w:r>
+        <w:rPr>
+          <w:sz w:val="20"/>
+          <w:szCs w:val="20"/>
+        </w:rPr>
+        <w:t xml:space="preserve">h) low boost player (probably same as </w:t>
+      </w:r>
+      <w:proofErr w:type="spellStart"/>
+      <w:r>
+        <w:rPr>
+          <w:sz w:val="20"/>
+          <w:szCs w:val="20"/>
+        </w:rPr>
+        <w:t>ballchaser</w:t>
+      </w:r>
+      <w:proofErr w:type="spellEnd"/>
+      <w:r>
+        <w:rPr>
+          <w:sz w:val="20"/>
+          <w:szCs w:val="20"/>
+        </w:rPr>
+        <w:t xml:space="preserve">)= boost . </w:t>
+      </w:r>
+    </w:p>
+    <w:p>
+      <w:pPr>
+        <w:pStyle w:val="ListParagraph"/>
+        <w:rPr>
+          <w:sz w:val="20"/>
+          <w:szCs w:val="20"/>
+        </w:rPr>
+      </w:pPr>
+      <w:proofErr w:type="spellStart"/>
+      <w:r>
+        <w:rPr>
+          <w:sz w:val="20"/>
+          <w:szCs w:val="20"/>
+        </w:rPr>
+        <w:t>i</w:t>
+      </w:r>
+      <w:proofErr w:type="spellEnd"/>
+      <w:r>
+        <w:rPr>
+          <w:sz w:val="20"/>
+          <w:szCs w:val="20"/>
+        </w:rPr>
+        <w:t>) high boost player (probably same as big rotations)= boost</w:t>
+      </w:r>
+    </w:p>
+    <w:p>
+      <w:pPr>
+        <w:pStyle w:val="ListParagraph"/>
+        <w:numPr>
+          <w:ilvl w:val="0"/>
+          <w:numId w:val="4"/>
+        </w:numPr>
+        <w:rPr>
+          <w:sz w:val="20"/>
+          <w:szCs w:val="20"/>
+        </w:rPr>
+      </w:pPr>
+      <w:r>
+        <w:rPr>
+          <w:sz w:val="20"/>
+          <w:szCs w:val="20"/>
+        </w:rPr>
+        <w:t>^</w:t>
+      </w:r>
+    </w:p>
+    <w:p>
+      <w:pPr>
+        <w:pStyle w:val="ListParagraph"/>
+        <w:numPr>
+          <w:ilvl w:val="0"/>
+          <w:numId w:val="4"/>
+        </w:numPr>
+        <w:rPr>
+          <w:sz w:val="20"/>
+          <w:szCs w:val="20"/>
+        </w:rPr>
+      </w:pPr>
+      <w:r>
+        <w:rPr>
+          <w:sz w:val="20"/>
+          <w:szCs w:val="20"/>
+        </w:rPr>
+        <w:t>a) never back to defend, overcommits easily for hard shots,</w:t>
+      </w:r>
+    </w:p>
+    <w:p>
+      <w:pPr>
+        <w:pStyle w:val="ListParagraph"/>
+        <w:rPr>
+          <w:sz w:val="20"/>
+          <w:szCs w:val="20"/>
+        </w:rPr>
+      </w:pPr>
+      <w:r>
+        <w:rPr>
+          <w:sz w:val="20"/>
+          <w:szCs w:val="20"/>
+        </w:rPr>
+        <w:t xml:space="preserve">b) overcommits easily, all or nothing plays, usually not back to defend </w:t>
+      </w:r>
+    </w:p>
+    <w:p>
+      <w:pPr>
+        <w:pStyle w:val="ListParagraph"/>
+        <w:rPr>
+          <w:sz w:val="20"/>
+          <w:szCs w:val="20"/>
+        </w:rPr>
+      </w:pPr>
+      <w:r>
+        <w:rPr>
+          <w:sz w:val="20"/>
+          <w:szCs w:val="20"/>
+        </w:rPr>
+        <w:t xml:space="preserve">c) not back to defend, very </w:t>
+      </w:r>
+      <w:proofErr w:type="spellStart"/>
+      <w:r>
+        <w:rPr>
+          <w:sz w:val="20"/>
+          <w:szCs w:val="20"/>
+        </w:rPr>
+        <w:t>postivie</w:t>
+      </w:r>
+      <w:proofErr w:type="spellEnd"/>
+      <w:r>
+        <w:rPr>
+          <w:sz w:val="20"/>
+          <w:szCs w:val="20"/>
+        </w:rPr>
+        <w:t xml:space="preserve"> </w:t>
+      </w:r>
+      <w:proofErr w:type="spellStart"/>
+      <w:r>
+        <w:rPr>
+          <w:sz w:val="20"/>
+          <w:szCs w:val="20"/>
+        </w:rPr>
+        <w:t>playstle</w:t>
+      </w:r>
+      <w:proofErr w:type="spellEnd"/>
+      <w:r>
+        <w:rPr>
+          <w:sz w:val="20"/>
+          <w:szCs w:val="20"/>
+        </w:rPr>
+        <w:t xml:space="preserve">, </w:t>
+      </w:r>
+      <w:proofErr w:type="spellStart"/>
+      <w:r>
+        <w:rPr>
+          <w:sz w:val="20"/>
+          <w:szCs w:val="20"/>
+        </w:rPr>
+        <w:t>e.g</w:t>
+      </w:r>
+      <w:proofErr w:type="spellEnd"/>
+      <w:r>
+        <w:rPr>
+          <w:sz w:val="20"/>
+          <w:szCs w:val="20"/>
+        </w:rPr>
+        <w:t xml:space="preserve"> not worried about </w:t>
+      </w:r>
+      <w:proofErr w:type="spellStart"/>
+      <w:r>
+        <w:rPr>
+          <w:sz w:val="20"/>
+          <w:szCs w:val="20"/>
+        </w:rPr>
+        <w:t>defense</w:t>
+      </w:r>
+      <w:proofErr w:type="spellEnd"/>
+      <w:r>
+        <w:rPr>
+          <w:sz w:val="20"/>
+          <w:szCs w:val="20"/>
+        </w:rPr>
+        <w:t xml:space="preserve"> </w:t>
+      </w:r>
+    </w:p>
+    <w:p>
+      <w:pPr>
+        <w:pStyle w:val="ListParagraph"/>
+        <w:rPr>
+          <w:sz w:val="20"/>
+          <w:szCs w:val="20"/>
+        </w:rPr>
+      </w:pPr>
+      <w:r>
+        <w:rPr>
+          <w:sz w:val="20"/>
+          <w:szCs w:val="20"/>
+        </w:rPr>
+        <w:t xml:space="preserve">d) doesn't force very often, hard to beat players especially multiple when grounded. limited aerial options when forced </w:t>
+      </w:r>
+    </w:p>
+    <w:p>
+      <w:pPr>
+        <w:pStyle w:val="ListParagraph"/>
+        <w:rPr>
+          <w:sz w:val="20"/>
+          <w:szCs w:val="20"/>
+        </w:rPr>
+      </w:pPr>
+      <w:r>
+        <w:rPr>
+          <w:sz w:val="20"/>
+          <w:szCs w:val="20"/>
+        </w:rPr>
+        <w:t xml:space="preserve">e) need </w:t>
+      </w:r>
+      <w:proofErr w:type="spellStart"/>
+      <w:r>
+        <w:rPr>
+          <w:sz w:val="20"/>
+          <w:szCs w:val="20"/>
+        </w:rPr>
+        <w:t>teamates</w:t>
+      </w:r>
+      <w:proofErr w:type="spellEnd"/>
+      <w:r>
+        <w:rPr>
+          <w:sz w:val="20"/>
+          <w:szCs w:val="20"/>
+        </w:rPr>
+        <w:t xml:space="preserve"> on some wavelength, often always looks for it even when not on. all or nothing play, 2 </w:t>
+      </w:r>
+      <w:proofErr w:type="gramStart"/>
+      <w:r>
+        <w:rPr>
+          <w:sz w:val="20"/>
+          <w:szCs w:val="20"/>
+        </w:rPr>
+        <w:t>commit</w:t>
+      </w:r>
+      <w:proofErr w:type="gramEnd"/>
+      <w:r>
+        <w:rPr>
+          <w:sz w:val="20"/>
+          <w:szCs w:val="20"/>
+        </w:rPr>
+        <w:t xml:space="preserve"> for 1 defender. won't shoot </w:t>
+      </w:r>
+    </w:p>
+    <w:p>
+      <w:pPr>
+        <w:pStyle w:val="ListParagraph"/>
+        <w:rPr>
+          <w:sz w:val="20"/>
+          <w:szCs w:val="20"/>
+        </w:rPr>
+      </w:pPr>
+      <w:r>
+        <w:rPr>
+          <w:sz w:val="20"/>
+          <w:szCs w:val="20"/>
+        </w:rPr>
+        <w:t xml:space="preserve">f/h) lack of speed, one bad </w:t>
+      </w:r>
+      <w:proofErr w:type="spellStart"/>
+      <w:r>
+        <w:rPr>
+          <w:sz w:val="20"/>
+          <w:szCs w:val="20"/>
+        </w:rPr>
+        <w:t>chall</w:t>
+      </w:r>
+      <w:proofErr w:type="spellEnd"/>
+      <w:r>
+        <w:rPr>
+          <w:sz w:val="20"/>
+          <w:szCs w:val="20"/>
+        </w:rPr>
+        <w:t xml:space="preserve">=out of play. cutting </w:t>
+      </w:r>
+      <w:proofErr w:type="spellStart"/>
+      <w:r>
+        <w:rPr>
+          <w:sz w:val="20"/>
+          <w:szCs w:val="20"/>
+        </w:rPr>
+        <w:t>teamate</w:t>
+      </w:r>
+      <w:proofErr w:type="spellEnd"/>
+      <w:r>
+        <w:rPr>
+          <w:sz w:val="20"/>
+          <w:szCs w:val="20"/>
+        </w:rPr>
+        <w:t xml:space="preserve"> even when they have better angle, </w:t>
+      </w:r>
+    </w:p>
+    <w:p>
+      <w:pPr>
+        <w:pStyle w:val="ListParagraph"/>
+        <w:rPr>
+          <w:sz w:val="20"/>
+          <w:szCs w:val="20"/>
+        </w:rPr>
+      </w:pPr>
+      <w:r>
+        <w:rPr>
+          <w:sz w:val="20"/>
+          <w:szCs w:val="20"/>
+        </w:rPr>
+        <w:t>g/</w:t>
+      </w:r>
+      <w:proofErr w:type="spellStart"/>
+      <w:r>
+        <w:rPr>
+          <w:sz w:val="20"/>
+          <w:szCs w:val="20"/>
+        </w:rPr>
+        <w:t>i</w:t>
+      </w:r>
+      <w:proofErr w:type="spellEnd"/>
+      <w:r>
+        <w:rPr>
+          <w:sz w:val="20"/>
+          <w:szCs w:val="20"/>
+        </w:rPr>
+        <w:t>) don't force enough, bad at pressuring ball, always gives space,</w:t>
+      </w:r>
+    </w:p>
+    <w:p>
+      <w:pPr>
+        <w:pStyle w:val="ListParagraph"/>
+        <w:numPr>
+          <w:ilvl w:val="0"/>
+          <w:numId w:val="4"/>
+        </w:numPr>
+        <w:rPr>
+          <w:sz w:val="20"/>
+          <w:szCs w:val="20"/>
+        </w:rPr>
+      </w:pPr>
+      <w:r>
+        <w:rPr>
+          <w:sz w:val="20"/>
+          <w:szCs w:val="20"/>
+        </w:rPr>
+        <w:t xml:space="preserve">average speed, </w:t>
+      </w:r>
+      <w:proofErr w:type="spellStart"/>
+      <w:r>
+        <w:rPr>
+          <w:sz w:val="20"/>
+          <w:szCs w:val="20"/>
+        </w:rPr>
+        <w:t>avg</w:t>
+      </w:r>
+      <w:proofErr w:type="spellEnd"/>
+      <w:r>
+        <w:rPr>
+          <w:sz w:val="20"/>
+          <w:szCs w:val="20"/>
+        </w:rPr>
+        <w:t xml:space="preserve"> boost</w:t>
+      </w:r>
+    </w:p>
+    <w:p>
+      <w:pPr>
+        <w:pStyle w:val="ListParagraph"/>
+        <w:numPr>
+          <w:ilvl w:val="0"/>
+          <w:numId w:val="4"/>
+        </w:numPr>
+        <w:rPr>
+          <w:sz w:val="20"/>
+          <w:szCs w:val="20"/>
+        </w:rPr>
+      </w:pPr>
+      <w:r>
+        <w:rPr>
+          <w:sz w:val="20"/>
+          <w:szCs w:val="20"/>
+        </w:rPr>
+        <w:t xml:space="preserve">hit ball hard. think about </w:t>
+      </w:r>
+      <w:proofErr w:type="spellStart"/>
+      <w:r>
+        <w:rPr>
+          <w:sz w:val="20"/>
+          <w:szCs w:val="20"/>
+        </w:rPr>
+        <w:t>teamates</w:t>
+      </w:r>
+      <w:proofErr w:type="spellEnd"/>
+      <w:r>
+        <w:rPr>
+          <w:sz w:val="20"/>
+          <w:szCs w:val="20"/>
+        </w:rPr>
+        <w:t xml:space="preserve"> boost, positioning, etc. watch opponents not ball= all ranks below </w:t>
+      </w:r>
+      <w:proofErr w:type="spellStart"/>
+      <w:r>
+        <w:rPr>
+          <w:sz w:val="20"/>
+          <w:szCs w:val="20"/>
+        </w:rPr>
+        <w:t>ssl</w:t>
+      </w:r>
+      <w:proofErr w:type="spellEnd"/>
+      <w:r>
+        <w:rPr>
+          <w:sz w:val="20"/>
+          <w:szCs w:val="20"/>
+        </w:rPr>
+        <w:t xml:space="preserve">. </w:t>
+      </w:r>
+      <w:proofErr w:type="spellStart"/>
+      <w:r>
+        <w:rPr>
+          <w:sz w:val="20"/>
+          <w:szCs w:val="20"/>
+        </w:rPr>
+        <w:t>ssl</w:t>
+      </w:r>
+      <w:proofErr w:type="spellEnd"/>
+      <w:r>
+        <w:rPr>
+          <w:sz w:val="20"/>
+          <w:szCs w:val="20"/>
+        </w:rPr>
+        <w:t>= as before+ everything else in the game</w:t>
+      </w:r>
+    </w:p>
+    <w:p>
+      <w:pPr>
+        <w:pStyle w:val="ListParagraph"/>
+        <w:numPr>
+          <w:ilvl w:val="0"/>
+          <w:numId w:val="4"/>
+        </w:numPr>
+        <w:rPr>
+          <w:sz w:val="20"/>
+          <w:szCs w:val="20"/>
+        </w:rPr>
+      </w:pPr>
+      <w:r>
+        <w:rPr>
+          <w:sz w:val="20"/>
+          <w:szCs w:val="20"/>
+        </w:rPr>
+        <w:t xml:space="preserve">could be= % behind ball, would have to verify this though, look at </w:t>
+      </w:r>
+      <w:proofErr w:type="spellStart"/>
+      <w:r>
+        <w:rPr>
+          <w:sz w:val="20"/>
+          <w:szCs w:val="20"/>
+        </w:rPr>
+        <w:t>johhnyboi</w:t>
+      </w:r>
+      <w:proofErr w:type="spellEnd"/>
+      <w:r>
+        <w:rPr>
+          <w:sz w:val="20"/>
+          <w:szCs w:val="20"/>
+        </w:rPr>
+        <w:t xml:space="preserve"> vid for more info. idk would have to separate out things to see more, </w:t>
+      </w:r>
+      <w:proofErr w:type="spellStart"/>
+      <w:r>
+        <w:rPr>
+          <w:sz w:val="20"/>
+          <w:szCs w:val="20"/>
+        </w:rPr>
+        <w:t>e.g</w:t>
+      </w:r>
+      <w:proofErr w:type="spellEnd"/>
+      <w:r>
+        <w:rPr>
+          <w:sz w:val="20"/>
+          <w:szCs w:val="20"/>
+        </w:rPr>
+        <w:t xml:space="preserve"> recovery speed, (like time from 0 to max speed)</w:t>
+      </w:r>
+    </w:p>
+    <w:p>
+      <w:pPr>
+        <w:pStyle w:val="ListParagraph"/>
+        <w:numPr>
+          <w:ilvl w:val="0"/>
+          <w:numId w:val="4"/>
+        </w:numPr>
+        <w:rPr>
+          <w:sz w:val="20"/>
+          <w:szCs w:val="20"/>
+        </w:rPr>
+      </w:pPr>
+      <w:r>
+        <w:rPr>
+          <w:sz w:val="20"/>
+          <w:szCs w:val="20"/>
+        </w:rPr>
+        <w:t xml:space="preserve">behind ball </w:t>
+      </w:r>
+      <w:proofErr w:type="spellStart"/>
+      <w:r>
+        <w:rPr>
+          <w:sz w:val="20"/>
+          <w:szCs w:val="20"/>
+        </w:rPr>
+        <w:t>i</w:t>
+      </w:r>
+      <w:proofErr w:type="spellEnd"/>
+      <w:r>
+        <w:rPr>
+          <w:sz w:val="20"/>
+          <w:szCs w:val="20"/>
+        </w:rPr>
+        <w:t xml:space="preserve"> think is because it means you're not out of play, always good defence and then if behind ball when attacking= in control of ball. </w:t>
+      </w:r>
+      <w:proofErr w:type="gramStart"/>
+      <w:r>
+        <w:rPr>
+          <w:sz w:val="20"/>
+          <w:szCs w:val="20"/>
+        </w:rPr>
+        <w:t>also</w:t>
+      </w:r>
+      <w:proofErr w:type="gramEnd"/>
+      <w:r>
+        <w:rPr>
+          <w:sz w:val="20"/>
+          <w:szCs w:val="20"/>
+        </w:rPr>
+        <w:t xml:space="preserve"> could show where </w:t>
+      </w:r>
+      <w:proofErr w:type="spellStart"/>
+      <w:r>
+        <w:rPr>
+          <w:sz w:val="20"/>
+          <w:szCs w:val="20"/>
+        </w:rPr>
+        <w:t>avg</w:t>
+      </w:r>
+      <w:proofErr w:type="spellEnd"/>
+      <w:r>
+        <w:rPr>
+          <w:sz w:val="20"/>
+          <w:szCs w:val="20"/>
+        </w:rPr>
+        <w:t xml:space="preserve"> ball position is, if in someone else's half probably likely they're on defence most of game=lose</w:t>
+      </w:r>
+    </w:p>
+    <w:p>
+      <w:pPr>
+        <w:rPr>
+          <w:sz w:val="20"/>
+          <w:szCs w:val="20"/>
+        </w:rPr>
+      </w:pPr>
+      <w:r>
+        <w:rPr>
+          <w:b/>
+          <w:bCs/>
+          <w:sz w:val="20"/>
+          <w:szCs w:val="20"/>
+        </w:rPr>
+        <w:t>Adam Evaluation</w:t>
+      </w:r>
+      <w:r>
+        <w:rPr>
+          <w:sz w:val="20"/>
+          <w:szCs w:val="20"/>
+        </w:rPr>
+        <w:t>:</w:t>
+      </w:r>
+    </w:p>
+    <w:p>
+      <w:pPr>
+        <w:rPr>
+          <w:sz w:val="20"/>
+          <w:szCs w:val="20"/>
+        </w:rPr>
+      </w:pPr>
+      <w:r>
+        <w:rPr>
+          <w:sz w:val="20"/>
+          <w:szCs w:val="20"/>
+        </w:rPr>
+        <w:t xml:space="preserve">The answer to question 1 shows a typical high level player using statistics to create their own conclusions, a lot of the suggestions in this question can be addressed in the data comparison section, as well as the data overview. The data overview will include the comparison between players in the replay, since this can still be useful to many players, as seen from the previous answers. </w:t>
+      </w:r>
+    </w:p>
+    <w:p>
+      <w:pPr>
+        <w:rPr>
+          <w:sz w:val="20"/>
+          <w:szCs w:val="20"/>
+        </w:rPr>
+      </w:pPr>
+      <w:r>
+        <w:rPr>
+          <w:sz w:val="20"/>
+          <w:szCs w:val="20"/>
+        </w:rPr>
+        <w:t>Adam also mentions that using replays from when you played very well (played at your peak) is useful to improving, so you can see why you were doing so well before in comparison to now. This could be included as a feature depending on the difficulty of implementation, where you can compare 2 sets of replays with each other, though it won’t be of high priority and may be something to be considered beyond the project.</w:t>
+      </w:r>
+    </w:p>
+    <w:p>
+      <w:pPr>
+        <w:rPr>
+          <w:sz w:val="20"/>
+          <w:szCs w:val="20"/>
+        </w:rPr>
+      </w:pPr>
+      <w:r>
+        <w:rPr>
+          <w:sz w:val="20"/>
+          <w:szCs w:val="20"/>
+        </w:rPr>
+        <w:t xml:space="preserve">A high replay upload limit or the ability to enter your username with a date range so the site automatically gathers the replays from the ballchasing.com database would be a good requirement. The high replay upload limit should be easily applicable and useful considering it will be able to identify trends more easily and accurately, whilst the automatic implementation would highly depend on the ballchasing.com API. </w:t>
+      </w:r>
+    </w:p>
+    <w:p>
+      <w:pPr>
+        <w:rPr>
+          <w:sz w:val="20"/>
+          <w:szCs w:val="20"/>
+        </w:rPr>
+      </w:pPr>
+      <w:r>
+        <w:rPr>
+          <w:sz w:val="20"/>
+          <w:szCs w:val="20"/>
+        </w:rPr>
+        <w:t>Adam’s suggestion in question 2 includes the comparison to other ranks, this is exactly what the data comparison section would achieve, and I think visualising the main statistics using spider diagrams is a very good idea, and I will try to make sure to include it.</w:t>
+      </w:r>
+    </w:p>
+    <w:p>
+      <w:pPr>
+        <w:rPr>
+          <w:sz w:val="20"/>
+          <w:szCs w:val="20"/>
+        </w:rPr>
+      </w:pPr>
+      <w:r>
+        <w:rPr>
+          <w:sz w:val="20"/>
+          <w:szCs w:val="20"/>
+        </w:rPr>
+        <w:t xml:space="preserve">A lot of the playstyle suggestions are useful, especially a-f, they line up with general ones I thought of as well as previous answers to this question, since many of these terms and labels are used frequently when describing a specific player. The characteristics related to each </w:t>
+      </w:r>
+      <w:proofErr w:type="gramStart"/>
+      <w:r>
+        <w:rPr>
+          <w:sz w:val="20"/>
+          <w:szCs w:val="20"/>
+        </w:rPr>
+        <w:t>ones</w:t>
+      </w:r>
+      <w:proofErr w:type="gramEnd"/>
+      <w:r>
+        <w:rPr>
+          <w:sz w:val="20"/>
+          <w:szCs w:val="20"/>
+        </w:rPr>
+        <w:t xml:space="preserve"> I generally agree with and will likely be included somewhat when creating the model that gives the user a playstyle. </w:t>
+      </w:r>
+    </w:p>
+    <w:p>
+      <w:pPr>
+        <w:rPr>
+          <w:sz w:val="20"/>
+          <w:szCs w:val="20"/>
+        </w:rPr>
+      </w:pPr>
+      <w:r>
+        <w:rPr>
+          <w:sz w:val="20"/>
+          <w:szCs w:val="20"/>
+        </w:rPr>
+        <w:t>I think the answer to q4 makes me rethink the unsupervised approach, since it shows how well you can narrow down the features needed in order to be able to label a player with a playstyle that they will be familiar with.</w:t>
+      </w:r>
+    </w:p>
+    <w:p>
+      <w:pPr>
+        <w:rPr>
+          <w:sz w:val="20"/>
+          <w:szCs w:val="20"/>
+        </w:rPr>
+      </w:pPr>
+      <w:r>
+        <w:rPr>
+          <w:sz w:val="20"/>
+          <w:szCs w:val="20"/>
         </w:rPr>
         <w:lastRenderedPageBreak/>
-        <w:drawing>
-          <wp:inline distT="0" distB="0" distL="0" distR="0" wp14:anchorId="4DE6D330" wp14:editId="416FA260">
-            <wp:extent cx="4457700" cy="3207707"/>
-            <wp:effectExtent l="0" t="0" r="0" b="0"/>
-            <wp:docPr id="1346877462" name="Picture 1"/>
-            <wp:cNvGraphicFramePr>
-              <a:graphicFrameLocks xmlns:a="http://schemas.openxmlformats.org/drawingml/2006/main" noChangeAspect="1"/>
-            </wp:cNvGraphicFramePr>
-            <a:graphic xmlns:a="http://schemas.openxmlformats.org/drawingml/2006/main">
-              <a:graphicData uri="http://schemas.openxmlformats.org/drawingml/2006/picture">
-                <pic:pic xmlns:pic="http://schemas.openxmlformats.org/drawingml/2006/picture">
-                  <pic:nvPicPr>
-                    <pic:cNvPr id="1346877462" name=""/>
-                    <pic:cNvPicPr/>
-                  </pic:nvPicPr>
-                  <pic:blipFill>
-                    <a:blip r:embed="rId11"/>
-                    <a:stretch>
-                      <a:fillRect/>
-                    </a:stretch>
-                  </pic:blipFill>
-                  <pic:spPr>
-                    <a:xfrm>
-                      <a:off x="0" y="0"/>
-                      <a:ext cx="4461227" cy="3210245"/>
-                    </a:xfrm>
-                    <a:prstGeom prst="rect">
-                      <a:avLst/>
-                    </a:prstGeom>
-                  </pic:spPr>
-                </pic:pic>
-              </a:graphicData>
-            </a:graphic>
-          </wp:inline>
-        </w:drawing>
+        <w:t xml:space="preserve">Also, the multiple pieces of advice included in q5 for each playstyle show that when giving general advice for one, I can also back it up with evidence, so specific advice can be highlighted more if there are specific statistics that can be shown to prove it. </w:t>
+      </w:r>
+      <w:proofErr w:type="spellStart"/>
+      <w:r>
+        <w:rPr>
+          <w:sz w:val="20"/>
+          <w:szCs w:val="20"/>
+        </w:rPr>
+        <w:t>i.e</w:t>
+      </w:r>
+      <w:proofErr w:type="spellEnd"/>
+      <w:r>
+        <w:rPr>
+          <w:sz w:val="20"/>
+          <w:szCs w:val="20"/>
+        </w:rPr>
+        <w:t>: a player may be a bumper (enforcer), so if labelled so, and their time spent near their goal is much lower than average for their rank before a goal occurs, the site could give the advice that they aren’t back to defend enough and provide that statistic in comparison to the average one.</w:t>
+      </w:r>
+    </w:p>
+    <w:p>
+      <w:pPr>
+        <w:rPr>
+          <w:sz w:val="20"/>
+          <w:szCs w:val="20"/>
+        </w:rPr>
+      </w:pPr>
+      <w:r>
+        <w:rPr>
+          <w:sz w:val="20"/>
+          <w:szCs w:val="20"/>
+        </w:rPr>
+        <w:t>Recovery speed is an interesting statistic that I think could be useful to investigate as a potential one to highlight. % behind ball could be interesting to investigate, since this statistic has a correlation to a team winning, however I think that the % time spent behind the ball could be caused by the fact that the winning team ends up having more pressure, which in turn causes this statistic to rise, so although this could be useful, it would take a lot of effort to determine the usefulness of it, especially if trying to give advice individual to a player.</w:t>
+      </w:r>
+    </w:p>
+    <w:p>
+      <w:pPr>
+        <w:rPr>
+          <w:sz w:val="20"/>
+          <w:szCs w:val="20"/>
+        </w:rPr>
+      </w:pPr>
+      <w:r>
+        <w:rPr>
+          <w:sz w:val="20"/>
+          <w:szCs w:val="20"/>
+        </w:rPr>
+        <w:t>Based on the suggestions given, I think that the data comparison and rank prediction sections can be merged together, taking away the feature of a model predicting a rank, and instead putting more of the project’s attention on creating a useful comparison between the player and other players around the same rank, which would require that the player provides the rank for the replay beforehand, which would also be useful in the playstyle section, since comparing data of vastly different ranks could skew the result.</w:t>
       </w:r>
     </w:p>
     <w:p>
@@ -487,101 +2250,328 @@
     <w:p>
       <w:pPr>
         <w:rPr>
-          <w:b/>
-          <w:bCs/>
-        </w:rPr>
-      </w:pPr>
-      <w:r>
-        <w:rPr>
-          <w:b/>
-          <w:bCs/>
-          <w:noProof/>
-        </w:rPr>
-        <w:drawing>
-          <wp:inline distT="0" distB="0" distL="0" distR="0" wp14:anchorId="690F0E18" wp14:editId="364C6E05">
-            <wp:extent cx="4714772" cy="2028825"/>
-            <wp:effectExtent l="0" t="0" r="0" b="0"/>
-            <wp:docPr id="1637354327" name="Picture 1"/>
-            <wp:cNvGraphicFramePr>
-              <a:graphicFrameLocks xmlns:a="http://schemas.openxmlformats.org/drawingml/2006/main" noChangeAspect="1"/>
-            </wp:cNvGraphicFramePr>
-            <a:graphic xmlns:a="http://schemas.openxmlformats.org/drawingml/2006/main">
-              <a:graphicData uri="http://schemas.openxmlformats.org/drawingml/2006/picture">
-                <pic:pic xmlns:pic="http://schemas.openxmlformats.org/drawingml/2006/picture">
-                  <pic:nvPicPr>
-                    <pic:cNvPr id="1637354327" name=""/>
-                    <pic:cNvPicPr/>
-                  </pic:nvPicPr>
-                  <pic:blipFill>
-                    <a:blip r:embed="rId12"/>
-                    <a:stretch>
-                      <a:fillRect/>
-                    </a:stretch>
-                  </pic:blipFill>
-                  <pic:spPr>
-                    <a:xfrm>
-                      <a:off x="0" y="0"/>
-                      <a:ext cx="4718273" cy="2030332"/>
-                    </a:xfrm>
-                    <a:prstGeom prst="rect">
-                      <a:avLst/>
-                    </a:prstGeom>
-                  </pic:spPr>
-                </pic:pic>
-              </a:graphicData>
-            </a:graphic>
-          </wp:inline>
-        </w:drawing>
-      </w:r>
-    </w:p>
-    <w:p>
-      <w:pPr>
-        <w:rPr>
-          <w:b/>
-          <w:bCs/>
-        </w:rPr>
-      </w:pPr>
-      <w:r>
-        <w:rPr>
-          <w:b/>
-          <w:bCs/>
-          <w:noProof/>
-        </w:rPr>
-        <w:drawing>
-          <wp:inline distT="0" distB="0" distL="0" distR="0" wp14:anchorId="541CCC2B" wp14:editId="57D1803B">
-            <wp:extent cx="4705350" cy="2240072"/>
-            <wp:effectExtent l="0" t="0" r="0" b="8255"/>
-            <wp:docPr id="1220348566" name="Picture 1"/>
-            <wp:cNvGraphicFramePr>
-              <a:graphicFrameLocks xmlns:a="http://schemas.openxmlformats.org/drawingml/2006/main" noChangeAspect="1"/>
-            </wp:cNvGraphicFramePr>
-            <a:graphic xmlns:a="http://schemas.openxmlformats.org/drawingml/2006/main">
-              <a:graphicData uri="http://schemas.openxmlformats.org/drawingml/2006/picture">
-                <pic:pic xmlns:pic="http://schemas.openxmlformats.org/drawingml/2006/picture">
-                  <pic:nvPicPr>
-                    <pic:cNvPr id="1220348566" name=""/>
-                    <pic:cNvPicPr/>
-                  </pic:nvPicPr>
-                  <pic:blipFill>
-                    <a:blip r:embed="rId13"/>
-                    <a:stretch>
-                      <a:fillRect/>
-                    </a:stretch>
-                  </pic:blipFill>
-                  <pic:spPr>
-                    <a:xfrm>
-                      <a:off x="0" y="0"/>
-                      <a:ext cx="4707770" cy="2241224"/>
-                    </a:xfrm>
-                    <a:prstGeom prst="rect">
-                      <a:avLst/>
-                    </a:prstGeom>
-                  </pic:spPr>
-                </pic:pic>
-              </a:graphicData>
-            </a:graphic>
-          </wp:inline>
-        </w:drawing>
+          <w:sz w:val="20"/>
+          <w:szCs w:val="20"/>
+        </w:rPr>
+      </w:pPr>
+      <w:r>
+        <w:rPr>
+          <w:b/>
+          <w:bCs/>
+          <w:sz w:val="20"/>
+          <w:szCs w:val="20"/>
+        </w:rPr>
+        <w:t>Connor (Interview 4):</w:t>
+      </w:r>
+    </w:p>
+    <w:p>
+      <w:pPr>
+        <w:pStyle w:val="ListParagraph"/>
+        <w:numPr>
+          <w:ilvl w:val="0"/>
+          <w:numId w:val="5"/>
+        </w:numPr>
+        <w:rPr>
+          <w:sz w:val="20"/>
+          <w:szCs w:val="20"/>
+        </w:rPr>
+      </w:pPr>
+      <w:proofErr w:type="gramStart"/>
+      <w:r>
+        <w:rPr>
+          <w:sz w:val="20"/>
+          <w:szCs w:val="20"/>
+        </w:rPr>
+        <w:t>Yes</w:t>
+      </w:r>
+      <w:proofErr w:type="gramEnd"/>
+      <w:r>
+        <w:rPr>
+          <w:sz w:val="20"/>
+          <w:szCs w:val="20"/>
+        </w:rPr>
+        <w:t xml:space="preserve"> </w:t>
+      </w:r>
+      <w:proofErr w:type="spellStart"/>
+      <w:r>
+        <w:rPr>
+          <w:sz w:val="20"/>
+          <w:szCs w:val="20"/>
+        </w:rPr>
+        <w:t>ive</w:t>
+      </w:r>
+      <w:proofErr w:type="spellEnd"/>
+      <w:r>
+        <w:rPr>
+          <w:sz w:val="20"/>
+          <w:szCs w:val="20"/>
+        </w:rPr>
+        <w:t xml:space="preserve"> used it to improve my rotation through heat maps e.g. not staying one place at once or rotating into goal and mostly to look at more </w:t>
+      </w:r>
+      <w:proofErr w:type="spellStart"/>
+      <w:r>
+        <w:rPr>
+          <w:sz w:val="20"/>
+          <w:szCs w:val="20"/>
+        </w:rPr>
+        <w:t>indepth</w:t>
+      </w:r>
+      <w:proofErr w:type="spellEnd"/>
+      <w:r>
+        <w:rPr>
+          <w:sz w:val="20"/>
+          <w:szCs w:val="20"/>
+        </w:rPr>
+        <w:t xml:space="preserve"> stats of the games</w:t>
+      </w:r>
+    </w:p>
+    <w:p>
+      <w:pPr>
+        <w:pStyle w:val="ListParagraph"/>
+        <w:numPr>
+          <w:ilvl w:val="0"/>
+          <w:numId w:val="5"/>
+        </w:numPr>
+        <w:rPr>
+          <w:sz w:val="20"/>
+          <w:szCs w:val="20"/>
+        </w:rPr>
+      </w:pPr>
+      <w:r>
+        <w:rPr>
+          <w:sz w:val="20"/>
+          <w:szCs w:val="20"/>
+        </w:rPr>
+        <w:t>An overall rating of how you played in each game</w:t>
+      </w:r>
+    </w:p>
+    <w:p>
+      <w:pPr>
+        <w:pStyle w:val="ListParagraph"/>
+        <w:numPr>
+          <w:ilvl w:val="0"/>
+          <w:numId w:val="5"/>
+        </w:numPr>
+        <w:rPr>
+          <w:sz w:val="20"/>
+          <w:szCs w:val="20"/>
+        </w:rPr>
+      </w:pPr>
+      <w:r>
+        <w:rPr>
+          <w:sz w:val="20"/>
+          <w:szCs w:val="20"/>
+        </w:rPr>
+        <w:t xml:space="preserve">chasey, controlled, fast, grounded, </w:t>
+      </w:r>
+      <w:proofErr w:type="spellStart"/>
+      <w:r>
+        <w:rPr>
+          <w:sz w:val="20"/>
+          <w:szCs w:val="20"/>
+        </w:rPr>
+        <w:t>aerialed</w:t>
+      </w:r>
+      <w:proofErr w:type="spellEnd"/>
+    </w:p>
+    <w:p>
+      <w:pPr>
+        <w:pStyle w:val="ListParagraph"/>
+        <w:numPr>
+          <w:ilvl w:val="0"/>
+          <w:numId w:val="5"/>
+        </w:numPr>
+        <w:rPr>
+          <w:sz w:val="20"/>
+          <w:szCs w:val="20"/>
+        </w:rPr>
+      </w:pPr>
+      <w:r>
+        <w:rPr>
+          <w:sz w:val="20"/>
+          <w:szCs w:val="20"/>
+        </w:rPr>
+        <w:t>shadow defending a lot</w:t>
+      </w:r>
+    </w:p>
+    <w:p>
+      <w:pPr>
+        <w:pStyle w:val="ListParagraph"/>
+        <w:numPr>
+          <w:ilvl w:val="0"/>
+          <w:numId w:val="5"/>
+        </w:numPr>
+        <w:rPr>
+          <w:sz w:val="20"/>
+          <w:szCs w:val="20"/>
+        </w:rPr>
+      </w:pPr>
+      <w:r>
+        <w:rPr>
+          <w:sz w:val="20"/>
+          <w:szCs w:val="20"/>
+        </w:rPr>
+        <w:t>hesitation or bad decision making</w:t>
+      </w:r>
+    </w:p>
+    <w:p>
+      <w:pPr>
+        <w:pStyle w:val="ListParagraph"/>
+        <w:numPr>
+          <w:ilvl w:val="0"/>
+          <w:numId w:val="5"/>
+        </w:numPr>
+        <w:rPr>
+          <w:sz w:val="20"/>
+          <w:szCs w:val="20"/>
+        </w:rPr>
+      </w:pPr>
+      <w:r>
+        <w:rPr>
+          <w:sz w:val="20"/>
+          <w:szCs w:val="20"/>
+        </w:rPr>
+        <w:t>centre balls are more seen in higher ranks as a stat, long shots/clears are more seen in lower ranks because of less control</w:t>
+      </w:r>
+    </w:p>
+    <w:p>
+      <w:pPr>
+        <w:pStyle w:val="ListParagraph"/>
+        <w:numPr>
+          <w:ilvl w:val="0"/>
+          <w:numId w:val="5"/>
+        </w:numPr>
+        <w:rPr>
+          <w:sz w:val="20"/>
+          <w:szCs w:val="20"/>
+        </w:rPr>
+      </w:pPr>
+      <w:r>
+        <w:rPr>
+          <w:sz w:val="20"/>
+          <w:szCs w:val="20"/>
+        </w:rPr>
+        <w:t>champ - focus on being consistent rather than flashy</w:t>
+      </w:r>
+    </w:p>
+    <w:p>
+      <w:pPr>
+        <w:pStyle w:val="ListParagraph"/>
+        <w:numPr>
+          <w:ilvl w:val="0"/>
+          <w:numId w:val="5"/>
+        </w:numPr>
+        <w:rPr>
+          <w:sz w:val="20"/>
+          <w:szCs w:val="20"/>
+        </w:rPr>
+      </w:pPr>
+      <w:r>
+        <w:rPr>
+          <w:sz w:val="20"/>
+          <w:szCs w:val="20"/>
+        </w:rPr>
+        <w:t xml:space="preserve">probably percentage positioned in certain areas and percentage of time </w:t>
+      </w:r>
+      <w:proofErr w:type="spellStart"/>
+      <w:r>
+        <w:rPr>
+          <w:sz w:val="20"/>
+          <w:szCs w:val="20"/>
+        </w:rPr>
+        <w:t>infront</w:t>
+      </w:r>
+      <w:proofErr w:type="spellEnd"/>
+      <w:r>
+        <w:rPr>
+          <w:sz w:val="20"/>
+          <w:szCs w:val="20"/>
+        </w:rPr>
+        <w:t>/behind the ball</w:t>
+      </w:r>
+    </w:p>
+    <w:p>
+      <w:pPr>
+        <w:pStyle w:val="ListParagraph"/>
+        <w:numPr>
+          <w:ilvl w:val="0"/>
+          <w:numId w:val="5"/>
+        </w:numPr>
+        <w:rPr>
+          <w:sz w:val="20"/>
+          <w:szCs w:val="20"/>
+        </w:rPr>
+      </w:pPr>
+      <w:r>
+        <w:rPr>
+          <w:sz w:val="20"/>
+          <w:szCs w:val="20"/>
+        </w:rPr>
+        <w:t>that they either are too far up the pitch or are too close to the play/far away</w:t>
+      </w:r>
+    </w:p>
+    <w:p>
+      <w:pPr>
+        <w:rPr>
+          <w:b/>
+          <w:bCs/>
+          <w:sz w:val="20"/>
+          <w:szCs w:val="20"/>
+        </w:rPr>
+      </w:pPr>
+      <w:r>
+        <w:rPr>
+          <w:b/>
+          <w:bCs/>
+          <w:sz w:val="20"/>
+          <w:szCs w:val="20"/>
+        </w:rPr>
+        <w:t>Connor Evaluation:</w:t>
+      </w:r>
+    </w:p>
+    <w:p>
+      <w:pPr>
+        <w:rPr>
+          <w:sz w:val="20"/>
+          <w:szCs w:val="20"/>
+        </w:rPr>
+      </w:pPr>
+      <w:r>
+        <w:rPr>
+          <w:sz w:val="20"/>
+          <w:szCs w:val="20"/>
+        </w:rPr>
+        <w:t>The heatmaps would be useful to include in the data overview section, since they would highlight positioning patterns, however it would be hard to generalise this over many replays, and the implementation difficulty would be quite high. This is a feature included in ballchasing.com, so to improve it, I would need to find a way to display this over many replays, however this will lead to issues that will take away from the usefulness, which to address such that the visualisation and analysis is useful, would be very difficult and could be a project of its own, so I will consider but not prioritise this.</w:t>
+      </w:r>
+    </w:p>
+    <w:p>
+      <w:pPr>
+        <w:rPr>
+          <w:sz w:val="20"/>
+          <w:szCs w:val="20"/>
+        </w:rPr>
+      </w:pPr>
+      <w:r>
+        <w:rPr>
+          <w:sz w:val="20"/>
+          <w:szCs w:val="20"/>
+        </w:rPr>
+        <w:t>The advice for Champ level players will be useful, especially if I evidence this with data that shows they spend a lot of their time in the air and potentially have a low shot to goal ratio in the data comparison section, since this would indicate they may be focusing on the wrong part of their playstyle.</w:t>
+      </w:r>
+    </w:p>
+    <w:p>
+      <w:pPr>
+        <w:rPr>
+          <w:sz w:val="20"/>
+          <w:szCs w:val="20"/>
+        </w:rPr>
+      </w:pPr>
+      <w:r>
+        <w:rPr>
+          <w:sz w:val="20"/>
+          <w:szCs w:val="20"/>
+        </w:rPr>
+        <w:t>The rest of the answers solidify what was previously said or add to it, so will be considered overall.</w:t>
       </w:r>
     </w:p>
     <w:p>
@@ -648,7 +2638,7 @@
                     <pic:cNvPicPr/>
                   </pic:nvPicPr>
                   <pic:blipFill>
-                    <a:blip r:embed="rId14"/>
+                    <a:blip r:embed="rId5"/>
                     <a:stretch>
                       <a:fillRect/>
                     </a:stretch>
@@ -698,7 +2688,7 @@
                     <pic:cNvPicPr/>
                   </pic:nvPicPr>
                   <pic:blipFill>
-                    <a:blip r:embed="rId15"/>
+                    <a:blip r:embed="rId6"/>
                     <a:stretch>
                       <a:fillRect/>
                     </a:stretch>
@@ -764,7 +2754,7 @@
                     <pic:cNvPicPr/>
                   </pic:nvPicPr>
                   <pic:blipFill>
-                    <a:blip r:embed="rId16"/>
+                    <a:blip r:embed="rId7"/>
                     <a:stretch>
                       <a:fillRect/>
                     </a:stretch>
@@ -814,7 +2804,7 @@
                     <pic:cNvPicPr/>
                   </pic:nvPicPr>
                   <pic:blipFill>
-                    <a:blip r:embed="rId17"/>
+                    <a:blip r:embed="rId8"/>
                     <a:stretch>
                       <a:fillRect/>
                     </a:stretch>
@@ -865,7 +2855,7 @@
                     <pic:cNvPicPr/>
                   </pic:nvPicPr>
                   <pic:blipFill>
-                    <a:blip r:embed="rId18"/>
+                    <a:blip r:embed="rId9"/>
                     <a:stretch>
                       <a:fillRect/>
                     </a:stretch>
@@ -928,6 +2918,82 @@
         <w:rPr>
           <w:b/>
           <w:bCs/>
+          <w:sz w:val="28"/>
+          <w:szCs w:val="28"/>
+        </w:rPr>
+      </w:pPr>
+      <w:r>
+        <w:rPr>
+          <w:b/>
+          <w:bCs/>
+          <w:sz w:val="28"/>
+          <w:szCs w:val="28"/>
+        </w:rPr>
+        <w:t>Project Specification</w:t>
+      </w:r>
+    </w:p>
+    <w:p>
+      <w:pPr>
+        <w:rPr>
+          <w:b/>
+          <w:bCs/>
+          <w:sz w:val="20"/>
+          <w:szCs w:val="20"/>
+        </w:rPr>
+      </w:pPr>
+      <w:r>
+        <w:rPr>
+          <w:b/>
+          <w:bCs/>
+          <w:sz w:val="20"/>
+          <w:szCs w:val="20"/>
+          <w:u w:val="single"/>
+        </w:rPr>
+        <w:t>I</w:t>
+      </w:r>
+      <w:r>
+        <w:rPr>
+          <w:b/>
+          <w:bCs/>
+          <w:sz w:val="20"/>
+          <w:szCs w:val="20"/>
+        </w:rPr>
+        <w:t xml:space="preserve"> = Interview</w:t>
+      </w:r>
+      <w:r>
+        <w:rPr>
+          <w:b/>
+          <w:bCs/>
+          <w:sz w:val="20"/>
+          <w:szCs w:val="20"/>
+        </w:rPr>
+        <w:tab/>
+      </w:r>
+      <w:r>
+        <w:rPr>
+          <w:b/>
+          <w:bCs/>
+          <w:sz w:val="20"/>
+          <w:szCs w:val="20"/>
+          <w:u w:val="single"/>
+        </w:rPr>
+        <w:t>PS</w:t>
+      </w:r>
+      <w:r>
+        <w:rPr>
+          <w:b/>
+          <w:bCs/>
+          <w:sz w:val="20"/>
+          <w:szCs w:val="20"/>
+        </w:rPr>
+        <w:t xml:space="preserve"> = Previous Solution</w:t>
+      </w:r>
+    </w:p>
+    <w:p>
+      <w:pPr>
+        <w:rPr>
+          <w:b/>
+          <w:bCs/>
           <w:sz w:val="24"/>
           <w:szCs w:val="24"/>
         </w:rPr>
@@ -936,398 +3002,1571 @@
         <w:rPr>
           <w:b/>
           <w:bCs/>
-          <w:noProof/>
           <w:sz w:val="24"/>
           <w:szCs w:val="24"/>
         </w:rPr>
-        <w:drawing>
-          <wp:inline distT="0" distB="0" distL="0" distR="0" wp14:anchorId="178A3584" wp14:editId="2C33B5D6">
-            <wp:extent cx="2543530" cy="666843"/>
-            <wp:effectExtent l="0" t="0" r="9525" b="0"/>
-            <wp:docPr id="1270947271" name="Picture 1"/>
-            <wp:cNvGraphicFramePr>
-              <a:graphicFrameLocks xmlns:a="http://schemas.openxmlformats.org/drawingml/2006/main" noChangeAspect="1"/>
-            </wp:cNvGraphicFramePr>
-            <a:graphic xmlns:a="http://schemas.openxmlformats.org/drawingml/2006/main">
-              <a:graphicData uri="http://schemas.openxmlformats.org/drawingml/2006/picture">
-                <pic:pic xmlns:pic="http://schemas.openxmlformats.org/drawingml/2006/picture">
-                  <pic:nvPicPr>
-                    <pic:cNvPr id="1270947271" name=""/>
-                    <pic:cNvPicPr/>
-                  </pic:nvPicPr>
-                  <pic:blipFill>
-                    <a:blip r:embed="rId19"/>
-                    <a:stretch>
-                      <a:fillRect/>
-                    </a:stretch>
-                  </pic:blipFill>
-                  <pic:spPr>
-                    <a:xfrm>
-                      <a:off x="0" y="0"/>
-                      <a:ext cx="2543530" cy="666843"/>
-                    </a:xfrm>
-                    <a:prstGeom prst="rect">
-                      <a:avLst/>
-                    </a:prstGeom>
-                  </pic:spPr>
-                </pic:pic>
-              </a:graphicData>
-            </a:graphic>
-          </wp:inline>
-        </w:drawing>
-      </w:r>
-    </w:p>
-    <w:p>
-      <w:pPr>
-        <w:rPr>
-          <w:b/>
-          <w:bCs/>
-        </w:rPr>
-      </w:pPr>
-      <w:r>
-        <w:rPr>
-          <w:b/>
-          <w:bCs/>
-          <w:noProof/>
-        </w:rPr>
+        <w:t>1 Functional Requirements</w:t>
+      </w:r>
+    </w:p>
+    <w:p>
+      <w:pPr>
+        <w:rPr>
+          <w:b/>
+          <w:bCs/>
+        </w:rPr>
+      </w:pPr>
+      <w:r>
+        <w:rPr>
+          <w:b/>
+          <w:bCs/>
+        </w:rPr>
+        <w:t>1.</w:t>
+      </w:r>
+      <w:r>
+        <w:rPr>
+          <w:b/>
+          <w:bCs/>
+        </w:rPr>
+        <w:t>1</w:t>
+      </w:r>
+      <w:r>
+        <w:rPr>
+          <w:b/>
+          <w:bCs/>
+        </w:rPr>
+        <w:t xml:space="preserve"> Uploading Replays</w:t>
+      </w:r>
+    </w:p>
+    <w:p>
+      <w:pPr>
+        <w:pStyle w:val="ListParagraph"/>
+        <w:numPr>
+          <w:ilvl w:val="0"/>
+          <w:numId w:val="6"/>
+        </w:numPr>
+      </w:pPr>
+      <w:r>
+        <w:t>Allow the user to upload multiple Rocket League replays</w:t>
+      </w:r>
+      <w:r>
+        <w:t xml:space="preserve"> </w:t>
+      </w:r>
+      <w:r>
+        <w:rPr>
+          <w:b/>
+          <w:bCs/>
+          <w:u w:val="single"/>
+        </w:rPr>
+        <w:t>I3</w:t>
+      </w:r>
+    </w:p>
+    <w:p>
+      <w:pPr>
+        <w:pStyle w:val="ListParagraph"/>
+        <w:numPr>
+          <w:ilvl w:val="1"/>
+          <w:numId w:val="6"/>
+        </w:numPr>
+      </w:pPr>
+      <w:r>
+        <w:t>Allow the user to upload 1 replay at a time</w:t>
+      </w:r>
+    </w:p>
+    <w:p>
+      <w:pPr>
+        <w:pStyle w:val="ListParagraph"/>
+        <w:numPr>
+          <w:ilvl w:val="1"/>
+          <w:numId w:val="6"/>
+        </w:numPr>
+      </w:pPr>
+      <w:r>
+        <w:t>Allow the user to upload a folder of replays</w:t>
+      </w:r>
+    </w:p>
+    <w:p>
+      <w:pPr>
+        <w:pStyle w:val="ListParagraph"/>
+        <w:numPr>
+          <w:ilvl w:val="0"/>
+          <w:numId w:val="6"/>
+        </w:numPr>
+      </w:pPr>
+      <w:r>
+        <w:t>Only allow Rocket League .replay files</w:t>
+      </w:r>
+      <w:r>
+        <w:t xml:space="preserve"> </w:t>
+      </w:r>
+      <w:r>
+        <w:t>to be uploade</w:t>
+      </w:r>
+      <w:r>
+        <w:t>d</w:t>
+      </w:r>
+    </w:p>
+    <w:p>
+      <w:pPr>
+        <w:pStyle w:val="ListParagraph"/>
+        <w:numPr>
+          <w:ilvl w:val="0"/>
+          <w:numId w:val="6"/>
+        </w:numPr>
+      </w:pPr>
+      <w:r>
+        <w:t>Only allow 1 type of game mode across the replays before analysing (2v2, 3v3)</w:t>
+      </w:r>
+    </w:p>
+    <w:p>
+      <w:pPr>
+        <w:pStyle w:val="ListParagraph"/>
+        <w:numPr>
+          <w:ilvl w:val="0"/>
+          <w:numId w:val="6"/>
+        </w:numPr>
+      </w:pPr>
+      <w:r>
+        <w:t xml:space="preserve">Show names of the replays that the user uploaded so they can check they are correct </w:t>
+      </w:r>
+      <w:r>
+        <w:rPr>
+          <w:b/>
+          <w:bCs/>
+          <w:u w:val="single"/>
+        </w:rPr>
+        <w:t>PS3.1</w:t>
+      </w:r>
+    </w:p>
+    <w:p>
+      <w:pPr>
+        <w:pStyle w:val="ListParagraph"/>
+        <w:numPr>
+          <w:ilvl w:val="0"/>
+          <w:numId w:val="6"/>
+        </w:numPr>
+      </w:pPr>
+      <w:r>
+        <w:t>Display appropriate error message for invalid upload attempt</w:t>
+      </w:r>
+    </w:p>
+    <w:p>
+      <w:pPr>
+        <w:pStyle w:val="ListParagraph"/>
+        <w:numPr>
+          <w:ilvl w:val="0"/>
+          <w:numId w:val="6"/>
+        </w:numPr>
+      </w:pPr>
+      <w:r>
+        <w:t xml:space="preserve">Parse replay files using </w:t>
+      </w:r>
+      <w:r>
+        <w:t>an appropriate library</w:t>
+      </w:r>
+    </w:p>
+    <w:p>
+      <w:pPr>
+        <w:pStyle w:val="ListParagraph"/>
+        <w:numPr>
+          <w:ilvl w:val="0"/>
+          <w:numId w:val="6"/>
+        </w:numPr>
+      </w:pPr>
+      <w:r>
         <w:lastRenderedPageBreak/>
-        <w:drawing>
-          <wp:inline distT="0" distB="0" distL="0" distR="0" wp14:anchorId="2FDDEFAF" wp14:editId="0D60D6A0">
-            <wp:extent cx="5731510" cy="3355975"/>
-            <wp:effectExtent l="0" t="0" r="2540" b="0"/>
-            <wp:docPr id="1187368825" name="Picture 1"/>
-            <wp:cNvGraphicFramePr>
-              <a:graphicFrameLocks xmlns:a="http://schemas.openxmlformats.org/drawingml/2006/main" noChangeAspect="1"/>
-            </wp:cNvGraphicFramePr>
-            <a:graphic xmlns:a="http://schemas.openxmlformats.org/drawingml/2006/main">
-              <a:graphicData uri="http://schemas.openxmlformats.org/drawingml/2006/picture">
-                <pic:pic xmlns:pic="http://schemas.openxmlformats.org/drawingml/2006/picture">
-                  <pic:nvPicPr>
-                    <pic:cNvPr id="1187368825" name=""/>
-                    <pic:cNvPicPr/>
-                  </pic:nvPicPr>
-                  <pic:blipFill>
-                    <a:blip r:embed="rId20"/>
-                    <a:stretch>
-                      <a:fillRect/>
-                    </a:stretch>
-                  </pic:blipFill>
-                  <pic:spPr>
-                    <a:xfrm>
-                      <a:off x="0" y="0"/>
-                      <a:ext cx="5731510" cy="3355975"/>
-                    </a:xfrm>
-                    <a:prstGeom prst="rect">
-                      <a:avLst/>
-                    </a:prstGeom>
-                  </pic:spPr>
-                </pic:pic>
-              </a:graphicData>
-            </a:graphic>
-          </wp:inline>
-        </w:drawing>
-      </w:r>
-    </w:p>
-    <w:p>
-      <w:pPr>
-        <w:rPr>
-          <w:b/>
-          <w:bCs/>
-        </w:rPr>
-      </w:pPr>
-      <w:r>
-        <w:rPr>
-          <w:b/>
-          <w:bCs/>
-          <w:noProof/>
-        </w:rPr>
-        <w:drawing>
-          <wp:inline distT="0" distB="0" distL="0" distR="0" wp14:anchorId="2F33146C" wp14:editId="6A6020CE">
-            <wp:extent cx="5731510" cy="2729230"/>
-            <wp:effectExtent l="0" t="0" r="2540" b="0"/>
-            <wp:docPr id="1601420742" name="Picture 1"/>
-            <wp:cNvGraphicFramePr>
-              <a:graphicFrameLocks xmlns:a="http://schemas.openxmlformats.org/drawingml/2006/main" noChangeAspect="1"/>
-            </wp:cNvGraphicFramePr>
-            <a:graphic xmlns:a="http://schemas.openxmlformats.org/drawingml/2006/main">
-              <a:graphicData uri="http://schemas.openxmlformats.org/drawingml/2006/picture">
-                <pic:pic xmlns:pic="http://schemas.openxmlformats.org/drawingml/2006/picture">
-                  <pic:nvPicPr>
-                    <pic:cNvPr id="1601420742" name=""/>
-                    <pic:cNvPicPr/>
-                  </pic:nvPicPr>
-                  <pic:blipFill>
-                    <a:blip r:embed="rId21"/>
-                    <a:stretch>
-                      <a:fillRect/>
-                    </a:stretch>
-                  </pic:blipFill>
-                  <pic:spPr>
-                    <a:xfrm>
-                      <a:off x="0" y="0"/>
-                      <a:ext cx="5731510" cy="2729230"/>
-                    </a:xfrm>
-                    <a:prstGeom prst="rect">
-                      <a:avLst/>
-                    </a:prstGeom>
-                  </pic:spPr>
-                </pic:pic>
-              </a:graphicData>
-            </a:graphic>
-          </wp:inline>
-        </w:drawing>
-      </w:r>
-    </w:p>
-    <w:p>
-      <w:pPr>
-        <w:rPr>
-          <w:b/>
-          <w:bCs/>
-        </w:rPr>
-      </w:pPr>
-      <w:r>
-        <w:rPr>
-          <w:b/>
-          <w:bCs/>
-          <w:noProof/>
-        </w:rPr>
-        <w:drawing>
-          <wp:inline distT="0" distB="0" distL="0" distR="0" wp14:anchorId="6591257B" wp14:editId="0C57DBD8">
-            <wp:extent cx="4772691" cy="2486372"/>
-            <wp:effectExtent l="0" t="0" r="8890" b="9525"/>
-            <wp:docPr id="1987324536" name="Picture 1"/>
-            <wp:cNvGraphicFramePr>
-              <a:graphicFrameLocks xmlns:a="http://schemas.openxmlformats.org/drawingml/2006/main" noChangeAspect="1"/>
-            </wp:cNvGraphicFramePr>
-            <a:graphic xmlns:a="http://schemas.openxmlformats.org/drawingml/2006/main">
-              <a:graphicData uri="http://schemas.openxmlformats.org/drawingml/2006/picture">
-                <pic:pic xmlns:pic="http://schemas.openxmlformats.org/drawingml/2006/picture">
-                  <pic:nvPicPr>
-                    <pic:cNvPr id="1987324536" name=""/>
-                    <pic:cNvPicPr/>
-                  </pic:nvPicPr>
-                  <pic:blipFill>
-                    <a:blip r:embed="rId22"/>
-                    <a:stretch>
-                      <a:fillRect/>
-                    </a:stretch>
-                  </pic:blipFill>
-                  <pic:spPr>
-                    <a:xfrm>
-                      <a:off x="0" y="0"/>
-                      <a:ext cx="4772691" cy="2486372"/>
-                    </a:xfrm>
-                    <a:prstGeom prst="rect">
-                      <a:avLst/>
-                    </a:prstGeom>
-                  </pic:spPr>
-                </pic:pic>
-              </a:graphicData>
-            </a:graphic>
-          </wp:inline>
-        </w:drawing>
-      </w:r>
-    </w:p>
-    <w:p>
-      <w:pPr>
-        <w:rPr>
-          <w:b/>
-          <w:bCs/>
-        </w:rPr>
-      </w:pPr>
-      <w:r>
-        <w:rPr>
-          <w:b/>
-          <w:bCs/>
-          <w:noProof/>
-        </w:rPr>
+        <w:t>(optional) Automatically gather replays from Ballchasing.com using its API given user provides their username and date range</w:t>
+      </w:r>
+      <w:r>
+        <w:t xml:space="preserve"> </w:t>
+      </w:r>
+      <w:r>
+        <w:rPr>
+          <w:b/>
+          <w:bCs/>
+          <w:u w:val="single"/>
+        </w:rPr>
+        <w:t>I3</w:t>
+      </w:r>
+    </w:p>
+    <w:p>
+      <w:pPr>
+        <w:pStyle w:val="ListParagraph"/>
+        <w:numPr>
+          <w:ilvl w:val="0"/>
+          <w:numId w:val="6"/>
+        </w:numPr>
+      </w:pPr>
+      <w:r>
+        <w:t>Require user to choose their rank to allow rank-based comparisons and accurate playstyle classification</w:t>
+      </w:r>
+    </w:p>
+    <w:p>
+      <w:pPr>
+        <w:pStyle w:val="ListParagraph"/>
+        <w:numPr>
+          <w:ilvl w:val="0"/>
+          <w:numId w:val="6"/>
+        </w:numPr>
+      </w:pPr>
+      <w:r>
+        <w:t xml:space="preserve">Guide the user to the location of their replays </w:t>
+      </w:r>
+      <w:r>
+        <w:rPr>
+          <w:b/>
+          <w:bCs/>
+          <w:u w:val="single"/>
+        </w:rPr>
+        <w:t>PS3.1</w:t>
+      </w:r>
+    </w:p>
+    <w:p>
+      <w:pPr>
+        <w:rPr>
+          <w:b/>
+          <w:bCs/>
+        </w:rPr>
+      </w:pPr>
+      <w:r>
+        <w:rPr>
+          <w:b/>
+          <w:bCs/>
+        </w:rPr>
+        <w:t>1.2 Data Overview</w:t>
+      </w:r>
+      <w:r>
+        <w:rPr>
+          <w:b/>
+          <w:bCs/>
+        </w:rPr>
+        <w:t xml:space="preserve"> (feature derived from </w:t>
+      </w:r>
+      <w:r>
+        <w:rPr>
+          <w:b/>
+          <w:bCs/>
+          <w:u w:val="single"/>
+        </w:rPr>
+        <w:t>I1 I2</w:t>
+      </w:r>
+      <w:r>
+        <w:rPr>
+          <w:b/>
+          <w:bCs/>
+        </w:rPr>
+        <w:t>)</w:t>
+      </w:r>
+    </w:p>
+    <w:p>
+      <w:pPr>
+        <w:pStyle w:val="ListParagraph"/>
+        <w:numPr>
+          <w:ilvl w:val="0"/>
+          <w:numId w:val="7"/>
+        </w:numPr>
+        <w:rPr>
+          <w:b/>
+          <w:bCs/>
+        </w:rPr>
+      </w:pPr>
+      <w:r>
+        <w:t xml:space="preserve">Visualise </w:t>
+      </w:r>
+      <w:r>
+        <w:t>core gameplay</w:t>
+      </w:r>
+      <w:r>
+        <w:t xml:space="preserve"> statistics such as: </w:t>
+      </w:r>
+    </w:p>
+    <w:p>
+      <w:pPr>
+        <w:pStyle w:val="ListParagraph"/>
+        <w:numPr>
+          <w:ilvl w:val="1"/>
+          <w:numId w:val="7"/>
+        </w:numPr>
+        <w:rPr>
+          <w:b/>
+          <w:bCs/>
+        </w:rPr>
+      </w:pPr>
+      <w:r>
+        <w:t>Average boost amount</w:t>
+      </w:r>
+      <w:r>
+        <w:t xml:space="preserve"> </w:t>
+      </w:r>
+      <w:r>
+        <w:rPr>
+          <w:b/>
+          <w:bCs/>
+          <w:u w:val="single"/>
+        </w:rPr>
+        <w:t>I1</w:t>
+      </w:r>
+    </w:p>
+    <w:p>
+      <w:pPr>
+        <w:pStyle w:val="ListParagraph"/>
+        <w:numPr>
+          <w:ilvl w:val="1"/>
+          <w:numId w:val="7"/>
+        </w:numPr>
+        <w:rPr>
+          <w:b/>
+          <w:bCs/>
+        </w:rPr>
+      </w:pPr>
+      <w:r>
+        <w:t>Small boost pads collected</w:t>
+      </w:r>
+      <w:r>
+        <w:t xml:space="preserve"> </w:t>
+      </w:r>
+      <w:r>
+        <w:rPr>
+          <w:b/>
+          <w:bCs/>
+          <w:u w:val="single"/>
+        </w:rPr>
+        <w:t>I1</w:t>
+      </w:r>
+    </w:p>
+    <w:p>
+      <w:pPr>
+        <w:pStyle w:val="ListParagraph"/>
+        <w:numPr>
+          <w:ilvl w:val="1"/>
+          <w:numId w:val="7"/>
+        </w:numPr>
+        <w:rPr>
+          <w:b/>
+          <w:bCs/>
+        </w:rPr>
+      </w:pPr>
+      <w:r>
+        <w:t>Boost wasted (used while going max speed)</w:t>
+      </w:r>
+      <w:r>
+        <w:t xml:space="preserve"> </w:t>
+      </w:r>
+      <w:r>
+        <w:rPr>
+          <w:b/>
+          <w:bCs/>
+          <w:u w:val="single"/>
+        </w:rPr>
+        <w:t>I1</w:t>
+      </w:r>
+    </w:p>
+    <w:p>
+      <w:pPr>
+        <w:pStyle w:val="ListParagraph"/>
+        <w:numPr>
+          <w:ilvl w:val="1"/>
+          <w:numId w:val="7"/>
+        </w:numPr>
+        <w:rPr>
+          <w:b/>
+          <w:bCs/>
+        </w:rPr>
+      </w:pPr>
+      <w:r>
+        <w:t>Time spent on different boost ranges</w:t>
+      </w:r>
+      <w:r>
+        <w:t xml:space="preserve"> </w:t>
+      </w:r>
+      <w:r>
+        <w:rPr>
+          <w:b/>
+          <w:bCs/>
+          <w:u w:val="single"/>
+        </w:rPr>
+        <w:t>I1</w:t>
+      </w:r>
+    </w:p>
+    <w:p>
+      <w:pPr>
+        <w:pStyle w:val="ListParagraph"/>
+        <w:numPr>
+          <w:ilvl w:val="1"/>
+          <w:numId w:val="7"/>
+        </w:numPr>
+        <w:rPr>
+          <w:b/>
+          <w:bCs/>
+        </w:rPr>
+      </w:pPr>
+      <w:r>
+        <w:t>Average speed</w:t>
+      </w:r>
+    </w:p>
+    <w:p>
+      <w:pPr>
+        <w:pStyle w:val="ListParagraph"/>
+        <w:numPr>
+          <w:ilvl w:val="1"/>
+          <w:numId w:val="7"/>
+        </w:numPr>
+        <w:rPr>
+          <w:b/>
+          <w:bCs/>
+        </w:rPr>
+      </w:pPr>
+      <w:r>
+        <w:t>Time spent on ground/low in air/high in air</w:t>
+      </w:r>
+    </w:p>
+    <w:p>
+      <w:pPr>
+        <w:pStyle w:val="ListParagraph"/>
+        <w:numPr>
+          <w:ilvl w:val="1"/>
+          <w:numId w:val="7"/>
+        </w:numPr>
+        <w:rPr>
+          <w:b/>
+          <w:bCs/>
+        </w:rPr>
+      </w:pPr>
+      <w:r>
+        <w:t>Time spent behind the ball</w:t>
+      </w:r>
+    </w:p>
+    <w:p>
+      <w:pPr>
+        <w:pStyle w:val="ListParagraph"/>
+        <w:numPr>
+          <w:ilvl w:val="1"/>
+          <w:numId w:val="7"/>
+        </w:numPr>
+        <w:rPr>
+          <w:b/>
+          <w:bCs/>
+        </w:rPr>
+      </w:pPr>
+      <w:r>
+        <w:t xml:space="preserve">(optional) Possession (comparing user’s team to opposing team) </w:t>
+      </w:r>
+      <w:r>
+        <w:rPr>
+          <w:b/>
+          <w:bCs/>
+          <w:u w:val="single"/>
+        </w:rPr>
+        <w:t>I1</w:t>
+      </w:r>
+    </w:p>
+    <w:p>
+      <w:pPr>
+        <w:pStyle w:val="ListParagraph"/>
+        <w:numPr>
+          <w:ilvl w:val="0"/>
+          <w:numId w:val="7"/>
+        </w:numPr>
+        <w:rPr>
+          <w:b/>
+          <w:bCs/>
+        </w:rPr>
+      </w:pPr>
+      <w:r>
+        <w:t>Visualise the AVERAGE of the statistics across the replays</w:t>
+      </w:r>
+      <w:r>
+        <w:t xml:space="preserve"> using suitable charts </w:t>
+      </w:r>
+      <w:r>
+        <w:rPr>
+          <w:b/>
+          <w:bCs/>
+          <w:u w:val="single"/>
+        </w:rPr>
+        <w:t>PS1</w:t>
+      </w:r>
+      <w:r>
+        <w:rPr>
+          <w:b/>
+          <w:bCs/>
+          <w:u w:val="single"/>
+        </w:rPr>
+        <w:t>.2</w:t>
+      </w:r>
+    </w:p>
+    <w:p>
+      <w:pPr>
+        <w:pStyle w:val="ListParagraph"/>
+        <w:numPr>
+          <w:ilvl w:val="0"/>
+          <w:numId w:val="7"/>
+        </w:numPr>
+        <w:rPr>
+          <w:b/>
+          <w:bCs/>
+        </w:rPr>
+      </w:pPr>
+      <w:r>
+        <w:t>Compare the user’s average to their teammate’s average and their opponent’s average</w:t>
+      </w:r>
+    </w:p>
+    <w:p>
+      <w:pPr>
+        <w:pStyle w:val="ListParagraph"/>
+        <w:numPr>
+          <w:ilvl w:val="0"/>
+          <w:numId w:val="7"/>
+        </w:numPr>
+        <w:rPr>
+          <w:b/>
+          <w:bCs/>
+        </w:rPr>
+      </w:pPr>
+      <w:r>
+        <w:t xml:space="preserve">Provide a way to compare certain statistics with games that were won and lost </w:t>
+      </w:r>
+      <w:r>
+        <w:rPr>
+          <w:b/>
+          <w:bCs/>
+          <w:u w:val="single"/>
+        </w:rPr>
+        <w:t>PS2.1</w:t>
+      </w:r>
+    </w:p>
+    <w:p>
+      <w:pPr>
+        <w:pStyle w:val="ListParagraph"/>
+        <w:numPr>
+          <w:ilvl w:val="0"/>
+          <w:numId w:val="7"/>
+        </w:numPr>
+        <w:rPr>
+          <w:b/>
+          <w:bCs/>
+        </w:rPr>
+      </w:pPr>
+      <w:r>
+        <w:t>(optional) Allow users to upload 2 batches of replays to compare directly to each other</w:t>
+      </w:r>
+      <w:r>
+        <w:t xml:space="preserve"> </w:t>
+      </w:r>
+      <w:r>
+        <w:rPr>
+          <w:b/>
+          <w:bCs/>
+          <w:u w:val="single"/>
+        </w:rPr>
+        <w:t>I3</w:t>
+      </w:r>
+    </w:p>
+    <w:p>
+      <w:pPr>
+        <w:pStyle w:val="ListParagraph"/>
+        <w:numPr>
+          <w:ilvl w:val="0"/>
+          <w:numId w:val="7"/>
+        </w:numPr>
+        <w:rPr>
+          <w:b/>
+          <w:bCs/>
+        </w:rPr>
+      </w:pPr>
+      <w:r>
+        <w:t xml:space="preserve">Allow the user to filter which data category is displayed </w:t>
+      </w:r>
+      <w:r>
+        <w:rPr>
+          <w:b/>
+          <w:bCs/>
+          <w:u w:val="single"/>
+        </w:rPr>
+        <w:t>PS1.1</w:t>
+      </w:r>
+      <w:r>
+        <w:t xml:space="preserve"> </w:t>
+      </w:r>
+    </w:p>
+    <w:p>
+      <w:pPr>
+        <w:rPr>
+          <w:b/>
+          <w:bCs/>
+        </w:rPr>
+      </w:pPr>
+      <w:r>
+        <w:rPr>
+          <w:b/>
+          <w:bCs/>
+        </w:rPr>
+        <w:t>1.3 Playstyle Classification</w:t>
+      </w:r>
+    </w:p>
+    <w:p>
+      <w:pPr>
+        <w:pStyle w:val="ListParagraph"/>
+        <w:numPr>
+          <w:ilvl w:val="0"/>
+          <w:numId w:val="8"/>
+        </w:numPr>
+      </w:pPr>
+      <w:r>
+        <w:t>Use a supervised model to classify the user’s playstyle, examples:</w:t>
+      </w:r>
+    </w:p>
+    <w:p>
+      <w:pPr>
+        <w:pStyle w:val="ListParagraph"/>
+        <w:numPr>
+          <w:ilvl w:val="1"/>
+          <w:numId w:val="8"/>
+        </w:numPr>
+      </w:pPr>
+      <w:r>
+        <w:t xml:space="preserve">Striker </w:t>
+      </w:r>
+      <w:r>
+        <w:rPr>
+          <w:b/>
+          <w:bCs/>
+          <w:u w:val="single"/>
+        </w:rPr>
+        <w:t>I3</w:t>
+      </w:r>
+    </w:p>
+    <w:p>
+      <w:pPr>
+        <w:pStyle w:val="ListParagraph"/>
+        <w:numPr>
+          <w:ilvl w:val="1"/>
+          <w:numId w:val="8"/>
+        </w:numPr>
+      </w:pPr>
+      <w:r>
+        <w:t xml:space="preserve">Enforcer </w:t>
+      </w:r>
+      <w:r>
+        <w:rPr>
+          <w:b/>
+          <w:bCs/>
+          <w:u w:val="single"/>
+        </w:rPr>
+        <w:t>I2 I3</w:t>
+      </w:r>
+    </w:p>
+    <w:p>
+      <w:pPr>
+        <w:pStyle w:val="ListParagraph"/>
+        <w:numPr>
+          <w:ilvl w:val="1"/>
+          <w:numId w:val="8"/>
+        </w:numPr>
+      </w:pPr>
+      <w:r>
+        <w:t xml:space="preserve">Freestyler </w:t>
+      </w:r>
+      <w:r>
+        <w:rPr>
+          <w:b/>
+          <w:bCs/>
+          <w:u w:val="single"/>
+        </w:rPr>
+        <w:t>I1 I2 I3</w:t>
+      </w:r>
+    </w:p>
+    <w:p>
+      <w:pPr>
+        <w:pStyle w:val="ListParagraph"/>
+        <w:numPr>
+          <w:ilvl w:val="1"/>
+          <w:numId w:val="8"/>
+        </w:numPr>
+      </w:pPr>
+      <w:r>
+        <w:t xml:space="preserve">Dribbler </w:t>
+      </w:r>
+      <w:r>
+        <w:rPr>
+          <w:b/>
+          <w:bCs/>
+          <w:u w:val="single"/>
+        </w:rPr>
+        <w:t>I3 I4</w:t>
+      </w:r>
+    </w:p>
+    <w:p>
+      <w:pPr>
+        <w:pStyle w:val="ListParagraph"/>
+        <w:numPr>
+          <w:ilvl w:val="1"/>
+          <w:numId w:val="8"/>
+        </w:numPr>
+      </w:pPr>
+      <w:r>
+        <w:t xml:space="preserve">Ball chaser </w:t>
+      </w:r>
+      <w:r>
+        <w:rPr>
+          <w:b/>
+          <w:bCs/>
+          <w:u w:val="single"/>
+        </w:rPr>
+        <w:t>I2 I3 I4</w:t>
+      </w:r>
+    </w:p>
+    <w:p>
+      <w:pPr>
+        <w:pStyle w:val="ListParagraph"/>
+        <w:numPr>
+          <w:ilvl w:val="1"/>
+          <w:numId w:val="8"/>
+        </w:numPr>
+      </w:pPr>
+      <w:r>
+        <w:t xml:space="preserve">Passive player </w:t>
+      </w:r>
+      <w:r>
+        <w:rPr>
+          <w:b/>
+          <w:bCs/>
+          <w:u w:val="single"/>
+        </w:rPr>
+        <w:t>I1</w:t>
+      </w:r>
+    </w:p>
+    <w:p>
+      <w:pPr>
+        <w:pStyle w:val="ListParagraph"/>
+        <w:numPr>
+          <w:ilvl w:val="1"/>
+          <w:numId w:val="8"/>
+        </w:numPr>
+      </w:pPr>
+      <w:r>
+        <w:t xml:space="preserve">Playmaker </w:t>
+      </w:r>
+      <w:r>
+        <w:rPr>
+          <w:b/>
+          <w:bCs/>
+          <w:u w:val="single"/>
+        </w:rPr>
+        <w:t>I3</w:t>
+      </w:r>
+    </w:p>
+    <w:p>
+      <w:pPr>
+        <w:pStyle w:val="ListParagraph"/>
+        <w:numPr>
+          <w:ilvl w:val="0"/>
+          <w:numId w:val="8"/>
+        </w:numPr>
+      </w:pPr>
+      <w:r>
+        <w:t>Use a narrowed down set of statistics to train the model, such as</w:t>
+      </w:r>
+    </w:p>
+    <w:p>
+      <w:pPr>
+        <w:pStyle w:val="ListParagraph"/>
+        <w:numPr>
+          <w:ilvl w:val="1"/>
+          <w:numId w:val="8"/>
+        </w:numPr>
+      </w:pPr>
+      <w:r>
+        <w:t xml:space="preserve">Demolition/bump amount </w:t>
+      </w:r>
+      <w:r>
+        <w:rPr>
+          <w:b/>
+          <w:bCs/>
+          <w:u w:val="single"/>
+        </w:rPr>
+        <w:t>I2 I3</w:t>
+      </w:r>
+    </w:p>
+    <w:p>
+      <w:pPr>
+        <w:pStyle w:val="ListParagraph"/>
+        <w:numPr>
+          <w:ilvl w:val="1"/>
+          <w:numId w:val="8"/>
+        </w:numPr>
+      </w:pPr>
+      <w:r>
+        <w:t xml:space="preserve">Time spent ahead of the ball </w:t>
+      </w:r>
+      <w:r>
+        <w:rPr>
+          <w:b/>
+          <w:bCs/>
+          <w:u w:val="single"/>
+        </w:rPr>
+        <w:t>I1 I3</w:t>
+      </w:r>
+    </w:p>
+    <w:p>
+      <w:pPr>
+        <w:pStyle w:val="ListParagraph"/>
+        <w:numPr>
+          <w:ilvl w:val="1"/>
+          <w:numId w:val="8"/>
+        </w:numPr>
+      </w:pPr>
+      <w:r>
+        <w:t xml:space="preserve">Time spent high in the air </w:t>
+      </w:r>
+      <w:r>
+        <w:rPr>
+          <w:b/>
+          <w:bCs/>
+          <w:u w:val="single"/>
+        </w:rPr>
+        <w:t>I1 I3</w:t>
+      </w:r>
+    </w:p>
+    <w:p>
+      <w:pPr>
+        <w:pStyle w:val="ListParagraph"/>
+        <w:numPr>
+          <w:ilvl w:val="1"/>
+          <w:numId w:val="8"/>
+        </w:numPr>
+      </w:pPr>
+      <w:r>
+        <w:t>Shot to goal ratio</w:t>
+      </w:r>
+    </w:p>
+    <w:p>
+      <w:pPr>
+        <w:pStyle w:val="ListParagraph"/>
+        <w:numPr>
+          <w:ilvl w:val="1"/>
+          <w:numId w:val="8"/>
+        </w:numPr>
+      </w:pPr>
+      <w:r>
+        <w:t xml:space="preserve">Time spent low to the ground </w:t>
+      </w:r>
+      <w:r>
+        <w:rPr>
+          <w:b/>
+          <w:bCs/>
+          <w:u w:val="single"/>
+        </w:rPr>
+        <w:t>I3</w:t>
+      </w:r>
+    </w:p>
+    <w:p>
+      <w:pPr>
+        <w:pStyle w:val="ListParagraph"/>
+        <w:numPr>
+          <w:ilvl w:val="1"/>
+          <w:numId w:val="8"/>
+        </w:numPr>
+      </w:pPr>
+      <w:r>
+        <w:t>Assists to total goals ratio</w:t>
+      </w:r>
+    </w:p>
+    <w:p>
+      <w:pPr>
+        <w:pStyle w:val="ListParagraph"/>
+        <w:numPr>
+          <w:ilvl w:val="1"/>
+          <w:numId w:val="8"/>
+        </w:numPr>
+      </w:pPr>
+      <w:r>
+        <w:t xml:space="preserve">Distance to ball </w:t>
+      </w:r>
+      <w:r>
+        <w:rPr>
+          <w:b/>
+          <w:bCs/>
+          <w:u w:val="single"/>
+        </w:rPr>
+        <w:t>I3</w:t>
+      </w:r>
+    </w:p>
+    <w:p>
+      <w:pPr>
+        <w:pStyle w:val="ListParagraph"/>
+        <w:numPr>
+          <w:ilvl w:val="0"/>
+          <w:numId w:val="8"/>
+        </w:numPr>
+      </w:pPr>
+      <w:r>
+        <w:t xml:space="preserve">Use manually labelled training data to train the model </w:t>
+      </w:r>
+      <w:r>
+        <w:rPr>
+          <w:b/>
+          <w:bCs/>
+          <w:u w:val="single"/>
+        </w:rPr>
+        <w:t>I1 I2 I3 I4</w:t>
+      </w:r>
+    </w:p>
+    <w:p>
+      <w:pPr>
+        <w:pStyle w:val="ListParagraph"/>
+        <w:numPr>
+          <w:ilvl w:val="0"/>
+          <w:numId w:val="8"/>
+        </w:numPr>
+      </w:pPr>
+      <w:r>
+        <w:t>Only use the training data similar to user’s rank</w:t>
+      </w:r>
+    </w:p>
+    <w:p>
+      <w:pPr>
+        <w:pStyle w:val="ListParagraph"/>
+        <w:numPr>
+          <w:ilvl w:val="0"/>
+          <w:numId w:val="8"/>
+        </w:numPr>
+      </w:pPr>
+      <w:r>
+        <w:t>Display playstyle to user with explanation evidenced with relevant statistics</w:t>
+      </w:r>
+    </w:p>
+    <w:p>
+      <w:pPr>
+        <w:pStyle w:val="ListParagraph"/>
+        <w:numPr>
+          <w:ilvl w:val="0"/>
+          <w:numId w:val="8"/>
+        </w:numPr>
+      </w:pPr>
+      <w:r>
+        <w:t xml:space="preserve">Provide general advice for improvement based on identified playstyle using suggestions from </w:t>
+      </w:r>
+      <w:r>
+        <w:t>interviews</w:t>
+      </w:r>
+    </w:p>
+    <w:p>
+      <w:pPr>
+        <w:pStyle w:val="ListParagraph"/>
+        <w:numPr>
+          <w:ilvl w:val="0"/>
+          <w:numId w:val="8"/>
+        </w:numPr>
+      </w:pPr>
+      <w:r>
+        <w:t>Use model sureness to show similarity to other playstyles</w:t>
+      </w:r>
+    </w:p>
+    <w:p>
+      <w:pPr>
+        <w:rPr>
+          <w:b/>
+          <w:bCs/>
+        </w:rPr>
+      </w:pPr>
+      <w:r>
+        <w:rPr>
+          <w:b/>
+          <w:bCs/>
+        </w:rPr>
+        <w:t>1.4 Player Data Comparison</w:t>
+      </w:r>
+    </w:p>
+    <w:p>
+      <w:pPr>
+        <w:pStyle w:val="ListParagraph"/>
+        <w:numPr>
+          <w:ilvl w:val="0"/>
+          <w:numId w:val="9"/>
+        </w:numPr>
+      </w:pPr>
+      <w:r>
         <w:lastRenderedPageBreak/>
-        <w:drawing>
-          <wp:inline distT="0" distB="0" distL="0" distR="0" wp14:anchorId="452D9AEB" wp14:editId="019CFE0B">
-            <wp:extent cx="5687219" cy="2505425"/>
-            <wp:effectExtent l="0" t="0" r="8890" b="9525"/>
-            <wp:docPr id="1988852501" name="Picture 1"/>
-            <wp:cNvGraphicFramePr>
-              <a:graphicFrameLocks xmlns:a="http://schemas.openxmlformats.org/drawingml/2006/main" noChangeAspect="1"/>
-            </wp:cNvGraphicFramePr>
-            <a:graphic xmlns:a="http://schemas.openxmlformats.org/drawingml/2006/main">
-              <a:graphicData uri="http://schemas.openxmlformats.org/drawingml/2006/picture">
-                <pic:pic xmlns:pic="http://schemas.openxmlformats.org/drawingml/2006/picture">
-                  <pic:nvPicPr>
-                    <pic:cNvPr id="1988852501" name=""/>
-                    <pic:cNvPicPr/>
-                  </pic:nvPicPr>
-                  <pic:blipFill>
-                    <a:blip r:embed="rId23"/>
-                    <a:stretch>
-                      <a:fillRect/>
-                    </a:stretch>
-                  </pic:blipFill>
-                  <pic:spPr>
-                    <a:xfrm>
-                      <a:off x="0" y="0"/>
-                      <a:ext cx="5687219" cy="2505425"/>
-                    </a:xfrm>
-                    <a:prstGeom prst="rect">
-                      <a:avLst/>
-                    </a:prstGeom>
-                  </pic:spPr>
-                </pic:pic>
-              </a:graphicData>
-            </a:graphic>
-          </wp:inline>
-        </w:drawing>
-      </w:r>
-    </w:p>
-    <w:p>
-      <w:pPr>
-        <w:rPr>
-          <w:b/>
-          <w:bCs/>
-        </w:rPr>
-      </w:pPr>
-      <w:r>
-        <w:rPr>
-          <w:b/>
-          <w:bCs/>
-          <w:noProof/>
-        </w:rPr>
-        <w:drawing>
-          <wp:inline distT="0" distB="0" distL="0" distR="0" wp14:anchorId="0581174D" wp14:editId="56323A70">
-            <wp:extent cx="5731510" cy="1744980"/>
-            <wp:effectExtent l="0" t="0" r="2540" b="7620"/>
-            <wp:docPr id="459667877" name="Picture 1"/>
-            <wp:cNvGraphicFramePr>
-              <a:graphicFrameLocks xmlns:a="http://schemas.openxmlformats.org/drawingml/2006/main" noChangeAspect="1"/>
-            </wp:cNvGraphicFramePr>
-            <a:graphic xmlns:a="http://schemas.openxmlformats.org/drawingml/2006/main">
-              <a:graphicData uri="http://schemas.openxmlformats.org/drawingml/2006/picture">
-                <pic:pic xmlns:pic="http://schemas.openxmlformats.org/drawingml/2006/picture">
-                  <pic:nvPicPr>
-                    <pic:cNvPr id="459667877" name=""/>
-                    <pic:cNvPicPr/>
-                  </pic:nvPicPr>
-                  <pic:blipFill>
-                    <a:blip r:embed="rId24"/>
-                    <a:stretch>
-                      <a:fillRect/>
-                    </a:stretch>
-                  </pic:blipFill>
-                  <pic:spPr>
-                    <a:xfrm>
-                      <a:off x="0" y="0"/>
-                      <a:ext cx="5731510" cy="1744980"/>
-                    </a:xfrm>
-                    <a:prstGeom prst="rect">
-                      <a:avLst/>
-                    </a:prstGeom>
-                  </pic:spPr>
-                </pic:pic>
-              </a:graphicData>
-            </a:graphic>
-          </wp:inline>
-        </w:drawing>
-      </w:r>
-    </w:p>
-    <w:p>
-      <w:pPr>
-        <w:rPr>
-          <w:b/>
-          <w:bCs/>
-        </w:rPr>
-      </w:pPr>
-      <w:r>
-        <w:rPr>
-          <w:b/>
-          <w:bCs/>
-          <w:noProof/>
-        </w:rPr>
-        <w:drawing>
-          <wp:inline distT="0" distB="0" distL="0" distR="0" wp14:anchorId="58BCAAA8" wp14:editId="69519C50">
-            <wp:extent cx="5731510" cy="3244850"/>
-            <wp:effectExtent l="0" t="0" r="2540" b="0"/>
-            <wp:docPr id="50717126" name="Picture 1"/>
-            <wp:cNvGraphicFramePr>
-              <a:graphicFrameLocks xmlns:a="http://schemas.openxmlformats.org/drawingml/2006/main" noChangeAspect="1"/>
-            </wp:cNvGraphicFramePr>
-            <a:graphic xmlns:a="http://schemas.openxmlformats.org/drawingml/2006/main">
-              <a:graphicData uri="http://schemas.openxmlformats.org/drawingml/2006/picture">
-                <pic:pic xmlns:pic="http://schemas.openxmlformats.org/drawingml/2006/picture">
-                  <pic:nvPicPr>
-                    <pic:cNvPr id="50717126" name=""/>
-                    <pic:cNvPicPr/>
-                  </pic:nvPicPr>
-                  <pic:blipFill>
-                    <a:blip r:embed="rId25"/>
-                    <a:stretch>
-                      <a:fillRect/>
-                    </a:stretch>
-                  </pic:blipFill>
-                  <pic:spPr>
-                    <a:xfrm>
-                      <a:off x="0" y="0"/>
-                      <a:ext cx="5731510" cy="3244850"/>
-                    </a:xfrm>
-                    <a:prstGeom prst="rect">
-                      <a:avLst/>
-                    </a:prstGeom>
-                  </pic:spPr>
-                </pic:pic>
-              </a:graphicData>
-            </a:graphic>
-          </wp:inline>
-        </w:drawing>
-      </w:r>
-    </w:p>
-    <w:p>
-      <w:pPr>
-        <w:rPr>
-          <w:b/>
-          <w:bCs/>
-        </w:rPr>
-      </w:pPr>
-      <w:r>
-        <w:rPr>
-          <w:b/>
-          <w:bCs/>
-          <w:noProof/>
-        </w:rPr>
+        <w:t xml:space="preserve">Compare user’s average statistics to average values similar to user’s rank </w:t>
+      </w:r>
+      <w:r>
+        <w:rPr>
+          <w:b/>
+          <w:bCs/>
+          <w:u w:val="single"/>
+        </w:rPr>
+        <w:t>I3</w:t>
+      </w:r>
+    </w:p>
+    <w:p>
+      <w:pPr>
+        <w:pStyle w:val="ListParagraph"/>
+        <w:numPr>
+          <w:ilvl w:val="0"/>
+          <w:numId w:val="9"/>
+        </w:numPr>
+      </w:pPr>
+      <w:r>
+        <w:t xml:space="preserve">Compare user’s average statistics to average values of rank of user’s choosing </w:t>
+      </w:r>
+      <w:r>
+        <w:rPr>
+          <w:b/>
+          <w:bCs/>
+          <w:u w:val="single"/>
+        </w:rPr>
+        <w:t>I3</w:t>
+      </w:r>
+    </w:p>
+    <w:p>
+      <w:pPr>
+        <w:pStyle w:val="ListParagraph"/>
+        <w:numPr>
+          <w:ilvl w:val="0"/>
+          <w:numId w:val="9"/>
+        </w:numPr>
+      </w:pPr>
+      <w:r>
+        <w:t>Highlight the largest differences between user and average values in similar rank, to draw attention to potential areas of improvement</w:t>
+      </w:r>
+    </w:p>
+    <w:p>
+      <w:pPr>
+        <w:pStyle w:val="ListParagraph"/>
+        <w:numPr>
+          <w:ilvl w:val="0"/>
+          <w:numId w:val="9"/>
+        </w:numPr>
+      </w:pPr>
+      <w:r>
+        <w:t xml:space="preserve">Visualise this with spider charts </w:t>
+      </w:r>
+      <w:r>
+        <w:rPr>
+          <w:b/>
+          <w:bCs/>
+          <w:u w:val="single"/>
+        </w:rPr>
+        <w:t>I3</w:t>
+      </w:r>
+    </w:p>
+    <w:p>
+      <w:pPr>
+        <w:pStyle w:val="ListParagraph"/>
+        <w:numPr>
+          <w:ilvl w:val="0"/>
+          <w:numId w:val="9"/>
+        </w:numPr>
+      </w:pPr>
+      <w:r>
+        <w:t>Use data from large dataset with parsed replays to avoid using Ballchasing API each time</w:t>
+      </w:r>
+    </w:p>
+    <w:p>
+      <w:pPr>
+        <w:pStyle w:val="ListParagraph"/>
+        <w:numPr>
+          <w:ilvl w:val="0"/>
+          <w:numId w:val="9"/>
+        </w:numPr>
+      </w:pPr>
+      <w:r>
+        <w:t>Provide advice based on the largest differences between user and average values in similar rank</w:t>
+      </w:r>
+    </w:p>
+    <w:p>
+      <w:pPr>
+        <w:rPr>
+          <w:b/>
+          <w:bCs/>
+        </w:rPr>
+      </w:pPr>
+      <w:r>
+        <w:rPr>
+          <w:b/>
+          <w:bCs/>
+        </w:rPr>
+        <w:t>1.5 Frontend + Backend Website</w:t>
+      </w:r>
+    </w:p>
+    <w:p>
+      <w:pPr>
+        <w:pStyle w:val="ListParagraph"/>
+        <w:numPr>
+          <w:ilvl w:val="0"/>
+          <w:numId w:val="10"/>
+        </w:numPr>
+        <w:rPr>
+          <w:b/>
+          <w:bCs/>
+        </w:rPr>
+      </w:pPr>
+      <w:r>
+        <w:t>Frontend has an intuitive and responsive user interface</w:t>
+      </w:r>
+    </w:p>
+    <w:p>
+      <w:pPr>
+        <w:pStyle w:val="ListParagraph"/>
+        <w:numPr>
+          <w:ilvl w:val="0"/>
+          <w:numId w:val="10"/>
+        </w:numPr>
+        <w:rPr>
+          <w:b/>
+          <w:bCs/>
+        </w:rPr>
+      </w:pPr>
+      <w:r>
+        <w:t>Backend built with framework suitable to handle machine learning, data analysis, and API calls</w:t>
+      </w:r>
+    </w:p>
+    <w:p>
+      <w:pPr>
+        <w:pStyle w:val="ListParagraph"/>
+        <w:numPr>
+          <w:ilvl w:val="0"/>
+          <w:numId w:val="10"/>
+        </w:numPr>
+        <w:rPr>
+          <w:b/>
+          <w:bCs/>
+        </w:rPr>
+      </w:pPr>
+      <w:r>
+        <w:t>Frontend has suitable chart library</w:t>
+      </w:r>
+    </w:p>
+    <w:p>
+      <w:pPr>
+        <w:rPr>
+          <w:b/>
+          <w:bCs/>
+        </w:rPr>
+      </w:pPr>
+    </w:p>
+    <w:p>
+      <w:pPr>
+        <w:rPr>
+          <w:b/>
+          <w:bCs/>
+          <w:sz w:val="24"/>
+          <w:szCs w:val="24"/>
+        </w:rPr>
+      </w:pPr>
+      <w:r>
+        <w:rPr>
+          <w:b/>
+          <w:bCs/>
+          <w:sz w:val="24"/>
+          <w:szCs w:val="24"/>
+        </w:rPr>
+        <w:t>2 Non-functional Requirements</w:t>
+      </w:r>
+    </w:p>
+    <w:p>
+      <w:r>
+        <w:rPr>
+          <w:b/>
+          <w:bCs/>
+        </w:rPr>
+        <w:t>2.1 User Interface</w:t>
+      </w:r>
+    </w:p>
+    <w:p>
+      <w:pPr>
+        <w:pStyle w:val="ListParagraph"/>
+        <w:numPr>
+          <w:ilvl w:val="0"/>
+          <w:numId w:val="11"/>
+        </w:numPr>
+      </w:pPr>
+      <w:r>
+        <w:t xml:space="preserve">Data overview isn’t overwhelming – Allow user to pick which category of data to be displayed at any one time, not all at once </w:t>
+      </w:r>
+      <w:r>
+        <w:rPr>
+          <w:b/>
+          <w:bCs/>
+          <w:u w:val="single"/>
+        </w:rPr>
+        <w:t>PS1.1</w:t>
+      </w:r>
+    </w:p>
+    <w:p>
+      <w:pPr>
+        <w:pStyle w:val="ListParagraph"/>
+        <w:numPr>
+          <w:ilvl w:val="0"/>
+          <w:numId w:val="11"/>
+        </w:numPr>
+      </w:pPr>
+      <w:r>
+        <w:t xml:space="preserve">Only display one section at a time (Replay upload, Data Overview, Playstyle Classification, Data Comparison) </w:t>
+      </w:r>
+    </w:p>
+    <w:p>
+      <w:pPr>
+        <w:pStyle w:val="ListParagraph"/>
+        <w:numPr>
+          <w:ilvl w:val="0"/>
+          <w:numId w:val="11"/>
+        </w:numPr>
+      </w:pPr>
+      <w:r>
+        <w:t>Clearly distinguish between each section</w:t>
+      </w:r>
+    </w:p>
+    <w:p>
+      <w:pPr>
+        <w:pStyle w:val="ListParagraph"/>
+        <w:numPr>
+          <w:ilvl w:val="0"/>
+          <w:numId w:val="11"/>
+        </w:numPr>
+      </w:pPr>
+      <w:r>
+        <w:t>Colours of text chosen such that it contrasts with its background</w:t>
+      </w:r>
+    </w:p>
+    <w:p>
+      <w:pPr>
+        <w:pStyle w:val="ListParagraph"/>
+        <w:numPr>
+          <w:ilvl w:val="0"/>
+          <w:numId w:val="11"/>
+        </w:numPr>
+      </w:pPr>
+      <w:r>
+        <w:t xml:space="preserve">Colours in charts consistent </w:t>
+      </w:r>
+      <w:r>
+        <w:rPr>
+          <w:b/>
+          <w:bCs/>
+          <w:u w:val="single"/>
+        </w:rPr>
+        <w:t>PS1.2 PS2.1</w:t>
+      </w:r>
+    </w:p>
+    <w:p>
+      <w:pPr>
+        <w:pStyle w:val="ListParagraph"/>
+        <w:numPr>
+          <w:ilvl w:val="0"/>
+          <w:numId w:val="11"/>
+        </w:numPr>
+      </w:pPr>
+      <w:r>
+        <w:t xml:space="preserve">Colours in charts contrasting for intuitiveness and accessibility </w:t>
+      </w:r>
+      <w:r>
+        <w:rPr>
+          <w:b/>
+          <w:bCs/>
+          <w:u w:val="single"/>
+        </w:rPr>
+        <w:t>PS2.1</w:t>
+      </w:r>
+      <w:r>
+        <w:t xml:space="preserve"> </w:t>
+      </w:r>
+    </w:p>
+    <w:p>
+      <w:pPr>
+        <w:pStyle w:val="ListParagraph"/>
+        <w:numPr>
+          <w:ilvl w:val="0"/>
+          <w:numId w:val="11"/>
+        </w:numPr>
+      </w:pPr>
+      <w:r>
+        <w:t xml:space="preserve">Charts labelled clearly </w:t>
+      </w:r>
+      <w:r>
+        <w:rPr>
+          <w:b/>
+          <w:bCs/>
+          <w:u w:val="single"/>
+        </w:rPr>
+        <w:t>PS1.2 PS2.1</w:t>
+      </w:r>
+    </w:p>
+    <w:p>
+      <w:pPr>
+        <w:pStyle w:val="ListParagraph"/>
+        <w:numPr>
+          <w:ilvl w:val="0"/>
+          <w:numId w:val="11"/>
+        </w:numPr>
+      </w:pPr>
+      <w:r>
+        <w:t>Adequate spacing for clarity</w:t>
+      </w:r>
+    </w:p>
+    <w:p>
+      <w:pPr>
+        <w:pStyle w:val="ListParagraph"/>
+        <w:numPr>
+          <w:ilvl w:val="0"/>
+          <w:numId w:val="11"/>
+        </w:numPr>
+      </w:pPr>
+      <w:r>
+        <w:t>Each spider chart will include relevant types of data (boost, height in the air, speed) and cover all significant statistics</w:t>
+      </w:r>
+    </w:p>
+    <w:p>
+      <w:pPr>
+        <w:pStyle w:val="ListParagraph"/>
+        <w:numPr>
+          <w:ilvl w:val="0"/>
+          <w:numId w:val="11"/>
+        </w:numPr>
+      </w:pPr>
+      <w:r>
+        <w:t>Any outliers will be highlighted using contrasting colour or other clear indicator</w:t>
+      </w:r>
+    </w:p>
+    <w:p>
+      <w:pPr>
+        <w:rPr>
+          <w:b/>
+          <w:bCs/>
+        </w:rPr>
+      </w:pPr>
+      <w:r>
+        <w:rPr>
+          <w:b/>
+          <w:bCs/>
+        </w:rPr>
+        <w:t>2.2 Performance</w:t>
+      </w:r>
+    </w:p>
+    <w:p>
+      <w:pPr>
+        <w:pStyle w:val="ListParagraph"/>
+        <w:numPr>
+          <w:ilvl w:val="0"/>
+          <w:numId w:val="12"/>
+        </w:numPr>
+      </w:pPr>
+      <w:r>
+        <w:t xml:space="preserve">Support large batch of replays (20 or more) without excessive loading time (average below 2-3 seconds per replay uploaded) </w:t>
+      </w:r>
+      <w:r>
+        <w:rPr>
+          <w:b/>
+          <w:bCs/>
+          <w:u w:val="single"/>
+        </w:rPr>
+        <w:t>I3</w:t>
+      </w:r>
+    </w:p>
+    <w:p>
+      <w:pPr>
+        <w:pStyle w:val="ListParagraph"/>
+        <w:numPr>
+          <w:ilvl w:val="0"/>
+          <w:numId w:val="12"/>
+        </w:numPr>
+      </w:pPr>
+      <w:r>
+        <w:t xml:space="preserve">Provide loading visualisation (optional: with progress) </w:t>
+      </w:r>
+      <w:r>
+        <w:rPr>
+          <w:b/>
+          <w:bCs/>
+          <w:u w:val="single"/>
+        </w:rPr>
+        <w:t>PS2.2</w:t>
+      </w:r>
+    </w:p>
+    <w:p>
+      <w:pPr>
+        <w:pStyle w:val="ListParagraph"/>
+        <w:numPr>
+          <w:ilvl w:val="0"/>
+          <w:numId w:val="12"/>
+        </w:numPr>
+      </w:pPr>
+      <w:r>
+        <w:t>When comparing data, use data from the large dataset instead of using Ballchasing API for quicker loading speed</w:t>
+      </w:r>
+    </w:p>
+    <w:p>
+      <w:pPr>
+        <w:pStyle w:val="ListParagraph"/>
+        <w:numPr>
+          <w:ilvl w:val="0"/>
+          <w:numId w:val="12"/>
+        </w:numPr>
+      </w:pPr>
+      <w:r>
+        <w:t>(optional) Cache charts for faster re-loading times</w:t>
+      </w:r>
+    </w:p>
+    <w:p>
+      <w:pPr>
+        <w:pStyle w:val="ListParagraph"/>
+        <w:numPr>
+          <w:ilvl w:val="0"/>
+          <w:numId w:val="12"/>
+        </w:numPr>
+      </w:pPr>
+      <w:r>
+        <w:t>Only load section when first expanded to avoid longer initial waiting time</w:t>
+      </w:r>
+    </w:p>
+    <w:p>
+      <w:pPr>
+        <w:rPr>
+          <w:b/>
+          <w:bCs/>
+        </w:rPr>
+      </w:pPr>
+      <w:r>
+        <w:rPr>
+          <w:b/>
+          <w:bCs/>
+        </w:rPr>
+        <w:t>2.3 Accuracy</w:t>
+      </w:r>
+    </w:p>
+    <w:p>
+      <w:pPr>
+        <w:pStyle w:val="ListParagraph"/>
+        <w:numPr>
+          <w:ilvl w:val="0"/>
+          <w:numId w:val="13"/>
+        </w:numPr>
+      </w:pPr>
+      <w:r>
+        <w:t>Train the playstyle classifying model with features that have largest impact, for both efficiency and accuracy</w:t>
+      </w:r>
+    </w:p>
+    <w:p>
+      <w:pPr>
+        <w:pStyle w:val="ListParagraph"/>
+        <w:numPr>
+          <w:ilvl w:val="0"/>
+          <w:numId w:val="13"/>
+        </w:numPr>
+      </w:pPr>
+      <w:r>
+        <w:t>Playstyle model will be tested with testing data, requiring sufficiently high accuracy (at least 70% for example, due to subjective nature of the classification)</w:t>
+      </w:r>
+    </w:p>
+    <w:p>
+      <w:pPr>
+        <w:pStyle w:val="ListParagraph"/>
+        <w:numPr>
+          <w:ilvl w:val="0"/>
+          <w:numId w:val="13"/>
+        </w:numPr>
+      </w:pPr>
+      <w:r>
         <w:lastRenderedPageBreak/>
-        <w:drawing>
-          <wp:inline distT="0" distB="0" distL="0" distR="0" wp14:anchorId="547D369C" wp14:editId="5FFD74E4">
-            <wp:extent cx="5731510" cy="4116705"/>
-            <wp:effectExtent l="0" t="0" r="2540" b="0"/>
-            <wp:docPr id="1012204724" name="Picture 1"/>
-            <wp:cNvGraphicFramePr>
-              <a:graphicFrameLocks xmlns:a="http://schemas.openxmlformats.org/drawingml/2006/main" noChangeAspect="1"/>
-            </wp:cNvGraphicFramePr>
-            <a:graphic xmlns:a="http://schemas.openxmlformats.org/drawingml/2006/main">
-              <a:graphicData uri="http://schemas.openxmlformats.org/drawingml/2006/picture">
-                <pic:pic xmlns:pic="http://schemas.openxmlformats.org/drawingml/2006/picture">
-                  <pic:nvPicPr>
-                    <pic:cNvPr id="1012204724" name=""/>
-                    <pic:cNvPicPr/>
-                  </pic:nvPicPr>
-                  <pic:blipFill>
-                    <a:blip r:embed="rId26"/>
-                    <a:stretch>
-                      <a:fillRect/>
-                    </a:stretch>
-                  </pic:blipFill>
-                  <pic:spPr>
-                    <a:xfrm>
-                      <a:off x="0" y="0"/>
-                      <a:ext cx="5731510" cy="4116705"/>
-                    </a:xfrm>
-                    <a:prstGeom prst="rect">
-                      <a:avLst/>
-                    </a:prstGeom>
-                  </pic:spPr>
-                </pic:pic>
-              </a:graphicData>
-            </a:graphic>
-          </wp:inline>
-        </w:drawing>
+        <w:t xml:space="preserve">Use recent data to make the large, parsed dataset to ensure comparison is accurate to today’s standards of different ranks </w:t>
+      </w:r>
+      <w:r>
+        <w:rPr>
+          <w:b/>
+          <w:bCs/>
+          <w:u w:val="single"/>
+        </w:rPr>
+        <w:t>PS2.3</w:t>
+      </w:r>
+    </w:p>
+    <w:p>
+      <w:pPr>
+        <w:rPr>
+          <w:b/>
+          <w:bCs/>
+        </w:rPr>
+      </w:pPr>
+      <w:r>
+        <w:rPr>
+          <w:b/>
+          <w:bCs/>
+        </w:rPr>
+        <w:t>2.4 Reliability</w:t>
+      </w:r>
+    </w:p>
+    <w:p>
+      <w:pPr>
+        <w:pStyle w:val="ListParagraph"/>
+        <w:numPr>
+          <w:ilvl w:val="0"/>
+          <w:numId w:val="14"/>
+        </w:numPr>
+      </w:pPr>
+      <w:r>
+        <w:t>Handle API errors such that website remains responsive, and inform the user of any issues</w:t>
+      </w:r>
+    </w:p>
+    <w:p>
+      <w:pPr>
+        <w:rPr>
+          <w:b/>
+          <w:bCs/>
+        </w:rPr>
+      </w:pPr>
+      <w:r>
+        <w:rPr>
+          <w:b/>
+          <w:bCs/>
+        </w:rPr>
+        <w:t>2.5 Security</w:t>
+      </w:r>
+    </w:p>
+    <w:p>
+      <w:pPr>
+        <w:pStyle w:val="ListParagraph"/>
+        <w:numPr>
+          <w:ilvl w:val="0"/>
+          <w:numId w:val="15"/>
+        </w:numPr>
+        <w:rPr>
+          <w:b/>
+          <w:bCs/>
+        </w:rPr>
+      </w:pPr>
+      <w:r>
+        <w:t>Training data must be anonymous</w:t>
+      </w:r>
+    </w:p>
+    <w:p>
+      <w:pPr>
+        <w:pStyle w:val="ListParagraph"/>
+        <w:numPr>
+          <w:ilvl w:val="0"/>
+          <w:numId w:val="15"/>
+        </w:numPr>
+        <w:rPr>
+          <w:b/>
+          <w:bCs/>
+        </w:rPr>
+      </w:pPr>
+      <w:r>
+        <w:t>Large dataset data must be anonymous</w:t>
+      </w:r>
+    </w:p>
+    <w:p>
+      <w:pPr>
+        <w:pStyle w:val="ListParagraph"/>
+        <w:numPr>
+          <w:ilvl w:val="0"/>
+          <w:numId w:val="15"/>
+        </w:numPr>
+        <w:rPr>
+          <w:b/>
+          <w:bCs/>
+        </w:rPr>
+      </w:pPr>
+      <w:r>
+        <w:t>User data should not be stored, only processed</w:t>
       </w:r>
     </w:p>
     <w:p>
@@ -1396,7 +4635,7 @@
                     <pic:cNvPicPr/>
                   </pic:nvPicPr>
                   <pic:blipFill>
-                    <a:blip r:embed="rId27"/>
+                    <a:blip r:embed="rId10"/>
                     <a:stretch>
                       <a:fillRect/>
                     </a:stretch>
@@ -1445,7 +4684,6 @@
           <w:bCs/>
           <w:noProof/>
         </w:rPr>
-        <w:lastRenderedPageBreak/>
         <w:drawing>
           <wp:inline distT="0" distB="0" distL="0" distR="0" wp14:anchorId="285EC12E" wp14:editId="09DE26EA">
             <wp:extent cx="5731510" cy="2002790"/>
@@ -1462,7 +4700,7 @@
                     <pic:cNvPicPr/>
                   </pic:nvPicPr>
                   <pic:blipFill>
-                    <a:blip r:embed="rId28"/>
+                    <a:blip r:embed="rId11"/>
                     <a:stretch>
                       <a:fillRect/>
                     </a:stretch>
@@ -1530,6 +4768,7 @@
           <w:bCs/>
           <w:noProof/>
         </w:rPr>
+        <w:lastRenderedPageBreak/>
         <w:drawing>
           <wp:inline distT="0" distB="0" distL="0" distR="0" wp14:anchorId="3A273A6D" wp14:editId="7F4CDE95">
             <wp:extent cx="5731510" cy="3648075"/>
@@ -1546,7 +4785,7 @@
                     <pic:cNvPicPr/>
                   </pic:nvPicPr>
                   <pic:blipFill>
-                    <a:blip r:embed="rId29"/>
+                    <a:blip r:embed="rId12"/>
                     <a:stretch>
                       <a:fillRect/>
                     </a:stretch>
@@ -1617,6 +4856,7 @@
         <w:rPr>
           <w:b/>
           <w:bCs/>
+          <w:noProof/>
         </w:rPr>
         <w:drawing>
           <wp:inline distT="0" distB="0" distL="0" distR="0" wp14:anchorId="10C3F434" wp14:editId="48689127">
@@ -1634,7 +4874,7 @@
                     <pic:cNvPicPr/>
                   </pic:nvPicPr>
                   <pic:blipFill>
-                    <a:blip r:embed="rId30"/>
+                    <a:blip r:embed="rId13"/>
                     <a:stretch>
                       <a:fillRect/>
                     </a:stretch>
@@ -1671,8 +4911,8 @@
         <w:rPr>
           <w:b/>
           <w:bCs/>
-        </w:rPr>
-        <w:lastRenderedPageBreak/>
+          <w:noProof/>
+        </w:rPr>
         <w:drawing>
           <wp:inline distT="0" distB="0" distL="0" distR="0" wp14:anchorId="18F8633F" wp14:editId="6D85D905">
             <wp:extent cx="5731510" cy="284480"/>
@@ -1689,7 +4929,7 @@
                     <pic:cNvPicPr/>
                   </pic:nvPicPr>
                   <pic:blipFill>
-                    <a:blip r:embed="rId31"/>
+                    <a:blip r:embed="rId14"/>
                     <a:stretch>
                       <a:fillRect/>
                     </a:stretch>
@@ -1717,6 +4957,9 @@
     </w:p>
     <w:p>
       <w:r>
+        <w:rPr>
+          <w:noProof/>
+        </w:rPr>
         <w:drawing>
           <wp:inline distT="0" distB="0" distL="0" distR="0" wp14:anchorId="5CF29E5F" wp14:editId="243D7E91">
             <wp:extent cx="5731510" cy="363220"/>
@@ -1733,7 +4976,7 @@
                     <pic:cNvPicPr/>
                   </pic:nvPicPr>
                   <pic:blipFill>
-                    <a:blip r:embed="rId32"/>
+                    <a:blip r:embed="rId15"/>
                     <a:stretch>
                       <a:fillRect/>
                     </a:stretch>
@@ -1770,6 +5013,7 @@
         <w:rPr>
           <w:b/>
           <w:bCs/>
+          <w:noProof/>
         </w:rPr>
         <w:drawing>
           <wp:inline distT="0" distB="0" distL="0" distR="0" wp14:anchorId="64381C4A" wp14:editId="57A238F8">
@@ -1787,7 +5031,7 @@
                     <pic:cNvPicPr/>
                   </pic:nvPicPr>
                   <pic:blipFill>
-                    <a:blip r:embed="rId33"/>
+                    <a:blip r:embed="rId16"/>
                     <a:stretch>
                       <a:fillRect/>
                     </a:stretch>
@@ -1827,7 +5071,9 @@
         <w:rPr>
           <w:b/>
           <w:bCs/>
-        </w:rPr>
+          <w:noProof/>
+        </w:rPr>
+        <w:lastRenderedPageBreak/>
         <w:drawing>
           <wp:inline distT="0" distB="0" distL="0" distR="0" wp14:anchorId="2F7E6B58" wp14:editId="1FE8C9DD">
             <wp:extent cx="3972479" cy="2876951"/>
@@ -1844,7 +5090,7 @@
                     <pic:cNvPicPr/>
                   </pic:nvPicPr>
                   <pic:blipFill>
-                    <a:blip r:embed="rId34"/>
+                    <a:blip r:embed="rId17"/>
                     <a:stretch>
                       <a:fillRect/>
                     </a:stretch>
@@ -1887,6 +5133,9 @@
     </w:p>
     <w:p>
       <w:r>
+        <w:rPr>
+          <w:noProof/>
+        </w:rPr>
         <w:drawing>
           <wp:inline distT="0" distB="0" distL="0" distR="0" wp14:anchorId="3F6714C4" wp14:editId="0FAFD991">
             <wp:extent cx="5731510" cy="264160"/>
@@ -1903,7 +5152,7 @@
                     <pic:cNvPicPr/>
                   </pic:nvPicPr>
                   <pic:blipFill>
-                    <a:blip r:embed="rId35"/>
+                    <a:blip r:embed="rId18"/>
                     <a:stretch>
                       <a:fillRect/>
                     </a:stretch>
@@ -1931,6 +5180,9 @@
     </w:p>
     <w:p>
       <w:r>
+        <w:rPr>
+          <w:noProof/>
+        </w:rPr>
         <w:drawing>
           <wp:inline distT="0" distB="0" distL="0" distR="0" wp14:anchorId="5E8F93E5" wp14:editId="45298F68">
             <wp:extent cx="5439534" cy="981212"/>
@@ -1947,7 +5199,7 @@
                     <pic:cNvPicPr/>
                   </pic:nvPicPr>
                   <pic:blipFill>
-                    <a:blip r:embed="rId36"/>
+                    <a:blip r:embed="rId19"/>
                     <a:stretch>
                       <a:fillRect/>
                     </a:stretch>
@@ -1985,7 +5237,9 @@
     </w:p>
     <w:p>
       <w:r>
-        <w:lastRenderedPageBreak/>
+        <w:rPr>
+          <w:noProof/>
+        </w:rPr>
         <w:drawing>
           <wp:inline distT="0" distB="0" distL="0" distR="0" wp14:anchorId="58076509" wp14:editId="2EBBF3C5">
             <wp:extent cx="5210902" cy="609685"/>
@@ -2002,7 +5256,7 @@
                     <pic:cNvPicPr/>
                   </pic:nvPicPr>
                   <pic:blipFill>
-                    <a:blip r:embed="rId37"/>
+                    <a:blip r:embed="rId20"/>
                     <a:stretch>
                       <a:fillRect/>
                     </a:stretch>
@@ -2025,6 +5279,9 @@
     </w:p>
     <w:p>
       <w:r>
+        <w:rPr>
+          <w:noProof/>
+        </w:rPr>
         <w:drawing>
           <wp:inline distT="0" distB="0" distL="0" distR="0" wp14:anchorId="6580681D" wp14:editId="524E1700">
             <wp:extent cx="5731510" cy="261620"/>
@@ -2041,7 +5298,7 @@
                     <pic:cNvPicPr/>
                   </pic:nvPicPr>
                   <pic:blipFill>
-                    <a:blip r:embed="rId38"/>
+                    <a:blip r:embed="rId21"/>
                     <a:stretch>
                       <a:fillRect/>
                     </a:stretch>
@@ -2075,6 +5332,10 @@
     </w:p>
     <w:p>
       <w:r>
+        <w:rPr>
+          <w:noProof/>
+        </w:rPr>
+        <w:lastRenderedPageBreak/>
         <w:drawing>
           <wp:inline distT="0" distB="0" distL="0" distR="0" wp14:anchorId="5B367F5F" wp14:editId="54C144F7">
             <wp:extent cx="5515745" cy="2800741"/>
@@ -2091,7 +5352,7 @@
                     <pic:cNvPicPr/>
                   </pic:nvPicPr>
                   <pic:blipFill>
-                    <a:blip r:embed="rId39"/>
+                    <a:blip r:embed="rId22"/>
                     <a:stretch>
                       <a:fillRect/>
                     </a:stretch>
@@ -2129,6 +5390,9 @@
     </w:p>
     <w:p>
       <w:r>
+        <w:rPr>
+          <w:noProof/>
+        </w:rPr>
         <w:drawing>
           <wp:inline distT="0" distB="0" distL="0" distR="0" wp14:anchorId="1AD5F484" wp14:editId="36EA2DC8">
             <wp:extent cx="5731510" cy="684530"/>
@@ -2145,7 +5409,7 @@
                     <pic:cNvPicPr/>
                   </pic:nvPicPr>
                   <pic:blipFill>
-                    <a:blip r:embed="rId40"/>
+                    <a:blip r:embed="rId23"/>
                     <a:stretch>
                       <a:fillRect/>
                     </a:stretch>
@@ -2168,6 +5432,9 @@
     </w:p>
     <w:p>
       <w:r>
+        <w:rPr>
+          <w:noProof/>
+        </w:rPr>
         <w:drawing>
           <wp:inline distT="0" distB="0" distL="0" distR="0" wp14:anchorId="4DEB2CAD" wp14:editId="521DCEAD">
             <wp:extent cx="3943900" cy="514422"/>
@@ -2184,7 +5451,7 @@
                     <pic:cNvPicPr/>
                   </pic:nvPicPr>
                   <pic:blipFill>
-                    <a:blip r:embed="rId41"/>
+                    <a:blip r:embed="rId24"/>
                     <a:stretch>
                       <a:fillRect/>
                     </a:stretch>
@@ -2207,6 +5474,9 @@
     </w:p>
     <w:p>
       <w:r>
+        <w:rPr>
+          <w:noProof/>
+        </w:rPr>
         <w:drawing>
           <wp:inline distT="0" distB="0" distL="0" distR="0" wp14:anchorId="680FBF43" wp14:editId="3F296E38">
             <wp:extent cx="3943900" cy="476316"/>
@@ -2223,7 +5493,7 @@
                     <pic:cNvPicPr/>
                   </pic:nvPicPr>
                   <pic:blipFill>
-                    <a:blip r:embed="rId42"/>
+                    <a:blip r:embed="rId25"/>
                     <a:stretch>
                       <a:fillRect/>
                     </a:stretch>
@@ -2246,6 +5516,9 @@
     </w:p>
     <w:p>
       <w:r>
+        <w:rPr>
+          <w:noProof/>
+        </w:rPr>
         <w:drawing>
           <wp:inline distT="0" distB="0" distL="0" distR="0" wp14:anchorId="3DA683CD" wp14:editId="381B2EA2">
             <wp:extent cx="5210902" cy="647790"/>
@@ -2262,7 +5535,7 @@
                     <pic:cNvPicPr/>
                   </pic:nvPicPr>
                   <pic:blipFill>
-                    <a:blip r:embed="rId43"/>
+                    <a:blip r:embed="rId26"/>
                     <a:stretch>
                       <a:fillRect/>
                     </a:stretch>
@@ -2285,7 +5558,9 @@
     </w:p>
     <w:p>
       <w:r>
-        <w:lastRenderedPageBreak/>
+        <w:rPr>
+          <w:noProof/>
+        </w:rPr>
         <w:drawing>
           <wp:inline distT="0" distB="0" distL="0" distR="0" wp14:anchorId="3EBBDC29" wp14:editId="47F9E94F">
             <wp:extent cx="3924848" cy="1943371"/>
@@ -2302,7 +5577,7 @@
                     <pic:cNvPicPr/>
                   </pic:nvPicPr>
                   <pic:blipFill>
-                    <a:blip r:embed="rId44"/>
+                    <a:blip r:embed="rId27"/>
                     <a:stretch>
                       <a:fillRect/>
                     </a:stretch>
@@ -2368,7 +5643,9 @@
         <w:rPr>
           <w:b/>
           <w:bCs/>
-        </w:rPr>
+          <w:noProof/>
+        </w:rPr>
+        <w:lastRenderedPageBreak/>
         <w:drawing>
           <wp:inline distT="0" distB="0" distL="0" distR="0" wp14:anchorId="530A5F04" wp14:editId="4FEBF671">
             <wp:extent cx="3953427" cy="476316"/>
@@ -2385,7 +5662,7 @@
                     <pic:cNvPicPr/>
                   </pic:nvPicPr>
                   <pic:blipFill>
-                    <a:blip r:embed="rId45"/>
+                    <a:blip r:embed="rId28"/>
                     <a:stretch>
                       <a:fillRect/>
                     </a:stretch>
@@ -2417,6 +5694,7 @@
         <w:rPr>
           <w:b/>
           <w:bCs/>
+          <w:noProof/>
         </w:rPr>
         <w:drawing>
           <wp:inline distT="0" distB="0" distL="0" distR="0" wp14:anchorId="1A9FD9B8" wp14:editId="017023F1">
@@ -2434,7 +5712,7 @@
                     <pic:cNvPicPr/>
                   </pic:nvPicPr>
                   <pic:blipFill>
-                    <a:blip r:embed="rId46"/>
+                    <a:blip r:embed="rId29"/>
                     <a:stretch>
                       <a:fillRect/>
                     </a:stretch>
@@ -2495,6 +5773,7 @@
         <w:rPr>
           <w:b/>
           <w:bCs/>
+          <w:noProof/>
         </w:rPr>
         <w:drawing>
           <wp:inline distT="0" distB="0" distL="0" distR="0" wp14:anchorId="67E31C12" wp14:editId="0EB8CF89">
@@ -2512,7 +5791,7 @@
                     <pic:cNvPicPr/>
                   </pic:nvPicPr>
                   <pic:blipFill>
-                    <a:blip r:embed="rId47"/>
+                    <a:blip r:embed="rId30"/>
                     <a:stretch>
                       <a:fillRect/>
                     </a:stretch>
@@ -2536,6 +5815,7 @@
         <w:rPr>
           <w:b/>
           <w:bCs/>
+          <w:noProof/>
         </w:rPr>
         <w:drawing>
           <wp:inline distT="0" distB="0" distL="0" distR="0" wp14:anchorId="5AD24E22" wp14:editId="72A38D8A">
@@ -2553,7 +5833,7 @@
                     <pic:cNvPicPr/>
                   </pic:nvPicPr>
                   <pic:blipFill>
-                    <a:blip r:embed="rId48"/>
+                    <a:blip r:embed="rId31"/>
                     <a:stretch>
                       <a:fillRect/>
                     </a:stretch>
@@ -2627,6 +5907,7 @@
         <w:rPr>
           <w:b/>
           <w:bCs/>
+          <w:noProof/>
         </w:rPr>
         <w:drawing>
           <wp:inline distT="0" distB="0" distL="0" distR="0" wp14:anchorId="26110B50" wp14:editId="76EBB5AE">
@@ -2644,7 +5925,7 @@
                     <pic:cNvPicPr/>
                   </pic:nvPicPr>
                   <pic:blipFill>
-                    <a:blip r:embed="rId49"/>
+                    <a:blip r:embed="rId32"/>
                     <a:stretch>
                       <a:fillRect/>
                     </a:stretch>
@@ -2676,6 +5957,7 @@
         <w:rPr>
           <w:b/>
           <w:bCs/>
+          <w:noProof/>
         </w:rPr>
         <w:drawing>
           <wp:inline distT="0" distB="0" distL="0" distR="0" wp14:anchorId="42516135" wp14:editId="171F1CA4">
@@ -2693,7 +5975,7 @@
                     <pic:cNvPicPr/>
                   </pic:nvPicPr>
                   <pic:blipFill>
-                    <a:blip r:embed="rId50"/>
+                    <a:blip r:embed="rId33"/>
                     <a:stretch>
                       <a:fillRect/>
                     </a:stretch>
@@ -2730,6 +6012,7 @@
         <w:rPr>
           <w:b/>
           <w:bCs/>
+          <w:noProof/>
         </w:rPr>
         <w:drawing>
           <wp:inline distT="0" distB="0" distL="0" distR="0" wp14:anchorId="4937E06E" wp14:editId="01C2903F">
@@ -2747,7 +6030,7 @@
                     <pic:cNvPicPr/>
                   </pic:nvPicPr>
                   <pic:blipFill>
-                    <a:blip r:embed="rId51"/>
+                    <a:blip r:embed="rId34"/>
                     <a:stretch>
                       <a:fillRect/>
                     </a:stretch>
@@ -2779,6 +6062,7 @@
         <w:rPr>
           <w:b/>
           <w:bCs/>
+          <w:noProof/>
         </w:rPr>
         <w:drawing>
           <wp:inline distT="0" distB="0" distL="0" distR="0" wp14:anchorId="04424FB5" wp14:editId="7EF892AA">
@@ -2796,7 +6080,7 @@
                     <pic:cNvPicPr/>
                   </pic:nvPicPr>
                   <pic:blipFill>
-                    <a:blip r:embed="rId52"/>
+                    <a:blip r:embed="rId35"/>
                     <a:stretch>
                       <a:fillRect/>
                     </a:stretch>
@@ -2829,7 +6113,6 @@
           <w:b/>
           <w:bCs/>
         </w:rPr>
-        <w:lastRenderedPageBreak/>
         <w:t>Appendix</w:t>
       </w:r>
       <w:r>
@@ -2859,6 +6142,7 @@
         <w:rPr>
           <w:b/>
           <w:bCs/>
+          <w:noProof/>
         </w:rPr>
         <w:drawing>
           <wp:inline distT="0" distB="0" distL="0" distR="0" wp14:anchorId="60B9FAE9" wp14:editId="59DBAEAF">
@@ -2876,7 +6160,7 @@
                     <pic:cNvPicPr/>
                   </pic:nvPicPr>
                   <pic:blipFill>
-                    <a:blip r:embed="rId53"/>
+                    <a:blip r:embed="rId36"/>
                     <a:stretch>
                       <a:fillRect/>
                     </a:stretch>
@@ -2905,6 +6189,9 @@
         </w:rPr>
       </w:pPr>
       <w:r>
+        <w:rPr>
+          <w:noProof/>
+        </w:rPr>
         <w:drawing>
           <wp:inline distT="0" distB="0" distL="0" distR="0" wp14:anchorId="53AE3D0F" wp14:editId="5E694EA6">
             <wp:extent cx="3677163" cy="562053"/>
@@ -2921,7 +6208,7 @@
                     <pic:cNvPicPr/>
                   </pic:nvPicPr>
                   <pic:blipFill>
-                    <a:blip r:embed="rId54"/>
+                    <a:blip r:embed="rId37"/>
                     <a:stretch>
                       <a:fillRect/>
                     </a:stretch>
@@ -2953,6 +6240,7 @@
         <w:rPr>
           <w:b/>
           <w:bCs/>
+          <w:noProof/>
         </w:rPr>
         <w:drawing>
           <wp:inline distT="0" distB="0" distL="0" distR="0" wp14:anchorId="37FEC846" wp14:editId="4455EEEF">
@@ -2970,7 +6258,7 @@
                     <pic:cNvPicPr/>
                   </pic:nvPicPr>
                   <pic:blipFill>
-                    <a:blip r:embed="rId55"/>
+                    <a:blip r:embed="rId38"/>
                     <a:stretch>
                       <a:fillRect/>
                     </a:stretch>
@@ -3002,7 +6290,9 @@
         <w:rPr>
           <w:b/>
           <w:bCs/>
-        </w:rPr>
+          <w:noProof/>
+        </w:rPr>
+        <w:lastRenderedPageBreak/>
         <w:drawing>
           <wp:inline distT="0" distB="0" distL="0" distR="0" wp14:anchorId="2431546A" wp14:editId="23BA243E">
             <wp:extent cx="5731510" cy="498475"/>
@@ -3019,7 +6309,7 @@
                     <pic:cNvPicPr/>
                   </pic:nvPicPr>
                   <pic:blipFill>
-                    <a:blip r:embed="rId56"/>
+                    <a:blip r:embed="rId39"/>
                     <a:stretch>
                       <a:fillRect/>
                     </a:stretch>
@@ -3071,6 +6361,9 @@
     </w:p>
     <w:p>
       <w:r>
+        <w:rPr>
+          <w:noProof/>
+        </w:rPr>
         <w:drawing>
           <wp:inline distT="0" distB="0" distL="0" distR="0" wp14:anchorId="0AE82A19" wp14:editId="0674496A">
             <wp:extent cx="5731510" cy="1401445"/>
@@ -3087,7 +6380,7 @@
                     <pic:cNvPicPr/>
                   </pic:nvPicPr>
                   <pic:blipFill>
-                    <a:blip r:embed="rId57"/>
+                    <a:blip r:embed="rId40"/>
                     <a:stretch>
                       <a:fillRect/>
                     </a:stretch>
@@ -3110,7 +6403,15 @@
     </w:p>
     <w:p>
       <w:r>
-        <w:t xml:space="preserve">After the first request (34908 ms), each request afterward happened sequentially, with around 7000ms between them on average (7 seconds). </w:t>
+        <w:t xml:space="preserve">After the first request (34908 </w:t>
+      </w:r>
+      <w:proofErr w:type="spellStart"/>
+      <w:r>
+        <w:t>ms</w:t>
+      </w:r>
+      <w:proofErr w:type="spellEnd"/>
+      <w:r>
+        <w:t xml:space="preserve">), each request afterward happened sequentially, with around 7000ms between them on average (7 seconds). </w:t>
       </w:r>
     </w:p>
     <w:p>
@@ -3144,6 +6445,7 @@
         <w:rPr>
           <w:b/>
           <w:bCs/>
+          <w:noProof/>
         </w:rPr>
         <w:drawing>
           <wp:inline distT="0" distB="0" distL="0" distR="0" wp14:anchorId="21B8B6AF" wp14:editId="6B462E17">
@@ -3161,7 +6463,7 @@
                     <pic:cNvPicPr/>
                   </pic:nvPicPr>
                   <pic:blipFill>
-                    <a:blip r:embed="rId58"/>
+                    <a:blip r:embed="rId41"/>
                     <a:stretch>
                       <a:fillRect/>
                     </a:stretch>
@@ -3193,8 +6495,8 @@
         <w:rPr>
           <w:b/>
           <w:bCs/>
-        </w:rPr>
-        <w:lastRenderedPageBreak/>
+          <w:noProof/>
+        </w:rPr>
         <w:drawing>
           <wp:inline distT="0" distB="0" distL="0" distR="0" wp14:anchorId="50B81293" wp14:editId="57674BF3">
             <wp:extent cx="5731510" cy="1381125"/>
@@ -3211,7 +6513,7 @@
                     <pic:cNvPicPr/>
                   </pic:nvPicPr>
                   <pic:blipFill>
-                    <a:blip r:embed="rId59"/>
+                    <a:blip r:embed="rId42"/>
                     <a:stretch>
                       <a:fillRect/>
                     </a:stretch>
@@ -3234,21 +6536,31 @@
     </w:p>
     <w:p>
       <w:r>
-        <w:t>Data Overview (with KrysJP as target player)</w:t>
-      </w:r>
-    </w:p>
-    <w:p>
-      <w:pPr>
-        <w:rPr>
-          <w:b/>
-          <w:bCs/>
-        </w:rPr>
-      </w:pPr>
-      <w:r>
-        <w:rPr>
-          <w:b/>
-          <w:bCs/>
-        </w:rPr>
+        <w:t xml:space="preserve">Data Overview (with </w:t>
+      </w:r>
+      <w:proofErr w:type="spellStart"/>
+      <w:r>
+        <w:t>KrysJP</w:t>
+      </w:r>
+      <w:proofErr w:type="spellEnd"/>
+      <w:r>
+        <w:t xml:space="preserve"> as target player)</w:t>
+      </w:r>
+    </w:p>
+    <w:p>
+      <w:pPr>
+        <w:rPr>
+          <w:b/>
+          <w:bCs/>
+        </w:rPr>
+      </w:pPr>
+      <w:r>
+        <w:rPr>
+          <w:b/>
+          <w:bCs/>
+          <w:noProof/>
+        </w:rPr>
+        <w:lastRenderedPageBreak/>
         <w:drawing>
           <wp:inline distT="0" distB="0" distL="0" distR="0" wp14:anchorId="17950074" wp14:editId="0230D9B7">
             <wp:extent cx="5731510" cy="3787775"/>
@@ -3265,7 +6577,7 @@
                     <pic:cNvPicPr/>
                   </pic:nvPicPr>
                   <pic:blipFill>
-                    <a:blip r:embed="rId60"/>
+                    <a:blip r:embed="rId43"/>
                     <a:stretch>
                       <a:fillRect/>
                     </a:stretch>
@@ -3333,8 +6645,8 @@
         <w:rPr>
           <w:b/>
           <w:bCs/>
-        </w:rPr>
-        <w:lastRenderedPageBreak/>
+          <w:noProof/>
+        </w:rPr>
         <w:drawing>
           <wp:inline distT="0" distB="0" distL="0" distR="0" wp14:anchorId="70E904F9" wp14:editId="2CF4CFB4">
             <wp:extent cx="5731510" cy="3184525"/>
@@ -3351,7 +6663,7 @@
                     <pic:cNvPicPr/>
                   </pic:nvPicPr>
                   <pic:blipFill>
-                    <a:blip r:embed="rId61"/>
+                    <a:blip r:embed="rId44"/>
                     <a:stretch>
                       <a:fillRect/>
                     </a:stretch>
@@ -3399,6 +6711,10 @@
         </w:tabs>
       </w:pPr>
       <w:r>
+        <w:rPr>
+          <w:noProof/>
+        </w:rPr>
+        <w:lastRenderedPageBreak/>
         <w:drawing>
           <wp:inline distT="0" distB="0" distL="0" distR="0" wp14:anchorId="2CF5CE5D" wp14:editId="6CFA8506">
             <wp:extent cx="1514686" cy="1286054"/>
@@ -3415,7 +6731,7 @@
                     <pic:cNvPicPr/>
                   </pic:nvPicPr>
                   <pic:blipFill>
-                    <a:blip r:embed="rId62"/>
+                    <a:blip r:embed="rId45"/>
                     <a:stretch>
                       <a:fillRect/>
                     </a:stretch>
@@ -3442,6 +6758,9 @@
         <w:t xml:space="preserve"> </w:t>
       </w:r>
       <w:r>
+        <w:rPr>
+          <w:noProof/>
+        </w:rPr>
         <w:drawing>
           <wp:inline distT="0" distB="0" distL="0" distR="0" wp14:anchorId="7F3A3DF9" wp14:editId="786865F3">
             <wp:extent cx="2191056" cy="1228896"/>
@@ -3458,7 +6777,7 @@
                     <pic:cNvPicPr/>
                   </pic:nvPicPr>
                   <pic:blipFill>
-                    <a:blip r:embed="rId63"/>
+                    <a:blip r:embed="rId46"/>
                     <a:stretch>
                       <a:fillRect/>
                     </a:stretch>
@@ -3505,6 +6824,7 @@
         <w:rPr>
           <w:b/>
           <w:bCs/>
+          <w:noProof/>
         </w:rPr>
         <w:drawing>
           <wp:inline distT="0" distB="0" distL="0" distR="0" wp14:anchorId="733DE636" wp14:editId="287DEA5D">
@@ -3522,7 +6842,7 @@
                     <pic:cNvPicPr/>
                   </pic:nvPicPr>
                   <pic:blipFill>
-                    <a:blip r:embed="rId64"/>
+                    <a:blip r:embed="rId47"/>
                     <a:stretch>
                       <a:fillRect/>
                     </a:stretch>
@@ -3554,8 +6874,8 @@
         <w:rPr>
           <w:b/>
           <w:bCs/>
-        </w:rPr>
-        <w:lastRenderedPageBreak/>
+          <w:noProof/>
+        </w:rPr>
         <w:drawing>
           <wp:inline distT="0" distB="0" distL="0" distR="0" wp14:anchorId="24A36AAA" wp14:editId="4200A0FA">
             <wp:extent cx="5731510" cy="2146300"/>
@@ -3572,7 +6892,7 @@
                     <pic:cNvPicPr/>
                   </pic:nvPicPr>
                   <pic:blipFill>
-                    <a:blip r:embed="rId65"/>
+                    <a:blip r:embed="rId48"/>
                     <a:stretch>
                       <a:fillRect/>
                     </a:stretch>
@@ -3619,7 +6939,9 @@
         <w:rPr>
           <w:b/>
           <w:bCs/>
-        </w:rPr>
+          <w:noProof/>
+        </w:rPr>
+        <w:lastRenderedPageBreak/>
         <w:drawing>
           <wp:inline distT="0" distB="0" distL="0" distR="0" wp14:anchorId="2A375A00" wp14:editId="46545F76">
             <wp:extent cx="5731510" cy="3592195"/>
@@ -3636,7 +6958,7 @@
                     <pic:cNvPicPr/>
                   </pic:nvPicPr>
                   <pic:blipFill>
-                    <a:blip r:embed="rId66"/>
+                    <a:blip r:embed="rId49"/>
                     <a:stretch>
                       <a:fillRect/>
                     </a:stretch>
@@ -3659,6 +6981,9 @@
     </w:p>
     <w:p>
       <w:r>
+        <w:rPr>
+          <w:noProof/>
+        </w:rPr>
         <w:drawing>
           <wp:anchor distT="0" distB="0" distL="114300" distR="114300" simplePos="0" relativeHeight="251658240" behindDoc="0" locked="0" layoutInCell="1" allowOverlap="1" wp14:anchorId="37A9415D" wp14:editId="3ADA4C8A">
             <wp:simplePos x="0" y="0"/>
@@ -3683,7 +7008,7 @@
                     <pic:cNvPicPr/>
                   </pic:nvPicPr>
                   <pic:blipFill>
-                    <a:blip r:embed="rId67">
+                    <a:blip r:embed="rId50">
                       <a:extLst>
                         <a:ext uri="{28A0092B-C50C-407E-A947-70E740481C1C}">
                           <a14:useLocalDpi xmlns:a14="http://schemas.microsoft.com/office/drawing/2010/main" val="0"/>
@@ -3748,7 +7073,9 @@
         </w:rPr>
       </w:pPr>
       <w:r>
-        <w:lastRenderedPageBreak/>
+        <w:rPr>
+          <w:noProof/>
+        </w:rPr>
         <w:drawing>
           <wp:inline distT="0" distB="0" distL="0" distR="0" wp14:anchorId="4D641C59" wp14:editId="679B81EC">
             <wp:extent cx="2835105" cy="2114550"/>
@@ -3765,7 +7092,7 @@
                     <pic:cNvPicPr/>
                   </pic:nvPicPr>
                   <pic:blipFill>
-                    <a:blip r:embed="rId68"/>
+                    <a:blip r:embed="rId51"/>
                     <a:stretch>
                       <a:fillRect/>
                     </a:stretch>
@@ -3792,6 +7119,9 @@
         <w:t xml:space="preserve"> </w:t>
       </w:r>
       <w:r>
+        <w:rPr>
+          <w:noProof/>
+        </w:rPr>
         <w:drawing>
           <wp:inline distT="0" distB="0" distL="0" distR="0" wp14:anchorId="6F7FD46C" wp14:editId="54750DF7">
             <wp:extent cx="2834640" cy="2103526"/>
@@ -3808,7 +7138,7 @@
                     <pic:cNvPicPr/>
                   </pic:nvPicPr>
                   <pic:blipFill>
-                    <a:blip r:embed="rId69"/>
+                    <a:blip r:embed="rId52"/>
                     <a:stretch>
                       <a:fillRect/>
                     </a:stretch>
@@ -3844,6 +7174,10 @@
     </w:p>
     <w:p>
       <w:r>
+        <w:rPr>
+          <w:noProof/>
+        </w:rPr>
+        <w:lastRenderedPageBreak/>
         <w:drawing>
           <wp:inline distT="0" distB="0" distL="0" distR="0" wp14:anchorId="479FE242" wp14:editId="5AFE1085">
             <wp:extent cx="2675937" cy="1780894"/>
@@ -3860,7 +7194,7 @@
                     <pic:cNvPicPr/>
                   </pic:nvPicPr>
                   <pic:blipFill>
-                    <a:blip r:embed="rId70"/>
+                    <a:blip r:embed="rId53"/>
                     <a:stretch>
                       <a:fillRect/>
                     </a:stretch>
@@ -3887,6 +7221,9 @@
         <w:t xml:space="preserve"> </w:t>
       </w:r>
       <w:r>
+        <w:rPr>
+          <w:noProof/>
+        </w:rPr>
         <w:drawing>
           <wp:inline distT="0" distB="0" distL="0" distR="0" wp14:anchorId="30D82FB1" wp14:editId="36FE912C">
             <wp:extent cx="2847975" cy="1752139"/>
@@ -3903,7 +7240,7 @@
                     <pic:cNvPicPr/>
                   </pic:nvPicPr>
                   <pic:blipFill>
-                    <a:blip r:embed="rId71"/>
+                    <a:blip r:embed="rId54"/>
                     <a:stretch>
                       <a:fillRect/>
                     </a:stretch>
@@ -3931,6 +7268,9 @@
     </w:p>
     <w:p>
       <w:r>
+        <w:rPr>
+          <w:noProof/>
+        </w:rPr>
         <w:drawing>
           <wp:inline distT="0" distB="0" distL="0" distR="0" wp14:anchorId="198D202E" wp14:editId="151512E7">
             <wp:extent cx="2400300" cy="1329397"/>
@@ -3947,7 +7287,7 @@
                     <pic:cNvPicPr/>
                   </pic:nvPicPr>
                   <pic:blipFill>
-                    <a:blip r:embed="rId72"/>
+                    <a:blip r:embed="rId55"/>
                     <a:stretch>
                       <a:fillRect/>
                     </a:stretch>
@@ -3974,6 +7314,9 @@
         <w:t xml:space="preserve"> </w:t>
       </w:r>
       <w:r>
+        <w:rPr>
+          <w:noProof/>
+        </w:rPr>
         <w:drawing>
           <wp:inline distT="0" distB="0" distL="0" distR="0" wp14:anchorId="6D828192" wp14:editId="6473AE91">
             <wp:extent cx="2439149" cy="1352550"/>
@@ -3990,7 +7333,7 @@
                     <pic:cNvPicPr/>
                   </pic:nvPicPr>
                   <pic:blipFill>
-                    <a:blip r:embed="rId73"/>
+                    <a:blip r:embed="rId56"/>
                     <a:stretch>
                       <a:fillRect/>
                     </a:stretch>
@@ -4018,6 +7361,62 @@
           <w:bCs/>
         </w:rPr>
       </w:pPr>
+      <w:r>
+        <w:rPr>
+          <w:b/>
+          <w:bCs/>
+        </w:rPr>
+        <w:t>Appendix F.15 – Units Tests</w:t>
+      </w:r>
+    </w:p>
+    <w:p>
+      <w:pPr>
+        <w:rPr>
+          <w:b/>
+          <w:bCs/>
+        </w:rPr>
+      </w:pPr>
+      <w:r>
+        <w:rPr>
+          <w:b/>
+          <w:bCs/>
+        </w:rPr>
+        <w:drawing>
+          <wp:inline distT="0" distB="0" distL="0" distR="0" wp14:anchorId="65C807F1" wp14:editId="05049282">
+            <wp:extent cx="3969961" cy="2324100"/>
+            <wp:effectExtent l="0" t="0" r="0" b="0"/>
+            <wp:docPr id="129546093" name="Picture 1"/>
+            <wp:cNvGraphicFramePr>
+              <a:graphicFrameLocks xmlns:a="http://schemas.openxmlformats.org/drawingml/2006/main" noChangeAspect="1"/>
+            </wp:cNvGraphicFramePr>
+            <a:graphic xmlns:a="http://schemas.openxmlformats.org/drawingml/2006/main">
+              <a:graphicData uri="http://schemas.openxmlformats.org/drawingml/2006/picture">
+                <pic:pic xmlns:pic="http://schemas.openxmlformats.org/drawingml/2006/picture">
+                  <pic:nvPicPr>
+                    <pic:cNvPr id="129546093" name=""/>
+                    <pic:cNvPicPr/>
+                  </pic:nvPicPr>
+                  <pic:blipFill>
+                    <a:blip r:embed="rId57"/>
+                    <a:stretch>
+                      <a:fillRect/>
+                    </a:stretch>
+                  </pic:blipFill>
+                  <pic:spPr>
+                    <a:xfrm>
+                      <a:off x="0" y="0"/>
+                      <a:ext cx="3971103" cy="2324769"/>
+                    </a:xfrm>
+                    <a:prstGeom prst="rect">
+                      <a:avLst/>
+                    </a:prstGeom>
+                  </pic:spPr>
+                </pic:pic>
+              </a:graphicData>
+            </a:graphic>
+          </wp:inline>
+        </w:drawing>
+      </w:r>
     </w:p>
     <w:sectPr>
       <w:pgSz w:w="11906" w:h="16838"/>
@@ -4027,6 +7426,1406 @@
     </w:sectPr>
   </w:body>
 </w:document>
+</file>
+
+<file path=word/numbering.xml><?xml version="1.0" encoding="utf-8"?>
+<w:numbering xmlns:wpc="http://schemas.microsoft.com/office/word/2010/wordprocessingCanvas" xmlns:cx="http://schemas.microsoft.com/office/drawing/2014/chartex" xmlns:cx1="http://schemas.microsoft.com/office/drawing/2015/9/8/chartex" xmlns:cx2="http://schemas.microsoft.com/office/drawing/2015/10/21/chartex" xmlns:cx3="http://schemas.microsoft.com/office/drawing/2016/5/9/chartex" xmlns:cx4="http://schemas.microsoft.com/office/drawing/2016/5/10/chartex" xmlns:cx5="http://schemas.microsoft.com/office/drawing/2016/5/11/chartex" xmlns:cx6="http://schemas.microsoft.com/office/drawing/2016/5/12/chartex" xmlns:cx7="http://schemas.microsoft.com/office/drawing/2016/5/13/chartex" xmlns:cx8="http://schemas.microsoft.com/office/drawing/2016/5/14/chartex" xmlns:mc="http://schemas.openxmlformats.org/markup-compatibility/2006" xmlns:aink="http://schemas.microsoft.com/office/drawing/2016/ink" xmlns:am3d="http://schemas.microsoft.com/office/drawing/2017/model3d" xmlns:o="urn:schemas-microsoft-com:office:office" xmlns:oel="http://schemas.microsoft.com/office/2019/extlst" xmlns:r="http://schemas.openxmlformats.org/officeDocument/2006/relationships" xmlns:m="http://schemas.openxmlformats.org/officeDocument/2006/math" xmlns:v="urn:schemas-microsoft-com:vml" xmlns:wp14="http://schemas.microsoft.com/office/word/2010/wordprocessingDrawing" xmlns:wp="http://schemas.openxmlformats.org/drawingml/2006/wordprocessingDrawing" xmlns:w10="urn:schemas-microsoft-com:office:word" xmlns:w="http://schemas.openxmlformats.org/wordprocessingml/2006/main" xmlns:w14="http://schemas.microsoft.com/office/word/2010/wordml" xmlns:w15="http://schemas.microsoft.com/office/word/2012/wordml" xmlns:w16cex="http://schemas.microsoft.com/office/word/2018/wordml/cex" xmlns:w16cid="http://schemas.microsoft.com/office/word/2016/wordml/cid" xmlns:w16="http://schemas.microsoft.com/office/word/2018/wordml" xmlns:w16du="http://schemas.microsoft.com/office/word/2023/wordml/word16du" xmlns:w16sdtdh="http://schemas.microsoft.com/office/word/2020/wordml/sdtdatahash" xmlns:w16sdtfl="http://schemas.microsoft.com/office/word/2024/wordml/sdtformatlock" xmlns:w16se="http://schemas.microsoft.com/office/word/2015/wordml/symex" xmlns:wpg="http://schemas.microsoft.com/office/word/2010/wordprocessingGroup" xmlns:wpi="http://schemas.microsoft.com/office/word/2010/wordprocessingInk" xmlns:wne="http://schemas.microsoft.com/office/word/2006/wordml" xmlns:wps="http://schemas.microsoft.com/office/word/2010/wordprocessingShape" mc:Ignorable="w14 w15 w16se w16cid w16 w16cex w16sdtdh w16sdtfl w16du wp14">
+  <w:abstractNum w:abstractNumId="0" w15:restartNumberingAfterBreak="0">
+    <w:nsid w:val="033111ED"/>
+    <w:multiLevelType w:val="hybridMultilevel"/>
+    <w:tmpl w:val="DBBA2DCE"/>
+    <w:lvl w:ilvl="0" w:tplc="51F0EF40">
+      <w:start w:val="1"/>
+      <w:numFmt w:val="decimal"/>
+      <w:suff w:val="space"/>
+      <w:lvlText w:val="1.2.%1"/>
+      <w:lvlJc w:val="left"/>
+      <w:pPr>
+        <w:ind w:left="720" w:hanging="360"/>
+      </w:pPr>
+      <w:rPr>
+        <w:rFonts w:hint="default"/>
+      </w:rPr>
+    </w:lvl>
+    <w:lvl w:ilvl="1" w:tplc="7C02C0C0">
+      <w:start w:val="1"/>
+      <w:numFmt w:val="lowerLetter"/>
+      <w:lvlText w:val="%2."/>
+      <w:lvlJc w:val="left"/>
+      <w:pPr>
+        <w:ind w:left="1440" w:hanging="360"/>
+      </w:pPr>
+      <w:rPr>
+        <w:b w:val="0"/>
+      </w:rPr>
+    </w:lvl>
+    <w:lvl w:ilvl="2" w:tplc="0809001B" w:tentative="1">
+      <w:start w:val="1"/>
+      <w:numFmt w:val="lowerRoman"/>
+      <w:lvlText w:val="%3."/>
+      <w:lvlJc w:val="right"/>
+      <w:pPr>
+        <w:ind w:left="2160" w:hanging="180"/>
+      </w:pPr>
+    </w:lvl>
+    <w:lvl w:ilvl="3" w:tplc="0809000F" w:tentative="1">
+      <w:start w:val="1"/>
+      <w:numFmt w:val="decimal"/>
+      <w:lvlText w:val="%4."/>
+      <w:lvlJc w:val="left"/>
+      <w:pPr>
+        <w:ind w:left="2880" w:hanging="360"/>
+      </w:pPr>
+    </w:lvl>
+    <w:lvl w:ilvl="4" w:tplc="08090019" w:tentative="1">
+      <w:start w:val="1"/>
+      <w:numFmt w:val="lowerLetter"/>
+      <w:lvlText w:val="%5."/>
+      <w:lvlJc w:val="left"/>
+      <w:pPr>
+        <w:ind w:left="3600" w:hanging="360"/>
+      </w:pPr>
+    </w:lvl>
+    <w:lvl w:ilvl="5" w:tplc="0809001B" w:tentative="1">
+      <w:start w:val="1"/>
+      <w:numFmt w:val="lowerRoman"/>
+      <w:lvlText w:val="%6."/>
+      <w:lvlJc w:val="right"/>
+      <w:pPr>
+        <w:ind w:left="4320" w:hanging="180"/>
+      </w:pPr>
+    </w:lvl>
+    <w:lvl w:ilvl="6" w:tplc="0809000F" w:tentative="1">
+      <w:start w:val="1"/>
+      <w:numFmt w:val="decimal"/>
+      <w:lvlText w:val="%7."/>
+      <w:lvlJc w:val="left"/>
+      <w:pPr>
+        <w:ind w:left="5040" w:hanging="360"/>
+      </w:pPr>
+    </w:lvl>
+    <w:lvl w:ilvl="7" w:tplc="08090019" w:tentative="1">
+      <w:start w:val="1"/>
+      <w:numFmt w:val="lowerLetter"/>
+      <w:lvlText w:val="%8."/>
+      <w:lvlJc w:val="left"/>
+      <w:pPr>
+        <w:ind w:left="5760" w:hanging="360"/>
+      </w:pPr>
+    </w:lvl>
+    <w:lvl w:ilvl="8" w:tplc="0809001B" w:tentative="1">
+      <w:start w:val="1"/>
+      <w:numFmt w:val="lowerRoman"/>
+      <w:lvlText w:val="%9."/>
+      <w:lvlJc w:val="right"/>
+      <w:pPr>
+        <w:ind w:left="6480" w:hanging="180"/>
+      </w:pPr>
+    </w:lvl>
+  </w:abstractNum>
+  <w:abstractNum w:abstractNumId="1" w15:restartNumberingAfterBreak="0">
+    <w:nsid w:val="06FE6681"/>
+    <w:multiLevelType w:val="hybridMultilevel"/>
+    <w:tmpl w:val="73F28640"/>
+    <w:lvl w:ilvl="0" w:tplc="E048DF12">
+      <w:start w:val="1"/>
+      <w:numFmt w:val="decimal"/>
+      <w:suff w:val="space"/>
+      <w:lvlText w:val="2.1.%1"/>
+      <w:lvlJc w:val="left"/>
+      <w:pPr>
+        <w:ind w:left="720" w:hanging="360"/>
+      </w:pPr>
+      <w:rPr>
+        <w:rFonts w:hint="default"/>
+        <w:b/>
+        <w:i w:val="0"/>
+      </w:rPr>
+    </w:lvl>
+    <w:lvl w:ilvl="1" w:tplc="08090019">
+      <w:start w:val="1"/>
+      <w:numFmt w:val="lowerLetter"/>
+      <w:lvlText w:val="%2."/>
+      <w:lvlJc w:val="left"/>
+      <w:pPr>
+        <w:ind w:left="1440" w:hanging="360"/>
+      </w:pPr>
+    </w:lvl>
+    <w:lvl w:ilvl="2" w:tplc="0809001B" w:tentative="1">
+      <w:start w:val="1"/>
+      <w:numFmt w:val="lowerRoman"/>
+      <w:lvlText w:val="%3."/>
+      <w:lvlJc w:val="right"/>
+      <w:pPr>
+        <w:ind w:left="2160" w:hanging="180"/>
+      </w:pPr>
+    </w:lvl>
+    <w:lvl w:ilvl="3" w:tplc="0809000F" w:tentative="1">
+      <w:start w:val="1"/>
+      <w:numFmt w:val="decimal"/>
+      <w:lvlText w:val="%4."/>
+      <w:lvlJc w:val="left"/>
+      <w:pPr>
+        <w:ind w:left="2880" w:hanging="360"/>
+      </w:pPr>
+    </w:lvl>
+    <w:lvl w:ilvl="4" w:tplc="08090019" w:tentative="1">
+      <w:start w:val="1"/>
+      <w:numFmt w:val="lowerLetter"/>
+      <w:lvlText w:val="%5."/>
+      <w:lvlJc w:val="left"/>
+      <w:pPr>
+        <w:ind w:left="3600" w:hanging="360"/>
+      </w:pPr>
+    </w:lvl>
+    <w:lvl w:ilvl="5" w:tplc="0809001B" w:tentative="1">
+      <w:start w:val="1"/>
+      <w:numFmt w:val="lowerRoman"/>
+      <w:lvlText w:val="%6."/>
+      <w:lvlJc w:val="right"/>
+      <w:pPr>
+        <w:ind w:left="4320" w:hanging="180"/>
+      </w:pPr>
+    </w:lvl>
+    <w:lvl w:ilvl="6" w:tplc="0809000F" w:tentative="1">
+      <w:start w:val="1"/>
+      <w:numFmt w:val="decimal"/>
+      <w:lvlText w:val="%7."/>
+      <w:lvlJc w:val="left"/>
+      <w:pPr>
+        <w:ind w:left="5040" w:hanging="360"/>
+      </w:pPr>
+    </w:lvl>
+    <w:lvl w:ilvl="7" w:tplc="08090019" w:tentative="1">
+      <w:start w:val="1"/>
+      <w:numFmt w:val="lowerLetter"/>
+      <w:lvlText w:val="%8."/>
+      <w:lvlJc w:val="left"/>
+      <w:pPr>
+        <w:ind w:left="5760" w:hanging="360"/>
+      </w:pPr>
+    </w:lvl>
+    <w:lvl w:ilvl="8" w:tplc="0809001B" w:tentative="1">
+      <w:start w:val="1"/>
+      <w:numFmt w:val="lowerRoman"/>
+      <w:lvlText w:val="%9."/>
+      <w:lvlJc w:val="right"/>
+      <w:pPr>
+        <w:ind w:left="6480" w:hanging="180"/>
+      </w:pPr>
+    </w:lvl>
+  </w:abstractNum>
+  <w:abstractNum w:abstractNumId="2" w15:restartNumberingAfterBreak="0">
+    <w:nsid w:val="1D35290B"/>
+    <w:multiLevelType w:val="hybridMultilevel"/>
+    <w:tmpl w:val="ABD22DAC"/>
+    <w:lvl w:ilvl="0" w:tplc="0809000F">
+      <w:start w:val="1"/>
+      <w:numFmt w:val="decimal"/>
+      <w:lvlText w:val="%1."/>
+      <w:lvlJc w:val="left"/>
+      <w:pPr>
+        <w:ind w:left="720" w:hanging="360"/>
+      </w:pPr>
+    </w:lvl>
+    <w:lvl w:ilvl="1" w:tplc="08090019" w:tentative="1">
+      <w:start w:val="1"/>
+      <w:numFmt w:val="lowerLetter"/>
+      <w:lvlText w:val="%2."/>
+      <w:lvlJc w:val="left"/>
+      <w:pPr>
+        <w:ind w:left="1440" w:hanging="360"/>
+      </w:pPr>
+    </w:lvl>
+    <w:lvl w:ilvl="2" w:tplc="0809001B" w:tentative="1">
+      <w:start w:val="1"/>
+      <w:numFmt w:val="lowerRoman"/>
+      <w:lvlText w:val="%3."/>
+      <w:lvlJc w:val="right"/>
+      <w:pPr>
+        <w:ind w:left="2160" w:hanging="180"/>
+      </w:pPr>
+    </w:lvl>
+    <w:lvl w:ilvl="3" w:tplc="0809000F" w:tentative="1">
+      <w:start w:val="1"/>
+      <w:numFmt w:val="decimal"/>
+      <w:lvlText w:val="%4."/>
+      <w:lvlJc w:val="left"/>
+      <w:pPr>
+        <w:ind w:left="2880" w:hanging="360"/>
+      </w:pPr>
+    </w:lvl>
+    <w:lvl w:ilvl="4" w:tplc="08090019" w:tentative="1">
+      <w:start w:val="1"/>
+      <w:numFmt w:val="lowerLetter"/>
+      <w:lvlText w:val="%5."/>
+      <w:lvlJc w:val="left"/>
+      <w:pPr>
+        <w:ind w:left="3600" w:hanging="360"/>
+      </w:pPr>
+    </w:lvl>
+    <w:lvl w:ilvl="5" w:tplc="0809001B" w:tentative="1">
+      <w:start w:val="1"/>
+      <w:numFmt w:val="lowerRoman"/>
+      <w:lvlText w:val="%6."/>
+      <w:lvlJc w:val="right"/>
+      <w:pPr>
+        <w:ind w:left="4320" w:hanging="180"/>
+      </w:pPr>
+    </w:lvl>
+    <w:lvl w:ilvl="6" w:tplc="0809000F" w:tentative="1">
+      <w:start w:val="1"/>
+      <w:numFmt w:val="decimal"/>
+      <w:lvlText w:val="%7."/>
+      <w:lvlJc w:val="left"/>
+      <w:pPr>
+        <w:ind w:left="5040" w:hanging="360"/>
+      </w:pPr>
+    </w:lvl>
+    <w:lvl w:ilvl="7" w:tplc="08090019" w:tentative="1">
+      <w:start w:val="1"/>
+      <w:numFmt w:val="lowerLetter"/>
+      <w:lvlText w:val="%8."/>
+      <w:lvlJc w:val="left"/>
+      <w:pPr>
+        <w:ind w:left="5760" w:hanging="360"/>
+      </w:pPr>
+    </w:lvl>
+    <w:lvl w:ilvl="8" w:tplc="0809001B" w:tentative="1">
+      <w:start w:val="1"/>
+      <w:numFmt w:val="lowerRoman"/>
+      <w:lvlText w:val="%9."/>
+      <w:lvlJc w:val="right"/>
+      <w:pPr>
+        <w:ind w:left="6480" w:hanging="180"/>
+      </w:pPr>
+    </w:lvl>
+  </w:abstractNum>
+  <w:abstractNum w:abstractNumId="3" w15:restartNumberingAfterBreak="0">
+    <w:nsid w:val="1E0A0D9E"/>
+    <w:multiLevelType w:val="hybridMultilevel"/>
+    <w:tmpl w:val="12A81C26"/>
+    <w:lvl w:ilvl="0" w:tplc="1A942820">
+      <w:start w:val="1"/>
+      <w:numFmt w:val="decimal"/>
+      <w:suff w:val="space"/>
+      <w:lvlText w:val="1.5.%1"/>
+      <w:lvlJc w:val="left"/>
+      <w:pPr>
+        <w:ind w:left="720" w:hanging="360"/>
+      </w:pPr>
+      <w:rPr>
+        <w:rFonts w:hint="default"/>
+        <w:b/>
+        <w:i w:val="0"/>
+      </w:rPr>
+    </w:lvl>
+    <w:lvl w:ilvl="1" w:tplc="08090019" w:tentative="1">
+      <w:start w:val="1"/>
+      <w:numFmt w:val="lowerLetter"/>
+      <w:lvlText w:val="%2."/>
+      <w:lvlJc w:val="left"/>
+      <w:pPr>
+        <w:ind w:left="1440" w:hanging="360"/>
+      </w:pPr>
+    </w:lvl>
+    <w:lvl w:ilvl="2" w:tplc="0809001B" w:tentative="1">
+      <w:start w:val="1"/>
+      <w:numFmt w:val="lowerRoman"/>
+      <w:lvlText w:val="%3."/>
+      <w:lvlJc w:val="right"/>
+      <w:pPr>
+        <w:ind w:left="2160" w:hanging="180"/>
+      </w:pPr>
+    </w:lvl>
+    <w:lvl w:ilvl="3" w:tplc="0809000F" w:tentative="1">
+      <w:start w:val="1"/>
+      <w:numFmt w:val="decimal"/>
+      <w:lvlText w:val="%4."/>
+      <w:lvlJc w:val="left"/>
+      <w:pPr>
+        <w:ind w:left="2880" w:hanging="360"/>
+      </w:pPr>
+    </w:lvl>
+    <w:lvl w:ilvl="4" w:tplc="08090019" w:tentative="1">
+      <w:start w:val="1"/>
+      <w:numFmt w:val="lowerLetter"/>
+      <w:lvlText w:val="%5."/>
+      <w:lvlJc w:val="left"/>
+      <w:pPr>
+        <w:ind w:left="3600" w:hanging="360"/>
+      </w:pPr>
+    </w:lvl>
+    <w:lvl w:ilvl="5" w:tplc="0809001B" w:tentative="1">
+      <w:start w:val="1"/>
+      <w:numFmt w:val="lowerRoman"/>
+      <w:lvlText w:val="%6."/>
+      <w:lvlJc w:val="right"/>
+      <w:pPr>
+        <w:ind w:left="4320" w:hanging="180"/>
+      </w:pPr>
+    </w:lvl>
+    <w:lvl w:ilvl="6" w:tplc="0809000F" w:tentative="1">
+      <w:start w:val="1"/>
+      <w:numFmt w:val="decimal"/>
+      <w:lvlText w:val="%7."/>
+      <w:lvlJc w:val="left"/>
+      <w:pPr>
+        <w:ind w:left="5040" w:hanging="360"/>
+      </w:pPr>
+    </w:lvl>
+    <w:lvl w:ilvl="7" w:tplc="08090019" w:tentative="1">
+      <w:start w:val="1"/>
+      <w:numFmt w:val="lowerLetter"/>
+      <w:lvlText w:val="%8."/>
+      <w:lvlJc w:val="left"/>
+      <w:pPr>
+        <w:ind w:left="5760" w:hanging="360"/>
+      </w:pPr>
+    </w:lvl>
+    <w:lvl w:ilvl="8" w:tplc="0809001B" w:tentative="1">
+      <w:start w:val="1"/>
+      <w:numFmt w:val="lowerRoman"/>
+      <w:lvlText w:val="%9."/>
+      <w:lvlJc w:val="right"/>
+      <w:pPr>
+        <w:ind w:left="6480" w:hanging="180"/>
+      </w:pPr>
+    </w:lvl>
+  </w:abstractNum>
+  <w:abstractNum w:abstractNumId="4" w15:restartNumberingAfterBreak="0">
+    <w:nsid w:val="239962CE"/>
+    <w:multiLevelType w:val="hybridMultilevel"/>
+    <w:tmpl w:val="AE8A74EA"/>
+    <w:lvl w:ilvl="0" w:tplc="0809000F">
+      <w:start w:val="1"/>
+      <w:numFmt w:val="decimal"/>
+      <w:lvlText w:val="%1."/>
+      <w:lvlJc w:val="left"/>
+      <w:pPr>
+        <w:ind w:left="720" w:hanging="360"/>
+      </w:pPr>
+    </w:lvl>
+    <w:lvl w:ilvl="1" w:tplc="08090019" w:tentative="1">
+      <w:start w:val="1"/>
+      <w:numFmt w:val="lowerLetter"/>
+      <w:lvlText w:val="%2."/>
+      <w:lvlJc w:val="left"/>
+      <w:pPr>
+        <w:ind w:left="1440" w:hanging="360"/>
+      </w:pPr>
+    </w:lvl>
+    <w:lvl w:ilvl="2" w:tplc="0809001B" w:tentative="1">
+      <w:start w:val="1"/>
+      <w:numFmt w:val="lowerRoman"/>
+      <w:lvlText w:val="%3."/>
+      <w:lvlJc w:val="right"/>
+      <w:pPr>
+        <w:ind w:left="2160" w:hanging="180"/>
+      </w:pPr>
+    </w:lvl>
+    <w:lvl w:ilvl="3" w:tplc="0809000F" w:tentative="1">
+      <w:start w:val="1"/>
+      <w:numFmt w:val="decimal"/>
+      <w:lvlText w:val="%4."/>
+      <w:lvlJc w:val="left"/>
+      <w:pPr>
+        <w:ind w:left="2880" w:hanging="360"/>
+      </w:pPr>
+    </w:lvl>
+    <w:lvl w:ilvl="4" w:tplc="08090019" w:tentative="1">
+      <w:start w:val="1"/>
+      <w:numFmt w:val="lowerLetter"/>
+      <w:lvlText w:val="%5."/>
+      <w:lvlJc w:val="left"/>
+      <w:pPr>
+        <w:ind w:left="3600" w:hanging="360"/>
+      </w:pPr>
+    </w:lvl>
+    <w:lvl w:ilvl="5" w:tplc="0809001B" w:tentative="1">
+      <w:start w:val="1"/>
+      <w:numFmt w:val="lowerRoman"/>
+      <w:lvlText w:val="%6."/>
+      <w:lvlJc w:val="right"/>
+      <w:pPr>
+        <w:ind w:left="4320" w:hanging="180"/>
+      </w:pPr>
+    </w:lvl>
+    <w:lvl w:ilvl="6" w:tplc="0809000F" w:tentative="1">
+      <w:start w:val="1"/>
+      <w:numFmt w:val="decimal"/>
+      <w:lvlText w:val="%7."/>
+      <w:lvlJc w:val="left"/>
+      <w:pPr>
+        <w:ind w:left="5040" w:hanging="360"/>
+      </w:pPr>
+    </w:lvl>
+    <w:lvl w:ilvl="7" w:tplc="08090019" w:tentative="1">
+      <w:start w:val="1"/>
+      <w:numFmt w:val="lowerLetter"/>
+      <w:lvlText w:val="%8."/>
+      <w:lvlJc w:val="left"/>
+      <w:pPr>
+        <w:ind w:left="5760" w:hanging="360"/>
+      </w:pPr>
+    </w:lvl>
+    <w:lvl w:ilvl="8" w:tplc="0809001B" w:tentative="1">
+      <w:start w:val="1"/>
+      <w:numFmt w:val="lowerRoman"/>
+      <w:lvlText w:val="%9."/>
+      <w:lvlJc w:val="right"/>
+      <w:pPr>
+        <w:ind w:left="6480" w:hanging="180"/>
+      </w:pPr>
+    </w:lvl>
+  </w:abstractNum>
+  <w:abstractNum w:abstractNumId="5" w15:restartNumberingAfterBreak="0">
+    <w:nsid w:val="35B80967"/>
+    <w:multiLevelType w:val="hybridMultilevel"/>
+    <w:tmpl w:val="74569098"/>
+    <w:lvl w:ilvl="0" w:tplc="FB209BEE">
+      <w:start w:val="1"/>
+      <w:numFmt w:val="decimal"/>
+      <w:suff w:val="space"/>
+      <w:lvlText w:val="2.5.%1"/>
+      <w:lvlJc w:val="left"/>
+      <w:pPr>
+        <w:ind w:left="720" w:hanging="360"/>
+      </w:pPr>
+      <w:rPr>
+        <w:rFonts w:hint="default"/>
+      </w:rPr>
+    </w:lvl>
+    <w:lvl w:ilvl="1" w:tplc="08090019" w:tentative="1">
+      <w:start w:val="1"/>
+      <w:numFmt w:val="lowerLetter"/>
+      <w:lvlText w:val="%2."/>
+      <w:lvlJc w:val="left"/>
+      <w:pPr>
+        <w:ind w:left="1440" w:hanging="360"/>
+      </w:pPr>
+    </w:lvl>
+    <w:lvl w:ilvl="2" w:tplc="0809001B" w:tentative="1">
+      <w:start w:val="1"/>
+      <w:numFmt w:val="lowerRoman"/>
+      <w:lvlText w:val="%3."/>
+      <w:lvlJc w:val="right"/>
+      <w:pPr>
+        <w:ind w:left="2160" w:hanging="180"/>
+      </w:pPr>
+    </w:lvl>
+    <w:lvl w:ilvl="3" w:tplc="0809000F" w:tentative="1">
+      <w:start w:val="1"/>
+      <w:numFmt w:val="decimal"/>
+      <w:lvlText w:val="%4."/>
+      <w:lvlJc w:val="left"/>
+      <w:pPr>
+        <w:ind w:left="2880" w:hanging="360"/>
+      </w:pPr>
+    </w:lvl>
+    <w:lvl w:ilvl="4" w:tplc="08090019" w:tentative="1">
+      <w:start w:val="1"/>
+      <w:numFmt w:val="lowerLetter"/>
+      <w:lvlText w:val="%5."/>
+      <w:lvlJc w:val="left"/>
+      <w:pPr>
+        <w:ind w:left="3600" w:hanging="360"/>
+      </w:pPr>
+    </w:lvl>
+    <w:lvl w:ilvl="5" w:tplc="0809001B" w:tentative="1">
+      <w:start w:val="1"/>
+      <w:numFmt w:val="lowerRoman"/>
+      <w:lvlText w:val="%6."/>
+      <w:lvlJc w:val="right"/>
+      <w:pPr>
+        <w:ind w:left="4320" w:hanging="180"/>
+      </w:pPr>
+    </w:lvl>
+    <w:lvl w:ilvl="6" w:tplc="0809000F" w:tentative="1">
+      <w:start w:val="1"/>
+      <w:numFmt w:val="decimal"/>
+      <w:lvlText w:val="%7."/>
+      <w:lvlJc w:val="left"/>
+      <w:pPr>
+        <w:ind w:left="5040" w:hanging="360"/>
+      </w:pPr>
+    </w:lvl>
+    <w:lvl w:ilvl="7" w:tplc="08090019" w:tentative="1">
+      <w:start w:val="1"/>
+      <w:numFmt w:val="lowerLetter"/>
+      <w:lvlText w:val="%8."/>
+      <w:lvlJc w:val="left"/>
+      <w:pPr>
+        <w:ind w:left="5760" w:hanging="360"/>
+      </w:pPr>
+    </w:lvl>
+    <w:lvl w:ilvl="8" w:tplc="0809001B" w:tentative="1">
+      <w:start w:val="1"/>
+      <w:numFmt w:val="lowerRoman"/>
+      <w:lvlText w:val="%9."/>
+      <w:lvlJc w:val="right"/>
+      <w:pPr>
+        <w:ind w:left="6480" w:hanging="180"/>
+      </w:pPr>
+    </w:lvl>
+  </w:abstractNum>
+  <w:abstractNum w:abstractNumId="6" w15:restartNumberingAfterBreak="0">
+    <w:nsid w:val="3D3F49CA"/>
+    <w:multiLevelType w:val="hybridMultilevel"/>
+    <w:tmpl w:val="10586AC4"/>
+    <w:lvl w:ilvl="0" w:tplc="64685BCE">
+      <w:start w:val="1"/>
+      <w:numFmt w:val="decimal"/>
+      <w:suff w:val="space"/>
+      <w:lvlText w:val="1.4.%1"/>
+      <w:lvlJc w:val="left"/>
+      <w:pPr>
+        <w:ind w:left="720" w:hanging="360"/>
+      </w:pPr>
+      <w:rPr>
+        <w:rFonts w:hint="default"/>
+        <w:b/>
+        <w:i w:val="0"/>
+      </w:rPr>
+    </w:lvl>
+    <w:lvl w:ilvl="1" w:tplc="08090019" w:tentative="1">
+      <w:start w:val="1"/>
+      <w:numFmt w:val="lowerLetter"/>
+      <w:lvlText w:val="%2."/>
+      <w:lvlJc w:val="left"/>
+      <w:pPr>
+        <w:ind w:left="1440" w:hanging="360"/>
+      </w:pPr>
+    </w:lvl>
+    <w:lvl w:ilvl="2" w:tplc="0809001B" w:tentative="1">
+      <w:start w:val="1"/>
+      <w:numFmt w:val="lowerRoman"/>
+      <w:lvlText w:val="%3."/>
+      <w:lvlJc w:val="right"/>
+      <w:pPr>
+        <w:ind w:left="2160" w:hanging="180"/>
+      </w:pPr>
+    </w:lvl>
+    <w:lvl w:ilvl="3" w:tplc="0809000F" w:tentative="1">
+      <w:start w:val="1"/>
+      <w:numFmt w:val="decimal"/>
+      <w:lvlText w:val="%4."/>
+      <w:lvlJc w:val="left"/>
+      <w:pPr>
+        <w:ind w:left="2880" w:hanging="360"/>
+      </w:pPr>
+    </w:lvl>
+    <w:lvl w:ilvl="4" w:tplc="08090019" w:tentative="1">
+      <w:start w:val="1"/>
+      <w:numFmt w:val="lowerLetter"/>
+      <w:lvlText w:val="%5."/>
+      <w:lvlJc w:val="left"/>
+      <w:pPr>
+        <w:ind w:left="3600" w:hanging="360"/>
+      </w:pPr>
+    </w:lvl>
+    <w:lvl w:ilvl="5" w:tplc="0809001B" w:tentative="1">
+      <w:start w:val="1"/>
+      <w:numFmt w:val="lowerRoman"/>
+      <w:lvlText w:val="%6."/>
+      <w:lvlJc w:val="right"/>
+      <w:pPr>
+        <w:ind w:left="4320" w:hanging="180"/>
+      </w:pPr>
+    </w:lvl>
+    <w:lvl w:ilvl="6" w:tplc="0809000F" w:tentative="1">
+      <w:start w:val="1"/>
+      <w:numFmt w:val="decimal"/>
+      <w:lvlText w:val="%7."/>
+      <w:lvlJc w:val="left"/>
+      <w:pPr>
+        <w:ind w:left="5040" w:hanging="360"/>
+      </w:pPr>
+    </w:lvl>
+    <w:lvl w:ilvl="7" w:tplc="08090019" w:tentative="1">
+      <w:start w:val="1"/>
+      <w:numFmt w:val="lowerLetter"/>
+      <w:lvlText w:val="%8."/>
+      <w:lvlJc w:val="left"/>
+      <w:pPr>
+        <w:ind w:left="5760" w:hanging="360"/>
+      </w:pPr>
+    </w:lvl>
+    <w:lvl w:ilvl="8" w:tplc="0809001B" w:tentative="1">
+      <w:start w:val="1"/>
+      <w:numFmt w:val="lowerRoman"/>
+      <w:lvlText w:val="%9."/>
+      <w:lvlJc w:val="right"/>
+      <w:pPr>
+        <w:ind w:left="6480" w:hanging="180"/>
+      </w:pPr>
+    </w:lvl>
+  </w:abstractNum>
+  <w:abstractNum w:abstractNumId="7" w15:restartNumberingAfterBreak="0">
+    <w:nsid w:val="41DD7C42"/>
+    <w:multiLevelType w:val="hybridMultilevel"/>
+    <w:tmpl w:val="2D7C5D60"/>
+    <w:lvl w:ilvl="0" w:tplc="0809000F">
+      <w:start w:val="1"/>
+      <w:numFmt w:val="decimal"/>
+      <w:lvlText w:val="%1."/>
+      <w:lvlJc w:val="left"/>
+      <w:pPr>
+        <w:ind w:left="720" w:hanging="360"/>
+      </w:pPr>
+    </w:lvl>
+    <w:lvl w:ilvl="1" w:tplc="08090019" w:tentative="1">
+      <w:start w:val="1"/>
+      <w:numFmt w:val="lowerLetter"/>
+      <w:lvlText w:val="%2."/>
+      <w:lvlJc w:val="left"/>
+      <w:pPr>
+        <w:ind w:left="1440" w:hanging="360"/>
+      </w:pPr>
+    </w:lvl>
+    <w:lvl w:ilvl="2" w:tplc="0809001B" w:tentative="1">
+      <w:start w:val="1"/>
+      <w:numFmt w:val="lowerRoman"/>
+      <w:lvlText w:val="%3."/>
+      <w:lvlJc w:val="right"/>
+      <w:pPr>
+        <w:ind w:left="2160" w:hanging="180"/>
+      </w:pPr>
+    </w:lvl>
+    <w:lvl w:ilvl="3" w:tplc="0809000F" w:tentative="1">
+      <w:start w:val="1"/>
+      <w:numFmt w:val="decimal"/>
+      <w:lvlText w:val="%4."/>
+      <w:lvlJc w:val="left"/>
+      <w:pPr>
+        <w:ind w:left="2880" w:hanging="360"/>
+      </w:pPr>
+    </w:lvl>
+    <w:lvl w:ilvl="4" w:tplc="08090019" w:tentative="1">
+      <w:start w:val="1"/>
+      <w:numFmt w:val="lowerLetter"/>
+      <w:lvlText w:val="%5."/>
+      <w:lvlJc w:val="left"/>
+      <w:pPr>
+        <w:ind w:left="3600" w:hanging="360"/>
+      </w:pPr>
+    </w:lvl>
+    <w:lvl w:ilvl="5" w:tplc="0809001B" w:tentative="1">
+      <w:start w:val="1"/>
+      <w:numFmt w:val="lowerRoman"/>
+      <w:lvlText w:val="%6."/>
+      <w:lvlJc w:val="right"/>
+      <w:pPr>
+        <w:ind w:left="4320" w:hanging="180"/>
+      </w:pPr>
+    </w:lvl>
+    <w:lvl w:ilvl="6" w:tplc="0809000F" w:tentative="1">
+      <w:start w:val="1"/>
+      <w:numFmt w:val="decimal"/>
+      <w:lvlText w:val="%7."/>
+      <w:lvlJc w:val="left"/>
+      <w:pPr>
+        <w:ind w:left="5040" w:hanging="360"/>
+      </w:pPr>
+    </w:lvl>
+    <w:lvl w:ilvl="7" w:tplc="08090019" w:tentative="1">
+      <w:start w:val="1"/>
+      <w:numFmt w:val="lowerLetter"/>
+      <w:lvlText w:val="%8."/>
+      <w:lvlJc w:val="left"/>
+      <w:pPr>
+        <w:ind w:left="5760" w:hanging="360"/>
+      </w:pPr>
+    </w:lvl>
+    <w:lvl w:ilvl="8" w:tplc="0809001B" w:tentative="1">
+      <w:start w:val="1"/>
+      <w:numFmt w:val="lowerRoman"/>
+      <w:lvlText w:val="%9."/>
+      <w:lvlJc w:val="right"/>
+      <w:pPr>
+        <w:ind w:left="6480" w:hanging="180"/>
+      </w:pPr>
+    </w:lvl>
+  </w:abstractNum>
+  <w:abstractNum w:abstractNumId="8" w15:restartNumberingAfterBreak="0">
+    <w:nsid w:val="5E204923"/>
+    <w:multiLevelType w:val="hybridMultilevel"/>
+    <w:tmpl w:val="017EA516"/>
+    <w:lvl w:ilvl="0" w:tplc="5B3A2266">
+      <w:start w:val="1"/>
+      <w:numFmt w:val="decimal"/>
+      <w:suff w:val="space"/>
+      <w:lvlText w:val="2.4.%1"/>
+      <w:lvlJc w:val="left"/>
+      <w:pPr>
+        <w:ind w:left="720" w:hanging="360"/>
+      </w:pPr>
+      <w:rPr>
+        <w:rFonts w:hint="default"/>
+        <w:b/>
+        <w:i w:val="0"/>
+      </w:rPr>
+    </w:lvl>
+    <w:lvl w:ilvl="1" w:tplc="08090019" w:tentative="1">
+      <w:start w:val="1"/>
+      <w:numFmt w:val="lowerLetter"/>
+      <w:lvlText w:val="%2."/>
+      <w:lvlJc w:val="left"/>
+      <w:pPr>
+        <w:ind w:left="1440" w:hanging="360"/>
+      </w:pPr>
+    </w:lvl>
+    <w:lvl w:ilvl="2" w:tplc="0809001B" w:tentative="1">
+      <w:start w:val="1"/>
+      <w:numFmt w:val="lowerRoman"/>
+      <w:lvlText w:val="%3."/>
+      <w:lvlJc w:val="right"/>
+      <w:pPr>
+        <w:ind w:left="2160" w:hanging="180"/>
+      </w:pPr>
+    </w:lvl>
+    <w:lvl w:ilvl="3" w:tplc="0809000F" w:tentative="1">
+      <w:start w:val="1"/>
+      <w:numFmt w:val="decimal"/>
+      <w:lvlText w:val="%4."/>
+      <w:lvlJc w:val="left"/>
+      <w:pPr>
+        <w:ind w:left="2880" w:hanging="360"/>
+      </w:pPr>
+    </w:lvl>
+    <w:lvl w:ilvl="4" w:tplc="08090019" w:tentative="1">
+      <w:start w:val="1"/>
+      <w:numFmt w:val="lowerLetter"/>
+      <w:lvlText w:val="%5."/>
+      <w:lvlJc w:val="left"/>
+      <w:pPr>
+        <w:ind w:left="3600" w:hanging="360"/>
+      </w:pPr>
+    </w:lvl>
+    <w:lvl w:ilvl="5" w:tplc="0809001B" w:tentative="1">
+      <w:start w:val="1"/>
+      <w:numFmt w:val="lowerRoman"/>
+      <w:lvlText w:val="%6."/>
+      <w:lvlJc w:val="right"/>
+      <w:pPr>
+        <w:ind w:left="4320" w:hanging="180"/>
+      </w:pPr>
+    </w:lvl>
+    <w:lvl w:ilvl="6" w:tplc="0809000F" w:tentative="1">
+      <w:start w:val="1"/>
+      <w:numFmt w:val="decimal"/>
+      <w:lvlText w:val="%7."/>
+      <w:lvlJc w:val="left"/>
+      <w:pPr>
+        <w:ind w:left="5040" w:hanging="360"/>
+      </w:pPr>
+    </w:lvl>
+    <w:lvl w:ilvl="7" w:tplc="08090019" w:tentative="1">
+      <w:start w:val="1"/>
+      <w:numFmt w:val="lowerLetter"/>
+      <w:lvlText w:val="%8."/>
+      <w:lvlJc w:val="left"/>
+      <w:pPr>
+        <w:ind w:left="5760" w:hanging="360"/>
+      </w:pPr>
+    </w:lvl>
+    <w:lvl w:ilvl="8" w:tplc="0809001B" w:tentative="1">
+      <w:start w:val="1"/>
+      <w:numFmt w:val="lowerRoman"/>
+      <w:lvlText w:val="%9."/>
+      <w:lvlJc w:val="right"/>
+      <w:pPr>
+        <w:ind w:left="6480" w:hanging="180"/>
+      </w:pPr>
+    </w:lvl>
+  </w:abstractNum>
+  <w:abstractNum w:abstractNumId="9" w15:restartNumberingAfterBreak="0">
+    <w:nsid w:val="5E2D1D54"/>
+    <w:multiLevelType w:val="hybridMultilevel"/>
+    <w:tmpl w:val="4886B3E4"/>
+    <w:lvl w:ilvl="0" w:tplc="D59C4A48">
+      <w:start w:val="1"/>
+      <w:numFmt w:val="decimal"/>
+      <w:suff w:val="space"/>
+      <w:lvlText w:val="1.1.%1"/>
+      <w:lvlJc w:val="left"/>
+      <w:pPr>
+        <w:ind w:left="720" w:hanging="360"/>
+      </w:pPr>
+      <w:rPr>
+        <w:rFonts w:hint="default"/>
+        <w:b/>
+      </w:rPr>
+    </w:lvl>
+    <w:lvl w:ilvl="1" w:tplc="08090019">
+      <w:start w:val="1"/>
+      <w:numFmt w:val="lowerLetter"/>
+      <w:lvlText w:val="%2."/>
+      <w:lvlJc w:val="left"/>
+      <w:pPr>
+        <w:ind w:left="1440" w:hanging="360"/>
+      </w:pPr>
+    </w:lvl>
+    <w:lvl w:ilvl="2" w:tplc="0809001B" w:tentative="1">
+      <w:start w:val="1"/>
+      <w:numFmt w:val="lowerRoman"/>
+      <w:lvlText w:val="%3."/>
+      <w:lvlJc w:val="right"/>
+      <w:pPr>
+        <w:ind w:left="2160" w:hanging="180"/>
+      </w:pPr>
+    </w:lvl>
+    <w:lvl w:ilvl="3" w:tplc="0809000F" w:tentative="1">
+      <w:start w:val="1"/>
+      <w:numFmt w:val="decimal"/>
+      <w:lvlText w:val="%4."/>
+      <w:lvlJc w:val="left"/>
+      <w:pPr>
+        <w:ind w:left="2880" w:hanging="360"/>
+      </w:pPr>
+    </w:lvl>
+    <w:lvl w:ilvl="4" w:tplc="08090019" w:tentative="1">
+      <w:start w:val="1"/>
+      <w:numFmt w:val="lowerLetter"/>
+      <w:lvlText w:val="%5."/>
+      <w:lvlJc w:val="left"/>
+      <w:pPr>
+        <w:ind w:left="3600" w:hanging="360"/>
+      </w:pPr>
+    </w:lvl>
+    <w:lvl w:ilvl="5" w:tplc="0809001B" w:tentative="1">
+      <w:start w:val="1"/>
+      <w:numFmt w:val="lowerRoman"/>
+      <w:lvlText w:val="%6."/>
+      <w:lvlJc w:val="right"/>
+      <w:pPr>
+        <w:ind w:left="4320" w:hanging="180"/>
+      </w:pPr>
+    </w:lvl>
+    <w:lvl w:ilvl="6" w:tplc="0809000F" w:tentative="1">
+      <w:start w:val="1"/>
+      <w:numFmt w:val="decimal"/>
+      <w:lvlText w:val="%7."/>
+      <w:lvlJc w:val="left"/>
+      <w:pPr>
+        <w:ind w:left="5040" w:hanging="360"/>
+      </w:pPr>
+    </w:lvl>
+    <w:lvl w:ilvl="7" w:tplc="08090019" w:tentative="1">
+      <w:start w:val="1"/>
+      <w:numFmt w:val="lowerLetter"/>
+      <w:lvlText w:val="%8."/>
+      <w:lvlJc w:val="left"/>
+      <w:pPr>
+        <w:ind w:left="5760" w:hanging="360"/>
+      </w:pPr>
+    </w:lvl>
+    <w:lvl w:ilvl="8" w:tplc="0809001B" w:tentative="1">
+      <w:start w:val="1"/>
+      <w:numFmt w:val="lowerRoman"/>
+      <w:lvlText w:val="%9."/>
+      <w:lvlJc w:val="right"/>
+      <w:pPr>
+        <w:ind w:left="6480" w:hanging="180"/>
+      </w:pPr>
+    </w:lvl>
+  </w:abstractNum>
+  <w:abstractNum w:abstractNumId="10" w15:restartNumberingAfterBreak="0">
+    <w:nsid w:val="5FC840E5"/>
+    <w:multiLevelType w:val="hybridMultilevel"/>
+    <w:tmpl w:val="C212BCF8"/>
+    <w:lvl w:ilvl="0" w:tplc="0809000F">
+      <w:start w:val="1"/>
+      <w:numFmt w:val="decimal"/>
+      <w:lvlText w:val="%1."/>
+      <w:lvlJc w:val="left"/>
+      <w:pPr>
+        <w:ind w:left="720" w:hanging="360"/>
+      </w:pPr>
+    </w:lvl>
+    <w:lvl w:ilvl="1" w:tplc="08090019" w:tentative="1">
+      <w:start w:val="1"/>
+      <w:numFmt w:val="lowerLetter"/>
+      <w:lvlText w:val="%2."/>
+      <w:lvlJc w:val="left"/>
+      <w:pPr>
+        <w:ind w:left="1440" w:hanging="360"/>
+      </w:pPr>
+    </w:lvl>
+    <w:lvl w:ilvl="2" w:tplc="0809001B" w:tentative="1">
+      <w:start w:val="1"/>
+      <w:numFmt w:val="lowerRoman"/>
+      <w:lvlText w:val="%3."/>
+      <w:lvlJc w:val="right"/>
+      <w:pPr>
+        <w:ind w:left="2160" w:hanging="180"/>
+      </w:pPr>
+    </w:lvl>
+    <w:lvl w:ilvl="3" w:tplc="0809000F" w:tentative="1">
+      <w:start w:val="1"/>
+      <w:numFmt w:val="decimal"/>
+      <w:lvlText w:val="%4."/>
+      <w:lvlJc w:val="left"/>
+      <w:pPr>
+        <w:ind w:left="2880" w:hanging="360"/>
+      </w:pPr>
+    </w:lvl>
+    <w:lvl w:ilvl="4" w:tplc="08090019" w:tentative="1">
+      <w:start w:val="1"/>
+      <w:numFmt w:val="lowerLetter"/>
+      <w:lvlText w:val="%5."/>
+      <w:lvlJc w:val="left"/>
+      <w:pPr>
+        <w:ind w:left="3600" w:hanging="360"/>
+      </w:pPr>
+    </w:lvl>
+    <w:lvl w:ilvl="5" w:tplc="0809001B" w:tentative="1">
+      <w:start w:val="1"/>
+      <w:numFmt w:val="lowerRoman"/>
+      <w:lvlText w:val="%6."/>
+      <w:lvlJc w:val="right"/>
+      <w:pPr>
+        <w:ind w:left="4320" w:hanging="180"/>
+      </w:pPr>
+    </w:lvl>
+    <w:lvl w:ilvl="6" w:tplc="0809000F" w:tentative="1">
+      <w:start w:val="1"/>
+      <w:numFmt w:val="decimal"/>
+      <w:lvlText w:val="%7."/>
+      <w:lvlJc w:val="left"/>
+      <w:pPr>
+        <w:ind w:left="5040" w:hanging="360"/>
+      </w:pPr>
+    </w:lvl>
+    <w:lvl w:ilvl="7" w:tplc="08090019" w:tentative="1">
+      <w:start w:val="1"/>
+      <w:numFmt w:val="lowerLetter"/>
+      <w:lvlText w:val="%8."/>
+      <w:lvlJc w:val="left"/>
+      <w:pPr>
+        <w:ind w:left="5760" w:hanging="360"/>
+      </w:pPr>
+    </w:lvl>
+    <w:lvl w:ilvl="8" w:tplc="0809001B" w:tentative="1">
+      <w:start w:val="1"/>
+      <w:numFmt w:val="lowerRoman"/>
+      <w:lvlText w:val="%9."/>
+      <w:lvlJc w:val="right"/>
+      <w:pPr>
+        <w:ind w:left="6480" w:hanging="180"/>
+      </w:pPr>
+    </w:lvl>
+  </w:abstractNum>
+  <w:abstractNum w:abstractNumId="11" w15:restartNumberingAfterBreak="0">
+    <w:nsid w:val="633D5D18"/>
+    <w:multiLevelType w:val="hybridMultilevel"/>
+    <w:tmpl w:val="7CE617AA"/>
+    <w:lvl w:ilvl="0" w:tplc="41AA709E">
+      <w:start w:val="1"/>
+      <w:numFmt w:val="decimal"/>
+      <w:suff w:val="space"/>
+      <w:lvlText w:val="2.2.%1"/>
+      <w:lvlJc w:val="left"/>
+      <w:pPr>
+        <w:ind w:left="720" w:hanging="360"/>
+      </w:pPr>
+      <w:rPr>
+        <w:rFonts w:hint="default"/>
+        <w:b/>
+        <w:i w:val="0"/>
+      </w:rPr>
+    </w:lvl>
+    <w:lvl w:ilvl="1" w:tplc="08090019" w:tentative="1">
+      <w:start w:val="1"/>
+      <w:numFmt w:val="lowerLetter"/>
+      <w:lvlText w:val="%2."/>
+      <w:lvlJc w:val="left"/>
+      <w:pPr>
+        <w:ind w:left="1440" w:hanging="360"/>
+      </w:pPr>
+    </w:lvl>
+    <w:lvl w:ilvl="2" w:tplc="0809001B" w:tentative="1">
+      <w:start w:val="1"/>
+      <w:numFmt w:val="lowerRoman"/>
+      <w:lvlText w:val="%3."/>
+      <w:lvlJc w:val="right"/>
+      <w:pPr>
+        <w:ind w:left="2160" w:hanging="180"/>
+      </w:pPr>
+    </w:lvl>
+    <w:lvl w:ilvl="3" w:tplc="0809000F" w:tentative="1">
+      <w:start w:val="1"/>
+      <w:numFmt w:val="decimal"/>
+      <w:lvlText w:val="%4."/>
+      <w:lvlJc w:val="left"/>
+      <w:pPr>
+        <w:ind w:left="2880" w:hanging="360"/>
+      </w:pPr>
+    </w:lvl>
+    <w:lvl w:ilvl="4" w:tplc="08090019" w:tentative="1">
+      <w:start w:val="1"/>
+      <w:numFmt w:val="lowerLetter"/>
+      <w:lvlText w:val="%5."/>
+      <w:lvlJc w:val="left"/>
+      <w:pPr>
+        <w:ind w:left="3600" w:hanging="360"/>
+      </w:pPr>
+    </w:lvl>
+    <w:lvl w:ilvl="5" w:tplc="0809001B" w:tentative="1">
+      <w:start w:val="1"/>
+      <w:numFmt w:val="lowerRoman"/>
+      <w:lvlText w:val="%6."/>
+      <w:lvlJc w:val="right"/>
+      <w:pPr>
+        <w:ind w:left="4320" w:hanging="180"/>
+      </w:pPr>
+    </w:lvl>
+    <w:lvl w:ilvl="6" w:tplc="0809000F" w:tentative="1">
+      <w:start w:val="1"/>
+      <w:numFmt w:val="decimal"/>
+      <w:lvlText w:val="%7."/>
+      <w:lvlJc w:val="left"/>
+      <w:pPr>
+        <w:ind w:left="5040" w:hanging="360"/>
+      </w:pPr>
+    </w:lvl>
+    <w:lvl w:ilvl="7" w:tplc="08090019" w:tentative="1">
+      <w:start w:val="1"/>
+      <w:numFmt w:val="lowerLetter"/>
+      <w:lvlText w:val="%8."/>
+      <w:lvlJc w:val="left"/>
+      <w:pPr>
+        <w:ind w:left="5760" w:hanging="360"/>
+      </w:pPr>
+    </w:lvl>
+    <w:lvl w:ilvl="8" w:tplc="0809001B" w:tentative="1">
+      <w:start w:val="1"/>
+      <w:numFmt w:val="lowerRoman"/>
+      <w:lvlText w:val="%9."/>
+      <w:lvlJc w:val="right"/>
+      <w:pPr>
+        <w:ind w:left="6480" w:hanging="180"/>
+      </w:pPr>
+    </w:lvl>
+  </w:abstractNum>
+  <w:abstractNum w:abstractNumId="12" w15:restartNumberingAfterBreak="0">
+    <w:nsid w:val="68BD68E6"/>
+    <w:multiLevelType w:val="hybridMultilevel"/>
+    <w:tmpl w:val="067E8672"/>
+    <w:lvl w:ilvl="0" w:tplc="68B8E78A">
+      <w:start w:val="1"/>
+      <w:numFmt w:val="decimal"/>
+      <w:suff w:val="space"/>
+      <w:lvlText w:val="2.3.%1"/>
+      <w:lvlJc w:val="left"/>
+      <w:pPr>
+        <w:ind w:left="720" w:hanging="360"/>
+      </w:pPr>
+      <w:rPr>
+        <w:rFonts w:hint="default"/>
+        <w:b/>
+        <w:i w:val="0"/>
+      </w:rPr>
+    </w:lvl>
+    <w:lvl w:ilvl="1" w:tplc="08090019" w:tentative="1">
+      <w:start w:val="1"/>
+      <w:numFmt w:val="lowerLetter"/>
+      <w:lvlText w:val="%2."/>
+      <w:lvlJc w:val="left"/>
+      <w:pPr>
+        <w:ind w:left="1440" w:hanging="360"/>
+      </w:pPr>
+    </w:lvl>
+    <w:lvl w:ilvl="2" w:tplc="0809001B" w:tentative="1">
+      <w:start w:val="1"/>
+      <w:numFmt w:val="lowerRoman"/>
+      <w:lvlText w:val="%3."/>
+      <w:lvlJc w:val="right"/>
+      <w:pPr>
+        <w:ind w:left="2160" w:hanging="180"/>
+      </w:pPr>
+    </w:lvl>
+    <w:lvl w:ilvl="3" w:tplc="0809000F" w:tentative="1">
+      <w:start w:val="1"/>
+      <w:numFmt w:val="decimal"/>
+      <w:lvlText w:val="%4."/>
+      <w:lvlJc w:val="left"/>
+      <w:pPr>
+        <w:ind w:left="2880" w:hanging="360"/>
+      </w:pPr>
+    </w:lvl>
+    <w:lvl w:ilvl="4" w:tplc="08090019" w:tentative="1">
+      <w:start w:val="1"/>
+      <w:numFmt w:val="lowerLetter"/>
+      <w:lvlText w:val="%5."/>
+      <w:lvlJc w:val="left"/>
+      <w:pPr>
+        <w:ind w:left="3600" w:hanging="360"/>
+      </w:pPr>
+    </w:lvl>
+    <w:lvl w:ilvl="5" w:tplc="0809001B" w:tentative="1">
+      <w:start w:val="1"/>
+      <w:numFmt w:val="lowerRoman"/>
+      <w:lvlText w:val="%6."/>
+      <w:lvlJc w:val="right"/>
+      <w:pPr>
+        <w:ind w:left="4320" w:hanging="180"/>
+      </w:pPr>
+    </w:lvl>
+    <w:lvl w:ilvl="6" w:tplc="0809000F" w:tentative="1">
+      <w:start w:val="1"/>
+      <w:numFmt w:val="decimal"/>
+      <w:lvlText w:val="%7."/>
+      <w:lvlJc w:val="left"/>
+      <w:pPr>
+        <w:ind w:left="5040" w:hanging="360"/>
+      </w:pPr>
+    </w:lvl>
+    <w:lvl w:ilvl="7" w:tplc="08090019" w:tentative="1">
+      <w:start w:val="1"/>
+      <w:numFmt w:val="lowerLetter"/>
+      <w:lvlText w:val="%8."/>
+      <w:lvlJc w:val="left"/>
+      <w:pPr>
+        <w:ind w:left="5760" w:hanging="360"/>
+      </w:pPr>
+    </w:lvl>
+    <w:lvl w:ilvl="8" w:tplc="0809001B" w:tentative="1">
+      <w:start w:val="1"/>
+      <w:numFmt w:val="lowerRoman"/>
+      <w:lvlText w:val="%9."/>
+      <w:lvlJc w:val="right"/>
+      <w:pPr>
+        <w:ind w:left="6480" w:hanging="180"/>
+      </w:pPr>
+    </w:lvl>
+  </w:abstractNum>
+  <w:abstractNum w:abstractNumId="13" w15:restartNumberingAfterBreak="0">
+    <w:nsid w:val="7A333747"/>
+    <w:multiLevelType w:val="hybridMultilevel"/>
+    <w:tmpl w:val="D9ECC132"/>
+    <w:lvl w:ilvl="0" w:tplc="1A126612">
+      <w:start w:val="1"/>
+      <w:numFmt w:val="decimal"/>
+      <w:suff w:val="space"/>
+      <w:lvlText w:val="1.3.%1"/>
+      <w:lvlJc w:val="left"/>
+      <w:pPr>
+        <w:ind w:left="720" w:hanging="360"/>
+      </w:pPr>
+      <w:rPr>
+        <w:rFonts w:hint="default"/>
+        <w:b/>
+      </w:rPr>
+    </w:lvl>
+    <w:lvl w:ilvl="1" w:tplc="1D407E66">
+      <w:start w:val="1"/>
+      <w:numFmt w:val="lowerLetter"/>
+      <w:lvlText w:val="%2."/>
+      <w:lvlJc w:val="left"/>
+      <w:pPr>
+        <w:ind w:left="1440" w:hanging="360"/>
+      </w:pPr>
+      <w:rPr>
+        <w:b w:val="0"/>
+      </w:rPr>
+    </w:lvl>
+    <w:lvl w:ilvl="2" w:tplc="0809001B" w:tentative="1">
+      <w:start w:val="1"/>
+      <w:numFmt w:val="lowerRoman"/>
+      <w:lvlText w:val="%3."/>
+      <w:lvlJc w:val="right"/>
+      <w:pPr>
+        <w:ind w:left="2160" w:hanging="180"/>
+      </w:pPr>
+    </w:lvl>
+    <w:lvl w:ilvl="3" w:tplc="0809000F" w:tentative="1">
+      <w:start w:val="1"/>
+      <w:numFmt w:val="decimal"/>
+      <w:lvlText w:val="%4."/>
+      <w:lvlJc w:val="left"/>
+      <w:pPr>
+        <w:ind w:left="2880" w:hanging="360"/>
+      </w:pPr>
+    </w:lvl>
+    <w:lvl w:ilvl="4" w:tplc="08090019" w:tentative="1">
+      <w:start w:val="1"/>
+      <w:numFmt w:val="lowerLetter"/>
+      <w:lvlText w:val="%5."/>
+      <w:lvlJc w:val="left"/>
+      <w:pPr>
+        <w:ind w:left="3600" w:hanging="360"/>
+      </w:pPr>
+    </w:lvl>
+    <w:lvl w:ilvl="5" w:tplc="0809001B" w:tentative="1">
+      <w:start w:val="1"/>
+      <w:numFmt w:val="lowerRoman"/>
+      <w:lvlText w:val="%6."/>
+      <w:lvlJc w:val="right"/>
+      <w:pPr>
+        <w:ind w:left="4320" w:hanging="180"/>
+      </w:pPr>
+    </w:lvl>
+    <w:lvl w:ilvl="6" w:tplc="0809000F" w:tentative="1">
+      <w:start w:val="1"/>
+      <w:numFmt w:val="decimal"/>
+      <w:lvlText w:val="%7."/>
+      <w:lvlJc w:val="left"/>
+      <w:pPr>
+        <w:ind w:left="5040" w:hanging="360"/>
+      </w:pPr>
+    </w:lvl>
+    <w:lvl w:ilvl="7" w:tplc="08090019" w:tentative="1">
+      <w:start w:val="1"/>
+      <w:numFmt w:val="lowerLetter"/>
+      <w:lvlText w:val="%8."/>
+      <w:lvlJc w:val="left"/>
+      <w:pPr>
+        <w:ind w:left="5760" w:hanging="360"/>
+      </w:pPr>
+    </w:lvl>
+    <w:lvl w:ilvl="8" w:tplc="0809001B" w:tentative="1">
+      <w:start w:val="1"/>
+      <w:numFmt w:val="lowerRoman"/>
+      <w:lvlText w:val="%9."/>
+      <w:lvlJc w:val="right"/>
+      <w:pPr>
+        <w:ind w:left="6480" w:hanging="180"/>
+      </w:pPr>
+    </w:lvl>
+  </w:abstractNum>
+  <w:abstractNum w:abstractNumId="14" w15:restartNumberingAfterBreak="0">
+    <w:nsid w:val="7AF56A3B"/>
+    <w:multiLevelType w:val="hybridMultilevel"/>
+    <w:tmpl w:val="6F102F6A"/>
+    <w:lvl w:ilvl="0" w:tplc="0809000F">
+      <w:start w:val="1"/>
+      <w:numFmt w:val="decimal"/>
+      <w:lvlText w:val="%1."/>
+      <w:lvlJc w:val="left"/>
+      <w:pPr>
+        <w:ind w:left="720" w:hanging="360"/>
+      </w:pPr>
+    </w:lvl>
+    <w:lvl w:ilvl="1" w:tplc="08090019" w:tentative="1">
+      <w:start w:val="1"/>
+      <w:numFmt w:val="lowerLetter"/>
+      <w:lvlText w:val="%2."/>
+      <w:lvlJc w:val="left"/>
+      <w:pPr>
+        <w:ind w:left="1440" w:hanging="360"/>
+      </w:pPr>
+    </w:lvl>
+    <w:lvl w:ilvl="2" w:tplc="0809001B" w:tentative="1">
+      <w:start w:val="1"/>
+      <w:numFmt w:val="lowerRoman"/>
+      <w:lvlText w:val="%3."/>
+      <w:lvlJc w:val="right"/>
+      <w:pPr>
+        <w:ind w:left="2160" w:hanging="180"/>
+      </w:pPr>
+    </w:lvl>
+    <w:lvl w:ilvl="3" w:tplc="0809000F" w:tentative="1">
+      <w:start w:val="1"/>
+      <w:numFmt w:val="decimal"/>
+      <w:lvlText w:val="%4."/>
+      <w:lvlJc w:val="left"/>
+      <w:pPr>
+        <w:ind w:left="2880" w:hanging="360"/>
+      </w:pPr>
+    </w:lvl>
+    <w:lvl w:ilvl="4" w:tplc="08090019" w:tentative="1">
+      <w:start w:val="1"/>
+      <w:numFmt w:val="lowerLetter"/>
+      <w:lvlText w:val="%5."/>
+      <w:lvlJc w:val="left"/>
+      <w:pPr>
+        <w:ind w:left="3600" w:hanging="360"/>
+      </w:pPr>
+    </w:lvl>
+    <w:lvl w:ilvl="5" w:tplc="0809001B" w:tentative="1">
+      <w:start w:val="1"/>
+      <w:numFmt w:val="lowerRoman"/>
+      <w:lvlText w:val="%6."/>
+      <w:lvlJc w:val="right"/>
+      <w:pPr>
+        <w:ind w:left="4320" w:hanging="180"/>
+      </w:pPr>
+    </w:lvl>
+    <w:lvl w:ilvl="6" w:tplc="0809000F" w:tentative="1">
+      <w:start w:val="1"/>
+      <w:numFmt w:val="decimal"/>
+      <w:lvlText w:val="%7."/>
+      <w:lvlJc w:val="left"/>
+      <w:pPr>
+        <w:ind w:left="5040" w:hanging="360"/>
+      </w:pPr>
+    </w:lvl>
+    <w:lvl w:ilvl="7" w:tplc="08090019" w:tentative="1">
+      <w:start w:val="1"/>
+      <w:numFmt w:val="lowerLetter"/>
+      <w:lvlText w:val="%8."/>
+      <w:lvlJc w:val="left"/>
+      <w:pPr>
+        <w:ind w:left="5760" w:hanging="360"/>
+      </w:pPr>
+    </w:lvl>
+    <w:lvl w:ilvl="8" w:tplc="0809001B" w:tentative="1">
+      <w:start w:val="1"/>
+      <w:numFmt w:val="lowerRoman"/>
+      <w:lvlText w:val="%9."/>
+      <w:lvlJc w:val="right"/>
+      <w:pPr>
+        <w:ind w:left="6480" w:hanging="180"/>
+      </w:pPr>
+    </w:lvl>
+  </w:abstractNum>
+  <w:num w:numId="1" w16cid:durableId="1431583377">
+    <w:abstractNumId w:val="2"/>
+  </w:num>
+  <w:num w:numId="2" w16cid:durableId="1206454543">
+    <w:abstractNumId w:val="4"/>
+  </w:num>
+  <w:num w:numId="3" w16cid:durableId="1270578553">
+    <w:abstractNumId w:val="10"/>
+  </w:num>
+  <w:num w:numId="4" w16cid:durableId="1241256535">
+    <w:abstractNumId w:val="7"/>
+  </w:num>
+  <w:num w:numId="5" w16cid:durableId="912617185">
+    <w:abstractNumId w:val="14"/>
+  </w:num>
+  <w:num w:numId="6" w16cid:durableId="700394734">
+    <w:abstractNumId w:val="9"/>
+  </w:num>
+  <w:num w:numId="7" w16cid:durableId="2122072344">
+    <w:abstractNumId w:val="0"/>
+  </w:num>
+  <w:num w:numId="8" w16cid:durableId="1362709268">
+    <w:abstractNumId w:val="13"/>
+  </w:num>
+  <w:num w:numId="9" w16cid:durableId="1096050048">
+    <w:abstractNumId w:val="6"/>
+  </w:num>
+  <w:num w:numId="10" w16cid:durableId="1296328077">
+    <w:abstractNumId w:val="3"/>
+  </w:num>
+  <w:num w:numId="11" w16cid:durableId="657878370">
+    <w:abstractNumId w:val="1"/>
+  </w:num>
+  <w:num w:numId="12" w16cid:durableId="1912352903">
+    <w:abstractNumId w:val="11"/>
+  </w:num>
+  <w:num w:numId="13" w16cid:durableId="556018646">
+    <w:abstractNumId w:val="12"/>
+  </w:num>
+  <w:num w:numId="14" w16cid:durableId="92363046">
+    <w:abstractNumId w:val="8"/>
+  </w:num>
+  <w:num w:numId="15" w16cid:durableId="1380978092">
+    <w:abstractNumId w:val="5"/>
+  </w:num>
+</w:numbering>
 </file>
 
 <file path=word/styles.xml><?xml version="1.0" encoding="utf-8"?>

--- a/Appendix.docx
+++ b/Appendix.docx
@@ -368,23 +368,7 @@
           <w:sz w:val="20"/>
           <w:szCs w:val="20"/>
         </w:rPr>
-        <w:t xml:space="preserve">PASSIVE: Will usually get beat to the ball because </w:t>
-      </w:r>
-      <w:proofErr w:type="spellStart"/>
-      <w:r>
-        <w:rPr>
-          <w:sz w:val="20"/>
-          <w:szCs w:val="20"/>
-        </w:rPr>
-        <w:t>theyre</w:t>
-      </w:r>
-      <w:proofErr w:type="spellEnd"/>
-      <w:r>
-        <w:rPr>
-          <w:sz w:val="20"/>
-          <w:szCs w:val="20"/>
-        </w:rPr>
-        <w:t xml:space="preserve"> not quick enough, also may struggle offensively to get goals,</w:t>
+        <w:t>PASSIVE: Will usually get beat to the ball because theyre not quick enough, also may struggle offensively to get goals,</w:t>
       </w:r>
     </w:p>
     <w:p>
@@ -524,23 +508,7 @@
           <w:sz w:val="20"/>
           <w:szCs w:val="20"/>
         </w:rPr>
-        <w:t xml:space="preserve">It certainly has! The website made me realise I wasn’t actually using </w:t>
-      </w:r>
-      <w:proofErr w:type="spellStart"/>
-      <w:r>
-        <w:rPr>
-          <w:sz w:val="20"/>
-          <w:szCs w:val="20"/>
-        </w:rPr>
-        <w:t>powerslide</w:t>
-      </w:r>
-      <w:proofErr w:type="spellEnd"/>
-      <w:r>
-        <w:rPr>
-          <w:sz w:val="20"/>
-          <w:szCs w:val="20"/>
-        </w:rPr>
-        <w:t>, and that discovery really improved my movement by quite a bit.</w:t>
+        <w:t>It certainly has! The website made me realise I wasn’t actually using powerslide, and that discovery really improved my movement by quite a bit.</w:t>
       </w:r>
     </w:p>
     <w:p>
@@ -664,23 +632,7 @@
           <w:sz w:val="20"/>
           <w:szCs w:val="20"/>
         </w:rPr>
-        <w:t xml:space="preserve">Decoy: A skilled player who misses the ball </w:t>
-      </w:r>
-      <w:proofErr w:type="gramStart"/>
-      <w:r>
-        <w:rPr>
-          <w:sz w:val="20"/>
-          <w:szCs w:val="20"/>
-        </w:rPr>
-        <w:t>completely, yet</w:t>
-      </w:r>
-      <w:proofErr w:type="gramEnd"/>
-      <w:r>
-        <w:rPr>
-          <w:sz w:val="20"/>
-          <w:szCs w:val="20"/>
-        </w:rPr>
-        <w:t xml:space="preserve"> manages to confuse everyone in the process.</w:t>
+        <w:t>Decoy: A skilled player who misses the ball completely, yet manages to confuse everyone in the process.</w:t>
       </w:r>
     </w:p>
     <w:p>
@@ -789,23 +741,7 @@
           <w:sz w:val="20"/>
           <w:szCs w:val="20"/>
         </w:rPr>
-        <w:t xml:space="preserve">I’d advise bronzes to turn on ball cam (click triangle / Y on Xbox) and practice </w:t>
-      </w:r>
-      <w:proofErr w:type="spellStart"/>
-      <w:r>
-        <w:rPr>
-          <w:sz w:val="20"/>
-          <w:szCs w:val="20"/>
-        </w:rPr>
-        <w:t>powerslides</w:t>
-      </w:r>
-      <w:proofErr w:type="spellEnd"/>
-      <w:r>
-        <w:rPr>
-          <w:sz w:val="20"/>
-          <w:szCs w:val="20"/>
-        </w:rPr>
-        <w:t xml:space="preserve"> (click square / X on Xbox)</w:t>
+        <w:t>I’d advise bronzes to turn on ball cam (click triangle / Y on Xbox) and practice powerslides (click square / X on Xbox)</w:t>
       </w:r>
     </w:p>
     <w:p>
@@ -884,39 +820,7 @@
           <w:sz w:val="20"/>
           <w:szCs w:val="20"/>
         </w:rPr>
-        <w:t xml:space="preserve">An overall data overview may be useful for all levels of players, considering Finn is the highest rank, while Jake is a middle rank. The sort of data included in the overview can be similar as ballchasing.com, such as boost metrics to help with boost management and other general statistics, things like the lack of </w:t>
-      </w:r>
-      <w:proofErr w:type="spellStart"/>
-      <w:r>
-        <w:rPr>
-          <w:sz w:val="20"/>
-          <w:szCs w:val="20"/>
-        </w:rPr>
-        <w:t>powerslide</w:t>
-      </w:r>
-      <w:proofErr w:type="spellEnd"/>
-      <w:r>
-        <w:rPr>
-          <w:sz w:val="20"/>
-          <w:szCs w:val="20"/>
-        </w:rPr>
-        <w:t xml:space="preserve"> use should be covered in the data comparison section of my project, where Jake’s lack of </w:t>
-      </w:r>
-      <w:proofErr w:type="spellStart"/>
-      <w:r>
-        <w:rPr>
-          <w:sz w:val="20"/>
-          <w:szCs w:val="20"/>
-        </w:rPr>
-        <w:t>powerslide</w:t>
-      </w:r>
-      <w:proofErr w:type="spellEnd"/>
-      <w:r>
-        <w:rPr>
-          <w:sz w:val="20"/>
-          <w:szCs w:val="20"/>
-        </w:rPr>
-        <w:t xml:space="preserve"> would be highlighted.</w:t>
+        <w:t>An overall data overview may be useful for all levels of players, considering Finn is the highest rank, while Jake is a middle rank. The sort of data included in the overview can be similar as ballchasing.com, such as boost metrics to help with boost management and other general statistics, things like the lack of powerslide use should be covered in the data comparison section of my project, where Jake’s lack of powerslide would be highlighted.</w:t>
       </w:r>
     </w:p>
     <w:p>
@@ -1035,167 +939,7 @@
           <w:sz w:val="20"/>
           <w:szCs w:val="20"/>
         </w:rPr>
-        <w:t xml:space="preserve">yes, although not as much with the 10 </w:t>
-      </w:r>
-      <w:proofErr w:type="gramStart"/>
-      <w:r>
-        <w:rPr>
-          <w:sz w:val="20"/>
-          <w:szCs w:val="20"/>
-        </w:rPr>
-        <w:t>replay</w:t>
-      </w:r>
-      <w:proofErr w:type="gramEnd"/>
-      <w:r>
-        <w:rPr>
-          <w:sz w:val="20"/>
-          <w:szCs w:val="20"/>
-        </w:rPr>
-        <w:t xml:space="preserve"> </w:t>
-      </w:r>
-      <w:proofErr w:type="gramStart"/>
-      <w:r>
-        <w:rPr>
-          <w:sz w:val="20"/>
-          <w:szCs w:val="20"/>
-        </w:rPr>
-        <w:t>limit</w:t>
-      </w:r>
-      <w:proofErr w:type="gramEnd"/>
-      <w:r>
-        <w:rPr>
-          <w:sz w:val="20"/>
-          <w:szCs w:val="20"/>
-        </w:rPr>
-        <w:t xml:space="preserve"> they added. I have tried to although only once or twice. Not sure if it counts but getting replays from when you were at your peak and watching them back in </w:t>
-      </w:r>
-      <w:proofErr w:type="spellStart"/>
-      <w:r>
-        <w:rPr>
-          <w:sz w:val="20"/>
-          <w:szCs w:val="20"/>
-        </w:rPr>
-        <w:t>rl</w:t>
-      </w:r>
-      <w:proofErr w:type="spellEnd"/>
-      <w:r>
-        <w:rPr>
-          <w:sz w:val="20"/>
-          <w:szCs w:val="20"/>
-        </w:rPr>
-        <w:t xml:space="preserve"> is helpful. In terms of on the </w:t>
-      </w:r>
-      <w:proofErr w:type="gramStart"/>
-      <w:r>
-        <w:rPr>
-          <w:sz w:val="20"/>
-          <w:szCs w:val="20"/>
-        </w:rPr>
-        <w:t>website</w:t>
-      </w:r>
-      <w:proofErr w:type="gramEnd"/>
-      <w:r>
-        <w:rPr>
-          <w:sz w:val="20"/>
-          <w:szCs w:val="20"/>
-        </w:rPr>
-        <w:t xml:space="preserve"> it was mostly looking at boost usage, positioning, time in air, average speed, basically all the stats that it summarises and comparing them to everyone else on the pitch. To see if there are trends in my gameplay, </w:t>
-      </w:r>
-      <w:proofErr w:type="spellStart"/>
-      <w:r>
-        <w:rPr>
-          <w:sz w:val="20"/>
-          <w:szCs w:val="20"/>
-        </w:rPr>
-        <w:t>e.g</w:t>
-      </w:r>
-      <w:proofErr w:type="spellEnd"/>
-      <w:r>
-        <w:rPr>
-          <w:sz w:val="20"/>
-          <w:szCs w:val="20"/>
-        </w:rPr>
-        <w:t xml:space="preserve"> super grounded (which </w:t>
-      </w:r>
-      <w:proofErr w:type="spellStart"/>
-      <w:r>
-        <w:rPr>
-          <w:sz w:val="20"/>
-          <w:szCs w:val="20"/>
-        </w:rPr>
-        <w:t>i</w:t>
-      </w:r>
-      <w:proofErr w:type="spellEnd"/>
-      <w:r>
-        <w:rPr>
-          <w:sz w:val="20"/>
-          <w:szCs w:val="20"/>
-        </w:rPr>
-        <w:t xml:space="preserve"> used to be when </w:t>
-      </w:r>
-      <w:proofErr w:type="spellStart"/>
-      <w:r>
-        <w:rPr>
-          <w:sz w:val="20"/>
-          <w:szCs w:val="20"/>
-        </w:rPr>
-        <w:t>i</w:t>
-      </w:r>
-      <w:proofErr w:type="spellEnd"/>
-      <w:r>
-        <w:rPr>
-          <w:sz w:val="20"/>
-          <w:szCs w:val="20"/>
-        </w:rPr>
-        <w:t xml:space="preserve"> used it a 1/2 years back) to get an idea of what </w:t>
-      </w:r>
-      <w:proofErr w:type="spellStart"/>
-      <w:r>
-        <w:rPr>
-          <w:sz w:val="20"/>
-          <w:szCs w:val="20"/>
-        </w:rPr>
-        <w:t>i'm</w:t>
-      </w:r>
-      <w:proofErr w:type="spellEnd"/>
-      <w:r>
-        <w:rPr>
-          <w:sz w:val="20"/>
-          <w:szCs w:val="20"/>
-        </w:rPr>
-        <w:t xml:space="preserve"> doing differently. Other than </w:t>
-      </w:r>
-      <w:proofErr w:type="gramStart"/>
-      <w:r>
-        <w:rPr>
-          <w:sz w:val="20"/>
-          <w:szCs w:val="20"/>
-        </w:rPr>
-        <w:t>that</w:t>
-      </w:r>
-      <w:proofErr w:type="gramEnd"/>
-      <w:r>
-        <w:rPr>
-          <w:sz w:val="20"/>
-          <w:szCs w:val="20"/>
-        </w:rPr>
-        <w:t xml:space="preserve"> </w:t>
-      </w:r>
-      <w:proofErr w:type="spellStart"/>
-      <w:r>
-        <w:rPr>
-          <w:sz w:val="20"/>
-          <w:szCs w:val="20"/>
-        </w:rPr>
-        <w:t>i</w:t>
-      </w:r>
-      <w:proofErr w:type="spellEnd"/>
-      <w:r>
-        <w:rPr>
-          <w:sz w:val="20"/>
-          <w:szCs w:val="20"/>
-        </w:rPr>
-        <w:t xml:space="preserve"> don't think theres anything else you can really use ballchasing for</w:t>
+        <w:t>yes, although not as much with the 10 replay limit they added. I have tried to although only once or twice. Not sure if it counts but getting replays from when you were at your peak and watching them back in rl is helpful. In terms of on the website it was mostly looking at boost usage, positioning, time in air, average speed, basically all the stats that it summarises and comparing them to everyone else on the pitch. To see if there are trends in my gameplay, e.g super grounded (which i used to be when i used it a 1/2 years back) to get an idea of what i'm doing differently. Other than that i don't think theres anything else you can really use ballchasing for</w:t>
       </w:r>
     </w:p>
     <w:p>
@@ -1215,103 +959,7 @@
           <w:sz w:val="20"/>
           <w:szCs w:val="20"/>
         </w:rPr>
-        <w:t xml:space="preserve">one thing that mostly </w:t>
-      </w:r>
-      <w:proofErr w:type="spellStart"/>
-      <w:r>
-        <w:rPr>
-          <w:sz w:val="20"/>
-          <w:szCs w:val="20"/>
-        </w:rPr>
-        <w:t>i'm</w:t>
-      </w:r>
-      <w:proofErr w:type="spellEnd"/>
-      <w:r>
-        <w:rPr>
-          <w:sz w:val="20"/>
-          <w:szCs w:val="20"/>
-        </w:rPr>
-        <w:t xml:space="preserve"> interested to see is there's a </w:t>
-      </w:r>
-      <w:proofErr w:type="spellStart"/>
-      <w:r>
-        <w:rPr>
-          <w:sz w:val="20"/>
-          <w:szCs w:val="20"/>
-        </w:rPr>
-        <w:t>johhnyboi</w:t>
-      </w:r>
-      <w:proofErr w:type="spellEnd"/>
-      <w:r>
-        <w:rPr>
-          <w:sz w:val="20"/>
-          <w:szCs w:val="20"/>
-        </w:rPr>
-        <w:t xml:space="preserve"> video a while back about % behind ball and </w:t>
-      </w:r>
-      <w:proofErr w:type="gramStart"/>
-      <w:r>
-        <w:rPr>
-          <w:sz w:val="20"/>
-          <w:szCs w:val="20"/>
-        </w:rPr>
-        <w:t>basically</w:t>
-      </w:r>
-      <w:proofErr w:type="gramEnd"/>
-      <w:r>
-        <w:rPr>
-          <w:sz w:val="20"/>
-          <w:szCs w:val="20"/>
-        </w:rPr>
-        <w:t xml:space="preserve"> he believed in 3s that had a significant correlation to winning. Would love to see that summarised to see if there is an actual correlation between the 2. More broadly, analysis of multiple games at once or even your whole library of games would be amazing to improve as you can 100% see your playstyle over many games and days which means you can be confident in the things you need to improve. This would be difficult </w:t>
-      </w:r>
-      <w:proofErr w:type="spellStart"/>
-      <w:r>
-        <w:rPr>
-          <w:sz w:val="20"/>
-          <w:szCs w:val="20"/>
-        </w:rPr>
-        <w:t>i</w:t>
-      </w:r>
-      <w:proofErr w:type="spellEnd"/>
-      <w:r>
-        <w:rPr>
-          <w:sz w:val="20"/>
-          <w:szCs w:val="20"/>
-        </w:rPr>
-        <w:t xml:space="preserve"> imagine but comparison to an average player at that rank/</w:t>
-      </w:r>
-      <w:proofErr w:type="spellStart"/>
-      <w:r>
-        <w:rPr>
-          <w:sz w:val="20"/>
-          <w:szCs w:val="20"/>
-        </w:rPr>
-        <w:t>mmr</w:t>
-      </w:r>
-      <w:proofErr w:type="spellEnd"/>
-      <w:r>
-        <w:rPr>
-          <w:sz w:val="20"/>
-          <w:szCs w:val="20"/>
-        </w:rPr>
-        <w:t xml:space="preserve"> in all the stats would be super helpful, like in a spider diagram so you can see </w:t>
-      </w:r>
-      <w:proofErr w:type="spellStart"/>
-      <w:r>
-        <w:rPr>
-          <w:sz w:val="20"/>
-          <w:szCs w:val="20"/>
-        </w:rPr>
-        <w:t>ur</w:t>
-      </w:r>
-      <w:proofErr w:type="spellEnd"/>
-      <w:r>
-        <w:rPr>
-          <w:sz w:val="20"/>
-          <w:szCs w:val="20"/>
-        </w:rPr>
-        <w:t xml:space="preserve"> speed is bad but your time behind ball is good, etc.,</w:t>
+        <w:t>one thing that mostly i'm interested to see is there's a johhnyboi video a while back about % behind ball and basically he believed in 3s that had a significant correlation to winning. Would love to see that summarised to see if there is an actual correlation between the 2. More broadly, analysis of multiple games at once or even your whole library of games would be amazing to improve as you can 100% see your playstyle over many games and days which means you can be confident in the things you need to improve. This would be difficult i imagine but comparison to an average player at that rank/mmr in all the stats would be super helpful, like in a spider diagram so you can see ur speed is bad but your time behind ball is good, etc.,</w:t>
       </w:r>
     </w:p>
     <w:p>
@@ -1331,55 +979,23 @@
           <w:sz w:val="20"/>
           <w:szCs w:val="20"/>
         </w:rPr>
-        <w:t xml:space="preserve">a) </w:t>
-      </w:r>
-      <w:proofErr w:type="spellStart"/>
-      <w:r>
-        <w:rPr>
-          <w:sz w:val="20"/>
-          <w:szCs w:val="20"/>
-        </w:rPr>
-        <w:t>redicter</w:t>
-      </w:r>
-      <w:proofErr w:type="spellEnd"/>
-      <w:r>
-        <w:rPr>
-          <w:sz w:val="20"/>
-          <w:szCs w:val="20"/>
-        </w:rPr>
-        <w:t xml:space="preserve">/striker= someone always ahead of ball. hard to differentiate with bump heavy playstyles though. </w:t>
-      </w:r>
-    </w:p>
-    <w:p>
-      <w:pPr>
-        <w:pStyle w:val="ListParagraph"/>
-        <w:rPr>
-          <w:sz w:val="20"/>
-          <w:szCs w:val="20"/>
-        </w:rPr>
-      </w:pPr>
-      <w:r>
-        <w:rPr>
-          <w:sz w:val="20"/>
-          <w:szCs w:val="20"/>
-        </w:rPr>
-        <w:t>b) Bumper/</w:t>
-      </w:r>
-      <w:proofErr w:type="spellStart"/>
-      <w:r>
-        <w:rPr>
-          <w:sz w:val="20"/>
-          <w:szCs w:val="20"/>
-        </w:rPr>
-        <w:t>demoer</w:t>
-      </w:r>
-      <w:proofErr w:type="spellEnd"/>
-      <w:r>
-        <w:rPr>
-          <w:sz w:val="20"/>
-          <w:szCs w:val="20"/>
-        </w:rPr>
-        <w:t xml:space="preserve">= ahead of ball + demos/bumps. </w:t>
+        <w:t xml:space="preserve">a) redicter/striker= someone always ahead of ball. hard to differentiate with bump heavy playstyles though. </w:t>
+      </w:r>
+    </w:p>
+    <w:p>
+      <w:pPr>
+        <w:pStyle w:val="ListParagraph"/>
+        <w:rPr>
+          <w:sz w:val="20"/>
+          <w:szCs w:val="20"/>
+        </w:rPr>
+      </w:pPr>
+      <w:r>
+        <w:rPr>
+          <w:sz w:val="20"/>
+          <w:szCs w:val="20"/>
+        </w:rPr>
+        <w:t xml:space="preserve">b) Bumper/demoer= ahead of ball + demos/bumps. </w:t>
       </w:r>
     </w:p>
     <w:p>
@@ -1444,23 +1060,7 @@
           <w:sz w:val="20"/>
           <w:szCs w:val="20"/>
         </w:rPr>
-        <w:t xml:space="preserve">f) </w:t>
-      </w:r>
-      <w:proofErr w:type="spellStart"/>
-      <w:r>
-        <w:rPr>
-          <w:sz w:val="20"/>
-          <w:szCs w:val="20"/>
-        </w:rPr>
-        <w:t>ballchaser</w:t>
-      </w:r>
-      <w:proofErr w:type="spellEnd"/>
-      <w:r>
-        <w:rPr>
-          <w:sz w:val="20"/>
-          <w:szCs w:val="20"/>
-        </w:rPr>
-        <w:t xml:space="preserve">= closeness to ball. </w:t>
+        <w:t xml:space="preserve">f) ballchaser= closeness to ball. </w:t>
       </w:r>
     </w:p>
     <w:p>
@@ -1492,48 +1092,23 @@
           <w:sz w:val="20"/>
           <w:szCs w:val="20"/>
         </w:rPr>
-        <w:t xml:space="preserve">h) low boost player (probably same as </w:t>
-      </w:r>
-      <w:proofErr w:type="spellStart"/>
-      <w:r>
-        <w:rPr>
-          <w:sz w:val="20"/>
-          <w:szCs w:val="20"/>
-        </w:rPr>
-        <w:t>ballchaser</w:t>
-      </w:r>
-      <w:proofErr w:type="spellEnd"/>
-      <w:r>
-        <w:rPr>
-          <w:sz w:val="20"/>
-          <w:szCs w:val="20"/>
-        </w:rPr>
-        <w:t xml:space="preserve">)= boost . </w:t>
-      </w:r>
-    </w:p>
-    <w:p>
-      <w:pPr>
-        <w:pStyle w:val="ListParagraph"/>
-        <w:rPr>
-          <w:sz w:val="20"/>
-          <w:szCs w:val="20"/>
-        </w:rPr>
-      </w:pPr>
-      <w:proofErr w:type="spellStart"/>
-      <w:r>
-        <w:rPr>
-          <w:sz w:val="20"/>
-          <w:szCs w:val="20"/>
-        </w:rPr>
-        <w:t>i</w:t>
-      </w:r>
-      <w:proofErr w:type="spellEnd"/>
-      <w:r>
-        <w:rPr>
-          <w:sz w:val="20"/>
-          <w:szCs w:val="20"/>
-        </w:rPr>
-        <w:t>) high boost player (probably same as big rotations)= boost</w:t>
+        <w:t xml:space="preserve">h) low boost player (probably same as ballchaser)= boost . </w:t>
+      </w:r>
+    </w:p>
+    <w:p>
+      <w:pPr>
+        <w:pStyle w:val="ListParagraph"/>
+        <w:rPr>
+          <w:sz w:val="20"/>
+          <w:szCs w:val="20"/>
+        </w:rPr>
+      </w:pPr>
+      <w:r>
+        <w:rPr>
+          <w:sz w:val="20"/>
+          <w:szCs w:val="20"/>
+        </w:rPr>
+        <w:t>i) high boost player (probably same as big rotations)= boost</w:t>
       </w:r>
     </w:p>
     <w:p>
@@ -1605,71 +1180,7 @@
           <w:sz w:val="20"/>
           <w:szCs w:val="20"/>
         </w:rPr>
-        <w:t xml:space="preserve">c) not back to defend, very </w:t>
-      </w:r>
-      <w:proofErr w:type="spellStart"/>
-      <w:r>
-        <w:rPr>
-          <w:sz w:val="20"/>
-          <w:szCs w:val="20"/>
-        </w:rPr>
-        <w:t>postivie</w:t>
-      </w:r>
-      <w:proofErr w:type="spellEnd"/>
-      <w:r>
-        <w:rPr>
-          <w:sz w:val="20"/>
-          <w:szCs w:val="20"/>
-        </w:rPr>
-        <w:t xml:space="preserve"> </w:t>
-      </w:r>
-      <w:proofErr w:type="spellStart"/>
-      <w:r>
-        <w:rPr>
-          <w:sz w:val="20"/>
-          <w:szCs w:val="20"/>
-        </w:rPr>
-        <w:t>playstle</w:t>
-      </w:r>
-      <w:proofErr w:type="spellEnd"/>
-      <w:r>
-        <w:rPr>
-          <w:sz w:val="20"/>
-          <w:szCs w:val="20"/>
-        </w:rPr>
-        <w:t xml:space="preserve">, </w:t>
-      </w:r>
-      <w:proofErr w:type="spellStart"/>
-      <w:r>
-        <w:rPr>
-          <w:sz w:val="20"/>
-          <w:szCs w:val="20"/>
-        </w:rPr>
-        <w:t>e.g</w:t>
-      </w:r>
-      <w:proofErr w:type="spellEnd"/>
-      <w:r>
-        <w:rPr>
-          <w:sz w:val="20"/>
-          <w:szCs w:val="20"/>
-        </w:rPr>
-        <w:t xml:space="preserve"> not worried about </w:t>
-      </w:r>
-      <w:proofErr w:type="spellStart"/>
-      <w:r>
-        <w:rPr>
-          <w:sz w:val="20"/>
-          <w:szCs w:val="20"/>
-        </w:rPr>
-        <w:t>defense</w:t>
-      </w:r>
-      <w:proofErr w:type="spellEnd"/>
-      <w:r>
-        <w:rPr>
-          <w:sz w:val="20"/>
-          <w:szCs w:val="20"/>
-        </w:rPr>
-        <w:t xml:space="preserve"> </w:t>
+        <w:t xml:space="preserve">c) not back to defend, very postivie playstle, e.g not worried about defense </w:t>
       </w:r>
     </w:p>
     <w:p>
@@ -1701,119 +1212,39 @@
           <w:sz w:val="20"/>
           <w:szCs w:val="20"/>
         </w:rPr>
-        <w:t xml:space="preserve">e) need </w:t>
-      </w:r>
-      <w:proofErr w:type="spellStart"/>
-      <w:r>
-        <w:rPr>
-          <w:sz w:val="20"/>
-          <w:szCs w:val="20"/>
-        </w:rPr>
-        <w:t>teamates</w:t>
-      </w:r>
-      <w:proofErr w:type="spellEnd"/>
-      <w:r>
-        <w:rPr>
-          <w:sz w:val="20"/>
-          <w:szCs w:val="20"/>
-        </w:rPr>
-        <w:t xml:space="preserve"> on some wavelength, often always looks for it even when not on. all or nothing play, 2 </w:t>
-      </w:r>
-      <w:proofErr w:type="gramStart"/>
-      <w:r>
-        <w:rPr>
-          <w:sz w:val="20"/>
-          <w:szCs w:val="20"/>
-        </w:rPr>
-        <w:t>commit</w:t>
-      </w:r>
-      <w:proofErr w:type="gramEnd"/>
-      <w:r>
-        <w:rPr>
-          <w:sz w:val="20"/>
-          <w:szCs w:val="20"/>
-        </w:rPr>
-        <w:t xml:space="preserve"> for 1 defender. won't shoot </w:t>
-      </w:r>
-    </w:p>
-    <w:p>
-      <w:pPr>
-        <w:pStyle w:val="ListParagraph"/>
-        <w:rPr>
-          <w:sz w:val="20"/>
-          <w:szCs w:val="20"/>
-        </w:rPr>
-      </w:pPr>
-      <w:r>
-        <w:rPr>
-          <w:sz w:val="20"/>
-          <w:szCs w:val="20"/>
-        </w:rPr>
-        <w:t xml:space="preserve">f/h) lack of speed, one bad </w:t>
-      </w:r>
-      <w:proofErr w:type="spellStart"/>
-      <w:r>
-        <w:rPr>
-          <w:sz w:val="20"/>
-          <w:szCs w:val="20"/>
-        </w:rPr>
-        <w:t>chall</w:t>
-      </w:r>
-      <w:proofErr w:type="spellEnd"/>
-      <w:r>
-        <w:rPr>
-          <w:sz w:val="20"/>
-          <w:szCs w:val="20"/>
-        </w:rPr>
-        <w:t xml:space="preserve">=out of play. cutting </w:t>
-      </w:r>
-      <w:proofErr w:type="spellStart"/>
-      <w:r>
-        <w:rPr>
-          <w:sz w:val="20"/>
-          <w:szCs w:val="20"/>
-        </w:rPr>
-        <w:t>teamate</w:t>
-      </w:r>
-      <w:proofErr w:type="spellEnd"/>
-      <w:r>
-        <w:rPr>
-          <w:sz w:val="20"/>
-          <w:szCs w:val="20"/>
-        </w:rPr>
-        <w:t xml:space="preserve"> even when they have better angle, </w:t>
-      </w:r>
-    </w:p>
-    <w:p>
-      <w:pPr>
-        <w:pStyle w:val="ListParagraph"/>
-        <w:rPr>
-          <w:sz w:val="20"/>
-          <w:szCs w:val="20"/>
-        </w:rPr>
-      </w:pPr>
-      <w:r>
-        <w:rPr>
-          <w:sz w:val="20"/>
-          <w:szCs w:val="20"/>
-        </w:rPr>
-        <w:t>g/</w:t>
-      </w:r>
-      <w:proofErr w:type="spellStart"/>
-      <w:r>
-        <w:rPr>
-          <w:sz w:val="20"/>
-          <w:szCs w:val="20"/>
-        </w:rPr>
-        <w:t>i</w:t>
-      </w:r>
-      <w:proofErr w:type="spellEnd"/>
-      <w:r>
-        <w:rPr>
-          <w:sz w:val="20"/>
-          <w:szCs w:val="20"/>
-        </w:rPr>
-        <w:t>) don't force enough, bad at pressuring ball, always gives space,</w:t>
+        <w:t xml:space="preserve">e) need teamates on some wavelength, often always looks for it even when not on. all or nothing play, 2 commit for 1 defender. won't shoot </w:t>
+      </w:r>
+    </w:p>
+    <w:p>
+      <w:pPr>
+        <w:pStyle w:val="ListParagraph"/>
+        <w:rPr>
+          <w:sz w:val="20"/>
+          <w:szCs w:val="20"/>
+        </w:rPr>
+      </w:pPr>
+      <w:r>
+        <w:rPr>
+          <w:sz w:val="20"/>
+          <w:szCs w:val="20"/>
+        </w:rPr>
+        <w:t xml:space="preserve">f/h) lack of speed, one bad chall=out of play. cutting teamate even when they have better angle, </w:t>
+      </w:r>
+    </w:p>
+    <w:p>
+      <w:pPr>
+        <w:pStyle w:val="ListParagraph"/>
+        <w:rPr>
+          <w:sz w:val="20"/>
+          <w:szCs w:val="20"/>
+        </w:rPr>
+      </w:pPr>
+      <w:r>
+        <w:rPr>
+          <w:sz w:val="20"/>
+          <w:szCs w:val="20"/>
+        </w:rPr>
+        <w:t>g/i) don't force enough, bad at pressuring ball, always gives space,</w:t>
       </w:r>
     </w:p>
     <w:p>
@@ -1833,23 +1264,7 @@
           <w:sz w:val="20"/>
           <w:szCs w:val="20"/>
         </w:rPr>
-        <w:t xml:space="preserve">average speed, </w:t>
-      </w:r>
-      <w:proofErr w:type="spellStart"/>
-      <w:r>
-        <w:rPr>
-          <w:sz w:val="20"/>
-          <w:szCs w:val="20"/>
-        </w:rPr>
-        <w:t>avg</w:t>
-      </w:r>
-      <w:proofErr w:type="spellEnd"/>
-      <w:r>
-        <w:rPr>
-          <w:sz w:val="20"/>
-          <w:szCs w:val="20"/>
-        </w:rPr>
-        <w:t xml:space="preserve"> boost</w:t>
+        <w:t>average speed, avg boost</w:t>
       </w:r>
     </w:p>
     <w:p>
@@ -1869,55 +1284,7 @@
           <w:sz w:val="20"/>
           <w:szCs w:val="20"/>
         </w:rPr>
-        <w:t xml:space="preserve">hit ball hard. think about </w:t>
-      </w:r>
-      <w:proofErr w:type="spellStart"/>
-      <w:r>
-        <w:rPr>
-          <w:sz w:val="20"/>
-          <w:szCs w:val="20"/>
-        </w:rPr>
-        <w:t>teamates</w:t>
-      </w:r>
-      <w:proofErr w:type="spellEnd"/>
-      <w:r>
-        <w:rPr>
-          <w:sz w:val="20"/>
-          <w:szCs w:val="20"/>
-        </w:rPr>
-        <w:t xml:space="preserve"> boost, positioning, etc. watch opponents not ball= all ranks below </w:t>
-      </w:r>
-      <w:proofErr w:type="spellStart"/>
-      <w:r>
-        <w:rPr>
-          <w:sz w:val="20"/>
-          <w:szCs w:val="20"/>
-        </w:rPr>
-        <w:t>ssl</w:t>
-      </w:r>
-      <w:proofErr w:type="spellEnd"/>
-      <w:r>
-        <w:rPr>
-          <w:sz w:val="20"/>
-          <w:szCs w:val="20"/>
-        </w:rPr>
-        <w:t xml:space="preserve">. </w:t>
-      </w:r>
-      <w:proofErr w:type="spellStart"/>
-      <w:r>
-        <w:rPr>
-          <w:sz w:val="20"/>
-          <w:szCs w:val="20"/>
-        </w:rPr>
-        <w:t>ssl</w:t>
-      </w:r>
-      <w:proofErr w:type="spellEnd"/>
-      <w:r>
-        <w:rPr>
-          <w:sz w:val="20"/>
-          <w:szCs w:val="20"/>
-        </w:rPr>
-        <w:t>= as before+ everything else in the game</w:t>
+        <w:t>hit ball hard. think about teamates boost, positioning, etc. watch opponents not ball= all ranks below ssl. ssl= as before+ everything else in the game</w:t>
       </w:r>
     </w:p>
     <w:p>
@@ -1937,39 +1304,7 @@
           <w:sz w:val="20"/>
           <w:szCs w:val="20"/>
         </w:rPr>
-        <w:t xml:space="preserve">could be= % behind ball, would have to verify this though, look at </w:t>
-      </w:r>
-      <w:proofErr w:type="spellStart"/>
-      <w:r>
-        <w:rPr>
-          <w:sz w:val="20"/>
-          <w:szCs w:val="20"/>
-        </w:rPr>
-        <w:t>johhnyboi</w:t>
-      </w:r>
-      <w:proofErr w:type="spellEnd"/>
-      <w:r>
-        <w:rPr>
-          <w:sz w:val="20"/>
-          <w:szCs w:val="20"/>
-        </w:rPr>
-        <w:t xml:space="preserve"> vid for more info. idk would have to separate out things to see more, </w:t>
-      </w:r>
-      <w:proofErr w:type="spellStart"/>
-      <w:r>
-        <w:rPr>
-          <w:sz w:val="20"/>
-          <w:szCs w:val="20"/>
-        </w:rPr>
-        <w:t>e.g</w:t>
-      </w:r>
-      <w:proofErr w:type="spellEnd"/>
-      <w:r>
-        <w:rPr>
-          <w:sz w:val="20"/>
-          <w:szCs w:val="20"/>
-        </w:rPr>
-        <w:t xml:space="preserve"> recovery speed, (like time from 0 to max speed)</w:t>
+        <w:t>could be= % behind ball, would have to verify this though, look at johhnyboi vid for more info. idk would have to separate out things to see more, e.g recovery speed, (like time from 0 to max speed)</w:t>
       </w:r>
     </w:p>
     <w:p>
@@ -1989,55 +1324,7 @@
           <w:sz w:val="20"/>
           <w:szCs w:val="20"/>
         </w:rPr>
-        <w:t xml:space="preserve">behind ball </w:t>
-      </w:r>
-      <w:proofErr w:type="spellStart"/>
-      <w:r>
-        <w:rPr>
-          <w:sz w:val="20"/>
-          <w:szCs w:val="20"/>
-        </w:rPr>
-        <w:t>i</w:t>
-      </w:r>
-      <w:proofErr w:type="spellEnd"/>
-      <w:r>
-        <w:rPr>
-          <w:sz w:val="20"/>
-          <w:szCs w:val="20"/>
-        </w:rPr>
-        <w:t xml:space="preserve"> think is because it means you're not out of play, always good defence and then if behind ball when attacking= in control of ball. </w:t>
-      </w:r>
-      <w:proofErr w:type="gramStart"/>
-      <w:r>
-        <w:rPr>
-          <w:sz w:val="20"/>
-          <w:szCs w:val="20"/>
-        </w:rPr>
-        <w:t>also</w:t>
-      </w:r>
-      <w:proofErr w:type="gramEnd"/>
-      <w:r>
-        <w:rPr>
-          <w:sz w:val="20"/>
-          <w:szCs w:val="20"/>
-        </w:rPr>
-        <w:t xml:space="preserve"> could show where </w:t>
-      </w:r>
-      <w:proofErr w:type="spellStart"/>
-      <w:r>
-        <w:rPr>
-          <w:sz w:val="20"/>
-          <w:szCs w:val="20"/>
-        </w:rPr>
-        <w:t>avg</w:t>
-      </w:r>
-      <w:proofErr w:type="spellEnd"/>
-      <w:r>
-        <w:rPr>
-          <w:sz w:val="20"/>
-          <w:szCs w:val="20"/>
-        </w:rPr>
-        <w:t xml:space="preserve"> ball position is, if in someone else's half probably likely they're on defence most of game=lose</w:t>
+        <w:t>behind ball i think is because it means you're not out of play, always good defence and then if behind ball when attacking= in control of ball. also could show where avg ball position is, if in someone else's half probably likely they're on defence most of game=lose</w:t>
       </w:r>
     </w:p>
     <w:p>
@@ -2136,23 +1423,7 @@
           <w:sz w:val="20"/>
           <w:szCs w:val="20"/>
         </w:rPr>
-        <w:t xml:space="preserve">A lot of the playstyle suggestions are useful, especially a-f, they line up with general ones I thought of as well as previous answers to this question, since many of these terms and labels are used frequently when describing a specific player. The characteristics related to each </w:t>
-      </w:r>
-      <w:proofErr w:type="gramStart"/>
-      <w:r>
-        <w:rPr>
-          <w:sz w:val="20"/>
-          <w:szCs w:val="20"/>
-        </w:rPr>
-        <w:t>ones</w:t>
-      </w:r>
-      <w:proofErr w:type="gramEnd"/>
-      <w:r>
-        <w:rPr>
-          <w:sz w:val="20"/>
-          <w:szCs w:val="20"/>
-        </w:rPr>
-        <w:t xml:space="preserve"> I generally agree with and will likely be included somewhat when creating the model that gives the user a playstyle. </w:t>
+        <w:t xml:space="preserve">A lot of the playstyle suggestions are useful, especially a-f, they line up with general ones I thought of as well as previous answers to this question, since many of these terms and labels are used frequently when describing a specific player. The characteristics related to each ones I generally agree with and will likely be included somewhat when creating the model that gives the user a playstyle. </w:t>
       </w:r>
     </w:p>
     <w:p>
@@ -2183,23 +1454,7 @@
           <w:szCs w:val="20"/>
         </w:rPr>
         <w:lastRenderedPageBreak/>
-        <w:t xml:space="preserve">Also, the multiple pieces of advice included in q5 for each playstyle show that when giving general advice for one, I can also back it up with evidence, so specific advice can be highlighted more if there are specific statistics that can be shown to prove it. </w:t>
-      </w:r>
-      <w:proofErr w:type="spellStart"/>
-      <w:r>
-        <w:rPr>
-          <w:sz w:val="20"/>
-          <w:szCs w:val="20"/>
-        </w:rPr>
-        <w:t>i.e</w:t>
-      </w:r>
-      <w:proofErr w:type="spellEnd"/>
-      <w:r>
-        <w:rPr>
-          <w:sz w:val="20"/>
-          <w:szCs w:val="20"/>
-        </w:rPr>
-        <w:t>: a player may be a bumper (enforcer), so if labelled so, and their time spent near their goal is much lower than average for their rank before a goal occurs, the site could give the advice that they aren’t back to defend enough and provide that statistic in comparison to the average one.</w:t>
+        <w:t>Also, the multiple pieces of advice included in q5 for each playstyle show that when giving general advice for one, I can also back it up with evidence, so specific advice can be highlighted more if there are specific statistics that can be shown to prove it. i.e: a player may be a bumper (enforcer), so if labelled so, and their time spent near their goal is much lower than average for their rank before a goal occurs, the site could give the advice that they aren’t back to defend enough and provide that statistic in comparison to the average one.</w:t>
       </w:r>
     </w:p>
     <w:p>
@@ -2276,53 +1531,12 @@
           <w:szCs w:val="20"/>
         </w:rPr>
       </w:pPr>
-      <w:proofErr w:type="gramStart"/>
-      <w:r>
-        <w:rPr>
-          <w:sz w:val="20"/>
-          <w:szCs w:val="20"/>
-        </w:rPr>
-        <w:t>Yes</w:t>
-      </w:r>
-      <w:proofErr w:type="gramEnd"/>
-      <w:r>
-        <w:rPr>
-          <w:sz w:val="20"/>
-          <w:szCs w:val="20"/>
-        </w:rPr>
-        <w:t xml:space="preserve"> </w:t>
-      </w:r>
-      <w:proofErr w:type="spellStart"/>
-      <w:r>
-        <w:rPr>
-          <w:sz w:val="20"/>
-          <w:szCs w:val="20"/>
-        </w:rPr>
-        <w:t>ive</w:t>
-      </w:r>
-      <w:proofErr w:type="spellEnd"/>
-      <w:r>
-        <w:rPr>
-          <w:sz w:val="20"/>
-          <w:szCs w:val="20"/>
-        </w:rPr>
-        <w:t xml:space="preserve"> used it to improve my rotation through heat maps e.g. not staying one place at once or rotating into goal and mostly to look at more </w:t>
-      </w:r>
-      <w:proofErr w:type="spellStart"/>
-      <w:r>
-        <w:rPr>
-          <w:sz w:val="20"/>
-          <w:szCs w:val="20"/>
-        </w:rPr>
-        <w:t>indepth</w:t>
-      </w:r>
-      <w:proofErr w:type="spellEnd"/>
-      <w:r>
-        <w:rPr>
-          <w:sz w:val="20"/>
-          <w:szCs w:val="20"/>
-        </w:rPr>
-        <w:t xml:space="preserve"> stats of the games</w:t>
+      <w:r>
+        <w:rPr>
+          <w:sz w:val="20"/>
+          <w:szCs w:val="20"/>
+        </w:rPr>
+        <w:t>Yes ive used it to improve my rotation through heat maps e.g. not staying one place at once or rotating into goal and mostly to look at more indepth stats of the games</w:t>
       </w:r>
     </w:p>
     <w:p>
@@ -2362,17 +1576,8 @@
           <w:sz w:val="20"/>
           <w:szCs w:val="20"/>
         </w:rPr>
-        <w:t xml:space="preserve">chasey, controlled, fast, grounded, </w:t>
-      </w:r>
-      <w:proofErr w:type="spellStart"/>
-      <w:r>
-        <w:rPr>
-          <w:sz w:val="20"/>
-          <w:szCs w:val="20"/>
-        </w:rPr>
-        <w:t>aerialed</w:t>
-      </w:r>
-      <w:proofErr w:type="spellEnd"/>
+        <w:t>chasey, controlled, fast, grounded, aerialed</w:t>
+      </w:r>
     </w:p>
     <w:p>
       <w:pPr>
@@ -2471,23 +1676,7 @@
           <w:sz w:val="20"/>
           <w:szCs w:val="20"/>
         </w:rPr>
-        <w:t xml:space="preserve">probably percentage positioned in certain areas and percentage of time </w:t>
-      </w:r>
-      <w:proofErr w:type="spellStart"/>
-      <w:r>
-        <w:rPr>
-          <w:sz w:val="20"/>
-          <w:szCs w:val="20"/>
-        </w:rPr>
-        <w:t>infront</w:t>
-      </w:r>
-      <w:proofErr w:type="spellEnd"/>
-      <w:r>
-        <w:rPr>
-          <w:sz w:val="20"/>
-          <w:szCs w:val="20"/>
-        </w:rPr>
-        <w:t>/behind the ball</w:t>
+        <w:t>probably percentage positioned in certain areas and percentage of time infront/behind the ball</w:t>
       </w:r>
     </w:p>
     <w:p>
@@ -6403,15 +5592,7 @@
     </w:p>
     <w:p>
       <w:r>
-        <w:t xml:space="preserve">After the first request (34908 </w:t>
-      </w:r>
-      <w:proofErr w:type="spellStart"/>
-      <w:r>
-        <w:t>ms</w:t>
-      </w:r>
-      <w:proofErr w:type="spellEnd"/>
-      <w:r>
-        <w:t xml:space="preserve">), each request afterward happened sequentially, with around 7000ms between them on average (7 seconds). </w:t>
+        <w:t xml:space="preserve">After the first request (34908 ms), each request afterward happened sequentially, with around 7000ms between them on average (7 seconds). </w:t>
       </w:r>
     </w:p>
     <w:p>
@@ -6536,15 +5717,7 @@
     </w:p>
     <w:p>
       <w:r>
-        <w:t xml:space="preserve">Data Overview (with </w:t>
-      </w:r>
-      <w:proofErr w:type="spellStart"/>
-      <w:r>
-        <w:t>KrysJP</w:t>
-      </w:r>
-      <w:proofErr w:type="spellEnd"/>
-      <w:r>
-        <w:t xml:space="preserve"> as target player)</w:t>
+        <w:t>Data Overview (with KrysJP as target player)</w:t>
       </w:r>
     </w:p>
     <w:p>
@@ -7380,6 +6553,7 @@
         <w:rPr>
           <w:b/>
           <w:bCs/>
+          <w:noProof/>
         </w:rPr>
         <w:drawing>
           <wp:inline distT="0" distB="0" distL="0" distR="0" wp14:anchorId="65C807F1" wp14:editId="05049282">
@@ -7416,6 +6590,117 @@
             </a:graphic>
           </wp:inline>
         </w:drawing>
+      </w:r>
+    </w:p>
+    <w:p>
+      <w:pPr>
+        <w:rPr>
+          <w:b/>
+          <w:bCs/>
+        </w:rPr>
+      </w:pPr>
+      <w:r>
+        <w:rPr>
+          <w:b/>
+          <w:bCs/>
+        </w:rPr>
+        <w:t>Appendix F.16 – Model Evaluations (2v2/3v3)</w:t>
+      </w:r>
+    </w:p>
+    <w:p>
+      <w:pPr>
+        <w:rPr>
+          <w:b/>
+          <w:bCs/>
+        </w:rPr>
+      </w:pPr>
+      <w:r>
+        <w:rPr>
+          <w:b/>
+          <w:bCs/>
+        </w:rPr>
+        <w:drawing>
+          <wp:inline distT="0" distB="0" distL="0" distR="0" wp14:anchorId="664D97F9" wp14:editId="49CC1F85">
+            <wp:extent cx="2648320" cy="1991003"/>
+            <wp:effectExtent l="0" t="0" r="0" b="9525"/>
+            <wp:docPr id="46029826" name="Picture 1"/>
+            <wp:cNvGraphicFramePr>
+              <a:graphicFrameLocks xmlns:a="http://schemas.openxmlformats.org/drawingml/2006/main" noChangeAspect="1"/>
+            </wp:cNvGraphicFramePr>
+            <a:graphic xmlns:a="http://schemas.openxmlformats.org/drawingml/2006/main">
+              <a:graphicData uri="http://schemas.openxmlformats.org/drawingml/2006/picture">
+                <pic:pic xmlns:pic="http://schemas.openxmlformats.org/drawingml/2006/picture">
+                  <pic:nvPicPr>
+                    <pic:cNvPr id="46029826" name=""/>
+                    <pic:cNvPicPr/>
+                  </pic:nvPicPr>
+                  <pic:blipFill>
+                    <a:blip r:embed="rId58"/>
+                    <a:stretch>
+                      <a:fillRect/>
+                    </a:stretch>
+                  </pic:blipFill>
+                  <pic:spPr>
+                    <a:xfrm>
+                      <a:off x="0" y="0"/>
+                      <a:ext cx="2648320" cy="1991003"/>
+                    </a:xfrm>
+                    <a:prstGeom prst="rect">
+                      <a:avLst/>
+                    </a:prstGeom>
+                  </pic:spPr>
+                </pic:pic>
+              </a:graphicData>
+            </a:graphic>
+          </wp:inline>
+        </w:drawing>
+      </w:r>
+      <w:r>
+        <w:rPr>
+          <w:b/>
+          <w:bCs/>
+        </w:rPr>
+        <w:drawing>
+          <wp:inline distT="0" distB="0" distL="0" distR="0" wp14:anchorId="0C9B679B" wp14:editId="40E261C7">
+            <wp:extent cx="2762636" cy="2000529"/>
+            <wp:effectExtent l="0" t="0" r="0" b="0"/>
+            <wp:docPr id="80311209" name="Picture 1"/>
+            <wp:cNvGraphicFramePr>
+              <a:graphicFrameLocks xmlns:a="http://schemas.openxmlformats.org/drawingml/2006/main" noChangeAspect="1"/>
+            </wp:cNvGraphicFramePr>
+            <a:graphic xmlns:a="http://schemas.openxmlformats.org/drawingml/2006/main">
+              <a:graphicData uri="http://schemas.openxmlformats.org/drawingml/2006/picture">
+                <pic:pic xmlns:pic="http://schemas.openxmlformats.org/drawingml/2006/picture">
+                  <pic:nvPicPr>
+                    <pic:cNvPr id="80311209" name=""/>
+                    <pic:cNvPicPr/>
+                  </pic:nvPicPr>
+                  <pic:blipFill>
+                    <a:blip r:embed="rId59"/>
+                    <a:stretch>
+                      <a:fillRect/>
+                    </a:stretch>
+                  </pic:blipFill>
+                  <pic:spPr>
+                    <a:xfrm>
+                      <a:off x="0" y="0"/>
+                      <a:ext cx="2762636" cy="2000529"/>
+                    </a:xfrm>
+                    <a:prstGeom prst="rect">
+                      <a:avLst/>
+                    </a:prstGeom>
+                  </pic:spPr>
+                </pic:pic>
+              </a:graphicData>
+            </a:graphic>
+          </wp:inline>
+        </w:drawing>
+      </w:r>
+      <w:r>
+        <w:rPr>
+          <w:noProof/>
+        </w:rPr>
+        <w:t xml:space="preserve"> </w:t>
       </w:r>
     </w:p>
     <w:sectPr>

--- a/Appendix.docx
+++ b/Appendix.docx
@@ -368,7 +368,23 @@
           <w:sz w:val="20"/>
           <w:szCs w:val="20"/>
         </w:rPr>
-        <w:t>PASSIVE: Will usually get beat to the ball because theyre not quick enough, also may struggle offensively to get goals,</w:t>
+        <w:t xml:space="preserve">PASSIVE: Will usually get beat to the ball because </w:t>
+      </w:r>
+      <w:proofErr w:type="spellStart"/>
+      <w:r>
+        <w:rPr>
+          <w:sz w:val="20"/>
+          <w:szCs w:val="20"/>
+        </w:rPr>
+        <w:t>theyre</w:t>
+      </w:r>
+      <w:proofErr w:type="spellEnd"/>
+      <w:r>
+        <w:rPr>
+          <w:sz w:val="20"/>
+          <w:szCs w:val="20"/>
+        </w:rPr>
+        <w:t xml:space="preserve"> not quick enough, also may struggle offensively to get goals,</w:t>
       </w:r>
     </w:p>
     <w:p>
@@ -508,7 +524,23 @@
           <w:sz w:val="20"/>
           <w:szCs w:val="20"/>
         </w:rPr>
-        <w:t>It certainly has! The website made me realise I wasn’t actually using powerslide, and that discovery really improved my movement by quite a bit.</w:t>
+        <w:t xml:space="preserve">It certainly has! The website made me realise I wasn’t actually using </w:t>
+      </w:r>
+      <w:proofErr w:type="spellStart"/>
+      <w:r>
+        <w:rPr>
+          <w:sz w:val="20"/>
+          <w:szCs w:val="20"/>
+        </w:rPr>
+        <w:t>powerslide</w:t>
+      </w:r>
+      <w:proofErr w:type="spellEnd"/>
+      <w:r>
+        <w:rPr>
+          <w:sz w:val="20"/>
+          <w:szCs w:val="20"/>
+        </w:rPr>
+        <w:t>, and that discovery really improved my movement by quite a bit.</w:t>
       </w:r>
     </w:p>
     <w:p>
@@ -632,7 +664,23 @@
           <w:sz w:val="20"/>
           <w:szCs w:val="20"/>
         </w:rPr>
-        <w:t>Decoy: A skilled player who misses the ball completely, yet manages to confuse everyone in the process.</w:t>
+        <w:t xml:space="preserve">Decoy: A skilled player who misses the ball </w:t>
+      </w:r>
+      <w:proofErr w:type="gramStart"/>
+      <w:r>
+        <w:rPr>
+          <w:sz w:val="20"/>
+          <w:szCs w:val="20"/>
+        </w:rPr>
+        <w:t>completely, yet</w:t>
+      </w:r>
+      <w:proofErr w:type="gramEnd"/>
+      <w:r>
+        <w:rPr>
+          <w:sz w:val="20"/>
+          <w:szCs w:val="20"/>
+        </w:rPr>
+        <w:t xml:space="preserve"> manages to confuse everyone in the process.</w:t>
       </w:r>
     </w:p>
     <w:p>
@@ -741,7 +789,23 @@
           <w:sz w:val="20"/>
           <w:szCs w:val="20"/>
         </w:rPr>
-        <w:t>I’d advise bronzes to turn on ball cam (click triangle / Y on Xbox) and practice powerslides (click square / X on Xbox)</w:t>
+        <w:t xml:space="preserve">I’d advise bronzes to turn on ball cam (click triangle / Y on Xbox) and practice </w:t>
+      </w:r>
+      <w:proofErr w:type="spellStart"/>
+      <w:r>
+        <w:rPr>
+          <w:sz w:val="20"/>
+          <w:szCs w:val="20"/>
+        </w:rPr>
+        <w:t>powerslides</w:t>
+      </w:r>
+      <w:proofErr w:type="spellEnd"/>
+      <w:r>
+        <w:rPr>
+          <w:sz w:val="20"/>
+          <w:szCs w:val="20"/>
+        </w:rPr>
+        <w:t xml:space="preserve"> (click square / X on Xbox)</w:t>
       </w:r>
     </w:p>
     <w:p>
@@ -820,7 +884,39 @@
           <w:sz w:val="20"/>
           <w:szCs w:val="20"/>
         </w:rPr>
-        <w:t>An overall data overview may be useful for all levels of players, considering Finn is the highest rank, while Jake is a middle rank. The sort of data included in the overview can be similar as ballchasing.com, such as boost metrics to help with boost management and other general statistics, things like the lack of powerslide use should be covered in the data comparison section of my project, where Jake’s lack of powerslide would be highlighted.</w:t>
+        <w:t xml:space="preserve">An overall data overview may be useful for all levels of players, considering Finn is the highest rank, while Jake is a middle rank. The sort of data included in the overview can be similar as ballchasing.com, such as boost metrics to help with boost management and other general statistics, things like the lack of </w:t>
+      </w:r>
+      <w:proofErr w:type="spellStart"/>
+      <w:r>
+        <w:rPr>
+          <w:sz w:val="20"/>
+          <w:szCs w:val="20"/>
+        </w:rPr>
+        <w:t>powerslide</w:t>
+      </w:r>
+      <w:proofErr w:type="spellEnd"/>
+      <w:r>
+        <w:rPr>
+          <w:sz w:val="20"/>
+          <w:szCs w:val="20"/>
+        </w:rPr>
+        <w:t xml:space="preserve"> use should be covered in the data comparison section of my project, where Jake’s lack of </w:t>
+      </w:r>
+      <w:proofErr w:type="spellStart"/>
+      <w:r>
+        <w:rPr>
+          <w:sz w:val="20"/>
+          <w:szCs w:val="20"/>
+        </w:rPr>
+        <w:t>powerslide</w:t>
+      </w:r>
+      <w:proofErr w:type="spellEnd"/>
+      <w:r>
+        <w:rPr>
+          <w:sz w:val="20"/>
+          <w:szCs w:val="20"/>
+        </w:rPr>
+        <w:t xml:space="preserve"> would be highlighted.</w:t>
       </w:r>
     </w:p>
     <w:p>
@@ -939,7 +1035,167 @@
           <w:sz w:val="20"/>
           <w:szCs w:val="20"/>
         </w:rPr>
-        <w:t>yes, although not as much with the 10 replay limit they added. I have tried to although only once or twice. Not sure if it counts but getting replays from when you were at your peak and watching them back in rl is helpful. In terms of on the website it was mostly looking at boost usage, positioning, time in air, average speed, basically all the stats that it summarises and comparing them to everyone else on the pitch. To see if there are trends in my gameplay, e.g super grounded (which i used to be when i used it a 1/2 years back) to get an idea of what i'm doing differently. Other than that i don't think theres anything else you can really use ballchasing for</w:t>
+        <w:t xml:space="preserve">yes, although not as much with the 10 </w:t>
+      </w:r>
+      <w:proofErr w:type="gramStart"/>
+      <w:r>
+        <w:rPr>
+          <w:sz w:val="20"/>
+          <w:szCs w:val="20"/>
+        </w:rPr>
+        <w:t>replay</w:t>
+      </w:r>
+      <w:proofErr w:type="gramEnd"/>
+      <w:r>
+        <w:rPr>
+          <w:sz w:val="20"/>
+          <w:szCs w:val="20"/>
+        </w:rPr>
+        <w:t xml:space="preserve"> </w:t>
+      </w:r>
+      <w:proofErr w:type="gramStart"/>
+      <w:r>
+        <w:rPr>
+          <w:sz w:val="20"/>
+          <w:szCs w:val="20"/>
+        </w:rPr>
+        <w:t>limit</w:t>
+      </w:r>
+      <w:proofErr w:type="gramEnd"/>
+      <w:r>
+        <w:rPr>
+          <w:sz w:val="20"/>
+          <w:szCs w:val="20"/>
+        </w:rPr>
+        <w:t xml:space="preserve"> they added. I have tried to although only once or twice. Not sure if it counts but getting replays from when you were at your peak and watching them back in </w:t>
+      </w:r>
+      <w:proofErr w:type="spellStart"/>
+      <w:r>
+        <w:rPr>
+          <w:sz w:val="20"/>
+          <w:szCs w:val="20"/>
+        </w:rPr>
+        <w:t>rl</w:t>
+      </w:r>
+      <w:proofErr w:type="spellEnd"/>
+      <w:r>
+        <w:rPr>
+          <w:sz w:val="20"/>
+          <w:szCs w:val="20"/>
+        </w:rPr>
+        <w:t xml:space="preserve"> is helpful. In terms of on the </w:t>
+      </w:r>
+      <w:proofErr w:type="gramStart"/>
+      <w:r>
+        <w:rPr>
+          <w:sz w:val="20"/>
+          <w:szCs w:val="20"/>
+        </w:rPr>
+        <w:t>website</w:t>
+      </w:r>
+      <w:proofErr w:type="gramEnd"/>
+      <w:r>
+        <w:rPr>
+          <w:sz w:val="20"/>
+          <w:szCs w:val="20"/>
+        </w:rPr>
+        <w:t xml:space="preserve"> it was mostly looking at boost usage, positioning, time in air, average speed, basically all the stats that it summarises and comparing them to everyone else on the pitch. To see if there are trends in my gameplay, </w:t>
+      </w:r>
+      <w:proofErr w:type="spellStart"/>
+      <w:r>
+        <w:rPr>
+          <w:sz w:val="20"/>
+          <w:szCs w:val="20"/>
+        </w:rPr>
+        <w:t>e.g</w:t>
+      </w:r>
+      <w:proofErr w:type="spellEnd"/>
+      <w:r>
+        <w:rPr>
+          <w:sz w:val="20"/>
+          <w:szCs w:val="20"/>
+        </w:rPr>
+        <w:t xml:space="preserve"> super grounded (which </w:t>
+      </w:r>
+      <w:proofErr w:type="spellStart"/>
+      <w:r>
+        <w:rPr>
+          <w:sz w:val="20"/>
+          <w:szCs w:val="20"/>
+        </w:rPr>
+        <w:t>i</w:t>
+      </w:r>
+      <w:proofErr w:type="spellEnd"/>
+      <w:r>
+        <w:rPr>
+          <w:sz w:val="20"/>
+          <w:szCs w:val="20"/>
+        </w:rPr>
+        <w:t xml:space="preserve"> used to be when </w:t>
+      </w:r>
+      <w:proofErr w:type="spellStart"/>
+      <w:r>
+        <w:rPr>
+          <w:sz w:val="20"/>
+          <w:szCs w:val="20"/>
+        </w:rPr>
+        <w:t>i</w:t>
+      </w:r>
+      <w:proofErr w:type="spellEnd"/>
+      <w:r>
+        <w:rPr>
+          <w:sz w:val="20"/>
+          <w:szCs w:val="20"/>
+        </w:rPr>
+        <w:t xml:space="preserve"> used it a 1/2 years back) to get an idea of what </w:t>
+      </w:r>
+      <w:proofErr w:type="spellStart"/>
+      <w:r>
+        <w:rPr>
+          <w:sz w:val="20"/>
+          <w:szCs w:val="20"/>
+        </w:rPr>
+        <w:t>i'm</w:t>
+      </w:r>
+      <w:proofErr w:type="spellEnd"/>
+      <w:r>
+        <w:rPr>
+          <w:sz w:val="20"/>
+          <w:szCs w:val="20"/>
+        </w:rPr>
+        <w:t xml:space="preserve"> doing differently. Other than </w:t>
+      </w:r>
+      <w:proofErr w:type="gramStart"/>
+      <w:r>
+        <w:rPr>
+          <w:sz w:val="20"/>
+          <w:szCs w:val="20"/>
+        </w:rPr>
+        <w:t>that</w:t>
+      </w:r>
+      <w:proofErr w:type="gramEnd"/>
+      <w:r>
+        <w:rPr>
+          <w:sz w:val="20"/>
+          <w:szCs w:val="20"/>
+        </w:rPr>
+        <w:t xml:space="preserve"> </w:t>
+      </w:r>
+      <w:proofErr w:type="spellStart"/>
+      <w:r>
+        <w:rPr>
+          <w:sz w:val="20"/>
+          <w:szCs w:val="20"/>
+        </w:rPr>
+        <w:t>i</w:t>
+      </w:r>
+      <w:proofErr w:type="spellEnd"/>
+      <w:r>
+        <w:rPr>
+          <w:sz w:val="20"/>
+          <w:szCs w:val="20"/>
+        </w:rPr>
+        <w:t xml:space="preserve"> don't think theres anything else you can really use ballchasing for</w:t>
       </w:r>
     </w:p>
     <w:p>
@@ -959,7 +1215,103 @@
           <w:sz w:val="20"/>
           <w:szCs w:val="20"/>
         </w:rPr>
-        <w:t>one thing that mostly i'm interested to see is there's a johhnyboi video a while back about % behind ball and basically he believed in 3s that had a significant correlation to winning. Would love to see that summarised to see if there is an actual correlation between the 2. More broadly, analysis of multiple games at once or even your whole library of games would be amazing to improve as you can 100% see your playstyle over many games and days which means you can be confident in the things you need to improve. This would be difficult i imagine but comparison to an average player at that rank/mmr in all the stats would be super helpful, like in a spider diagram so you can see ur speed is bad but your time behind ball is good, etc.,</w:t>
+        <w:t xml:space="preserve">one thing that mostly </w:t>
+      </w:r>
+      <w:proofErr w:type="spellStart"/>
+      <w:r>
+        <w:rPr>
+          <w:sz w:val="20"/>
+          <w:szCs w:val="20"/>
+        </w:rPr>
+        <w:t>i'm</w:t>
+      </w:r>
+      <w:proofErr w:type="spellEnd"/>
+      <w:r>
+        <w:rPr>
+          <w:sz w:val="20"/>
+          <w:szCs w:val="20"/>
+        </w:rPr>
+        <w:t xml:space="preserve"> interested to see is there's a </w:t>
+      </w:r>
+      <w:proofErr w:type="spellStart"/>
+      <w:r>
+        <w:rPr>
+          <w:sz w:val="20"/>
+          <w:szCs w:val="20"/>
+        </w:rPr>
+        <w:t>johhnyboi</w:t>
+      </w:r>
+      <w:proofErr w:type="spellEnd"/>
+      <w:r>
+        <w:rPr>
+          <w:sz w:val="20"/>
+          <w:szCs w:val="20"/>
+        </w:rPr>
+        <w:t xml:space="preserve"> video a while back about % behind ball and </w:t>
+      </w:r>
+      <w:proofErr w:type="gramStart"/>
+      <w:r>
+        <w:rPr>
+          <w:sz w:val="20"/>
+          <w:szCs w:val="20"/>
+        </w:rPr>
+        <w:t>basically</w:t>
+      </w:r>
+      <w:proofErr w:type="gramEnd"/>
+      <w:r>
+        <w:rPr>
+          <w:sz w:val="20"/>
+          <w:szCs w:val="20"/>
+        </w:rPr>
+        <w:t xml:space="preserve"> he believed in 3s that had a significant correlation to winning. Would love to see that summarised to see if there is an actual correlation between the 2. More broadly, analysis of multiple games at once or even your whole library of games would be amazing to improve as you can 100% see your playstyle over many games and days which means you can be confident in the things you need to improve. This would be difficult </w:t>
+      </w:r>
+      <w:proofErr w:type="spellStart"/>
+      <w:r>
+        <w:rPr>
+          <w:sz w:val="20"/>
+          <w:szCs w:val="20"/>
+        </w:rPr>
+        <w:t>i</w:t>
+      </w:r>
+      <w:proofErr w:type="spellEnd"/>
+      <w:r>
+        <w:rPr>
+          <w:sz w:val="20"/>
+          <w:szCs w:val="20"/>
+        </w:rPr>
+        <w:t xml:space="preserve"> imagine but comparison to an average player at that rank/</w:t>
+      </w:r>
+      <w:proofErr w:type="spellStart"/>
+      <w:r>
+        <w:rPr>
+          <w:sz w:val="20"/>
+          <w:szCs w:val="20"/>
+        </w:rPr>
+        <w:t>mmr</w:t>
+      </w:r>
+      <w:proofErr w:type="spellEnd"/>
+      <w:r>
+        <w:rPr>
+          <w:sz w:val="20"/>
+          <w:szCs w:val="20"/>
+        </w:rPr>
+        <w:t xml:space="preserve"> in all the stats would be super helpful, like in a spider diagram so you can see </w:t>
+      </w:r>
+      <w:proofErr w:type="spellStart"/>
+      <w:r>
+        <w:rPr>
+          <w:sz w:val="20"/>
+          <w:szCs w:val="20"/>
+        </w:rPr>
+        <w:t>ur</w:t>
+      </w:r>
+      <w:proofErr w:type="spellEnd"/>
+      <w:r>
+        <w:rPr>
+          <w:sz w:val="20"/>
+          <w:szCs w:val="20"/>
+        </w:rPr>
+        <w:t xml:space="preserve"> speed is bad but your time behind ball is good, etc.,</w:t>
       </w:r>
     </w:p>
     <w:p>
@@ -979,23 +1331,55 @@
           <w:sz w:val="20"/>
           <w:szCs w:val="20"/>
         </w:rPr>
-        <w:t xml:space="preserve">a) redicter/striker= someone always ahead of ball. hard to differentiate with bump heavy playstyles though. </w:t>
-      </w:r>
-    </w:p>
-    <w:p>
-      <w:pPr>
-        <w:pStyle w:val="ListParagraph"/>
-        <w:rPr>
-          <w:sz w:val="20"/>
-          <w:szCs w:val="20"/>
-        </w:rPr>
-      </w:pPr>
-      <w:r>
-        <w:rPr>
-          <w:sz w:val="20"/>
-          <w:szCs w:val="20"/>
-        </w:rPr>
-        <w:t xml:space="preserve">b) Bumper/demoer= ahead of ball + demos/bumps. </w:t>
+        <w:t xml:space="preserve">a) </w:t>
+      </w:r>
+      <w:proofErr w:type="spellStart"/>
+      <w:r>
+        <w:rPr>
+          <w:sz w:val="20"/>
+          <w:szCs w:val="20"/>
+        </w:rPr>
+        <w:t>redicter</w:t>
+      </w:r>
+      <w:proofErr w:type="spellEnd"/>
+      <w:r>
+        <w:rPr>
+          <w:sz w:val="20"/>
+          <w:szCs w:val="20"/>
+        </w:rPr>
+        <w:t xml:space="preserve">/striker= someone always ahead of ball. hard to differentiate with bump heavy playstyles though. </w:t>
+      </w:r>
+    </w:p>
+    <w:p>
+      <w:pPr>
+        <w:pStyle w:val="ListParagraph"/>
+        <w:rPr>
+          <w:sz w:val="20"/>
+          <w:szCs w:val="20"/>
+        </w:rPr>
+      </w:pPr>
+      <w:r>
+        <w:rPr>
+          <w:sz w:val="20"/>
+          <w:szCs w:val="20"/>
+        </w:rPr>
+        <w:t>b) Bumper/</w:t>
+      </w:r>
+      <w:proofErr w:type="spellStart"/>
+      <w:r>
+        <w:rPr>
+          <w:sz w:val="20"/>
+          <w:szCs w:val="20"/>
+        </w:rPr>
+        <w:t>demoer</w:t>
+      </w:r>
+      <w:proofErr w:type="spellEnd"/>
+      <w:r>
+        <w:rPr>
+          <w:sz w:val="20"/>
+          <w:szCs w:val="20"/>
+        </w:rPr>
+        <w:t xml:space="preserve">= ahead of ball + demos/bumps. </w:t>
       </w:r>
     </w:p>
     <w:p>
@@ -1060,7 +1444,23 @@
           <w:sz w:val="20"/>
           <w:szCs w:val="20"/>
         </w:rPr>
-        <w:t xml:space="preserve">f) ballchaser= closeness to ball. </w:t>
+        <w:t xml:space="preserve">f) </w:t>
+      </w:r>
+      <w:proofErr w:type="spellStart"/>
+      <w:r>
+        <w:rPr>
+          <w:sz w:val="20"/>
+          <w:szCs w:val="20"/>
+        </w:rPr>
+        <w:t>ballchaser</w:t>
+      </w:r>
+      <w:proofErr w:type="spellEnd"/>
+      <w:r>
+        <w:rPr>
+          <w:sz w:val="20"/>
+          <w:szCs w:val="20"/>
+        </w:rPr>
+        <w:t xml:space="preserve">= closeness to ball. </w:t>
       </w:r>
     </w:p>
     <w:p>
@@ -1092,23 +1492,48 @@
           <w:sz w:val="20"/>
           <w:szCs w:val="20"/>
         </w:rPr>
-        <w:t xml:space="preserve">h) low boost player (probably same as ballchaser)= boost . </w:t>
-      </w:r>
-    </w:p>
-    <w:p>
-      <w:pPr>
-        <w:pStyle w:val="ListParagraph"/>
-        <w:rPr>
-          <w:sz w:val="20"/>
-          <w:szCs w:val="20"/>
-        </w:rPr>
-      </w:pPr>
-      <w:r>
-        <w:rPr>
-          <w:sz w:val="20"/>
-          <w:szCs w:val="20"/>
-        </w:rPr>
-        <w:t>i) high boost player (probably same as big rotations)= boost</w:t>
+        <w:t xml:space="preserve">h) low boost player (probably same as </w:t>
+      </w:r>
+      <w:proofErr w:type="spellStart"/>
+      <w:r>
+        <w:rPr>
+          <w:sz w:val="20"/>
+          <w:szCs w:val="20"/>
+        </w:rPr>
+        <w:t>ballchaser</w:t>
+      </w:r>
+      <w:proofErr w:type="spellEnd"/>
+      <w:r>
+        <w:rPr>
+          <w:sz w:val="20"/>
+          <w:szCs w:val="20"/>
+        </w:rPr>
+        <w:t xml:space="preserve">)= boost . </w:t>
+      </w:r>
+    </w:p>
+    <w:p>
+      <w:pPr>
+        <w:pStyle w:val="ListParagraph"/>
+        <w:rPr>
+          <w:sz w:val="20"/>
+          <w:szCs w:val="20"/>
+        </w:rPr>
+      </w:pPr>
+      <w:proofErr w:type="spellStart"/>
+      <w:r>
+        <w:rPr>
+          <w:sz w:val="20"/>
+          <w:szCs w:val="20"/>
+        </w:rPr>
+        <w:t>i</w:t>
+      </w:r>
+      <w:proofErr w:type="spellEnd"/>
+      <w:r>
+        <w:rPr>
+          <w:sz w:val="20"/>
+          <w:szCs w:val="20"/>
+        </w:rPr>
+        <w:t>) high boost player (probably same as big rotations)= boost</w:t>
       </w:r>
     </w:p>
     <w:p>
@@ -1180,7 +1605,71 @@
           <w:sz w:val="20"/>
           <w:szCs w:val="20"/>
         </w:rPr>
-        <w:t xml:space="preserve">c) not back to defend, very postivie playstle, e.g not worried about defense </w:t>
+        <w:t xml:space="preserve">c) not back to defend, very </w:t>
+      </w:r>
+      <w:proofErr w:type="spellStart"/>
+      <w:r>
+        <w:rPr>
+          <w:sz w:val="20"/>
+          <w:szCs w:val="20"/>
+        </w:rPr>
+        <w:t>postivie</w:t>
+      </w:r>
+      <w:proofErr w:type="spellEnd"/>
+      <w:r>
+        <w:rPr>
+          <w:sz w:val="20"/>
+          <w:szCs w:val="20"/>
+        </w:rPr>
+        <w:t xml:space="preserve"> </w:t>
+      </w:r>
+      <w:proofErr w:type="spellStart"/>
+      <w:r>
+        <w:rPr>
+          <w:sz w:val="20"/>
+          <w:szCs w:val="20"/>
+        </w:rPr>
+        <w:t>playstle</w:t>
+      </w:r>
+      <w:proofErr w:type="spellEnd"/>
+      <w:r>
+        <w:rPr>
+          <w:sz w:val="20"/>
+          <w:szCs w:val="20"/>
+        </w:rPr>
+        <w:t xml:space="preserve">, </w:t>
+      </w:r>
+      <w:proofErr w:type="spellStart"/>
+      <w:r>
+        <w:rPr>
+          <w:sz w:val="20"/>
+          <w:szCs w:val="20"/>
+        </w:rPr>
+        <w:t>e.g</w:t>
+      </w:r>
+      <w:proofErr w:type="spellEnd"/>
+      <w:r>
+        <w:rPr>
+          <w:sz w:val="20"/>
+          <w:szCs w:val="20"/>
+        </w:rPr>
+        <w:t xml:space="preserve"> not worried about </w:t>
+      </w:r>
+      <w:proofErr w:type="spellStart"/>
+      <w:r>
+        <w:rPr>
+          <w:sz w:val="20"/>
+          <w:szCs w:val="20"/>
+        </w:rPr>
+        <w:t>defense</w:t>
+      </w:r>
+      <w:proofErr w:type="spellEnd"/>
+      <w:r>
+        <w:rPr>
+          <w:sz w:val="20"/>
+          <w:szCs w:val="20"/>
+        </w:rPr>
+        <w:t xml:space="preserve"> </w:t>
       </w:r>
     </w:p>
     <w:p>
@@ -1212,39 +1701,119 @@
           <w:sz w:val="20"/>
           <w:szCs w:val="20"/>
         </w:rPr>
-        <w:t xml:space="preserve">e) need teamates on some wavelength, often always looks for it even when not on. all or nothing play, 2 commit for 1 defender. won't shoot </w:t>
-      </w:r>
-    </w:p>
-    <w:p>
-      <w:pPr>
-        <w:pStyle w:val="ListParagraph"/>
-        <w:rPr>
-          <w:sz w:val="20"/>
-          <w:szCs w:val="20"/>
-        </w:rPr>
-      </w:pPr>
-      <w:r>
-        <w:rPr>
-          <w:sz w:val="20"/>
-          <w:szCs w:val="20"/>
-        </w:rPr>
-        <w:t xml:space="preserve">f/h) lack of speed, one bad chall=out of play. cutting teamate even when they have better angle, </w:t>
-      </w:r>
-    </w:p>
-    <w:p>
-      <w:pPr>
-        <w:pStyle w:val="ListParagraph"/>
-        <w:rPr>
-          <w:sz w:val="20"/>
-          <w:szCs w:val="20"/>
-        </w:rPr>
-      </w:pPr>
-      <w:r>
-        <w:rPr>
-          <w:sz w:val="20"/>
-          <w:szCs w:val="20"/>
-        </w:rPr>
-        <w:t>g/i) don't force enough, bad at pressuring ball, always gives space,</w:t>
+        <w:t xml:space="preserve">e) need </w:t>
+      </w:r>
+      <w:proofErr w:type="spellStart"/>
+      <w:r>
+        <w:rPr>
+          <w:sz w:val="20"/>
+          <w:szCs w:val="20"/>
+        </w:rPr>
+        <w:t>teamates</w:t>
+      </w:r>
+      <w:proofErr w:type="spellEnd"/>
+      <w:r>
+        <w:rPr>
+          <w:sz w:val="20"/>
+          <w:szCs w:val="20"/>
+        </w:rPr>
+        <w:t xml:space="preserve"> on some wavelength, often always looks for it even when not on. all or nothing play, 2 </w:t>
+      </w:r>
+      <w:proofErr w:type="gramStart"/>
+      <w:r>
+        <w:rPr>
+          <w:sz w:val="20"/>
+          <w:szCs w:val="20"/>
+        </w:rPr>
+        <w:t>commit</w:t>
+      </w:r>
+      <w:proofErr w:type="gramEnd"/>
+      <w:r>
+        <w:rPr>
+          <w:sz w:val="20"/>
+          <w:szCs w:val="20"/>
+        </w:rPr>
+        <w:t xml:space="preserve"> for 1 defender. won't shoot </w:t>
+      </w:r>
+    </w:p>
+    <w:p>
+      <w:pPr>
+        <w:pStyle w:val="ListParagraph"/>
+        <w:rPr>
+          <w:sz w:val="20"/>
+          <w:szCs w:val="20"/>
+        </w:rPr>
+      </w:pPr>
+      <w:r>
+        <w:rPr>
+          <w:sz w:val="20"/>
+          <w:szCs w:val="20"/>
+        </w:rPr>
+        <w:t xml:space="preserve">f/h) lack of speed, one bad </w:t>
+      </w:r>
+      <w:proofErr w:type="spellStart"/>
+      <w:r>
+        <w:rPr>
+          <w:sz w:val="20"/>
+          <w:szCs w:val="20"/>
+        </w:rPr>
+        <w:t>chall</w:t>
+      </w:r>
+      <w:proofErr w:type="spellEnd"/>
+      <w:r>
+        <w:rPr>
+          <w:sz w:val="20"/>
+          <w:szCs w:val="20"/>
+        </w:rPr>
+        <w:t xml:space="preserve">=out of play. cutting </w:t>
+      </w:r>
+      <w:proofErr w:type="spellStart"/>
+      <w:r>
+        <w:rPr>
+          <w:sz w:val="20"/>
+          <w:szCs w:val="20"/>
+        </w:rPr>
+        <w:t>teamate</w:t>
+      </w:r>
+      <w:proofErr w:type="spellEnd"/>
+      <w:r>
+        <w:rPr>
+          <w:sz w:val="20"/>
+          <w:szCs w:val="20"/>
+        </w:rPr>
+        <w:t xml:space="preserve"> even when they have better angle, </w:t>
+      </w:r>
+    </w:p>
+    <w:p>
+      <w:pPr>
+        <w:pStyle w:val="ListParagraph"/>
+        <w:rPr>
+          <w:sz w:val="20"/>
+          <w:szCs w:val="20"/>
+        </w:rPr>
+      </w:pPr>
+      <w:r>
+        <w:rPr>
+          <w:sz w:val="20"/>
+          <w:szCs w:val="20"/>
+        </w:rPr>
+        <w:t>g/</w:t>
+      </w:r>
+      <w:proofErr w:type="spellStart"/>
+      <w:r>
+        <w:rPr>
+          <w:sz w:val="20"/>
+          <w:szCs w:val="20"/>
+        </w:rPr>
+        <w:t>i</w:t>
+      </w:r>
+      <w:proofErr w:type="spellEnd"/>
+      <w:r>
+        <w:rPr>
+          <w:sz w:val="20"/>
+          <w:szCs w:val="20"/>
+        </w:rPr>
+        <w:t>) don't force enough, bad at pressuring ball, always gives space,</w:t>
       </w:r>
     </w:p>
     <w:p>
@@ -1264,7 +1833,23 @@
           <w:sz w:val="20"/>
           <w:szCs w:val="20"/>
         </w:rPr>
-        <w:t>average speed, avg boost</w:t>
+        <w:t xml:space="preserve">average speed, </w:t>
+      </w:r>
+      <w:proofErr w:type="spellStart"/>
+      <w:r>
+        <w:rPr>
+          <w:sz w:val="20"/>
+          <w:szCs w:val="20"/>
+        </w:rPr>
+        <w:t>avg</w:t>
+      </w:r>
+      <w:proofErr w:type="spellEnd"/>
+      <w:r>
+        <w:rPr>
+          <w:sz w:val="20"/>
+          <w:szCs w:val="20"/>
+        </w:rPr>
+        <w:t xml:space="preserve"> boost</w:t>
       </w:r>
     </w:p>
     <w:p>
@@ -1284,7 +1869,55 @@
           <w:sz w:val="20"/>
           <w:szCs w:val="20"/>
         </w:rPr>
-        <w:t>hit ball hard. think about teamates boost, positioning, etc. watch opponents not ball= all ranks below ssl. ssl= as before+ everything else in the game</w:t>
+        <w:t xml:space="preserve">hit ball hard. think about </w:t>
+      </w:r>
+      <w:proofErr w:type="spellStart"/>
+      <w:r>
+        <w:rPr>
+          <w:sz w:val="20"/>
+          <w:szCs w:val="20"/>
+        </w:rPr>
+        <w:t>teamates</w:t>
+      </w:r>
+      <w:proofErr w:type="spellEnd"/>
+      <w:r>
+        <w:rPr>
+          <w:sz w:val="20"/>
+          <w:szCs w:val="20"/>
+        </w:rPr>
+        <w:t xml:space="preserve"> boost, positioning, etc. watch opponents not ball= all ranks below </w:t>
+      </w:r>
+      <w:proofErr w:type="spellStart"/>
+      <w:r>
+        <w:rPr>
+          <w:sz w:val="20"/>
+          <w:szCs w:val="20"/>
+        </w:rPr>
+        <w:t>ssl</w:t>
+      </w:r>
+      <w:proofErr w:type="spellEnd"/>
+      <w:r>
+        <w:rPr>
+          <w:sz w:val="20"/>
+          <w:szCs w:val="20"/>
+        </w:rPr>
+        <w:t xml:space="preserve">. </w:t>
+      </w:r>
+      <w:proofErr w:type="spellStart"/>
+      <w:r>
+        <w:rPr>
+          <w:sz w:val="20"/>
+          <w:szCs w:val="20"/>
+        </w:rPr>
+        <w:t>ssl</w:t>
+      </w:r>
+      <w:proofErr w:type="spellEnd"/>
+      <w:r>
+        <w:rPr>
+          <w:sz w:val="20"/>
+          <w:szCs w:val="20"/>
+        </w:rPr>
+        <w:t>= as before+ everything else in the game</w:t>
       </w:r>
     </w:p>
     <w:p>
@@ -1304,7 +1937,39 @@
           <w:sz w:val="20"/>
           <w:szCs w:val="20"/>
         </w:rPr>
-        <w:t>could be= % behind ball, would have to verify this though, look at johhnyboi vid for more info. idk would have to separate out things to see more, e.g recovery speed, (like time from 0 to max speed)</w:t>
+        <w:t xml:space="preserve">could be= % behind ball, would have to verify this though, look at </w:t>
+      </w:r>
+      <w:proofErr w:type="spellStart"/>
+      <w:r>
+        <w:rPr>
+          <w:sz w:val="20"/>
+          <w:szCs w:val="20"/>
+        </w:rPr>
+        <w:t>johhnyboi</w:t>
+      </w:r>
+      <w:proofErr w:type="spellEnd"/>
+      <w:r>
+        <w:rPr>
+          <w:sz w:val="20"/>
+          <w:szCs w:val="20"/>
+        </w:rPr>
+        <w:t xml:space="preserve"> vid for more info. idk would have to separate out things to see more, </w:t>
+      </w:r>
+      <w:proofErr w:type="spellStart"/>
+      <w:r>
+        <w:rPr>
+          <w:sz w:val="20"/>
+          <w:szCs w:val="20"/>
+        </w:rPr>
+        <w:t>e.g</w:t>
+      </w:r>
+      <w:proofErr w:type="spellEnd"/>
+      <w:r>
+        <w:rPr>
+          <w:sz w:val="20"/>
+          <w:szCs w:val="20"/>
+        </w:rPr>
+        <w:t xml:space="preserve"> recovery speed, (like time from 0 to max speed)</w:t>
       </w:r>
     </w:p>
     <w:p>
@@ -1324,7 +1989,55 @@
           <w:sz w:val="20"/>
           <w:szCs w:val="20"/>
         </w:rPr>
-        <w:t>behind ball i think is because it means you're not out of play, always good defence and then if behind ball when attacking= in control of ball. also could show where avg ball position is, if in someone else's half probably likely they're on defence most of game=lose</w:t>
+        <w:t xml:space="preserve">behind ball </w:t>
+      </w:r>
+      <w:proofErr w:type="spellStart"/>
+      <w:r>
+        <w:rPr>
+          <w:sz w:val="20"/>
+          <w:szCs w:val="20"/>
+        </w:rPr>
+        <w:t>i</w:t>
+      </w:r>
+      <w:proofErr w:type="spellEnd"/>
+      <w:r>
+        <w:rPr>
+          <w:sz w:val="20"/>
+          <w:szCs w:val="20"/>
+        </w:rPr>
+        <w:t xml:space="preserve"> think is because it means you're not out of play, always good defence and then if behind ball when attacking= in control of ball. </w:t>
+      </w:r>
+      <w:proofErr w:type="gramStart"/>
+      <w:r>
+        <w:rPr>
+          <w:sz w:val="20"/>
+          <w:szCs w:val="20"/>
+        </w:rPr>
+        <w:t>also</w:t>
+      </w:r>
+      <w:proofErr w:type="gramEnd"/>
+      <w:r>
+        <w:rPr>
+          <w:sz w:val="20"/>
+          <w:szCs w:val="20"/>
+        </w:rPr>
+        <w:t xml:space="preserve"> could show where </w:t>
+      </w:r>
+      <w:proofErr w:type="spellStart"/>
+      <w:r>
+        <w:rPr>
+          <w:sz w:val="20"/>
+          <w:szCs w:val="20"/>
+        </w:rPr>
+        <w:t>avg</w:t>
+      </w:r>
+      <w:proofErr w:type="spellEnd"/>
+      <w:r>
+        <w:rPr>
+          <w:sz w:val="20"/>
+          <w:szCs w:val="20"/>
+        </w:rPr>
+        <w:t xml:space="preserve"> ball position is, if in someone else's half probably likely they're on defence most of game=lose</w:t>
       </w:r>
     </w:p>
     <w:p>
@@ -1423,7 +2136,23 @@
           <w:sz w:val="20"/>
           <w:szCs w:val="20"/>
         </w:rPr>
-        <w:t xml:space="preserve">A lot of the playstyle suggestions are useful, especially a-f, they line up with general ones I thought of as well as previous answers to this question, since many of these terms and labels are used frequently when describing a specific player. The characteristics related to each ones I generally agree with and will likely be included somewhat when creating the model that gives the user a playstyle. </w:t>
+        <w:t xml:space="preserve">A lot of the playstyle suggestions are useful, especially a-f, they line up with general ones I thought of as well as previous answers to this question, since many of these terms and labels are used frequently when describing a specific player. The characteristics related to each </w:t>
+      </w:r>
+      <w:proofErr w:type="gramStart"/>
+      <w:r>
+        <w:rPr>
+          <w:sz w:val="20"/>
+          <w:szCs w:val="20"/>
+        </w:rPr>
+        <w:t>ones</w:t>
+      </w:r>
+      <w:proofErr w:type="gramEnd"/>
+      <w:r>
+        <w:rPr>
+          <w:sz w:val="20"/>
+          <w:szCs w:val="20"/>
+        </w:rPr>
+        <w:t xml:space="preserve"> I generally agree with and will likely be included somewhat when creating the model that gives the user a playstyle. </w:t>
       </w:r>
     </w:p>
     <w:p>
@@ -1454,7 +2183,23 @@
           <w:szCs w:val="20"/>
         </w:rPr>
         <w:lastRenderedPageBreak/>
-        <w:t>Also, the multiple pieces of advice included in q5 for each playstyle show that when giving general advice for one, I can also back it up with evidence, so specific advice can be highlighted more if there are specific statistics that can be shown to prove it. i.e: a player may be a bumper (enforcer), so if labelled so, and their time spent near their goal is much lower than average for their rank before a goal occurs, the site could give the advice that they aren’t back to defend enough and provide that statistic in comparison to the average one.</w:t>
+        <w:t xml:space="preserve">Also, the multiple pieces of advice included in q5 for each playstyle show that when giving general advice for one, I can also back it up with evidence, so specific advice can be highlighted more if there are specific statistics that can be shown to prove it. </w:t>
+      </w:r>
+      <w:proofErr w:type="spellStart"/>
+      <w:r>
+        <w:rPr>
+          <w:sz w:val="20"/>
+          <w:szCs w:val="20"/>
+        </w:rPr>
+        <w:t>i.e</w:t>
+      </w:r>
+      <w:proofErr w:type="spellEnd"/>
+      <w:r>
+        <w:rPr>
+          <w:sz w:val="20"/>
+          <w:szCs w:val="20"/>
+        </w:rPr>
+        <w:t>: a player may be a bumper (enforcer), so if labelled so, and their time spent near their goal is much lower than average for their rank before a goal occurs, the site could give the advice that they aren’t back to defend enough and provide that statistic in comparison to the average one.</w:t>
       </w:r>
     </w:p>
     <w:p>
@@ -1531,12 +2276,53 @@
           <w:szCs w:val="20"/>
         </w:rPr>
       </w:pPr>
-      <w:r>
-        <w:rPr>
-          <w:sz w:val="20"/>
-          <w:szCs w:val="20"/>
-        </w:rPr>
-        <w:t>Yes ive used it to improve my rotation through heat maps e.g. not staying one place at once or rotating into goal and mostly to look at more indepth stats of the games</w:t>
+      <w:proofErr w:type="gramStart"/>
+      <w:r>
+        <w:rPr>
+          <w:sz w:val="20"/>
+          <w:szCs w:val="20"/>
+        </w:rPr>
+        <w:t>Yes</w:t>
+      </w:r>
+      <w:proofErr w:type="gramEnd"/>
+      <w:r>
+        <w:rPr>
+          <w:sz w:val="20"/>
+          <w:szCs w:val="20"/>
+        </w:rPr>
+        <w:t xml:space="preserve"> </w:t>
+      </w:r>
+      <w:proofErr w:type="spellStart"/>
+      <w:r>
+        <w:rPr>
+          <w:sz w:val="20"/>
+          <w:szCs w:val="20"/>
+        </w:rPr>
+        <w:t>ive</w:t>
+      </w:r>
+      <w:proofErr w:type="spellEnd"/>
+      <w:r>
+        <w:rPr>
+          <w:sz w:val="20"/>
+          <w:szCs w:val="20"/>
+        </w:rPr>
+        <w:t xml:space="preserve"> used it to improve my rotation through heat maps e.g. not staying one place at once or rotating into goal and mostly to look at more </w:t>
+      </w:r>
+      <w:proofErr w:type="spellStart"/>
+      <w:r>
+        <w:rPr>
+          <w:sz w:val="20"/>
+          <w:szCs w:val="20"/>
+        </w:rPr>
+        <w:t>indepth</w:t>
+      </w:r>
+      <w:proofErr w:type="spellEnd"/>
+      <w:r>
+        <w:rPr>
+          <w:sz w:val="20"/>
+          <w:szCs w:val="20"/>
+        </w:rPr>
+        <w:t xml:space="preserve"> stats of the games</w:t>
       </w:r>
     </w:p>
     <w:p>
@@ -1576,8 +2362,17 @@
           <w:sz w:val="20"/>
           <w:szCs w:val="20"/>
         </w:rPr>
-        <w:t>chasey, controlled, fast, grounded, aerialed</w:t>
-      </w:r>
+        <w:t xml:space="preserve">chasey, controlled, fast, grounded, </w:t>
+      </w:r>
+      <w:proofErr w:type="spellStart"/>
+      <w:r>
+        <w:rPr>
+          <w:sz w:val="20"/>
+          <w:szCs w:val="20"/>
+        </w:rPr>
+        <w:t>aerialed</w:t>
+      </w:r>
+      <w:proofErr w:type="spellEnd"/>
     </w:p>
     <w:p>
       <w:pPr>
@@ -1676,7 +2471,23 @@
           <w:sz w:val="20"/>
           <w:szCs w:val="20"/>
         </w:rPr>
-        <w:t>probably percentage positioned in certain areas and percentage of time infront/behind the ball</w:t>
+        <w:t xml:space="preserve">probably percentage positioned in certain areas and percentage of time </w:t>
+      </w:r>
+      <w:proofErr w:type="spellStart"/>
+      <w:r>
+        <w:rPr>
+          <w:sz w:val="20"/>
+          <w:szCs w:val="20"/>
+        </w:rPr>
+        <w:t>infront</w:t>
+      </w:r>
+      <w:proofErr w:type="spellEnd"/>
+      <w:r>
+        <w:rPr>
+          <w:sz w:val="20"/>
+          <w:szCs w:val="20"/>
+        </w:rPr>
+        <w:t>/behind the ball</w:t>
       </w:r>
     </w:p>
     <w:p>
@@ -5592,7 +6403,15 @@
     </w:p>
     <w:p>
       <w:r>
-        <w:t xml:space="preserve">After the first request (34908 ms), each request afterward happened sequentially, with around 7000ms between them on average (7 seconds). </w:t>
+        <w:t xml:space="preserve">After the first request (34908 </w:t>
+      </w:r>
+      <w:proofErr w:type="spellStart"/>
+      <w:r>
+        <w:t>ms</w:t>
+      </w:r>
+      <w:proofErr w:type="spellEnd"/>
+      <w:r>
+        <w:t xml:space="preserve">), each request afterward happened sequentially, with around 7000ms between them on average (7 seconds). </w:t>
       </w:r>
     </w:p>
     <w:p>
@@ -5717,7 +6536,15 @@
     </w:p>
     <w:p>
       <w:r>
-        <w:t>Data Overview (with KrysJP as target player)</w:t>
+        <w:t xml:space="preserve">Data Overview (with </w:t>
+      </w:r>
+      <w:proofErr w:type="spellStart"/>
+      <w:r>
+        <w:t>KrysJP</w:t>
+      </w:r>
+      <w:proofErr w:type="spellEnd"/>
+      <w:r>
+        <w:t xml:space="preserve"> as target player)</w:t>
       </w:r>
     </w:p>
     <w:p>
@@ -6610,14 +7437,14 @@
     <w:p>
       <w:pPr>
         <w:rPr>
-          <w:b/>
-          <w:bCs/>
-        </w:rPr>
-      </w:pPr>
-      <w:r>
-        <w:rPr>
-          <w:b/>
-          <w:bCs/>
+          <w:noProof/>
+        </w:rPr>
+      </w:pPr>
+      <w:r>
+        <w:rPr>
+          <w:b/>
+          <w:bCs/>
+          <w:noProof/>
         </w:rPr>
         <w:drawing>
           <wp:inline distT="0" distB="0" distL="0" distR="0" wp14:anchorId="664D97F9" wp14:editId="49CC1F85">
@@ -6659,6 +7486,7 @@
         <w:rPr>
           <w:b/>
           <w:bCs/>
+          <w:noProof/>
         </w:rPr>
         <w:drawing>
           <wp:inline distT="0" distB="0" distL="0" distR="0" wp14:anchorId="0C9B679B" wp14:editId="40E261C7">
@@ -6701,6 +7529,215 @@
           <w:noProof/>
         </w:rPr>
         <w:t xml:space="preserve"> </w:t>
+      </w:r>
+    </w:p>
+    <w:p>
+      <w:pPr>
+        <w:rPr>
+          <w:b/>
+          <w:bCs/>
+          <w:noProof/>
+          <w:sz w:val="24"/>
+          <w:szCs w:val="24"/>
+        </w:rPr>
+      </w:pPr>
+      <w:r>
+        <w:rPr>
+          <w:b/>
+          <w:bCs/>
+          <w:noProof/>
+          <w:sz w:val="24"/>
+          <w:szCs w:val="24"/>
+        </w:rPr>
+        <w:lastRenderedPageBreak/>
+        <w:t>Appendix G – Evaluation</w:t>
+      </w:r>
+    </w:p>
+    <w:p>
+      <w:pPr>
+        <w:rPr>
+          <w:b/>
+          <w:bCs/>
+          <w:noProof/>
+        </w:rPr>
+      </w:pPr>
+      <w:r>
+        <w:rPr>
+          <w:b/>
+          <w:bCs/>
+          <w:noProof/>
+        </w:rPr>
+        <w:t>Appendix G.1 – End-user tests</w:t>
+      </w:r>
+    </w:p>
+    <w:p>
+      <w:r>
+        <w:t>User 1:</w:t>
+      </w:r>
+    </w:p>
+    <w:p>
+      <w:r>
+        <w:t xml:space="preserve">It has a very high level of trend spotting and ability to reason why the playstyle has been selected, </w:t>
+      </w:r>
+      <w:proofErr w:type="spellStart"/>
+      <w:r>
+        <w:t>aswell</w:t>
+      </w:r>
+      <w:proofErr w:type="spellEnd"/>
+      <w:r>
+        <w:t xml:space="preserve"> as giving ways of how this playstyle could negatively impact you or your teammates, by either pointing out how decision making could be improved with selection of using common plays e.g. shooting or general pitch positioning.</w:t>
+      </w:r>
+      <w:r>
+        <w:t xml:space="preserve"> </w:t>
+      </w:r>
+    </w:p>
+    <w:p>
+      <w:r>
+        <w:t xml:space="preserve">Possible improvement: </w:t>
+      </w:r>
+      <w:proofErr w:type="spellStart"/>
+      <w:r>
+        <w:t>i</w:t>
+      </w:r>
+      <w:proofErr w:type="spellEnd"/>
+      <w:r>
+        <w:t xml:space="preserve"> feel like if it was possible to input more parameters, to show a more direct influence of a playstyle apart from the norm of </w:t>
+      </w:r>
+      <w:proofErr w:type="spellStart"/>
+      <w:r>
+        <w:t>ballchasings</w:t>
+      </w:r>
+      <w:proofErr w:type="spellEnd"/>
+      <w:r>
+        <w:t xml:space="preserve"> parameters that it pulls e.g. interceptions, </w:t>
+      </w:r>
+      <w:proofErr w:type="spellStart"/>
+      <w:r>
+        <w:t>possesion</w:t>
+      </w:r>
+      <w:proofErr w:type="spellEnd"/>
+      <w:r>
+        <w:t xml:space="preserve"> lost and gained, challenges, clears, bumps taken/given (not demos). Implementing more of these could swing percentage numbers for playstyles and increase the idea of potential flaws given.</w:t>
+      </w:r>
+    </w:p>
+    <w:p>
+      <w:r>
+        <w:t>User 2:</w:t>
+      </w:r>
+    </w:p>
+    <w:p>
+      <w:r>
+        <w:t xml:space="preserve">The webapp is very informative, showing how my playstyle can be beneficial but also detrimental in high level lobbies. The consideration and tips on improvement are insightful with general consideration on other playstyles. </w:t>
+      </w:r>
+      <w:proofErr w:type="gramStart"/>
+      <w:r>
+        <w:t>Also</w:t>
+      </w:r>
+      <w:proofErr w:type="gramEnd"/>
+      <w:r>
+        <w:t xml:space="preserve"> the figures/graph are attractive, with options to compare your gameplay with other ranks.</w:t>
+      </w:r>
+    </w:p>
+    <w:p>
+      <w:r>
+        <w:t xml:space="preserve">Possible improvement: </w:t>
+      </w:r>
+      <w:r>
+        <w:t xml:space="preserve">Maybe consider the playstyle of other players in the chosen replay, and what combinations/percentages of playstyles would work best within that specific game to have a better chance at winning (idk how </w:t>
+      </w:r>
+      <w:proofErr w:type="spellStart"/>
+      <w:r>
+        <w:t>youd</w:t>
+      </w:r>
+      <w:proofErr w:type="spellEnd"/>
+      <w:r>
+        <w:t xml:space="preserve"> do this but it would be </w:t>
+      </w:r>
+      <w:proofErr w:type="spellStart"/>
+      <w:r>
+        <w:t>kinda</w:t>
+      </w:r>
+      <w:proofErr w:type="spellEnd"/>
+      <w:r>
+        <w:t xml:space="preserve"> cool). </w:t>
+      </w:r>
+    </w:p>
+    <w:p>
+      <w:r>
+        <w:t>User 3:</w:t>
+      </w:r>
+    </w:p>
+    <w:p>
+      <w:r>
+        <w:t xml:space="preserve">Honestly bro the radar charts are class because you can literally just look at them and go "oh right I'm way worse at saves than everyone else at my rank" without having to sit there wondering why </w:t>
+      </w:r>
+      <w:proofErr w:type="spellStart"/>
+      <w:r>
+        <w:t>i</w:t>
+      </w:r>
+      <w:proofErr w:type="spellEnd"/>
+      <w:r>
+        <w:t xml:space="preserve"> get </w:t>
+      </w:r>
+      <w:r>
+        <w:t>terrible</w:t>
+      </w:r>
+      <w:r>
+        <w:t xml:space="preserve"> t</w:t>
+      </w:r>
+      <w:r>
+        <w:t>eammate</w:t>
+      </w:r>
+      <w:r>
+        <w:t xml:space="preserve">s, and the playstyle thing is proper useful because instead of just giving you a load of numbers it straight up tells you you're a </w:t>
+      </w:r>
+      <w:proofErr w:type="spellStart"/>
+      <w:r>
+        <w:t>ballchaser</w:t>
+      </w:r>
+      <w:proofErr w:type="spellEnd"/>
+      <w:r>
+        <w:t xml:space="preserve"> and here's why that's causing you problems,  so you actually know what to work on next session instead of just vibing and hoping you get better. </w:t>
+      </w:r>
+    </w:p>
+    <w:p>
+      <w:r>
+        <w:t xml:space="preserve">Possible improvement: </w:t>
+      </w:r>
+      <w:r>
+        <w:t xml:space="preserve">I think it might be too complicated but adding like a heat map of your car and comparing that to pros or people that are doing good in your rank would be better but </w:t>
+      </w:r>
+      <w:proofErr w:type="gramStart"/>
+      <w:r>
+        <w:t>being a computer science student</w:t>
+      </w:r>
+      <w:proofErr w:type="gramEnd"/>
+      <w:r>
+        <w:t xml:space="preserve"> I know that's going to be a lot of work</w:t>
+      </w:r>
+      <w:r>
+        <w:t>.</w:t>
+      </w:r>
+    </w:p>
+    <w:p>
+      <w:r>
+        <w:t>User 4:</w:t>
+      </w:r>
+    </w:p>
+    <w:p>
+      <w:r>
+        <w:t xml:space="preserve">review: providing interesting and accurate descriptions of different playstyles and possible flaws to work on. </w:t>
+      </w:r>
+    </w:p>
+    <w:p>
+      <w:r>
+        <w:t xml:space="preserve">Improvements: provide profile so you can compare different data sets and </w:t>
+      </w:r>
+      <w:r>
+        <w:t>compare</w:t>
+      </w:r>
+      <w:r>
+        <w:t xml:space="preserve"> days etc</w:t>
       </w:r>
     </w:p>
     <w:sectPr>
